--- a/Hệ thống mẫu văn bản/Nguyên đã làm/Kế hoạch dạy học Tin học từng lớp/Kế hoạch dạy học môn Tin học - Lớp 2 - 2026 - 2027.docx
+++ b/Hệ thống mẫu văn bản/Nguyên đã làm/Kế hoạch dạy học Tin học từng lớp/Kế hoạch dạy học môn Tin học - Lớp 2 - 2026 - 2027.docx
@@ -18,6 +18,7 @@
         <w:rPr>
           <w:rFonts w:ascii="Times New Roman" w:hAnsi="Times New Roman"/>
           <w:sz w:val="26"/>
+          <w:rFonts w:ascii="Times New Roman" w:hAnsi="Times New Roman" w:cs="Times New Roman"/>
         </w:rPr>
         <w:t>Phụ lục 1</w:t>
       </w:r>
@@ -36,6 +37,7 @@
           <w:b/>
           <w:bCs/>
           <w:sz w:val="26"/>
+          <w:rFonts w:ascii="Times New Roman" w:hAnsi="Times New Roman" w:cs="Times New Roman"/>
         </w:rPr>
         <w:t>KHUNG KẾ HOẠCH DẠY HỌC MÔN</w:t>
       </w:r>
@@ -45,6 +47,7 @@
           <w:b/>
           <w:bCs/>
           <w:sz w:val="26"/>
+          <w:rFonts w:ascii="Times New Roman" w:hAnsi="Times New Roman" w:cs="Times New Roman"/>
         </w:rPr>
         <w:t xml:space="preserve"> TIN HỌC</w:t>
       </w:r>
@@ -60,6 +63,7 @@
         <w:rPr>
           <w:rFonts w:ascii="Times New Roman" w:hAnsi="Times New Roman"/>
           <w:sz w:val="26"/>
+          <w:rFonts w:ascii="Times New Roman" w:hAnsi="Times New Roman" w:cs="Times New Roman"/>
         </w:rPr>
         <w:t>(</w:t>
       </w:r>
@@ -69,6 +73,7 @@
           <w:i/>
           <w:iCs/>
           <w:sz w:val="26"/>
+          <w:rFonts w:ascii="Times New Roman" w:hAnsi="Times New Roman" w:cs="Times New Roman"/>
         </w:rPr>
         <w:t>Kèm theo Công văn số 5512/BGDĐT-GDTrH ngày 18 tháng 12 năm 2022 của Bộ GDĐT)</w:t>
       </w:r>
@@ -111,6 +116,7 @@
                 <w:rFonts w:ascii="Times New Roman" w:eastAsia="Times New Roman" w:hAnsi="Times New Roman" w:cs="Times New Roman"/>
                 <w:sz w:val="26"/>
                 <w:szCs w:val="26"/>
+                <w:rFonts w:ascii="Times New Roman" w:hAnsi="Times New Roman" w:cs="Times New Roman"/>
               </w:rPr>
               <w:t xml:space="preserve">TRƯỜNG: </w:t>
             </w:r>
@@ -128,6 +134,7 @@
                 <w:rFonts w:ascii="Times New Roman" w:eastAsia="Times New Roman" w:hAnsi="Times New Roman" w:cs="Times New Roman"/>
                 <w:sz w:val="26"/>
                 <w:szCs w:val="26"/>
+                <w:rFonts w:ascii="Times New Roman" w:hAnsi="Times New Roman" w:cs="Times New Roman"/>
               </w:rPr>
               <w:t>Tiểu học &amp; THCS UNIGO</w:t>
             </w:r>
@@ -147,6 +154,7 @@
                 <w:sz w:val="26"/>
                 <w:szCs w:val="26"/>
                 <w:u w:val="single"/>
+                <w:rFonts w:ascii="Times New Roman" w:hAnsi="Times New Roman" w:cs="Times New Roman"/>
               </w:rPr>
               <w:t>TỔ:</w:t>
             </w:r>
@@ -156,6 +164,7 @@
                 <w:sz w:val="26"/>
                 <w:szCs w:val="26"/>
                 <w:u w:val="single"/>
+                <w:rFonts w:ascii="Times New Roman" w:hAnsi="Times New Roman" w:cs="Times New Roman"/>
               </w:rPr>
               <w:t xml:space="preserve"> </w:t>
             </w:r>
@@ -164,6 +173,7 @@
                 <w:rFonts w:ascii="Times New Roman" w:eastAsia="Times New Roman" w:hAnsi="Times New Roman" w:cs="Times New Roman"/>
                 <w:sz w:val="26"/>
                 <w:szCs w:val="26"/>
+                <w:rFonts w:ascii="Times New Roman" w:hAnsi="Times New Roman" w:cs="Times New Roman"/>
               </w:rPr>
               <w:t>Tin học</w:t>
             </w:r>
@@ -187,6 +197,7 @@
                 <w:rFonts w:ascii="Times New Roman" w:eastAsia="Times New Roman" w:hAnsi="Times New Roman" w:cs="Times New Roman"/>
                 <w:sz w:val="26"/>
                 <w:szCs w:val="26"/>
+                <w:rFonts w:ascii="Times New Roman" w:hAnsi="Times New Roman" w:cs="Times New Roman"/>
               </w:rPr>
               <w:t>CỘNG HOÀ XÃ HỘI CHỦ NGHĨA VIỆT NAM</w:t>
             </w:r>
@@ -211,6 +222,7 @@
                 <w:sz w:val="26"/>
                 <w:szCs w:val="26"/>
                 <w:u w:val="single"/>
+                <w:rFonts w:ascii="Times New Roman" w:hAnsi="Times New Roman" w:cs="Times New Roman"/>
               </w:rPr>
               <w:t>Độc lập- Tự do-Hạnh phúc</w:t>
             </w:r>
@@ -271,6 +283,7 @@
           <w:b/>
           <w:bCs/>
           <w:sz w:val="26"/>
+          <w:rFonts w:ascii="Times New Roman" w:hAnsi="Times New Roman" w:cs="Times New Roman"/>
         </w:rPr>
         <w:t>KẾ HOẠCH DẠY HỌC</w:t>
       </w:r>
@@ -287,6 +300,7 @@
         <w:rPr>
           <w:rFonts w:ascii="Times New Roman" w:hAnsi="Times New Roman"/>
           <w:sz w:val="26"/>
+          <w:rFonts w:ascii="Times New Roman" w:hAnsi="Times New Roman" w:cs="Times New Roman"/>
         </w:rPr>
         <w:t>MÔN HỌC/HOẠT ĐỘNG GIÁO DỤC TIN HỌC LỚP 2</w:t>
       </w:r>
@@ -299,6 +313,7 @@
         <w:rPr>
           <w:rFonts w:ascii="Times New Roman" w:hAnsi="Times New Roman"/>
           <w:sz w:val="26"/>
+          <w:rFonts w:ascii="Times New Roman" w:hAnsi="Times New Roman" w:cs="Times New Roman"/>
         </w:rPr>
         <w:t>(Năm học 2026-2027)</w:t>
       </w:r>
@@ -316,6 +331,7 @@
           <w:b/>
           <w:bCs/>
           <w:sz w:val="26"/>
+          <w:rFonts w:ascii="Times New Roman" w:hAnsi="Times New Roman" w:cs="Times New Roman"/>
         </w:rPr>
         <w:t>I. Đặc điểm tình hình</w:t>
       </w:r>
@@ -333,6 +349,7 @@
           <w:b/>
           <w:bCs/>
           <w:sz w:val="26"/>
+          <w:rFonts w:ascii="Times New Roman" w:hAnsi="Times New Roman" w:cs="Times New Roman"/>
         </w:rPr>
         <w:t>1. Số lớp………; Số học sinh:……;Số học sinh học chuyên đề lựa chọn (Nếu có):……</w:t>
       </w:r>
@@ -350,6 +367,7 @@
           <w:b/>
           <w:bCs/>
           <w:sz w:val="26"/>
+          <w:rFonts w:ascii="Times New Roman" w:hAnsi="Times New Roman" w:cs="Times New Roman"/>
         </w:rPr>
         <w:t>2. Tình hình đội ngũ:</w:t>
       </w:r>
@@ -364,6 +382,7 @@
           <w:b/>
           <w:bCs/>
           <w:sz w:val="26"/>
+          <w:rFonts w:ascii="Times New Roman" w:hAnsi="Times New Roman" w:cs="Times New Roman"/>
         </w:rPr>
         <w:t xml:space="preserve">- </w:t>
       </w:r>
@@ -371,6 +390,7 @@
         <w:rPr>
           <w:rFonts w:ascii="Times New Roman" w:hAnsi="Times New Roman"/>
           <w:sz w:val="26"/>
+          <w:rFonts w:ascii="Times New Roman" w:hAnsi="Times New Roman" w:cs="Times New Roman"/>
         </w:rPr>
         <w:t>Sĩ</w:t>
       </w:r>
@@ -378,6 +398,7 @@
         <w:rPr>
           <w:rFonts w:ascii="Times New Roman" w:hAnsi="Times New Roman"/>
           <w:sz w:val="26"/>
+          <w:rFonts w:ascii="Times New Roman" w:hAnsi="Times New Roman" w:cs="Times New Roman"/>
         </w:rPr>
         <w:t xml:space="preserve"> số</w:t>
       </w:r>
@@ -385,6 +406,7 @@
         <w:rPr>
           <w:rFonts w:ascii="Times New Roman" w:hAnsi="Times New Roman"/>
           <w:sz w:val="26"/>
+          <w:rFonts w:ascii="Times New Roman" w:hAnsi="Times New Roman" w:cs="Times New Roman"/>
         </w:rPr>
         <w:t xml:space="preserve"> giáo viên:</w:t>
       </w:r>
@@ -392,6 +414,7 @@
         <w:rPr>
           <w:rFonts w:ascii="Times New Roman" w:hAnsi="Times New Roman"/>
           <w:sz w:val="26"/>
+          <w:rFonts w:ascii="Times New Roman" w:hAnsi="Times New Roman" w:cs="Times New Roman"/>
         </w:rPr>
         <w:t xml:space="preserve"> 1</w:t>
       </w:r>
@@ -404,6 +427,7 @@
         <w:rPr>
           <w:rFonts w:ascii="Times New Roman" w:hAnsi="Times New Roman"/>
           <w:sz w:val="26"/>
+          <w:rFonts w:ascii="Times New Roman" w:hAnsi="Times New Roman" w:cs="Times New Roman"/>
         </w:rPr>
         <w:t>- Trình độ đào tạo: Cao đẳng:…………Đại học:……</w:t>
       </w:r>
@@ -411,6 +435,7 @@
         <w:rPr>
           <w:rFonts w:ascii="Times New Roman" w:hAnsi="Times New Roman"/>
           <w:sz w:val="26"/>
+          <w:rFonts w:ascii="Times New Roman" w:hAnsi="Times New Roman" w:cs="Times New Roman"/>
         </w:rPr>
         <w:t>1</w:t>
       </w:r>
@@ -418,6 +443,7 @@
         <w:rPr>
           <w:rFonts w:ascii="Times New Roman" w:hAnsi="Times New Roman"/>
           <w:sz w:val="26"/>
+          <w:rFonts w:ascii="Times New Roman" w:hAnsi="Times New Roman" w:cs="Times New Roman"/>
         </w:rPr>
         <w:t>……..; Trên Đại học:…………</w:t>
       </w:r>
@@ -430,6 +456,7 @@
         <w:rPr>
           <w:rFonts w:ascii="Times New Roman" w:hAnsi="Times New Roman"/>
           <w:sz w:val="26"/>
+          <w:rFonts w:ascii="Times New Roman" w:hAnsi="Times New Roman" w:cs="Times New Roman"/>
         </w:rPr>
         <w:t>- Mức chuẩn nghề nghiệp: Tốt:……</w:t>
       </w:r>
@@ -437,6 +464,7 @@
         <w:rPr>
           <w:rFonts w:ascii="Times New Roman" w:hAnsi="Times New Roman"/>
           <w:sz w:val="26"/>
+          <w:rFonts w:ascii="Times New Roman" w:hAnsi="Times New Roman" w:cs="Times New Roman"/>
         </w:rPr>
         <w:t>1</w:t>
       </w:r>
@@ -444,6 +472,7 @@
         <w:rPr>
           <w:rFonts w:ascii="Times New Roman" w:hAnsi="Times New Roman"/>
           <w:sz w:val="26"/>
+          <w:rFonts w:ascii="Times New Roman" w:hAnsi="Times New Roman" w:cs="Times New Roman"/>
         </w:rPr>
         <w:t>…….; Khá:………; Đạt:………..;Chưa đạt:……</w:t>
       </w:r>
@@ -461,6 +490,7 @@
           <w:b/>
           <w:bCs/>
           <w:sz w:val="26"/>
+          <w:rFonts w:ascii="Times New Roman" w:hAnsi="Times New Roman" w:cs="Times New Roman"/>
         </w:rPr>
         <w:t>3. Thiết bị dạy học: (</w:t>
       </w:r>
@@ -470,6 +500,7 @@
           <w:i/>
           <w:iCs/>
           <w:sz w:val="26"/>
+          <w:rFonts w:ascii="Times New Roman" w:hAnsi="Times New Roman" w:cs="Times New Roman"/>
         </w:rPr>
         <w:t>Trình bày cụ thể các thiết bị dạy học có thể sử dụng để tổ chức dạy học/môn học/hoạt động giáo dục)</w:t>
       </w:r>
@@ -523,6 +554,7 @@
                 <w:bCs/>
                 <w:sz w:val="26"/>
                 <w:szCs w:val="26"/>
+                <w:rFonts w:ascii="Times New Roman" w:hAnsi="Times New Roman" w:cs="Times New Roman"/>
               </w:rPr>
               <w:t>STT</w:t>
             </w:r>
@@ -550,6 +582,7 @@
                 <w:bCs/>
                 <w:sz w:val="26"/>
                 <w:szCs w:val="26"/>
+                <w:rFonts w:ascii="Times New Roman" w:hAnsi="Times New Roman" w:cs="Times New Roman"/>
               </w:rPr>
               <w:t>Thiết bị dạy học</w:t>
             </w:r>
@@ -577,6 +610,7 @@
                 <w:bCs/>
                 <w:sz w:val="26"/>
                 <w:szCs w:val="26"/>
+                <w:rFonts w:ascii="Times New Roman" w:hAnsi="Times New Roman" w:cs="Times New Roman"/>
               </w:rPr>
               <w:t>Số lượng</w:t>
             </w:r>
@@ -604,6 +638,7 @@
                 <w:bCs/>
                 <w:sz w:val="26"/>
                 <w:szCs w:val="26"/>
+                <w:rFonts w:ascii="Times New Roman" w:hAnsi="Times New Roman" w:cs="Times New Roman"/>
               </w:rPr>
               <w:t>Các bài thí nghiệm/thực hành</w:t>
             </w:r>
@@ -631,6 +666,7 @@
                 <w:bCs/>
                 <w:sz w:val="26"/>
                 <w:szCs w:val="26"/>
+                <w:rFonts w:ascii="Times New Roman" w:hAnsi="Times New Roman" w:cs="Times New Roman"/>
               </w:rPr>
               <w:t>Gihi chú</w:t>
             </w:r>
@@ -658,6 +694,7 @@
                 <w:rFonts w:ascii="Times New Roman" w:eastAsia="Times New Roman" w:hAnsi="Times New Roman" w:cs="Times New Roman"/>
                 <w:sz w:val="26"/>
                 <w:szCs w:val="26"/>
+                <w:rFonts w:ascii="Times New Roman" w:hAnsi="Times New Roman" w:cs="Times New Roman"/>
               </w:rPr>
               <w:t>1</w:t>
             </w:r>
@@ -680,6 +717,7 @@
                 <w:rFonts w:ascii="Times New Roman" w:eastAsia="Times New Roman" w:hAnsi="Times New Roman" w:cs="Times New Roman"/>
                 <w:sz w:val="26"/>
                 <w:szCs w:val="26"/>
+                <w:rFonts w:ascii="Times New Roman" w:hAnsi="Times New Roman" w:cs="Times New Roman"/>
               </w:rPr>
               <w:t>Máy chiếu</w:t>
             </w:r>
@@ -702,6 +740,7 @@
                 <w:rFonts w:ascii="Times New Roman" w:eastAsia="Times New Roman" w:hAnsi="Times New Roman" w:cs="Times New Roman"/>
                 <w:sz w:val="26"/>
                 <w:szCs w:val="26"/>
+                <w:rFonts w:ascii="Times New Roman" w:hAnsi="Times New Roman" w:cs="Times New Roman"/>
               </w:rPr>
               <w:t>1</w:t>
             </w:r>
@@ -757,6 +796,7 @@
                 <w:rFonts w:ascii="Times New Roman" w:eastAsia="Times New Roman" w:hAnsi="Times New Roman" w:cs="Times New Roman"/>
                 <w:sz w:val="26"/>
                 <w:szCs w:val="26"/>
+                <w:rFonts w:ascii="Times New Roman" w:hAnsi="Times New Roman" w:cs="Times New Roman"/>
               </w:rPr>
               <w:t>2</w:t>
             </w:r>
@@ -779,6 +819,7 @@
                 <w:rFonts w:ascii="Times New Roman" w:eastAsia="Times New Roman" w:hAnsi="Times New Roman" w:cs="Times New Roman"/>
                 <w:sz w:val="26"/>
                 <w:szCs w:val="26"/>
+                <w:rFonts w:ascii="Times New Roman" w:hAnsi="Times New Roman" w:cs="Times New Roman"/>
               </w:rPr>
               <w:t>Máy tính</w:t>
             </w:r>
@@ -840,6 +881,7 @@
               <w:rPr>
                 <w:rFonts w:ascii="Times New Roman" w:hAnsi="Times New Roman"/>
                 <w:sz w:val="26"/>
+                <w:rFonts w:ascii="Times New Roman" w:hAnsi="Times New Roman" w:cs="Times New Roman"/>
               </w:rPr>
               <w:t>….</w:t>
             </w:r>
@@ -884,6 +926,7 @@
           <w:b/>
           <w:bCs/>
           <w:sz w:val="26"/>
+          <w:rFonts w:ascii="Times New Roman" w:hAnsi="Times New Roman" w:cs="Times New Roman"/>
         </w:rPr>
         <w:t xml:space="preserve">4. Phòng học bộ môn/phòng thí nghiệm/phòng đa năng/sân chơi, bãi tập </w:t>
       </w:r>
@@ -891,6 +934,7 @@
         <w:rPr>
           <w:rFonts w:ascii="Times New Roman" w:hAnsi="Times New Roman"/>
           <w:sz w:val="26"/>
+          <w:rFonts w:ascii="Times New Roman" w:hAnsi="Times New Roman" w:cs="Times New Roman"/>
         </w:rPr>
         <w:t>(</w:t>
       </w:r>
@@ -900,6 +944,7 @@
           <w:i/>
           <w:iCs/>
           <w:sz w:val="26"/>
+          <w:rFonts w:ascii="Times New Roman" w:hAnsi="Times New Roman" w:cs="Times New Roman"/>
         </w:rPr>
         <w:t>Trinh bày cụ thể các phòng thí nghiệm/phòng bộ môn/phòng đa năng/sân chơi/bãi tập có thể sử dụng để tổ chức dạy học môn học/hoạt động giáo dục)</w:t>
       </w:r>
@@ -953,6 +998,7 @@
                 <w:bCs/>
                 <w:sz w:val="26"/>
                 <w:szCs w:val="26"/>
+                <w:rFonts w:ascii="Times New Roman" w:hAnsi="Times New Roman" w:cs="Times New Roman"/>
               </w:rPr>
               <w:t>STT</w:t>
             </w:r>
@@ -980,6 +1026,7 @@
                 <w:bCs/>
                 <w:sz w:val="26"/>
                 <w:szCs w:val="26"/>
+                <w:rFonts w:ascii="Times New Roman" w:hAnsi="Times New Roman" w:cs="Times New Roman"/>
               </w:rPr>
               <w:t>Tên phòng</w:t>
             </w:r>
@@ -1007,6 +1054,7 @@
                 <w:bCs/>
                 <w:sz w:val="26"/>
                 <w:szCs w:val="26"/>
+                <w:rFonts w:ascii="Times New Roman" w:hAnsi="Times New Roman" w:cs="Times New Roman"/>
               </w:rPr>
               <w:t>Số lượng</w:t>
             </w:r>
@@ -1034,6 +1082,7 @@
                 <w:bCs/>
                 <w:sz w:val="26"/>
                 <w:szCs w:val="26"/>
+                <w:rFonts w:ascii="Times New Roman" w:hAnsi="Times New Roman" w:cs="Times New Roman"/>
               </w:rPr>
               <w:t>Phạm vi và nội dung sử dụng</w:t>
             </w:r>
@@ -1061,6 +1110,7 @@
                 <w:bCs/>
                 <w:sz w:val="26"/>
                 <w:szCs w:val="26"/>
+                <w:rFonts w:ascii="Times New Roman" w:hAnsi="Times New Roman" w:cs="Times New Roman"/>
               </w:rPr>
               <w:t>Gihi chú</w:t>
             </w:r>
@@ -1088,6 +1138,7 @@
                 <w:rFonts w:ascii="Times New Roman" w:eastAsia="Times New Roman" w:hAnsi="Times New Roman" w:cs="Times New Roman"/>
                 <w:sz w:val="26"/>
                 <w:szCs w:val="26"/>
+                <w:rFonts w:ascii="Times New Roman" w:hAnsi="Times New Roman" w:cs="Times New Roman"/>
               </w:rPr>
               <w:t>1</w:t>
             </w:r>
@@ -1110,6 +1161,7 @@
                 <w:rFonts w:ascii="Times New Roman" w:eastAsia="Times New Roman" w:hAnsi="Times New Roman" w:cs="Times New Roman"/>
                 <w:sz w:val="26"/>
                 <w:szCs w:val="26"/>
+                <w:rFonts w:ascii="Times New Roman" w:hAnsi="Times New Roman" w:cs="Times New Roman"/>
               </w:rPr>
               <w:t>Phòng Tin học</w:t>
             </w:r>
@@ -1179,6 +1231,7 @@
                 <w:rFonts w:ascii="Times New Roman" w:eastAsia="Times New Roman" w:hAnsi="Times New Roman" w:cs="Times New Roman"/>
                 <w:sz w:val="26"/>
                 <w:szCs w:val="26"/>
+                <w:rFonts w:ascii="Times New Roman" w:hAnsi="Times New Roman" w:cs="Times New Roman"/>
               </w:rPr>
               <w:t>2</w:t>
             </w:r>
@@ -1254,6 +1307,7 @@
               <w:rPr>
                 <w:rFonts w:ascii="Times New Roman" w:hAnsi="Times New Roman"/>
                 <w:sz w:val="26"/>
+                <w:rFonts w:ascii="Times New Roman" w:hAnsi="Times New Roman" w:cs="Times New Roman"/>
               </w:rPr>
               <w:t>….</w:t>
             </w:r>
@@ -1296,6 +1350,7 @@
         <w:rPr>
           <w:rFonts w:ascii="Times New Roman" w:hAnsi="Times New Roman"/>
           <w:sz w:val="26"/>
+          <w:rFonts w:ascii="Times New Roman" w:hAnsi="Times New Roman" w:cs="Times New Roman"/>
         </w:rPr>
         <w:t xml:space="preserve">II. </w:t>
       </w:r>
@@ -1305,6 +1360,7 @@
           <w:b/>
           <w:bCs/>
           <w:sz w:val="26"/>
+          <w:rFonts w:ascii="Times New Roman" w:hAnsi="Times New Roman" w:cs="Times New Roman"/>
         </w:rPr>
         <w:t>Kế hoạch dạy học</w:t>
       </w:r>
@@ -1320,6 +1376,7 @@
         <w:rPr>
           <w:rFonts w:ascii="Times New Roman" w:hAnsi="Times New Roman"/>
           <w:sz w:val="26"/>
+          <w:rFonts w:ascii="Times New Roman" w:hAnsi="Times New Roman" w:cs="Times New Roman"/>
         </w:rPr>
         <w:lastRenderedPageBreak/>
         <w:t xml:space="preserve">1. </w:t>
@@ -1330,6 +1387,7 @@
           <w:b/>
           <w:bCs/>
           <w:sz w:val="26"/>
+          <w:rFonts w:ascii="Times New Roman" w:hAnsi="Times New Roman" w:cs="Times New Roman"/>
         </w:rPr>
         <w:t>Phân phối chương trình</w:t>
       </w:r>
@@ -1347,6 +1405,7 @@
           <w:b/>
           <w:bCs/>
           <w:sz w:val="26"/>
+          <w:rFonts w:ascii="Times New Roman" w:hAnsi="Times New Roman" w:cs="Times New Roman"/>
         </w:rPr>
         <w:t>Môn Tin lớp 2</w:t>
       </w:r>
@@ -1385,6 +1444,7 @@
               <w:rPr>
                 <w:rFonts w:ascii="Times New Roman" w:hAnsi="Times New Roman"/>
                 <w:sz w:val="26"/>
+                <w:rFonts w:ascii="Times New Roman" w:hAnsi="Times New Roman" w:cs="Times New Roman"/>
               </w:rPr>
             </w:r>
             <w:r>
@@ -1392,6 +1452,7 @@
                 <w:rFonts w:ascii="Times New Roman" w:hAnsi="Times New Roman"/>
                 <w:b/>
                 <w:sz w:val="26"/>
+                <w:rFonts w:ascii="Times New Roman" w:hAnsi="Times New Roman" w:cs="Times New Roman"/>
               </w:rPr>
               <w:t>STT</w:t>
             </w:r>
@@ -1410,6 +1471,7 @@
               <w:rPr>
                 <w:rFonts w:ascii="Times New Roman" w:hAnsi="Times New Roman"/>
                 <w:sz w:val="26"/>
+                <w:rFonts w:ascii="Times New Roman" w:hAnsi="Times New Roman" w:cs="Times New Roman"/>
               </w:rPr>
             </w:r>
             <w:r>
@@ -1417,6 +1479,7 @@
                 <w:rFonts w:ascii="Times New Roman" w:hAnsi="Times New Roman"/>
                 <w:b/>
                 <w:sz w:val="26"/>
+                <w:rFonts w:ascii="Times New Roman" w:hAnsi="Times New Roman" w:cs="Times New Roman"/>
               </w:rPr>
               <w:t>Bài học (1)</w:t>
             </w:r>
@@ -1435,6 +1498,7 @@
               <w:rPr>
                 <w:rFonts w:ascii="Times New Roman" w:hAnsi="Times New Roman"/>
                 <w:sz w:val="26"/>
+                <w:rFonts w:ascii="Times New Roman" w:hAnsi="Times New Roman" w:cs="Times New Roman"/>
               </w:rPr>
             </w:r>
             <w:r>
@@ -1442,6 +1506,7 @@
                 <w:rFonts w:ascii="Times New Roman" w:hAnsi="Times New Roman"/>
                 <w:b/>
                 <w:sz w:val="26"/>
+                <w:rFonts w:ascii="Times New Roman" w:hAnsi="Times New Roman" w:cs="Times New Roman"/>
               </w:rPr>
               <w:t>Số tiết (2)</w:t>
             </w:r>
@@ -1460,6 +1525,7 @@
               <w:rPr>
                 <w:rFonts w:ascii="Times New Roman" w:hAnsi="Times New Roman"/>
                 <w:sz w:val="26"/>
+                <w:rFonts w:ascii="Times New Roman" w:hAnsi="Times New Roman" w:cs="Times New Roman"/>
               </w:rPr>
             </w:r>
             <w:r>
@@ -1467,6 +1533,7 @@
                 <w:rFonts w:ascii="Times New Roman" w:hAnsi="Times New Roman"/>
                 <w:b/>
                 <w:sz w:val="26"/>
+                <w:rFonts w:ascii="Times New Roman" w:hAnsi="Times New Roman" w:cs="Times New Roman"/>
               </w:rPr>
               <w:t>Yêu cầu cần đạt (3)</w:t>
             </w:r>
@@ -1476,99 +1543,75 @@
       <w:tr>
         <w:tc>
           <w:tcPr>
-            <w:tcW w:w="846" w:type="dxa"/>
-          </w:tcPr>
-          <w:p>
-            <w:pPr>
-              <w:spacing w:before="20" w:after="20"/>
-              <w:jc w:val="center"/>
-            </w:pPr>
-            <w:r>
-              <w:rPr>
-                <w:rFonts w:ascii="Times New Roman" w:hAnsi="Times New Roman"/>
-                <w:sz w:val="26"/>
-              </w:rPr>
-            </w:r>
-            <w:r>
-              <w:rPr>
-                <w:rFonts w:ascii="Times New Roman" w:hAnsi="Times New Roman"/>
-                <w:b w:val="0"/>
-                <w:sz w:val="26"/>
-              </w:rPr>
-              <w:t>1</w:t>
-            </w:r>
-          </w:p>
-        </w:tc>
-        <w:tc>
-          <w:tcPr>
-            <w:tcW w:w="3118" w:type="dxa"/>
-          </w:tcPr>
-          <w:p>
-            <w:pPr>
-              <w:spacing w:before="20" w:after="20"/>
-            </w:pPr>
-            <w:r>
-              <w:rPr>
-                <w:rFonts w:ascii="Times New Roman" w:hAnsi="Times New Roman"/>
-                <w:sz w:val="26"/>
-              </w:rPr>
-            </w:r>
-            <w:r>
-              <w:rPr>
-                <w:rFonts w:ascii="Times New Roman" w:hAnsi="Times New Roman"/>
-                <w:b w:val="0"/>
-                <w:sz w:val="26"/>
-              </w:rPr>
-              <w:t>Bài 1: Giới thiệu môn học và Nội quy phòng máy</w:t>
-            </w:r>
-          </w:p>
-        </w:tc>
-        <w:tc>
-          <w:tcPr>
-            <w:tcW w:w="1134" w:type="dxa"/>
-          </w:tcPr>
-          <w:p>
-            <w:pPr>
-              <w:spacing w:before="20" w:after="20"/>
-              <w:jc w:val="center"/>
-            </w:pPr>
-            <w:r>
-              <w:rPr>
-                <w:rFonts w:ascii="Times New Roman" w:hAnsi="Times New Roman"/>
-                <w:sz w:val="26"/>
-              </w:rPr>
-            </w:r>
-            <w:r>
-              <w:rPr>
-                <w:rFonts w:ascii="Times New Roman" w:hAnsi="Times New Roman"/>
-                <w:b w:val="0"/>
-                <w:sz w:val="26"/>
-              </w:rPr>
-              <w:t>1</w:t>
-            </w:r>
-          </w:p>
-        </w:tc>
-        <w:tc>
-          <w:tcPr>
-            <w:tcW w:w="4536" w:type="dxa"/>
-          </w:tcPr>
-          <w:p>
-            <w:pPr>
-              <w:spacing w:before="20" w:after="20"/>
-            </w:pPr>
-            <w:r>
-              <w:rPr>
-                <w:rFonts w:ascii="Times New Roman" w:hAnsi="Times New Roman"/>
-                <w:sz w:val="26"/>
-              </w:rPr>
-            </w:r>
-            <w:r>
-              <w:rPr>
-                <w:rFonts w:ascii="Times New Roman" w:hAnsi="Times New Roman"/>
-                <w:b w:val="0"/>
-                <w:sz w:val="26"/>
-              </w:rPr>
-              <w:t>- Nhắc lại quy định, quy tắc an toàn trong phòng máy tính.    - Thực hành tư thế ngồi học đạt chuẩn khi thao tác với máy tính.</w:t>
+            <w:tcW w:type="dxa" w:w="846"/>
+          </w:tcPr>
+          <w:p>
+            <w:pPr>
+              <w:jc w:val="center"/>
+            </w:pPr>
+            <w:r>
+              <w:rPr>
+                <w:rFonts w:ascii="Times New Roman" w:hAnsi="Times New Roman"/>
+                <w:b w:val="0"/>
+                <w:sz w:val="26"/>
+                <w:rFonts w:ascii="Times New Roman" w:hAnsi="Times New Roman" w:cs="Times New Roman"/>
+                <w:rFonts w:ascii="Times New Roman" w:hAnsi="Times New Roman" w:cs="Times New Roman"/>
+              </w:rPr>
+              <w:t>0</w:t>
+            </w:r>
+          </w:p>
+        </w:tc>
+        <w:tc>
+          <w:tcPr>
+            <w:tcW w:type="dxa" w:w="3118"/>
+          </w:tcPr>
+          <w:p>
+            <w:r>
+              <w:rPr>
+                <w:rFonts w:ascii="Times New Roman" w:hAnsi="Times New Roman"/>
+                <w:b w:val="0"/>
+                <w:sz w:val="26"/>
+                <w:rFonts w:ascii="Times New Roman" w:hAnsi="Times New Roman" w:cs="Times New Roman"/>
+                <w:rFonts w:ascii="Times New Roman" w:hAnsi="Times New Roman" w:cs="Times New Roman"/>
+              </w:rPr>
+              <w:t>Tiết 0: Định hướng môn học</w:t>
+            </w:r>
+          </w:p>
+        </w:tc>
+        <w:tc>
+          <w:tcPr>
+            <w:tcW w:type="dxa" w:w="1134"/>
+          </w:tcPr>
+          <w:p>
+            <w:pPr>
+              <w:jc w:val="center"/>
+            </w:pPr>
+            <w:r>
+              <w:rPr>
+                <w:rFonts w:ascii="Times New Roman" w:hAnsi="Times New Roman"/>
+                <w:b w:val="0"/>
+                <w:sz w:val="26"/>
+                <w:rFonts w:ascii="Times New Roman" w:hAnsi="Times New Roman" w:cs="Times New Roman"/>
+                <w:rFonts w:ascii="Times New Roman" w:hAnsi="Times New Roman" w:cs="Times New Roman"/>
+              </w:rPr>
+              <w:t>0</w:t>
+            </w:r>
+          </w:p>
+        </w:tc>
+        <w:tc>
+          <w:tcPr>
+            <w:tcW w:type="dxa" w:w="4536"/>
+          </w:tcPr>
+          <w:p>
+            <w:r>
+              <w:rPr>
+                <w:rFonts w:ascii="Times New Roman" w:hAnsi="Times New Roman"/>
+                <w:b w:val="0"/>
+                <w:sz w:val="26"/>
+                <w:rFonts w:ascii="Times New Roman" w:hAnsi="Times New Roman" w:cs="Times New Roman"/>
+                <w:rFonts w:ascii="Times New Roman" w:hAnsi="Times New Roman" w:cs="Times New Roman"/>
+              </w:rPr>
+              <w:t>Giới thiệu tổng quan môn học Tin học, phương pháp học tập hiệu quả, các quy định an toàn và nội quy phòng học bộ môn.</w:t>
             </w:r>
           </w:p>
         </w:tc>
@@ -1587,15 +1630,17 @@
               <w:rPr>
                 <w:rFonts w:ascii="Times New Roman" w:hAnsi="Times New Roman"/>
                 <w:sz w:val="26"/>
-              </w:rPr>
-            </w:r>
-            <w:r>
-              <w:rPr>
-                <w:rFonts w:ascii="Times New Roman" w:hAnsi="Times New Roman"/>
-                <w:b w:val="0"/>
-                <w:sz w:val="26"/>
-              </w:rPr>
-              <w:t>2</w:t>
+                <w:rFonts w:ascii="Times New Roman" w:hAnsi="Times New Roman" w:cs="Times New Roman"/>
+              </w:rPr>
+            </w:r>
+            <w:r>
+              <w:rPr>
+                <w:rFonts w:ascii="Times New Roman" w:hAnsi="Times New Roman"/>
+                <w:b w:val="0"/>
+                <w:sz w:val="26"/>
+                <w:rFonts w:ascii="Times New Roman" w:hAnsi="Times New Roman" w:cs="Times New Roman"/>
+              </w:rPr>
+              <w:t>1</w:t>
             </w:r>
           </w:p>
         </w:tc>
@@ -1611,15 +1656,17 @@
               <w:rPr>
                 <w:rFonts w:ascii="Times New Roman" w:hAnsi="Times New Roman"/>
                 <w:sz w:val="26"/>
-              </w:rPr>
-            </w:r>
-            <w:r>
-              <w:rPr>
-                <w:rFonts w:ascii="Times New Roman" w:hAnsi="Times New Roman"/>
-                <w:b w:val="0"/>
-                <w:sz w:val="26"/>
-              </w:rPr>
-              <w:t>Bài 2: Thiết bị Vào - Ra và Lưu trữ của máy tính</w:t>
+                <w:rFonts w:ascii="Times New Roman" w:hAnsi="Times New Roman" w:cs="Times New Roman"/>
+              </w:rPr>
+            </w:r>
+            <w:r>
+              <w:rPr>
+                <w:rFonts w:ascii="Times New Roman" w:hAnsi="Times New Roman"/>
+                <w:b w:val="0"/>
+                <w:sz w:val="26"/>
+                <w:rFonts w:ascii="Times New Roman" w:hAnsi="Times New Roman" w:cs="Times New Roman"/>
+              </w:rPr>
+              <w:t>Bài 1: Giới thiệu môn học và Nội quy phòng máy</w:t>
             </w:r>
           </w:p>
         </w:tc>
@@ -1636,15 +1683,17 @@
               <w:rPr>
                 <w:rFonts w:ascii="Times New Roman" w:hAnsi="Times New Roman"/>
                 <w:sz w:val="26"/>
-              </w:rPr>
-            </w:r>
-            <w:r>
-              <w:rPr>
-                <w:rFonts w:ascii="Times New Roman" w:hAnsi="Times New Roman"/>
-                <w:b w:val="0"/>
-                <w:sz w:val="26"/>
-              </w:rPr>
-              <w:t>2, 3</w:t>
+                <w:rFonts w:ascii="Times New Roman" w:hAnsi="Times New Roman" w:cs="Times New Roman"/>
+              </w:rPr>
+            </w:r>
+            <w:r>
+              <w:rPr>
+                <w:rFonts w:ascii="Times New Roman" w:hAnsi="Times New Roman"/>
+                <w:b w:val="0"/>
+                <w:sz w:val="26"/>
+                <w:rFonts w:ascii="Times New Roman" w:hAnsi="Times New Roman" w:cs="Times New Roman"/>
+              </w:rPr>
+              <w:t>1</w:t>
             </w:r>
           </w:p>
         </w:tc>
@@ -1660,15 +1709,17 @@
               <w:rPr>
                 <w:rFonts w:ascii="Times New Roman" w:hAnsi="Times New Roman"/>
                 <w:sz w:val="26"/>
-              </w:rPr>
-            </w:r>
-            <w:r>
-              <w:rPr>
-                <w:rFonts w:ascii="Times New Roman" w:hAnsi="Times New Roman"/>
-                <w:b w:val="0"/>
-                <w:sz w:val="26"/>
-              </w:rPr>
-              <w:t>- Phân biệt các nhóm thiết bị: Thiết bị vào (Input), Thiết bị xử lý (Processing), Thiết bị ra (Output) và Thiết bị lưu trữ (Storage).    - Liệt kê chức năng của một số thiết bị phổ biến (Chuột, Bàn phím, Màn hình, CPU, Ô cứng, Thẻ nhớ).</w:t>
+                <w:rFonts w:ascii="Times New Roman" w:hAnsi="Times New Roman" w:cs="Times New Roman"/>
+              </w:rPr>
+            </w:r>
+            <w:r>
+              <w:rPr>
+                <w:rFonts w:ascii="Times New Roman" w:hAnsi="Times New Roman"/>
+                <w:b w:val="0"/>
+                <w:sz w:val="26"/>
+                <w:rFonts w:ascii="Times New Roman" w:hAnsi="Times New Roman" w:cs="Times New Roman"/>
+              </w:rPr>
+              <w:t>- Nhắc lại quy định, quy tắc an toàn trong phòng máy tính.    - Thực hành tư thế ngồi học đạt chuẩn khi thao tác với máy tính.</w:t>
             </w:r>
           </w:p>
         </w:tc>
@@ -1687,15 +1738,17 @@
               <w:rPr>
                 <w:rFonts w:ascii="Times New Roman" w:hAnsi="Times New Roman"/>
                 <w:sz w:val="26"/>
-              </w:rPr>
-            </w:r>
-            <w:r>
-              <w:rPr>
-                <w:rFonts w:ascii="Times New Roman" w:hAnsi="Times New Roman"/>
-                <w:b w:val="0"/>
-                <w:sz w:val="26"/>
-              </w:rPr>
-              <w:t>3</w:t>
+                <w:rFonts w:ascii="Times New Roman" w:hAnsi="Times New Roman" w:cs="Times New Roman"/>
+              </w:rPr>
+            </w:r>
+            <w:r>
+              <w:rPr>
+                <w:rFonts w:ascii="Times New Roman" w:hAnsi="Times New Roman"/>
+                <w:b w:val="0"/>
+                <w:sz w:val="26"/>
+                <w:rFonts w:ascii="Times New Roman" w:hAnsi="Times New Roman" w:cs="Times New Roman"/>
+              </w:rPr>
+              <w:t>2</w:t>
             </w:r>
           </w:p>
         </w:tc>
@@ -1711,15 +1764,17 @@
               <w:rPr>
                 <w:rFonts w:ascii="Times New Roman" w:hAnsi="Times New Roman"/>
                 <w:sz w:val="26"/>
-              </w:rPr>
-            </w:r>
-            <w:r>
-              <w:rPr>
-                <w:rFonts w:ascii="Times New Roman" w:hAnsi="Times New Roman"/>
-                <w:b w:val="0"/>
-                <w:sz w:val="26"/>
-              </w:rPr>
-              <w:t>Bài 3: Làm quen với Hệ điều hành Windows</w:t>
+                <w:rFonts w:ascii="Times New Roman" w:hAnsi="Times New Roman" w:cs="Times New Roman"/>
+              </w:rPr>
+            </w:r>
+            <w:r>
+              <w:rPr>
+                <w:rFonts w:ascii="Times New Roman" w:hAnsi="Times New Roman"/>
+                <w:b w:val="0"/>
+                <w:sz w:val="26"/>
+                <w:rFonts w:ascii="Times New Roman" w:hAnsi="Times New Roman" w:cs="Times New Roman"/>
+              </w:rPr>
+              <w:t>Bài 2: Thiết bị Vào - Ra và Lưu trữ của máy tính</w:t>
             </w:r>
           </w:p>
         </w:tc>
@@ -1736,15 +1791,17 @@
               <w:rPr>
                 <w:rFonts w:ascii="Times New Roman" w:hAnsi="Times New Roman"/>
                 <w:sz w:val="26"/>
-              </w:rPr>
-            </w:r>
-            <w:r>
-              <w:rPr>
-                <w:rFonts w:ascii="Times New Roman" w:hAnsi="Times New Roman"/>
-                <w:b w:val="0"/>
-                <w:sz w:val="26"/>
-              </w:rPr>
-              <w:t>4, 5</w:t>
+                <w:rFonts w:ascii="Times New Roman" w:hAnsi="Times New Roman" w:cs="Times New Roman"/>
+              </w:rPr>
+            </w:r>
+            <w:r>
+              <w:rPr>
+                <w:rFonts w:ascii="Times New Roman" w:hAnsi="Times New Roman"/>
+                <w:b w:val="0"/>
+                <w:sz w:val="26"/>
+                <w:rFonts w:ascii="Times New Roman" w:hAnsi="Times New Roman" w:cs="Times New Roman"/>
+              </w:rPr>
+              <w:t>2, 3</w:t>
             </w:r>
           </w:p>
         </w:tc>
@@ -1760,15 +1817,17 @@
               <w:rPr>
                 <w:rFonts w:ascii="Times New Roman" w:hAnsi="Times New Roman"/>
                 <w:sz w:val="26"/>
-              </w:rPr>
-            </w:r>
-            <w:r>
-              <w:rPr>
-                <w:rFonts w:ascii="Times New Roman" w:hAnsi="Times New Roman"/>
-                <w:b w:val="0"/>
-                <w:sz w:val="26"/>
-              </w:rPr>
-              <w:t>- Hiểu lý do và thực hành khởi động/tắt máy tính đúng quy trình.    - Nhận biết các thành phần trên màn hình Desktop: Biểu tượng (Icon), Thanh công việc (Taskbar), Bảng chọn (Start Menu).</w:t>
+                <w:rFonts w:ascii="Times New Roman" w:hAnsi="Times New Roman" w:cs="Times New Roman"/>
+              </w:rPr>
+            </w:r>
+            <w:r>
+              <w:rPr>
+                <w:rFonts w:ascii="Times New Roman" w:hAnsi="Times New Roman"/>
+                <w:b w:val="0"/>
+                <w:sz w:val="26"/>
+                <w:rFonts w:ascii="Times New Roman" w:hAnsi="Times New Roman" w:cs="Times New Roman"/>
+              </w:rPr>
+              <w:t>- Phân biệt các nhóm thiết bị: Thiết bị vào (Input), Thiết bị xử lý (Processing), Thiết bị ra (Output) và Thiết bị lưu trữ (Storage).    - Liệt kê chức năng của một số thiết bị phổ biến (Chuột, Bàn phím, Màn hình, CPU, Ô cứng, Thẻ nhớ).</w:t>
             </w:r>
           </w:p>
         </w:tc>
@@ -1787,15 +1846,17 @@
               <w:rPr>
                 <w:rFonts w:ascii="Times New Roman" w:hAnsi="Times New Roman"/>
                 <w:sz w:val="26"/>
-              </w:rPr>
-            </w:r>
-            <w:r>
-              <w:rPr>
-                <w:rFonts w:ascii="Times New Roman" w:hAnsi="Times New Roman"/>
-                <w:b w:val="0"/>
-                <w:sz w:val="26"/>
-              </w:rPr>
-              <w:t>4</w:t>
+                <w:rFonts w:ascii="Times New Roman" w:hAnsi="Times New Roman" w:cs="Times New Roman"/>
+              </w:rPr>
+            </w:r>
+            <w:r>
+              <w:rPr>
+                <w:rFonts w:ascii="Times New Roman" w:hAnsi="Times New Roman"/>
+                <w:b w:val="0"/>
+                <w:sz w:val="26"/>
+                <w:rFonts w:ascii="Times New Roman" w:hAnsi="Times New Roman" w:cs="Times New Roman"/>
+              </w:rPr>
+              <w:t>3</w:t>
             </w:r>
           </w:p>
         </w:tc>
@@ -1811,15 +1872,17 @@
               <w:rPr>
                 <w:rFonts w:ascii="Times New Roman" w:hAnsi="Times New Roman"/>
                 <w:sz w:val="26"/>
-              </w:rPr>
-            </w:r>
-            <w:r>
-              <w:rPr>
-                <w:rFonts w:ascii="Times New Roman" w:hAnsi="Times New Roman"/>
-                <w:b w:val="0"/>
-                <w:sz w:val="26"/>
-              </w:rPr>
-              <w:t>Bài 4: Các ứng dụng của máy tính trong đời sống</w:t>
+                <w:rFonts w:ascii="Times New Roman" w:hAnsi="Times New Roman" w:cs="Times New Roman"/>
+              </w:rPr>
+            </w:r>
+            <w:r>
+              <w:rPr>
+                <w:rFonts w:ascii="Times New Roman" w:hAnsi="Times New Roman"/>
+                <w:b w:val="0"/>
+                <w:sz w:val="26"/>
+                <w:rFonts w:ascii="Times New Roman" w:hAnsi="Times New Roman" w:cs="Times New Roman"/>
+              </w:rPr>
+              <w:t>Bài 3: Làm quen với Hệ điều hành Windows</w:t>
             </w:r>
           </w:p>
         </w:tc>
@@ -1836,15 +1899,17 @@
               <w:rPr>
                 <w:rFonts w:ascii="Times New Roman" w:hAnsi="Times New Roman"/>
                 <w:sz w:val="26"/>
-              </w:rPr>
-            </w:r>
-            <w:r>
-              <w:rPr>
-                <w:rFonts w:ascii="Times New Roman" w:hAnsi="Times New Roman"/>
-                <w:b w:val="0"/>
-                <w:sz w:val="26"/>
-              </w:rPr>
-              <w:t>6</w:t>
+                <w:rFonts w:ascii="Times New Roman" w:hAnsi="Times New Roman" w:cs="Times New Roman"/>
+              </w:rPr>
+            </w:r>
+            <w:r>
+              <w:rPr>
+                <w:rFonts w:ascii="Times New Roman" w:hAnsi="Times New Roman"/>
+                <w:b w:val="0"/>
+                <w:sz w:val="26"/>
+                <w:rFonts w:ascii="Times New Roman" w:hAnsi="Times New Roman" w:cs="Times New Roman"/>
+              </w:rPr>
+              <w:t>4, 5</w:t>
             </w:r>
           </w:p>
         </w:tc>
@@ -1860,15 +1925,17 @@
               <w:rPr>
                 <w:rFonts w:ascii="Times New Roman" w:hAnsi="Times New Roman"/>
                 <w:sz w:val="26"/>
-              </w:rPr>
-            </w:r>
-            <w:r>
-              <w:rPr>
-                <w:rFonts w:ascii="Times New Roman" w:hAnsi="Times New Roman"/>
-                <w:b w:val="0"/>
-                <w:sz w:val="26"/>
-              </w:rPr>
-              <w:t>- So sánh đặc điểm làm việc giữa con người và máy tính.    - Trình bày các ứng dụng thực tế của máy tính tại trường học, siêu thị, ngân hàng, bệnh viện, sân bay.</w:t>
+                <w:rFonts w:ascii="Times New Roman" w:hAnsi="Times New Roman" w:cs="Times New Roman"/>
+              </w:rPr>
+            </w:r>
+            <w:r>
+              <w:rPr>
+                <w:rFonts w:ascii="Times New Roman" w:hAnsi="Times New Roman"/>
+                <w:b w:val="0"/>
+                <w:sz w:val="26"/>
+                <w:rFonts w:ascii="Times New Roman" w:hAnsi="Times New Roman" w:cs="Times New Roman"/>
+              </w:rPr>
+              <w:t>- Hiểu lý do và thực hành khởi động/tắt máy tính đúng quy trình.    - Nhận biết các thành phần trên màn hình Desktop: Biểu tượng (Icon), Thanh công việc (Taskbar), Bảng chọn (Start Menu).</w:t>
             </w:r>
           </w:p>
         </w:tc>
@@ -1887,15 +1954,17 @@
               <w:rPr>
                 <w:rFonts w:ascii="Times New Roman" w:hAnsi="Times New Roman"/>
                 <w:sz w:val="26"/>
-              </w:rPr>
-            </w:r>
-            <w:r>
-              <w:rPr>
-                <w:rFonts w:ascii="Times New Roman" w:hAnsi="Times New Roman"/>
-                <w:b w:val="0"/>
-                <w:sz w:val="26"/>
-              </w:rPr>
-              <w:t>5</w:t>
+                <w:rFonts w:ascii="Times New Roman" w:hAnsi="Times New Roman" w:cs="Times New Roman"/>
+              </w:rPr>
+            </w:r>
+            <w:r>
+              <w:rPr>
+                <w:rFonts w:ascii="Times New Roman" w:hAnsi="Times New Roman"/>
+                <w:b w:val="0"/>
+                <w:sz w:val="26"/>
+                <w:rFonts w:ascii="Times New Roman" w:hAnsi="Times New Roman" w:cs="Times New Roman"/>
+              </w:rPr>
+              <w:t>4</w:t>
             </w:r>
           </w:p>
         </w:tc>
@@ -1911,15 +1980,17 @@
               <w:rPr>
                 <w:rFonts w:ascii="Times New Roman" w:hAnsi="Times New Roman"/>
                 <w:sz w:val="26"/>
-              </w:rPr>
-            </w:r>
-            <w:r>
-              <w:rPr>
-                <w:rFonts w:ascii="Times New Roman" w:hAnsi="Times New Roman"/>
-                <w:b w:val="0"/>
-                <w:sz w:val="26"/>
-              </w:rPr>
-              <w:t>Bài 7: Nâng cao kỹ năng Bàn phím</w:t>
+                <w:rFonts w:ascii="Times New Roman" w:hAnsi="Times New Roman" w:cs="Times New Roman"/>
+              </w:rPr>
+            </w:r>
+            <w:r>
+              <w:rPr>
+                <w:rFonts w:ascii="Times New Roman" w:hAnsi="Times New Roman"/>
+                <w:b w:val="0"/>
+                <w:sz w:val="26"/>
+                <w:rFonts w:ascii="Times New Roman" w:hAnsi="Times New Roman" w:cs="Times New Roman"/>
+              </w:rPr>
+              <w:t>Bài 4: Các ứng dụng của máy tính trong đời sống</w:t>
             </w:r>
           </w:p>
         </w:tc>
@@ -1936,15 +2007,17 @@
               <w:rPr>
                 <w:rFonts w:ascii="Times New Roman" w:hAnsi="Times New Roman"/>
                 <w:sz w:val="26"/>
-              </w:rPr>
-            </w:r>
-            <w:r>
-              <w:rPr>
-                <w:rFonts w:ascii="Times New Roman" w:hAnsi="Times New Roman"/>
-                <w:b w:val="0"/>
-                <w:sz w:val="26"/>
-              </w:rPr>
-              <w:t>7</w:t>
+                <w:rFonts w:ascii="Times New Roman" w:hAnsi="Times New Roman" w:cs="Times New Roman"/>
+              </w:rPr>
+            </w:r>
+            <w:r>
+              <w:rPr>
+                <w:rFonts w:ascii="Times New Roman" w:hAnsi="Times New Roman"/>
+                <w:b w:val="0"/>
+                <w:sz w:val="26"/>
+                <w:rFonts w:ascii="Times New Roman" w:hAnsi="Times New Roman" w:cs="Times New Roman"/>
+              </w:rPr>
+              <w:t>6</w:t>
             </w:r>
           </w:p>
         </w:tc>
@@ -1960,15 +2033,17 @@
               <w:rPr>
                 <w:rFonts w:ascii="Times New Roman" w:hAnsi="Times New Roman"/>
                 <w:sz w:val="26"/>
-              </w:rPr>
-            </w:r>
-            <w:r>
-              <w:rPr>
-                <w:rFonts w:ascii="Times New Roman" w:hAnsi="Times New Roman"/>
-                <w:b w:val="0"/>
-                <w:sz w:val="26"/>
-              </w:rPr>
-              <w:t>- Nhận biết và sử dụng nhóm phím Ký hiệu (Symbol keys) và phím Chức năng (Function keys).    - Sử dụng thành thạo phím Shift (gõ chữ hoa/ký hiệu trên) và phím Tab.</w:t>
+                <w:rFonts w:ascii="Times New Roman" w:hAnsi="Times New Roman" w:cs="Times New Roman"/>
+              </w:rPr>
+            </w:r>
+            <w:r>
+              <w:rPr>
+                <w:rFonts w:ascii="Times New Roman" w:hAnsi="Times New Roman"/>
+                <w:b w:val="0"/>
+                <w:sz w:val="26"/>
+                <w:rFonts w:ascii="Times New Roman" w:hAnsi="Times New Roman" w:cs="Times New Roman"/>
+              </w:rPr>
+              <w:t>- So sánh đặc điểm làm việc giữa con người và máy tính.    - Trình bày các ứng dụng thực tế của máy tính tại trường học, siêu thị, ngân hàng, bệnh viện, sân bay.</w:t>
             </w:r>
           </w:p>
         </w:tc>
@@ -1987,15 +2062,17 @@
               <w:rPr>
                 <w:rFonts w:ascii="Times New Roman" w:hAnsi="Times New Roman"/>
                 <w:sz w:val="26"/>
-              </w:rPr>
-            </w:r>
-            <w:r>
-              <w:rPr>
-                <w:rFonts w:ascii="Times New Roman" w:hAnsi="Times New Roman"/>
-                <w:b w:val="0"/>
-                <w:sz w:val="26"/>
-              </w:rPr>
-              <w:t>6</w:t>
+                <w:rFonts w:ascii="Times New Roman" w:hAnsi="Times New Roman" w:cs="Times New Roman"/>
+              </w:rPr>
+            </w:r>
+            <w:r>
+              <w:rPr>
+                <w:rFonts w:ascii="Times New Roman" w:hAnsi="Times New Roman"/>
+                <w:b w:val="0"/>
+                <w:sz w:val="26"/>
+                <w:rFonts w:ascii="Times New Roman" w:hAnsi="Times New Roman" w:cs="Times New Roman"/>
+              </w:rPr>
+              <w:t>5</w:t>
             </w:r>
           </w:p>
         </w:tc>
@@ -2011,15 +2088,17 @@
               <w:rPr>
                 <w:rFonts w:ascii="Times New Roman" w:hAnsi="Times New Roman"/>
                 <w:sz w:val="26"/>
-              </w:rPr>
-            </w:r>
-            <w:r>
-              <w:rPr>
-                <w:rFonts w:ascii="Times New Roman" w:hAnsi="Times New Roman"/>
-                <w:b w:val="0"/>
-                <w:sz w:val="26"/>
-              </w:rPr>
-              <w:t>Bài 8: Nâng cao kỹ năng Chuột máy tính</w:t>
+                <w:rFonts w:ascii="Times New Roman" w:hAnsi="Times New Roman" w:cs="Times New Roman"/>
+              </w:rPr>
+            </w:r>
+            <w:r>
+              <w:rPr>
+                <w:rFonts w:ascii="Times New Roman" w:hAnsi="Times New Roman"/>
+                <w:b w:val="0"/>
+                <w:sz w:val="26"/>
+                <w:rFonts w:ascii="Times New Roman" w:hAnsi="Times New Roman" w:cs="Times New Roman"/>
+              </w:rPr>
+              <w:t>Bài 7: Nâng cao kỹ năng Bàn phím</w:t>
             </w:r>
           </w:p>
         </w:tc>
@@ -2036,15 +2115,17 @@
               <w:rPr>
                 <w:rFonts w:ascii="Times New Roman" w:hAnsi="Times New Roman"/>
                 <w:sz w:val="26"/>
-              </w:rPr>
-            </w:r>
-            <w:r>
-              <w:rPr>
-                <w:rFonts w:ascii="Times New Roman" w:hAnsi="Times New Roman"/>
-                <w:b w:val="0"/>
-                <w:sz w:val="26"/>
-              </w:rPr>
-              <w:t>8</w:t>
+                <w:rFonts w:ascii="Times New Roman" w:hAnsi="Times New Roman" w:cs="Times New Roman"/>
+              </w:rPr>
+            </w:r>
+            <w:r>
+              <w:rPr>
+                <w:rFonts w:ascii="Times New Roman" w:hAnsi="Times New Roman"/>
+                <w:b w:val="0"/>
+                <w:sz w:val="26"/>
+                <w:rFonts w:ascii="Times New Roman" w:hAnsi="Times New Roman" w:cs="Times New Roman"/>
+              </w:rPr>
+              <w:t>7</w:t>
             </w:r>
           </w:p>
         </w:tc>
@@ -2060,15 +2141,17 @@
               <w:rPr>
                 <w:rFonts w:ascii="Times New Roman" w:hAnsi="Times New Roman"/>
                 <w:sz w:val="26"/>
-              </w:rPr>
-            </w:r>
-            <w:r>
-              <w:rPr>
-                <w:rFonts w:ascii="Times New Roman" w:hAnsi="Times New Roman"/>
-                <w:b w:val="0"/>
-                <w:sz w:val="26"/>
-              </w:rPr>
-              <w:t>- Phân biệt và thực hiện chính xác các thao tác: Nhấp chuột (Single click), Nhấp đôi (Double click), Nhấp chuột phải (Right click) và Kéo thả (Drag and Drop).</w:t>
+                <w:rFonts w:ascii="Times New Roman" w:hAnsi="Times New Roman" w:cs="Times New Roman"/>
+              </w:rPr>
+            </w:r>
+            <w:r>
+              <w:rPr>
+                <w:rFonts w:ascii="Times New Roman" w:hAnsi="Times New Roman"/>
+                <w:b w:val="0"/>
+                <w:sz w:val="26"/>
+                <w:rFonts w:ascii="Times New Roman" w:hAnsi="Times New Roman" w:cs="Times New Roman"/>
+              </w:rPr>
+              <w:t>- Nhận biết và sử dụng nhóm phím Ký hiệu (Symbol keys) và phím Chức năng (Function keys).    - Sử dụng thành thạo phím Shift (gõ chữ hoa/ký hiệu trên) và phím Tab.</w:t>
             </w:r>
           </w:p>
         </w:tc>
@@ -2087,15 +2170,17 @@
               <w:rPr>
                 <w:rFonts w:ascii="Times New Roman" w:hAnsi="Times New Roman"/>
                 <w:sz w:val="26"/>
-              </w:rPr>
-            </w:r>
-            <w:r>
-              <w:rPr>
-                <w:rFonts w:ascii="Times New Roman" w:hAnsi="Times New Roman"/>
-                <w:b/>
-                <w:sz w:val="26"/>
-              </w:rPr>
-              <w:t>7</w:t>
+                <w:rFonts w:ascii="Times New Roman" w:hAnsi="Times New Roman" w:cs="Times New Roman"/>
+              </w:rPr>
+            </w:r>
+            <w:r>
+              <w:rPr>
+                <w:rFonts w:ascii="Times New Roman" w:hAnsi="Times New Roman"/>
+                <w:b w:val="0"/>
+                <w:sz w:val="26"/>
+                <w:rFonts w:ascii="Times New Roman" w:hAnsi="Times New Roman" w:cs="Times New Roman"/>
+              </w:rPr>
+              <w:t>6</w:t>
             </w:r>
           </w:p>
         </w:tc>
@@ -2111,15 +2196,17 @@
               <w:rPr>
                 <w:rFonts w:ascii="Times New Roman" w:hAnsi="Times New Roman"/>
                 <w:sz w:val="26"/>
-              </w:rPr>
-            </w:r>
-            <w:r>
-              <w:rPr>
-                <w:rFonts w:ascii="Times New Roman" w:hAnsi="Times New Roman"/>
-                <w:b/>
-                <w:sz w:val="26"/>
-              </w:rPr>
-              <w:t>Ôn tập Đánh giá định kỳ 1</w:t>
+                <w:rFonts w:ascii="Times New Roman" w:hAnsi="Times New Roman" w:cs="Times New Roman"/>
+              </w:rPr>
+            </w:r>
+            <w:r>
+              <w:rPr>
+                <w:rFonts w:ascii="Times New Roman" w:hAnsi="Times New Roman"/>
+                <w:b w:val="0"/>
+                <w:sz w:val="26"/>
+                <w:rFonts w:ascii="Times New Roman" w:hAnsi="Times New Roman" w:cs="Times New Roman"/>
+              </w:rPr>
+              <w:t>Bài 8: Nâng cao kỹ năng Chuột máy tính</w:t>
             </w:r>
           </w:p>
         </w:tc>
@@ -2136,15 +2223,17 @@
               <w:rPr>
                 <w:rFonts w:ascii="Times New Roman" w:hAnsi="Times New Roman"/>
                 <w:sz w:val="26"/>
-              </w:rPr>
-            </w:r>
-            <w:r>
-              <w:rPr>
-                <w:rFonts w:ascii="Times New Roman" w:hAnsi="Times New Roman"/>
-                <w:b/>
-                <w:sz w:val="26"/>
-              </w:rPr>
-              <w:t>9</w:t>
+                <w:rFonts w:ascii="Times New Roman" w:hAnsi="Times New Roman" w:cs="Times New Roman"/>
+              </w:rPr>
+            </w:r>
+            <w:r>
+              <w:rPr>
+                <w:rFonts w:ascii="Times New Roman" w:hAnsi="Times New Roman"/>
+                <w:b w:val="0"/>
+                <w:sz w:val="26"/>
+                <w:rFonts w:ascii="Times New Roman" w:hAnsi="Times New Roman" w:cs="Times New Roman"/>
+              </w:rPr>
+              <w:t>8</w:t>
             </w:r>
           </w:p>
         </w:tc>
@@ -2160,15 +2249,17 @@
               <w:rPr>
                 <w:rFonts w:ascii="Times New Roman" w:hAnsi="Times New Roman"/>
                 <w:sz w:val="26"/>
-              </w:rPr>
-            </w:r>
-            <w:r>
-              <w:rPr>
-                <w:rFonts w:ascii="Times New Roman" w:hAnsi="Times New Roman"/>
-                <w:b w:val="0"/>
-                <w:sz w:val="26"/>
-              </w:rPr>
-              <w:t>Hệ thống hóa kiến thức chuẩn bị Đánh giá định kỳ 1.</w:t>
+                <w:rFonts w:ascii="Times New Roman" w:hAnsi="Times New Roman" w:cs="Times New Roman"/>
+              </w:rPr>
+            </w:r>
+            <w:r>
+              <w:rPr>
+                <w:rFonts w:ascii="Times New Roman" w:hAnsi="Times New Roman"/>
+                <w:b w:val="0"/>
+                <w:sz w:val="26"/>
+                <w:rFonts w:ascii="Times New Roman" w:hAnsi="Times New Roman" w:cs="Times New Roman"/>
+              </w:rPr>
+              <w:t>- Phân biệt và thực hiện chính xác các thao tác: Nhấp chuột (Single click), Nhấp đôi (Double click), Nhấp chuột phải (Right click) và Kéo thả (Drag and Drop).</w:t>
             </w:r>
           </w:p>
         </w:tc>
@@ -2187,6 +2278,7 @@
               <w:rPr>
                 <w:rFonts w:ascii="Times New Roman" w:hAnsi="Times New Roman"/>
                 <w:sz w:val="26"/>
+                <w:rFonts w:ascii="Times New Roman" w:hAnsi="Times New Roman" w:cs="Times New Roman"/>
               </w:rPr>
             </w:r>
             <w:r>
@@ -2194,8 +2286,9 @@
                 <w:rFonts w:ascii="Times New Roman" w:hAnsi="Times New Roman"/>
                 <w:b/>
                 <w:sz w:val="26"/>
-              </w:rPr>
-              <w:t>8</w:t>
+                <w:rFonts w:ascii="Times New Roman" w:hAnsi="Times New Roman" w:cs="Times New Roman"/>
+              </w:rPr>
+              <w:t>7</w:t>
             </w:r>
           </w:p>
         </w:tc>
@@ -2211,6 +2304,7 @@
               <w:rPr>
                 <w:rFonts w:ascii="Times New Roman" w:hAnsi="Times New Roman"/>
                 <w:sz w:val="26"/>
+                <w:rFonts w:ascii="Times New Roman" w:hAnsi="Times New Roman" w:cs="Times New Roman"/>
               </w:rPr>
             </w:r>
             <w:r>
@@ -2218,8 +2312,9 @@
                 <w:rFonts w:ascii="Times New Roman" w:hAnsi="Times New Roman"/>
                 <w:b/>
                 <w:sz w:val="26"/>
-              </w:rPr>
-              <w:t>Đánh giá định kỳ 1</w:t>
+                <w:rFonts w:ascii="Times New Roman" w:hAnsi="Times New Roman" w:cs="Times New Roman"/>
+              </w:rPr>
+              <w:t>Ôn tập Đánh giá định kỳ 1</w:t>
             </w:r>
           </w:p>
         </w:tc>
@@ -2236,6 +2331,7 @@
               <w:rPr>
                 <w:rFonts w:ascii="Times New Roman" w:hAnsi="Times New Roman"/>
                 <w:sz w:val="26"/>
+                <w:rFonts w:ascii="Times New Roman" w:hAnsi="Times New Roman" w:cs="Times New Roman"/>
               </w:rPr>
             </w:r>
             <w:r>
@@ -2243,8 +2339,9 @@
                 <w:rFonts w:ascii="Times New Roman" w:hAnsi="Times New Roman"/>
                 <w:b/>
                 <w:sz w:val="26"/>
-              </w:rPr>
-              <w:t>10</w:t>
+                <w:rFonts w:ascii="Times New Roman" w:hAnsi="Times New Roman" w:cs="Times New Roman"/>
+              </w:rPr>
+              <w:t>9</w:t>
             </w:r>
           </w:p>
         </w:tc>
@@ -2260,15 +2357,17 @@
               <w:rPr>
                 <w:rFonts w:ascii="Times New Roman" w:hAnsi="Times New Roman"/>
                 <w:sz w:val="26"/>
-              </w:rPr>
-            </w:r>
-            <w:r>
-              <w:rPr>
-                <w:rFonts w:ascii="Times New Roman" w:hAnsi="Times New Roman"/>
-                <w:b w:val="0"/>
-                <w:sz w:val="26"/>
-              </w:rPr>
-              <w:t>Kiểm tra đánh giá kết quả học tập.</w:t>
+                <w:rFonts w:ascii="Times New Roman" w:hAnsi="Times New Roman" w:cs="Times New Roman"/>
+              </w:rPr>
+            </w:r>
+            <w:r>
+              <w:rPr>
+                <w:rFonts w:ascii="Times New Roman" w:hAnsi="Times New Roman"/>
+                <w:b w:val="0"/>
+                <w:sz w:val="26"/>
+                <w:rFonts w:ascii="Times New Roman" w:hAnsi="Times New Roman" w:cs="Times New Roman"/>
+              </w:rPr>
+              <w:t>Hệ thống hóa kiến thức chuẩn bị Đánh giá định kỳ 1.</w:t>
             </w:r>
           </w:p>
         </w:tc>
@@ -2287,15 +2386,17 @@
               <w:rPr>
                 <w:rFonts w:ascii="Times New Roman" w:hAnsi="Times New Roman"/>
                 <w:sz w:val="26"/>
-              </w:rPr>
-            </w:r>
-            <w:r>
-              <w:rPr>
-                <w:rFonts w:ascii="Times New Roman" w:hAnsi="Times New Roman"/>
-                <w:b w:val="0"/>
-                <w:sz w:val="26"/>
-              </w:rPr>
-              <w:t>9</w:t>
+                <w:rFonts w:ascii="Times New Roman" w:hAnsi="Times New Roman" w:cs="Times New Roman"/>
+              </w:rPr>
+            </w:r>
+            <w:r>
+              <w:rPr>
+                <w:rFonts w:ascii="Times New Roman" w:hAnsi="Times New Roman"/>
+                <w:b/>
+                <w:sz w:val="26"/>
+                <w:rFonts w:ascii="Times New Roman" w:hAnsi="Times New Roman" w:cs="Times New Roman"/>
+              </w:rPr>
+              <w:t>8</w:t>
             </w:r>
           </w:p>
         </w:tc>
@@ -2311,15 +2412,17 @@
               <w:rPr>
                 <w:rFonts w:ascii="Times New Roman" w:hAnsi="Times New Roman"/>
                 <w:sz w:val="26"/>
-              </w:rPr>
-            </w:r>
-            <w:r>
-              <w:rPr>
-                <w:rFonts w:ascii="Times New Roman" w:hAnsi="Times New Roman"/>
-                <w:b w:val="0"/>
-                <w:sz w:val="26"/>
-              </w:rPr>
-              <w:t>Bài 9: Luyện tập tổng hợp Chuột và Bàn phím</w:t>
+                <w:rFonts w:ascii="Times New Roman" w:hAnsi="Times New Roman" w:cs="Times New Roman"/>
+              </w:rPr>
+            </w:r>
+            <w:r>
+              <w:rPr>
+                <w:rFonts w:ascii="Times New Roman" w:hAnsi="Times New Roman"/>
+                <w:b/>
+                <w:sz w:val="26"/>
+                <w:rFonts w:ascii="Times New Roman" w:hAnsi="Times New Roman" w:cs="Times New Roman"/>
+              </w:rPr>
+              <w:t>Đánh giá định kỳ 1</w:t>
             </w:r>
           </w:p>
         </w:tc>
@@ -2336,15 +2439,17 @@
               <w:rPr>
                 <w:rFonts w:ascii="Times New Roman" w:hAnsi="Times New Roman"/>
                 <w:sz w:val="26"/>
-              </w:rPr>
-            </w:r>
-            <w:r>
-              <w:rPr>
-                <w:rFonts w:ascii="Times New Roman" w:hAnsi="Times New Roman"/>
-                <w:b w:val="0"/>
-                <w:sz w:val="26"/>
-              </w:rPr>
-              <w:t>11</w:t>
+                <w:rFonts w:ascii="Times New Roman" w:hAnsi="Times New Roman" w:cs="Times New Roman"/>
+              </w:rPr>
+            </w:r>
+            <w:r>
+              <w:rPr>
+                <w:rFonts w:ascii="Times New Roman" w:hAnsi="Times New Roman"/>
+                <w:b/>
+                <w:sz w:val="26"/>
+                <w:rFonts w:ascii="Times New Roman" w:hAnsi="Times New Roman" w:cs="Times New Roman"/>
+              </w:rPr>
+              <w:t>10</w:t>
             </w:r>
           </w:p>
         </w:tc>
@@ -2360,15 +2465,17 @@
               <w:rPr>
                 <w:rFonts w:ascii="Times New Roman" w:hAnsi="Times New Roman"/>
                 <w:sz w:val="26"/>
-              </w:rPr>
-            </w:r>
-            <w:r>
-              <w:rPr>
-                <w:rFonts w:ascii="Times New Roman" w:hAnsi="Times New Roman"/>
-                <w:b w:val="0"/>
-                <w:sz w:val="26"/>
-              </w:rPr>
-              <w:t>- Thực hành bài tập phối hợp điều khiển chuột và gõ phím nhanh, chính xác qua các bài luyện tập.</w:t>
+                <w:rFonts w:ascii="Times New Roman" w:hAnsi="Times New Roman" w:cs="Times New Roman"/>
+              </w:rPr>
+            </w:r>
+            <w:r>
+              <w:rPr>
+                <w:rFonts w:ascii="Times New Roman" w:hAnsi="Times New Roman"/>
+                <w:b w:val="0"/>
+                <w:sz w:val="26"/>
+                <w:rFonts w:ascii="Times New Roman" w:hAnsi="Times New Roman" w:cs="Times New Roman"/>
+              </w:rPr>
+              <w:t>Kiểm tra đánh giá kết quả học tập.</w:t>
             </w:r>
           </w:p>
         </w:tc>
@@ -2387,15 +2494,17 @@
               <w:rPr>
                 <w:rFonts w:ascii="Times New Roman" w:hAnsi="Times New Roman"/>
                 <w:sz w:val="26"/>
-              </w:rPr>
-            </w:r>
-            <w:r>
-              <w:rPr>
-                <w:rFonts w:ascii="Times New Roman" w:hAnsi="Times New Roman"/>
-                <w:b w:val="0"/>
-                <w:sz w:val="26"/>
-              </w:rPr>
-              <w:t>10</w:t>
+                <w:rFonts w:ascii="Times New Roman" w:hAnsi="Times New Roman" w:cs="Times New Roman"/>
+              </w:rPr>
+            </w:r>
+            <w:r>
+              <w:rPr>
+                <w:rFonts w:ascii="Times New Roman" w:hAnsi="Times New Roman"/>
+                <w:b w:val="0"/>
+                <w:sz w:val="26"/>
+                <w:rFonts w:ascii="Times New Roman" w:hAnsi="Times New Roman" w:cs="Times New Roman"/>
+              </w:rPr>
+              <w:t>9</w:t>
             </w:r>
           </w:p>
         </w:tc>
@@ -2411,15 +2520,17 @@
               <w:rPr>
                 <w:rFonts w:ascii="Times New Roman" w:hAnsi="Times New Roman"/>
                 <w:sz w:val="26"/>
-              </w:rPr>
-            </w:r>
-            <w:r>
-              <w:rPr>
-                <w:rFonts w:ascii="Times New Roman" w:hAnsi="Times New Roman"/>
-                <w:b w:val="0"/>
-                <w:sz w:val="26"/>
-              </w:rPr>
-              <w:t>Bài 10: Sáng tạo với ứng dụng Kid Pix / Paint</w:t>
+                <w:rFonts w:ascii="Times New Roman" w:hAnsi="Times New Roman" w:cs="Times New Roman"/>
+              </w:rPr>
+            </w:r>
+            <w:r>
+              <w:rPr>
+                <w:rFonts w:ascii="Times New Roman" w:hAnsi="Times New Roman"/>
+                <w:b w:val="0"/>
+                <w:sz w:val="26"/>
+                <w:rFonts w:ascii="Times New Roman" w:hAnsi="Times New Roman" w:cs="Times New Roman"/>
+              </w:rPr>
+              <w:t>Bài 9: Luyện tập tổng hợp Chuột và Bàn phím</w:t>
             </w:r>
           </w:p>
         </w:tc>
@@ -2436,15 +2547,17 @@
               <w:rPr>
                 <w:rFonts w:ascii="Times New Roman" w:hAnsi="Times New Roman"/>
                 <w:sz w:val="26"/>
-              </w:rPr>
-            </w:r>
-            <w:r>
-              <w:rPr>
-                <w:rFonts w:ascii="Times New Roman" w:hAnsi="Times New Roman"/>
-                <w:b w:val="0"/>
-                <w:sz w:val="26"/>
-              </w:rPr>
-              <w:t>12, 13</w:t>
+                <w:rFonts w:ascii="Times New Roman" w:hAnsi="Times New Roman" w:cs="Times New Roman"/>
+              </w:rPr>
+            </w:r>
+            <w:r>
+              <w:rPr>
+                <w:rFonts w:ascii="Times New Roman" w:hAnsi="Times New Roman"/>
+                <w:b w:val="0"/>
+                <w:sz w:val="26"/>
+                <w:rFonts w:ascii="Times New Roman" w:hAnsi="Times New Roman" w:cs="Times New Roman"/>
+              </w:rPr>
+              <w:t>11</w:t>
             </w:r>
           </w:p>
         </w:tc>
@@ -2460,15 +2573,17 @@
               <w:rPr>
                 <w:rFonts w:ascii="Times New Roman" w:hAnsi="Times New Roman"/>
                 <w:sz w:val="26"/>
-              </w:rPr>
-            </w:r>
-            <w:r>
-              <w:rPr>
-                <w:rFonts w:ascii="Times New Roman" w:hAnsi="Times New Roman"/>
-                <w:b w:val="0"/>
-                <w:sz w:val="26"/>
-              </w:rPr>
-              <w:t>- Sử dụng phối hợp công cụ chuột và phím để hoàn thành sản phẩm sáng tạo đơn giản.</w:t>
+                <w:rFonts w:ascii="Times New Roman" w:hAnsi="Times New Roman" w:cs="Times New Roman"/>
+              </w:rPr>
+            </w:r>
+            <w:r>
+              <w:rPr>
+                <w:rFonts w:ascii="Times New Roman" w:hAnsi="Times New Roman"/>
+                <w:b w:val="0"/>
+                <w:sz w:val="26"/>
+                <w:rFonts w:ascii="Times New Roman" w:hAnsi="Times New Roman" w:cs="Times New Roman"/>
+              </w:rPr>
+              <w:t>- Thực hành bài tập phối hợp điều khiển chuột và gõ phím nhanh, chính xác qua các bài luyện tập.</w:t>
             </w:r>
           </w:p>
         </w:tc>
@@ -2487,15 +2602,17 @@
               <w:rPr>
                 <w:rFonts w:ascii="Times New Roman" w:hAnsi="Times New Roman"/>
                 <w:sz w:val="26"/>
-              </w:rPr>
-            </w:r>
-            <w:r>
-              <w:rPr>
-                <w:rFonts w:ascii="Times New Roman" w:hAnsi="Times New Roman"/>
-                <w:b w:val="0"/>
-                <w:sz w:val="26"/>
-              </w:rPr>
-              <w:t>11</w:t>
+                <w:rFonts w:ascii="Times New Roman" w:hAnsi="Times New Roman" w:cs="Times New Roman"/>
+              </w:rPr>
+            </w:r>
+            <w:r>
+              <w:rPr>
+                <w:rFonts w:ascii="Times New Roman" w:hAnsi="Times New Roman"/>
+                <w:b w:val="0"/>
+                <w:sz w:val="26"/>
+                <w:rFonts w:ascii="Times New Roman" w:hAnsi="Times New Roman" w:cs="Times New Roman"/>
+              </w:rPr>
+              <w:t>10</w:t>
             </w:r>
           </w:p>
         </w:tc>
@@ -2511,15 +2628,17 @@
               <w:rPr>
                 <w:rFonts w:ascii="Times New Roman" w:hAnsi="Times New Roman"/>
                 <w:sz w:val="26"/>
-              </w:rPr>
-            </w:r>
-            <w:r>
-              <w:rPr>
-                <w:rFonts w:ascii="Times New Roman" w:hAnsi="Times New Roman"/>
-                <w:b w:val="0"/>
-                <w:sz w:val="26"/>
-              </w:rPr>
-              <w:t>Bài 13: Báo cáo &amp; Trưng bày sản phẩm Học kỳ I</w:t>
+                <w:rFonts w:ascii="Times New Roman" w:hAnsi="Times New Roman" w:cs="Times New Roman"/>
+              </w:rPr>
+            </w:r>
+            <w:r>
+              <w:rPr>
+                <w:rFonts w:ascii="Times New Roman" w:hAnsi="Times New Roman"/>
+                <w:b w:val="0"/>
+                <w:sz w:val="26"/>
+                <w:rFonts w:ascii="Times New Roman" w:hAnsi="Times New Roman" w:cs="Times New Roman"/>
+              </w:rPr>
+              <w:t>Bài 10: Sáng tạo với ứng dụng Kid Pix / Paint</w:t>
             </w:r>
           </w:p>
         </w:tc>
@@ -2536,15 +2655,17 @@
               <w:rPr>
                 <w:rFonts w:ascii="Times New Roman" w:hAnsi="Times New Roman"/>
                 <w:sz w:val="26"/>
-              </w:rPr>
-            </w:r>
-            <w:r>
-              <w:rPr>
-                <w:rFonts w:ascii="Times New Roman" w:hAnsi="Times New Roman"/>
-                <w:b w:val="0"/>
-                <w:sz w:val="26"/>
-              </w:rPr>
-              <w:t>14</w:t>
+                <w:rFonts w:ascii="Times New Roman" w:hAnsi="Times New Roman" w:cs="Times New Roman"/>
+              </w:rPr>
+            </w:r>
+            <w:r>
+              <w:rPr>
+                <w:rFonts w:ascii="Times New Roman" w:hAnsi="Times New Roman"/>
+                <w:b w:val="0"/>
+                <w:sz w:val="26"/>
+                <w:rFonts w:ascii="Times New Roman" w:hAnsi="Times New Roman" w:cs="Times New Roman"/>
+              </w:rPr>
+              <w:t>12, 13</w:t>
             </w:r>
           </w:p>
         </w:tc>
@@ -2560,15 +2681,17 @@
               <w:rPr>
                 <w:rFonts w:ascii="Times New Roman" w:hAnsi="Times New Roman"/>
                 <w:sz w:val="26"/>
-              </w:rPr>
-            </w:r>
-            <w:r>
-              <w:rPr>
-                <w:rFonts w:ascii="Times New Roman" w:hAnsi="Times New Roman"/>
-                <w:b w:val="0"/>
-                <w:sz w:val="26"/>
-              </w:rPr>
-              <w:t>- Nhận xét, tổng kết đánh giá kết quả thực hành học kỳ I.</w:t>
+                <w:rFonts w:ascii="Times New Roman" w:hAnsi="Times New Roman" w:cs="Times New Roman"/>
+              </w:rPr>
+            </w:r>
+            <w:r>
+              <w:rPr>
+                <w:rFonts w:ascii="Times New Roman" w:hAnsi="Times New Roman"/>
+                <w:b w:val="0"/>
+                <w:sz w:val="26"/>
+                <w:rFonts w:ascii="Times New Roman" w:hAnsi="Times New Roman" w:cs="Times New Roman"/>
+              </w:rPr>
+              <w:t>- Sử dụng phối hợp công cụ chuột và phím để hoàn thành sản phẩm sáng tạo đơn giản.</w:t>
             </w:r>
           </w:p>
         </w:tc>
@@ -2587,15 +2710,17 @@
               <w:rPr>
                 <w:rFonts w:ascii="Times New Roman" w:hAnsi="Times New Roman"/>
                 <w:sz w:val="26"/>
-              </w:rPr>
-            </w:r>
-            <w:r>
-              <w:rPr>
-                <w:rFonts w:ascii="Times New Roman" w:hAnsi="Times New Roman"/>
-                <w:b w:val="0"/>
-                <w:sz w:val="26"/>
-              </w:rPr>
-              <w:t>12</w:t>
+                <w:rFonts w:ascii="Times New Roman" w:hAnsi="Times New Roman" w:cs="Times New Roman"/>
+              </w:rPr>
+            </w:r>
+            <w:r>
+              <w:rPr>
+                <w:rFonts w:ascii="Times New Roman" w:hAnsi="Times New Roman"/>
+                <w:b w:val="0"/>
+                <w:sz w:val="26"/>
+                <w:rFonts w:ascii="Times New Roman" w:hAnsi="Times New Roman" w:cs="Times New Roman"/>
+              </w:rPr>
+              <w:t>11</w:t>
             </w:r>
           </w:p>
         </w:tc>
@@ -2611,15 +2736,17 @@
               <w:rPr>
                 <w:rFonts w:ascii="Times New Roman" w:hAnsi="Times New Roman"/>
                 <w:sz w:val="26"/>
-              </w:rPr>
-            </w:r>
-            <w:r>
-              <w:rPr>
-                <w:rFonts w:ascii="Times New Roman" w:hAnsi="Times New Roman"/>
-                <w:b w:val="0"/>
-                <w:sz w:val="26"/>
-              </w:rPr>
-              <w:t>Bài 14: Vui học cùng phần mềm Paint</w:t>
+                <w:rFonts w:ascii="Times New Roman" w:hAnsi="Times New Roman" w:cs="Times New Roman"/>
+              </w:rPr>
+            </w:r>
+            <w:r>
+              <w:rPr>
+                <w:rFonts w:ascii="Times New Roman" w:hAnsi="Times New Roman"/>
+                <w:b w:val="0"/>
+                <w:sz w:val="26"/>
+                <w:rFonts w:ascii="Times New Roman" w:hAnsi="Times New Roman" w:cs="Times New Roman"/>
+              </w:rPr>
+              <w:t>Bài 13: Báo cáo &amp; Trưng bày sản phẩm Học kỳ I</w:t>
             </w:r>
           </w:p>
         </w:tc>
@@ -2636,15 +2763,17 @@
               <w:rPr>
                 <w:rFonts w:ascii="Times New Roman" w:hAnsi="Times New Roman"/>
                 <w:sz w:val="26"/>
-              </w:rPr>
-            </w:r>
-            <w:r>
-              <w:rPr>
-                <w:rFonts w:ascii="Times New Roman" w:hAnsi="Times New Roman"/>
-                <w:b w:val="0"/>
-                <w:sz w:val="26"/>
-              </w:rPr>
-              <w:t>15</w:t>
+                <w:rFonts w:ascii="Times New Roman" w:hAnsi="Times New Roman" w:cs="Times New Roman"/>
+              </w:rPr>
+            </w:r>
+            <w:r>
+              <w:rPr>
+                <w:rFonts w:ascii="Times New Roman" w:hAnsi="Times New Roman"/>
+                <w:b w:val="0"/>
+                <w:sz w:val="26"/>
+                <w:rFonts w:ascii="Times New Roman" w:hAnsi="Times New Roman" w:cs="Times New Roman"/>
+              </w:rPr>
+              <w:t>14</w:t>
             </w:r>
           </w:p>
         </w:tc>
@@ -2660,15 +2789,17 @@
               <w:rPr>
                 <w:rFonts w:ascii="Times New Roman" w:hAnsi="Times New Roman"/>
                 <w:sz w:val="26"/>
-              </w:rPr>
-            </w:r>
-            <w:r>
-              <w:rPr>
-                <w:rFonts w:ascii="Times New Roman" w:hAnsi="Times New Roman"/>
-                <w:b w:val="0"/>
-                <w:sz w:val="26"/>
-              </w:rPr>
-              <w:t>- Khởi động Paint, nhận biết các vùng làm việc và dải công cụ.</w:t>
+                <w:rFonts w:ascii="Times New Roman" w:hAnsi="Times New Roman" w:cs="Times New Roman"/>
+              </w:rPr>
+            </w:r>
+            <w:r>
+              <w:rPr>
+                <w:rFonts w:ascii="Times New Roman" w:hAnsi="Times New Roman"/>
+                <w:b w:val="0"/>
+                <w:sz w:val="26"/>
+                <w:rFonts w:ascii="Times New Roman" w:hAnsi="Times New Roman" w:cs="Times New Roman"/>
+              </w:rPr>
+              <w:t>- Nhận xét, tổng kết đánh giá kết quả thực hành học kỳ I.</w:t>
             </w:r>
           </w:p>
         </w:tc>
@@ -2687,15 +2818,17 @@
               <w:rPr>
                 <w:rFonts w:ascii="Times New Roman" w:hAnsi="Times New Roman"/>
                 <w:sz w:val="26"/>
-              </w:rPr>
-            </w:r>
-            <w:r>
-              <w:rPr>
-                <w:rFonts w:ascii="Times New Roman" w:hAnsi="Times New Roman"/>
-                <w:b w:val="0"/>
-                <w:sz w:val="26"/>
-              </w:rPr>
-              <w:t>13</w:t>
+                <w:rFonts w:ascii="Times New Roman" w:hAnsi="Times New Roman" w:cs="Times New Roman"/>
+              </w:rPr>
+            </w:r>
+            <w:r>
+              <w:rPr>
+                <w:rFonts w:ascii="Times New Roman" w:hAnsi="Times New Roman"/>
+                <w:b w:val="0"/>
+                <w:sz w:val="26"/>
+                <w:rFonts w:ascii="Times New Roman" w:hAnsi="Times New Roman" w:cs="Times New Roman"/>
+              </w:rPr>
+              <w:t>12</w:t>
             </w:r>
           </w:p>
         </w:tc>
@@ -2711,15 +2844,17 @@
               <w:rPr>
                 <w:rFonts w:ascii="Times New Roman" w:hAnsi="Times New Roman"/>
                 <w:sz w:val="26"/>
-              </w:rPr>
-            </w:r>
-            <w:r>
-              <w:rPr>
-                <w:rFonts w:ascii="Times New Roman" w:hAnsi="Times New Roman"/>
-                <w:b w:val="0"/>
-                <w:sz w:val="26"/>
-              </w:rPr>
-              <w:t>Bài 15: Các công cụ vẽ nét và Tô màu trong Paint</w:t>
+                <w:rFonts w:ascii="Times New Roman" w:hAnsi="Times New Roman" w:cs="Times New Roman"/>
+              </w:rPr>
+            </w:r>
+            <w:r>
+              <w:rPr>
+                <w:rFonts w:ascii="Times New Roman" w:hAnsi="Times New Roman"/>
+                <w:b w:val="0"/>
+                <w:sz w:val="26"/>
+                <w:rFonts w:ascii="Times New Roman" w:hAnsi="Times New Roman" w:cs="Times New Roman"/>
+              </w:rPr>
+              <w:t>Bài 14: Vui học cùng phần mềm Paint</w:t>
             </w:r>
           </w:p>
         </w:tc>
@@ -2736,15 +2871,17 @@
               <w:rPr>
                 <w:rFonts w:ascii="Times New Roman" w:hAnsi="Times New Roman"/>
                 <w:sz w:val="26"/>
-              </w:rPr>
-            </w:r>
-            <w:r>
-              <w:rPr>
-                <w:rFonts w:ascii="Times New Roman" w:hAnsi="Times New Roman"/>
-                <w:b w:val="0"/>
-                <w:sz w:val="26"/>
-              </w:rPr>
-              <w:t>16</w:t>
+                <w:rFonts w:ascii="Times New Roman" w:hAnsi="Times New Roman" w:cs="Times New Roman"/>
+              </w:rPr>
+            </w:r>
+            <w:r>
+              <w:rPr>
+                <w:rFonts w:ascii="Times New Roman" w:hAnsi="Times New Roman"/>
+                <w:b w:val="0"/>
+                <w:sz w:val="26"/>
+                <w:rFonts w:ascii="Times New Roman" w:hAnsi="Times New Roman" w:cs="Times New Roman"/>
+              </w:rPr>
+              <w:t>15</w:t>
             </w:r>
           </w:p>
         </w:tc>
@@ -2760,15 +2897,17 @@
               <w:rPr>
                 <w:rFonts w:ascii="Times New Roman" w:hAnsi="Times New Roman"/>
                 <w:sz w:val="26"/>
-              </w:rPr>
-            </w:r>
-            <w:r>
-              <w:rPr>
-                <w:rFonts w:ascii="Times New Roman" w:hAnsi="Times New Roman"/>
-                <w:b w:val="0"/>
-                <w:sz w:val="26"/>
-              </w:rPr>
-              <w:t>- Sử dụng Bút vẽ (Pencil), Tẩy (Eraser), Tô màu (Fill with color), Kính phóng đại (Magnifier) và Cọ vẽ (Brushes).</w:t>
+                <w:rFonts w:ascii="Times New Roman" w:hAnsi="Times New Roman" w:cs="Times New Roman"/>
+              </w:rPr>
+            </w:r>
+            <w:r>
+              <w:rPr>
+                <w:rFonts w:ascii="Times New Roman" w:hAnsi="Times New Roman"/>
+                <w:b w:val="0"/>
+                <w:sz w:val="26"/>
+                <w:rFonts w:ascii="Times New Roman" w:hAnsi="Times New Roman" w:cs="Times New Roman"/>
+              </w:rPr>
+              <w:t>- Khởi động Paint, nhận biết các vùng làm việc và dải công cụ.</w:t>
             </w:r>
           </w:p>
         </w:tc>
@@ -2787,15 +2926,17 @@
               <w:rPr>
                 <w:rFonts w:ascii="Times New Roman" w:hAnsi="Times New Roman"/>
                 <w:sz w:val="26"/>
-              </w:rPr>
-            </w:r>
-            <w:r>
-              <w:rPr>
-                <w:rFonts w:ascii="Times New Roman" w:hAnsi="Times New Roman"/>
-                <w:b w:val="0"/>
-                <w:sz w:val="26"/>
-              </w:rPr>
-              <w:t>14</w:t>
+                <w:rFonts w:ascii="Times New Roman" w:hAnsi="Times New Roman" w:cs="Times New Roman"/>
+              </w:rPr>
+            </w:r>
+            <w:r>
+              <w:rPr>
+                <w:rFonts w:ascii="Times New Roman" w:hAnsi="Times New Roman"/>
+                <w:b w:val="0"/>
+                <w:sz w:val="26"/>
+                <w:rFonts w:ascii="Times New Roman" w:hAnsi="Times New Roman" w:cs="Times New Roman"/>
+              </w:rPr>
+              <w:t>13</w:t>
             </w:r>
           </w:p>
         </w:tc>
@@ -2811,15 +2952,17 @@
               <w:rPr>
                 <w:rFonts w:ascii="Times New Roman" w:hAnsi="Times New Roman"/>
                 <w:sz w:val="26"/>
-              </w:rPr>
-            </w:r>
-            <w:r>
-              <w:rPr>
-                <w:rFonts w:ascii="Times New Roman" w:hAnsi="Times New Roman"/>
-                <w:b w:val="0"/>
-                <w:sz w:val="26"/>
-              </w:rPr>
-              <w:t>Bài 16: Vẽ hình khối và Quản lý tệp vẽ</w:t>
+                <w:rFonts w:ascii="Times New Roman" w:hAnsi="Times New Roman" w:cs="Times New Roman"/>
+              </w:rPr>
+            </w:r>
+            <w:r>
+              <w:rPr>
+                <w:rFonts w:ascii="Times New Roman" w:hAnsi="Times New Roman"/>
+                <w:b w:val="0"/>
+                <w:sz w:val="26"/>
+                <w:rFonts w:ascii="Times New Roman" w:hAnsi="Times New Roman" w:cs="Times New Roman"/>
+              </w:rPr>
+              <w:t>Bài 15: Các công cụ vẽ nét và Tô màu trong Paint</w:t>
             </w:r>
           </w:p>
         </w:tc>
@@ -2836,15 +2979,17 @@
               <w:rPr>
                 <w:rFonts w:ascii="Times New Roman" w:hAnsi="Times New Roman"/>
                 <w:sz w:val="26"/>
-              </w:rPr>
-            </w:r>
-            <w:r>
-              <w:rPr>
-                <w:rFonts w:ascii="Times New Roman" w:hAnsi="Times New Roman"/>
-                <w:b w:val="0"/>
-                <w:sz w:val="26"/>
-              </w:rPr>
-              <w:t>17</w:t>
+                <w:rFonts w:ascii="Times New Roman" w:hAnsi="Times New Roman" w:cs="Times New Roman"/>
+              </w:rPr>
+            </w:r>
+            <w:r>
+              <w:rPr>
+                <w:rFonts w:ascii="Times New Roman" w:hAnsi="Times New Roman"/>
+                <w:b w:val="0"/>
+                <w:sz w:val="26"/>
+                <w:rFonts w:ascii="Times New Roman" w:hAnsi="Times New Roman" w:cs="Times New Roman"/>
+              </w:rPr>
+              <w:t>16</w:t>
             </w:r>
           </w:p>
         </w:tc>
@@ -2860,15 +3005,17 @@
               <w:rPr>
                 <w:rFonts w:ascii="Times New Roman" w:hAnsi="Times New Roman"/>
                 <w:sz w:val="26"/>
-              </w:rPr>
-            </w:r>
-            <w:r>
-              <w:rPr>
-                <w:rFonts w:ascii="Times New Roman" w:hAnsi="Times New Roman"/>
-                <w:b w:val="0"/>
-                <w:sz w:val="26"/>
-              </w:rPr>
-              <w:t>- Sử dụng nhóm công cụ Shapes (Đường thẳng, Hình chữ nhật, Hình tròn).    - Thực hiện các thao tác: Tạo tệp mới, Lưu tệp vẽ và Thoát phần mềm.</w:t>
+                <w:rFonts w:ascii="Times New Roman" w:hAnsi="Times New Roman" w:cs="Times New Roman"/>
+              </w:rPr>
+            </w:r>
+            <w:r>
+              <w:rPr>
+                <w:rFonts w:ascii="Times New Roman" w:hAnsi="Times New Roman"/>
+                <w:b w:val="0"/>
+                <w:sz w:val="26"/>
+                <w:rFonts w:ascii="Times New Roman" w:hAnsi="Times New Roman" w:cs="Times New Roman"/>
+              </w:rPr>
+              <w:t>- Sử dụng Bút vẽ (Pencil), Tẩy (Eraser), Tô màu (Fill with color), Kính phóng đại (Magnifier) và Cọ vẽ (Brushes).</w:t>
             </w:r>
           </w:p>
         </w:tc>
@@ -2887,15 +3034,17 @@
               <w:rPr>
                 <w:rFonts w:ascii="Times New Roman" w:hAnsi="Times New Roman"/>
                 <w:sz w:val="26"/>
-              </w:rPr>
-            </w:r>
-            <w:r>
-              <w:rPr>
-                <w:rFonts w:ascii="Times New Roman" w:hAnsi="Times New Roman"/>
-                <w:b/>
-                <w:sz w:val="26"/>
-              </w:rPr>
-              <w:t>15</w:t>
+                <w:rFonts w:ascii="Times New Roman" w:hAnsi="Times New Roman" w:cs="Times New Roman"/>
+              </w:rPr>
+            </w:r>
+            <w:r>
+              <w:rPr>
+                <w:rFonts w:ascii="Times New Roman" w:hAnsi="Times New Roman"/>
+                <w:b w:val="0"/>
+                <w:sz w:val="26"/>
+                <w:rFonts w:ascii="Times New Roman" w:hAnsi="Times New Roman" w:cs="Times New Roman"/>
+              </w:rPr>
+              <w:t>14</w:t>
             </w:r>
           </w:p>
         </w:tc>
@@ -2911,15 +3060,17 @@
               <w:rPr>
                 <w:rFonts w:ascii="Times New Roman" w:hAnsi="Times New Roman"/>
                 <w:sz w:val="26"/>
-              </w:rPr>
-            </w:r>
-            <w:r>
-              <w:rPr>
-                <w:rFonts w:ascii="Times New Roman" w:hAnsi="Times New Roman"/>
-                <w:b/>
-                <w:sz w:val="26"/>
-              </w:rPr>
-              <w:t>Ôn tập Đánh giá định kỳ 2</w:t>
+                <w:rFonts w:ascii="Times New Roman" w:hAnsi="Times New Roman" w:cs="Times New Roman"/>
+              </w:rPr>
+            </w:r>
+            <w:r>
+              <w:rPr>
+                <w:rFonts w:ascii="Times New Roman" w:hAnsi="Times New Roman"/>
+                <w:b w:val="0"/>
+                <w:sz w:val="26"/>
+                <w:rFonts w:ascii="Times New Roman" w:hAnsi="Times New Roman" w:cs="Times New Roman"/>
+              </w:rPr>
+              <w:t>Bài 16: Vẽ hình khối và Quản lý tệp vẽ</w:t>
             </w:r>
           </w:p>
         </w:tc>
@@ -2936,15 +3087,17 @@
               <w:rPr>
                 <w:rFonts w:ascii="Times New Roman" w:hAnsi="Times New Roman"/>
                 <w:sz w:val="26"/>
-              </w:rPr>
-            </w:r>
-            <w:r>
-              <w:rPr>
-                <w:rFonts w:ascii="Times New Roman" w:hAnsi="Times New Roman"/>
-                <w:b/>
-                <w:sz w:val="26"/>
-              </w:rPr>
-              <w:t>18</w:t>
+                <w:rFonts w:ascii="Times New Roman" w:hAnsi="Times New Roman" w:cs="Times New Roman"/>
+              </w:rPr>
+            </w:r>
+            <w:r>
+              <w:rPr>
+                <w:rFonts w:ascii="Times New Roman" w:hAnsi="Times New Roman"/>
+                <w:b w:val="0"/>
+                <w:sz w:val="26"/>
+                <w:rFonts w:ascii="Times New Roman" w:hAnsi="Times New Roman" w:cs="Times New Roman"/>
+              </w:rPr>
+              <w:t>17</w:t>
             </w:r>
           </w:p>
         </w:tc>
@@ -2960,15 +3113,17 @@
               <w:rPr>
                 <w:rFonts w:ascii="Times New Roman" w:hAnsi="Times New Roman"/>
                 <w:sz w:val="26"/>
-              </w:rPr>
-            </w:r>
-            <w:r>
-              <w:rPr>
-                <w:rFonts w:ascii="Times New Roman" w:hAnsi="Times New Roman"/>
-                <w:b w:val="0"/>
-                <w:sz w:val="26"/>
-              </w:rPr>
-              <w:t>Hệ thống hóa kiến thức chuẩn bị Đánh giá định kỳ 2.</w:t>
+                <w:rFonts w:ascii="Times New Roman" w:hAnsi="Times New Roman" w:cs="Times New Roman"/>
+              </w:rPr>
+            </w:r>
+            <w:r>
+              <w:rPr>
+                <w:rFonts w:ascii="Times New Roman" w:hAnsi="Times New Roman"/>
+                <w:b w:val="0"/>
+                <w:sz w:val="26"/>
+                <w:rFonts w:ascii="Times New Roman" w:hAnsi="Times New Roman" w:cs="Times New Roman"/>
+              </w:rPr>
+              <w:t>- Sử dụng nhóm công cụ Shapes (Đường thẳng, Hình chữ nhật, Hình tròn).    - Thực hiện các thao tác: Tạo tệp mới, Lưu tệp vẽ và Thoát phần mềm.</w:t>
             </w:r>
           </w:p>
         </w:tc>
@@ -2987,6 +3142,7 @@
               <w:rPr>
                 <w:rFonts w:ascii="Times New Roman" w:hAnsi="Times New Roman"/>
                 <w:sz w:val="26"/>
+                <w:rFonts w:ascii="Times New Roman" w:hAnsi="Times New Roman" w:cs="Times New Roman"/>
               </w:rPr>
             </w:r>
             <w:r>
@@ -2994,8 +3150,9 @@
                 <w:rFonts w:ascii="Times New Roman" w:hAnsi="Times New Roman"/>
                 <w:b/>
                 <w:sz w:val="26"/>
-              </w:rPr>
-              <w:t>16</w:t>
+                <w:rFonts w:ascii="Times New Roman" w:hAnsi="Times New Roman" w:cs="Times New Roman"/>
+              </w:rPr>
+              <w:t>15</w:t>
             </w:r>
           </w:p>
         </w:tc>
@@ -3011,6 +3168,7 @@
               <w:rPr>
                 <w:rFonts w:ascii="Times New Roman" w:hAnsi="Times New Roman"/>
                 <w:sz w:val="26"/>
+                <w:rFonts w:ascii="Times New Roman" w:hAnsi="Times New Roman" w:cs="Times New Roman"/>
               </w:rPr>
             </w:r>
             <w:r>
@@ -3018,8 +3176,9 @@
                 <w:rFonts w:ascii="Times New Roman" w:hAnsi="Times New Roman"/>
                 <w:b/>
                 <w:sz w:val="26"/>
-              </w:rPr>
-              <w:t>Đánh giá định kỳ 2</w:t>
+                <w:rFonts w:ascii="Times New Roman" w:hAnsi="Times New Roman" w:cs="Times New Roman"/>
+              </w:rPr>
+              <w:t>Ôn tập Đánh giá định kỳ 2</w:t>
             </w:r>
           </w:p>
         </w:tc>
@@ -3036,6 +3195,7 @@
               <w:rPr>
                 <w:rFonts w:ascii="Times New Roman" w:hAnsi="Times New Roman"/>
                 <w:sz w:val="26"/>
+                <w:rFonts w:ascii="Times New Roman" w:hAnsi="Times New Roman" w:cs="Times New Roman"/>
               </w:rPr>
             </w:r>
             <w:r>
@@ -3043,8 +3203,9 @@
                 <w:rFonts w:ascii="Times New Roman" w:hAnsi="Times New Roman"/>
                 <w:b/>
                 <w:sz w:val="26"/>
-              </w:rPr>
-              <w:t>19</w:t>
+                <w:rFonts w:ascii="Times New Roman" w:hAnsi="Times New Roman" w:cs="Times New Roman"/>
+              </w:rPr>
+              <w:t>18</w:t>
             </w:r>
           </w:p>
         </w:tc>
@@ -3060,15 +3221,17 @@
               <w:rPr>
                 <w:rFonts w:ascii="Times New Roman" w:hAnsi="Times New Roman"/>
                 <w:sz w:val="26"/>
-              </w:rPr>
-            </w:r>
-            <w:r>
-              <w:rPr>
-                <w:rFonts w:ascii="Times New Roman" w:hAnsi="Times New Roman"/>
-                <w:b w:val="0"/>
-                <w:sz w:val="26"/>
-              </w:rPr>
-              <w:t>Kiểm tra đánh giá kết quả học tập.</w:t>
+                <w:rFonts w:ascii="Times New Roman" w:hAnsi="Times New Roman" w:cs="Times New Roman"/>
+              </w:rPr>
+            </w:r>
+            <w:r>
+              <w:rPr>
+                <w:rFonts w:ascii="Times New Roman" w:hAnsi="Times New Roman"/>
+                <w:b w:val="0"/>
+                <w:sz w:val="26"/>
+                <w:rFonts w:ascii="Times New Roman" w:hAnsi="Times New Roman" w:cs="Times New Roman"/>
+              </w:rPr>
+              <w:t>Hệ thống hóa kiến thức chuẩn bị Đánh giá định kỳ 2.</w:t>
             </w:r>
           </w:p>
         </w:tc>
@@ -3087,15 +3250,17 @@
               <w:rPr>
                 <w:rFonts w:ascii="Times New Roman" w:hAnsi="Times New Roman"/>
                 <w:sz w:val="26"/>
-              </w:rPr>
-            </w:r>
-            <w:r>
-              <w:rPr>
-                <w:rFonts w:ascii="Times New Roman" w:hAnsi="Times New Roman"/>
-                <w:b w:val="0"/>
-                <w:sz w:val="26"/>
-              </w:rPr>
-              <w:t>17</w:t>
+                <w:rFonts w:ascii="Times New Roman" w:hAnsi="Times New Roman" w:cs="Times New Roman"/>
+              </w:rPr>
+            </w:r>
+            <w:r>
+              <w:rPr>
+                <w:rFonts w:ascii="Times New Roman" w:hAnsi="Times New Roman"/>
+                <w:b/>
+                <w:sz w:val="26"/>
+                <w:rFonts w:ascii="Times New Roman" w:hAnsi="Times New Roman" w:cs="Times New Roman"/>
+              </w:rPr>
+              <w:t>16</w:t>
             </w:r>
           </w:p>
         </w:tc>
@@ -3111,15 +3276,17 @@
               <w:rPr>
                 <w:rFonts w:ascii="Times New Roman" w:hAnsi="Times New Roman"/>
                 <w:sz w:val="26"/>
-              </w:rPr>
-            </w:r>
-            <w:r>
-              <w:rPr>
-                <w:rFonts w:ascii="Times New Roman" w:hAnsi="Times New Roman"/>
-                <w:b w:val="0"/>
-                <w:sz w:val="26"/>
-              </w:rPr>
-              <w:t>Bài 19: Làm quen với Soạn thảo văn bản MS Word</w:t>
+                <w:rFonts w:ascii="Times New Roman" w:hAnsi="Times New Roman" w:cs="Times New Roman"/>
+              </w:rPr>
+            </w:r>
+            <w:r>
+              <w:rPr>
+                <w:rFonts w:ascii="Times New Roman" w:hAnsi="Times New Roman"/>
+                <w:b/>
+                <w:sz w:val="26"/>
+                <w:rFonts w:ascii="Times New Roman" w:hAnsi="Times New Roman" w:cs="Times New Roman"/>
+              </w:rPr>
+              <w:t>Đánh giá định kỳ 2</w:t>
             </w:r>
           </w:p>
         </w:tc>
@@ -3136,15 +3303,17 @@
               <w:rPr>
                 <w:rFonts w:ascii="Times New Roman" w:hAnsi="Times New Roman"/>
                 <w:sz w:val="26"/>
-              </w:rPr>
-            </w:r>
-            <w:r>
-              <w:rPr>
-                <w:rFonts w:ascii="Times New Roman" w:hAnsi="Times New Roman"/>
-                <w:b w:val="0"/>
-                <w:sz w:val="26"/>
-              </w:rPr>
-              <w:t>20</w:t>
+                <w:rFonts w:ascii="Times New Roman" w:hAnsi="Times New Roman" w:cs="Times New Roman"/>
+              </w:rPr>
+            </w:r>
+            <w:r>
+              <w:rPr>
+                <w:rFonts w:ascii="Times New Roman" w:hAnsi="Times New Roman"/>
+                <w:b/>
+                <w:sz w:val="26"/>
+                <w:rFonts w:ascii="Times New Roman" w:hAnsi="Times New Roman" w:cs="Times New Roman"/>
+              </w:rPr>
+              <w:t>19</w:t>
             </w:r>
           </w:p>
         </w:tc>
@@ -3160,15 +3329,17 @@
               <w:rPr>
                 <w:rFonts w:ascii="Times New Roman" w:hAnsi="Times New Roman"/>
                 <w:sz w:val="26"/>
-              </w:rPr>
-            </w:r>
-            <w:r>
-              <w:rPr>
-                <w:rFonts w:ascii="Times New Roman" w:hAnsi="Times New Roman"/>
-                <w:b w:val="0"/>
-                <w:sz w:val="26"/>
-              </w:rPr>
-              <w:t>- Nêu ứng dụng của MS Word; biết cách khởi động và nhận biết giao diện màn hình.    - Nhận biết các thanh công cụ: Title bar, Quick Access, Ribbon, Ruler, Cursor, Status bar.</w:t>
+                <w:rFonts w:ascii="Times New Roman" w:hAnsi="Times New Roman" w:cs="Times New Roman"/>
+              </w:rPr>
+            </w:r>
+            <w:r>
+              <w:rPr>
+                <w:rFonts w:ascii="Times New Roman" w:hAnsi="Times New Roman"/>
+                <w:b w:val="0"/>
+                <w:sz w:val="26"/>
+                <w:rFonts w:ascii="Times New Roman" w:hAnsi="Times New Roman" w:cs="Times New Roman"/>
+              </w:rPr>
+              <w:t>Kiểm tra đánh giá kết quả học tập.</w:t>
             </w:r>
           </w:p>
         </w:tc>
@@ -3187,15 +3358,17 @@
               <w:rPr>
                 <w:rFonts w:ascii="Times New Roman" w:hAnsi="Times New Roman"/>
                 <w:sz w:val="26"/>
-              </w:rPr>
-            </w:r>
-            <w:r>
-              <w:rPr>
-                <w:rFonts w:ascii="Times New Roman" w:hAnsi="Times New Roman"/>
-                <w:b w:val="0"/>
-                <w:sz w:val="26"/>
-              </w:rPr>
-              <w:t>18</w:t>
+                <w:rFonts w:ascii="Times New Roman" w:hAnsi="Times New Roman" w:cs="Times New Roman"/>
+              </w:rPr>
+            </w:r>
+            <w:r>
+              <w:rPr>
+                <w:rFonts w:ascii="Times New Roman" w:hAnsi="Times New Roman"/>
+                <w:b w:val="0"/>
+                <w:sz w:val="26"/>
+                <w:rFonts w:ascii="Times New Roman" w:hAnsi="Times New Roman" w:cs="Times New Roman"/>
+              </w:rPr>
+              <w:t>17</w:t>
             </w:r>
           </w:p>
         </w:tc>
@@ -3211,15 +3384,17 @@
               <w:rPr>
                 <w:rFonts w:ascii="Times New Roman" w:hAnsi="Times New Roman"/>
                 <w:sz w:val="26"/>
-              </w:rPr>
-            </w:r>
-            <w:r>
-              <w:rPr>
-                <w:rFonts w:ascii="Times New Roman" w:hAnsi="Times New Roman"/>
-                <w:b w:val="0"/>
-                <w:sz w:val="26"/>
-              </w:rPr>
-              <w:t>Bài 20: Tạo, Lưu và Mở tệp văn bản</w:t>
+                <w:rFonts w:ascii="Times New Roman" w:hAnsi="Times New Roman" w:cs="Times New Roman"/>
+              </w:rPr>
+            </w:r>
+            <w:r>
+              <w:rPr>
+                <w:rFonts w:ascii="Times New Roman" w:hAnsi="Times New Roman"/>
+                <w:b w:val="0"/>
+                <w:sz w:val="26"/>
+                <w:rFonts w:ascii="Times New Roman" w:hAnsi="Times New Roman" w:cs="Times New Roman"/>
+              </w:rPr>
+              <w:t>Bài 19: Làm quen với Soạn thảo văn bản MS Word</w:t>
             </w:r>
           </w:p>
         </w:tc>
@@ -3236,15 +3411,17 @@
               <w:rPr>
                 <w:rFonts w:ascii="Times New Roman" w:hAnsi="Times New Roman"/>
                 <w:sz w:val="26"/>
-              </w:rPr>
-            </w:r>
-            <w:r>
-              <w:rPr>
-                <w:rFonts w:ascii="Times New Roman" w:hAnsi="Times New Roman"/>
-                <w:b w:val="0"/>
-                <w:sz w:val="26"/>
-              </w:rPr>
-              <w:t>21</w:t>
+                <w:rFonts w:ascii="Times New Roman" w:hAnsi="Times New Roman" w:cs="Times New Roman"/>
+              </w:rPr>
+            </w:r>
+            <w:r>
+              <w:rPr>
+                <w:rFonts w:ascii="Times New Roman" w:hAnsi="Times New Roman"/>
+                <w:b w:val="0"/>
+                <w:sz w:val="26"/>
+                <w:rFonts w:ascii="Times New Roman" w:hAnsi="Times New Roman" w:cs="Times New Roman"/>
+              </w:rPr>
+              <w:t>20</w:t>
             </w:r>
           </w:p>
         </w:tc>
@@ -3260,15 +3437,17 @@
               <w:rPr>
                 <w:rFonts w:ascii="Times New Roman" w:hAnsi="Times New Roman"/>
                 <w:sz w:val="26"/>
-              </w:rPr>
-            </w:r>
-            <w:r>
-              <w:rPr>
-                <w:rFonts w:ascii="Times New Roman" w:hAnsi="Times New Roman"/>
-                <w:b w:val="0"/>
-                <w:sz w:val="26"/>
-              </w:rPr>
-              <w:t>- Thực hiện thao tác tạo tệp mới, đặt tên, lưu tệp Word và mở lại tệp đã lưu.</w:t>
+                <w:rFonts w:ascii="Times New Roman" w:hAnsi="Times New Roman" w:cs="Times New Roman"/>
+              </w:rPr>
+            </w:r>
+            <w:r>
+              <w:rPr>
+                <w:rFonts w:ascii="Times New Roman" w:hAnsi="Times New Roman"/>
+                <w:b w:val="0"/>
+                <w:sz w:val="26"/>
+                <w:rFonts w:ascii="Times New Roman" w:hAnsi="Times New Roman" w:cs="Times New Roman"/>
+              </w:rPr>
+              <w:t>- Nêu ứng dụng của MS Word; biết cách khởi động và nhận biết giao diện màn hình.    - Nhận biết các thanh công cụ: Title bar, Quick Access, Ribbon, Ruler, Cursor, Status bar.</w:t>
             </w:r>
           </w:p>
         </w:tc>
@@ -3287,15 +3466,17 @@
               <w:rPr>
                 <w:rFonts w:ascii="Times New Roman" w:hAnsi="Times New Roman"/>
                 <w:sz w:val="26"/>
-              </w:rPr>
-            </w:r>
-            <w:r>
-              <w:rPr>
-                <w:rFonts w:ascii="Times New Roman" w:hAnsi="Times New Roman"/>
-                <w:b w:val="0"/>
-                <w:sz w:val="26"/>
-              </w:rPr>
-              <w:t>19</w:t>
+                <w:rFonts w:ascii="Times New Roman" w:hAnsi="Times New Roman" w:cs="Times New Roman"/>
+              </w:rPr>
+            </w:r>
+            <w:r>
+              <w:rPr>
+                <w:rFonts w:ascii="Times New Roman" w:hAnsi="Times New Roman"/>
+                <w:b w:val="0"/>
+                <w:sz w:val="26"/>
+                <w:rFonts w:ascii="Times New Roman" w:hAnsi="Times New Roman" w:cs="Times New Roman"/>
+              </w:rPr>
+              <w:t>18</w:t>
             </w:r>
           </w:p>
         </w:tc>
@@ -3311,15 +3492,17 @@
               <w:rPr>
                 <w:rFonts w:ascii="Times New Roman" w:hAnsi="Times New Roman"/>
                 <w:sz w:val="26"/>
-              </w:rPr>
-            </w:r>
-            <w:r>
-              <w:rPr>
-                <w:rFonts w:ascii="Times New Roman" w:hAnsi="Times New Roman"/>
-                <w:b w:val="0"/>
-                <w:sz w:val="26"/>
-              </w:rPr>
-              <w:t>Bài 21: Quy tắc và Luyện tập gõ tiếng Việt có dấu</w:t>
+                <w:rFonts w:ascii="Times New Roman" w:hAnsi="Times New Roman" w:cs="Times New Roman"/>
+              </w:rPr>
+            </w:r>
+            <w:r>
+              <w:rPr>
+                <w:rFonts w:ascii="Times New Roman" w:hAnsi="Times New Roman"/>
+                <w:b w:val="0"/>
+                <w:sz w:val="26"/>
+                <w:rFonts w:ascii="Times New Roman" w:hAnsi="Times New Roman" w:cs="Times New Roman"/>
+              </w:rPr>
+              <w:t>Bài 20: Tạo, Lưu và Mở tệp văn bản</w:t>
             </w:r>
           </w:p>
         </w:tc>
@@ -3336,15 +3519,17 @@
               <w:rPr>
                 <w:rFonts w:ascii="Times New Roman" w:hAnsi="Times New Roman"/>
                 <w:sz w:val="26"/>
-              </w:rPr>
-            </w:r>
-            <w:r>
-              <w:rPr>
-                <w:rFonts w:ascii="Times New Roman" w:hAnsi="Times New Roman"/>
-                <w:b w:val="0"/>
-                <w:sz w:val="26"/>
-              </w:rPr>
-              <w:t>22, 23</w:t>
+                <w:rFonts w:ascii="Times New Roman" w:hAnsi="Times New Roman" w:cs="Times New Roman"/>
+              </w:rPr>
+            </w:r>
+            <w:r>
+              <w:rPr>
+                <w:rFonts w:ascii="Times New Roman" w:hAnsi="Times New Roman"/>
+                <w:b w:val="0"/>
+                <w:sz w:val="26"/>
+                <w:rFonts w:ascii="Times New Roman" w:hAnsi="Times New Roman" w:cs="Times New Roman"/>
+              </w:rPr>
+              <w:t>21</w:t>
             </w:r>
           </w:p>
         </w:tc>
@@ -3360,15 +3545,17 @@
               <w:rPr>
                 <w:rFonts w:ascii="Times New Roman" w:hAnsi="Times New Roman"/>
                 <w:sz w:val="26"/>
-              </w:rPr>
-            </w:r>
-            <w:r>
-              <w:rPr>
-                <w:rFonts w:ascii="Times New Roman" w:hAnsi="Times New Roman"/>
-                <w:b w:val="0"/>
-                <w:sz w:val="26"/>
-              </w:rPr>
-              <w:t>- Nắm rõ quy tắc gõ tiếng Việt (Kiểu gõ Telex hoặc VNI).    - Thực hành gõ các câu, đoạn văn bản tiếng Việt ngắn có dấu chuẩn xác.</w:t>
+                <w:rFonts w:ascii="Times New Roman" w:hAnsi="Times New Roman" w:cs="Times New Roman"/>
+              </w:rPr>
+            </w:r>
+            <w:r>
+              <w:rPr>
+                <w:rFonts w:ascii="Times New Roman" w:hAnsi="Times New Roman"/>
+                <w:b w:val="0"/>
+                <w:sz w:val="26"/>
+                <w:rFonts w:ascii="Times New Roman" w:hAnsi="Times New Roman" w:cs="Times New Roman"/>
+              </w:rPr>
+              <w:t>- Thực hiện thao tác tạo tệp mới, đặt tên, lưu tệp Word và mở lại tệp đã lưu.</w:t>
             </w:r>
           </w:p>
         </w:tc>
@@ -3387,15 +3574,17 @@
               <w:rPr>
                 <w:rFonts w:ascii="Times New Roman" w:hAnsi="Times New Roman"/>
                 <w:sz w:val="26"/>
-              </w:rPr>
-            </w:r>
-            <w:r>
-              <w:rPr>
-                <w:rFonts w:ascii="Times New Roman" w:hAnsi="Times New Roman"/>
-                <w:b w:val="0"/>
-                <w:sz w:val="26"/>
-              </w:rPr>
-              <w:t>20</w:t>
+                <w:rFonts w:ascii="Times New Roman" w:hAnsi="Times New Roman" w:cs="Times New Roman"/>
+              </w:rPr>
+            </w:r>
+            <w:r>
+              <w:rPr>
+                <w:rFonts w:ascii="Times New Roman" w:hAnsi="Times New Roman"/>
+                <w:b w:val="0"/>
+                <w:sz w:val="26"/>
+                <w:rFonts w:ascii="Times New Roman" w:hAnsi="Times New Roman" w:cs="Times New Roman"/>
+              </w:rPr>
+              <w:t>19</w:t>
             </w:r>
           </w:p>
         </w:tc>
@@ -3411,15 +3600,17 @@
               <w:rPr>
                 <w:rFonts w:ascii="Times New Roman" w:hAnsi="Times New Roman"/>
                 <w:sz w:val="26"/>
-              </w:rPr>
-            </w:r>
-            <w:r>
-              <w:rPr>
-                <w:rFonts w:ascii="Times New Roman" w:hAnsi="Times New Roman"/>
-                <w:b w:val="0"/>
-                <w:sz w:val="26"/>
-              </w:rPr>
-              <w:t>Bài 22: Luyện tập Soạn thảo và Chỉnh sửa văn bản</w:t>
+                <w:rFonts w:ascii="Times New Roman" w:hAnsi="Times New Roman" w:cs="Times New Roman"/>
+              </w:rPr>
+            </w:r>
+            <w:r>
+              <w:rPr>
+                <w:rFonts w:ascii="Times New Roman" w:hAnsi="Times New Roman"/>
+                <w:b w:val="0"/>
+                <w:sz w:val="26"/>
+                <w:rFonts w:ascii="Times New Roman" w:hAnsi="Times New Roman" w:cs="Times New Roman"/>
+              </w:rPr>
+              <w:t>Bài 21: Quy tắc và Luyện tập gõ tiếng Việt có dấu</w:t>
             </w:r>
           </w:p>
         </w:tc>
@@ -3436,15 +3627,17 @@
               <w:rPr>
                 <w:rFonts w:ascii="Times New Roman" w:hAnsi="Times New Roman"/>
                 <w:sz w:val="26"/>
-              </w:rPr>
-            </w:r>
-            <w:r>
-              <w:rPr>
-                <w:rFonts w:ascii="Times New Roman" w:hAnsi="Times New Roman"/>
-                <w:b w:val="0"/>
-                <w:sz w:val="26"/>
-              </w:rPr>
-              <w:t>24</w:t>
+                <w:rFonts w:ascii="Times New Roman" w:hAnsi="Times New Roman" w:cs="Times New Roman"/>
+              </w:rPr>
+            </w:r>
+            <w:r>
+              <w:rPr>
+                <w:rFonts w:ascii="Times New Roman" w:hAnsi="Times New Roman"/>
+                <w:b w:val="0"/>
+                <w:sz w:val="26"/>
+                <w:rFonts w:ascii="Times New Roman" w:hAnsi="Times New Roman" w:cs="Times New Roman"/>
+              </w:rPr>
+              <w:t>22, 23</w:t>
             </w:r>
           </w:p>
         </w:tc>
@@ -3460,15 +3653,17 @@
               <w:rPr>
                 <w:rFonts w:ascii="Times New Roman" w:hAnsi="Times New Roman"/>
                 <w:sz w:val="26"/>
-              </w:rPr>
-            </w:r>
-            <w:r>
-              <w:rPr>
-                <w:rFonts w:ascii="Times New Roman" w:hAnsi="Times New Roman"/>
-                <w:b w:val="0"/>
-                <w:sz w:val="26"/>
-              </w:rPr>
-              <w:t>- Rèn luyện kỹ năng gõ và chỉnh sửa lỗi chính tả/văn bản trong Word.</w:t>
+                <w:rFonts w:ascii="Times New Roman" w:hAnsi="Times New Roman" w:cs="Times New Roman"/>
+              </w:rPr>
+            </w:r>
+            <w:r>
+              <w:rPr>
+                <w:rFonts w:ascii="Times New Roman" w:hAnsi="Times New Roman"/>
+                <w:b w:val="0"/>
+                <w:sz w:val="26"/>
+                <w:rFonts w:ascii="Times New Roman" w:hAnsi="Times New Roman" w:cs="Times New Roman"/>
+              </w:rPr>
+              <w:t>- Nắm rõ quy tắc gõ tiếng Việt (Kiểu gõ Telex hoặc VNI).    - Thực hành gõ các câu, đoạn văn bản tiếng Việt ngắn có dấu chuẩn xác.</w:t>
             </w:r>
           </w:p>
         </w:tc>
@@ -3487,15 +3682,17 @@
               <w:rPr>
                 <w:rFonts w:ascii="Times New Roman" w:hAnsi="Times New Roman"/>
                 <w:sz w:val="26"/>
-              </w:rPr>
-            </w:r>
-            <w:r>
-              <w:rPr>
-                <w:rFonts w:ascii="Times New Roman" w:hAnsi="Times New Roman"/>
-                <w:b w:val="0"/>
-                <w:sz w:val="26"/>
-              </w:rPr>
-              <w:t>21</w:t>
+                <w:rFonts w:ascii="Times New Roman" w:hAnsi="Times New Roman" w:cs="Times New Roman"/>
+              </w:rPr>
+            </w:r>
+            <w:r>
+              <w:rPr>
+                <w:rFonts w:ascii="Times New Roman" w:hAnsi="Times New Roman"/>
+                <w:b w:val="0"/>
+                <w:sz w:val="26"/>
+                <w:rFonts w:ascii="Times New Roman" w:hAnsi="Times New Roman" w:cs="Times New Roman"/>
+              </w:rPr>
+              <w:t>20</w:t>
             </w:r>
           </w:p>
         </w:tc>
@@ -3511,15 +3708,17 @@
               <w:rPr>
                 <w:rFonts w:ascii="Times New Roman" w:hAnsi="Times New Roman"/>
                 <w:sz w:val="26"/>
-              </w:rPr>
-            </w:r>
-            <w:r>
-              <w:rPr>
-                <w:rFonts w:ascii="Times New Roman" w:hAnsi="Times New Roman"/>
-                <w:b w:val="0"/>
-                <w:sz w:val="26"/>
-              </w:rPr>
-              <w:t>Bài 23: Khám phá Lập trình Scratch - Tạo nhân vật</w:t>
+                <w:rFonts w:ascii="Times New Roman" w:hAnsi="Times New Roman" w:cs="Times New Roman"/>
+              </w:rPr>
+            </w:r>
+            <w:r>
+              <w:rPr>
+                <w:rFonts w:ascii="Times New Roman" w:hAnsi="Times New Roman"/>
+                <w:b w:val="0"/>
+                <w:sz w:val="26"/>
+                <w:rFonts w:ascii="Times New Roman" w:hAnsi="Times New Roman" w:cs="Times New Roman"/>
+              </w:rPr>
+              <w:t>Bài 22: Luyện tập Soạn thảo và Chỉnh sửa văn bản</w:t>
             </w:r>
           </w:p>
         </w:tc>
@@ -3536,15 +3735,17 @@
               <w:rPr>
                 <w:rFonts w:ascii="Times New Roman" w:hAnsi="Times New Roman"/>
                 <w:sz w:val="26"/>
-              </w:rPr>
-            </w:r>
-            <w:r>
-              <w:rPr>
-                <w:rFonts w:ascii="Times New Roman" w:hAnsi="Times New Roman"/>
-                <w:b w:val="0"/>
-                <w:sz w:val="26"/>
-              </w:rPr>
-              <w:t>25</w:t>
+                <w:rFonts w:ascii="Times New Roman" w:hAnsi="Times New Roman" w:cs="Times New Roman"/>
+              </w:rPr>
+            </w:r>
+            <w:r>
+              <w:rPr>
+                <w:rFonts w:ascii="Times New Roman" w:hAnsi="Times New Roman"/>
+                <w:b w:val="0"/>
+                <w:sz w:val="26"/>
+                <w:rFonts w:ascii="Times New Roman" w:hAnsi="Times New Roman" w:cs="Times New Roman"/>
+              </w:rPr>
+              <w:t>24</w:t>
             </w:r>
           </w:p>
         </w:tc>
@@ -3560,15 +3761,17 @@
               <w:rPr>
                 <w:rFonts w:ascii="Times New Roman" w:hAnsi="Times New Roman"/>
                 <w:sz w:val="26"/>
-              </w:rPr>
-            </w:r>
-            <w:r>
-              <w:rPr>
-                <w:rFonts w:ascii="Times New Roman" w:hAnsi="Times New Roman"/>
-                <w:b w:val="0"/>
-                <w:sz w:val="26"/>
-              </w:rPr>
-              <w:t>- Khởi động phần mềm Scratch, làm quen với giao diện.    - Thực hành chọn, thiết kế nhân vật và phông nền sân khấu.</w:t>
+                <w:rFonts w:ascii="Times New Roman" w:hAnsi="Times New Roman" w:cs="Times New Roman"/>
+              </w:rPr>
+            </w:r>
+            <w:r>
+              <w:rPr>
+                <w:rFonts w:ascii="Times New Roman" w:hAnsi="Times New Roman"/>
+                <w:b w:val="0"/>
+                <w:sz w:val="26"/>
+                <w:rFonts w:ascii="Times New Roman" w:hAnsi="Times New Roman" w:cs="Times New Roman"/>
+              </w:rPr>
+              <w:t>- Rèn luyện kỹ năng gõ và chỉnh sửa lỗi chính tả/văn bản trong Word.</w:t>
             </w:r>
           </w:p>
         </w:tc>
@@ -3587,15 +3790,17 @@
               <w:rPr>
                 <w:rFonts w:ascii="Times New Roman" w:hAnsi="Times New Roman"/>
                 <w:sz w:val="26"/>
-              </w:rPr>
-            </w:r>
-            <w:r>
-              <w:rPr>
-                <w:rFonts w:ascii="Times New Roman" w:hAnsi="Times New Roman"/>
-                <w:b w:val="0"/>
-                <w:sz w:val="26"/>
-              </w:rPr>
-              <w:t>22</w:t>
+                <w:rFonts w:ascii="Times New Roman" w:hAnsi="Times New Roman" w:cs="Times New Roman"/>
+              </w:rPr>
+            </w:r>
+            <w:r>
+              <w:rPr>
+                <w:rFonts w:ascii="Times New Roman" w:hAnsi="Times New Roman"/>
+                <w:b w:val="0"/>
+                <w:sz w:val="26"/>
+                <w:rFonts w:ascii="Times New Roman" w:hAnsi="Times New Roman" w:cs="Times New Roman"/>
+              </w:rPr>
+              <w:t>21</w:t>
             </w:r>
           </w:p>
         </w:tc>
@@ -3611,15 +3816,17 @@
               <w:rPr>
                 <w:rFonts w:ascii="Times New Roman" w:hAnsi="Times New Roman"/>
                 <w:sz w:val="26"/>
-              </w:rPr>
-            </w:r>
-            <w:r>
-              <w:rPr>
-                <w:rFonts w:ascii="Times New Roman" w:hAnsi="Times New Roman"/>
-                <w:b w:val="0"/>
-                <w:sz w:val="26"/>
-              </w:rPr>
-              <w:t>Bài 24: Lập trình kịch bản hoạt hình đơn giản</w:t>
+                <w:rFonts w:ascii="Times New Roman" w:hAnsi="Times New Roman" w:cs="Times New Roman"/>
+              </w:rPr>
+            </w:r>
+            <w:r>
+              <w:rPr>
+                <w:rFonts w:ascii="Times New Roman" w:hAnsi="Times New Roman"/>
+                <w:b w:val="0"/>
+                <w:sz w:val="26"/>
+                <w:rFonts w:ascii="Times New Roman" w:hAnsi="Times New Roman" w:cs="Times New Roman"/>
+              </w:rPr>
+              <w:t>Bài 23: Khám phá Lập trình Scratch - Tạo nhân vật</w:t>
             </w:r>
           </w:p>
         </w:tc>
@@ -3636,15 +3843,17 @@
               <w:rPr>
                 <w:rFonts w:ascii="Times New Roman" w:hAnsi="Times New Roman"/>
                 <w:sz w:val="26"/>
-              </w:rPr>
-            </w:r>
-            <w:r>
-              <w:rPr>
-                <w:rFonts w:ascii="Times New Roman" w:hAnsi="Times New Roman"/>
-                <w:b w:val="0"/>
-                <w:sz w:val="26"/>
-              </w:rPr>
-              <w:t>26</w:t>
+                <w:rFonts w:ascii="Times New Roman" w:hAnsi="Times New Roman" w:cs="Times New Roman"/>
+              </w:rPr>
+            </w:r>
+            <w:r>
+              <w:rPr>
+                <w:rFonts w:ascii="Times New Roman" w:hAnsi="Times New Roman"/>
+                <w:b w:val="0"/>
+                <w:sz w:val="26"/>
+                <w:rFonts w:ascii="Times New Roman" w:hAnsi="Times New Roman" w:cs="Times New Roman"/>
+              </w:rPr>
+              <w:t>25</w:t>
             </w:r>
           </w:p>
         </w:tc>
@@ -3660,15 +3869,17 @@
               <w:rPr>
                 <w:rFonts w:ascii="Times New Roman" w:hAnsi="Times New Roman"/>
                 <w:sz w:val="26"/>
-              </w:rPr>
-            </w:r>
-            <w:r>
-              <w:rPr>
-                <w:rFonts w:ascii="Times New Roman" w:hAnsi="Times New Roman"/>
-                <w:b w:val="0"/>
-                <w:sz w:val="26"/>
-              </w:rPr>
-              <w:t>- Kéo thả và kết hợp các nhóm lệnh Chuyển động (Motion), Hiển thị (Looks), Âm thanh (Sound).</w:t>
+                <w:rFonts w:ascii="Times New Roman" w:hAnsi="Times New Roman" w:cs="Times New Roman"/>
+              </w:rPr>
+            </w:r>
+            <w:r>
+              <w:rPr>
+                <w:rFonts w:ascii="Times New Roman" w:hAnsi="Times New Roman"/>
+                <w:b w:val="0"/>
+                <w:sz w:val="26"/>
+                <w:rFonts w:ascii="Times New Roman" w:hAnsi="Times New Roman" w:cs="Times New Roman"/>
+              </w:rPr>
+              <w:t>- Khởi động phần mềm Scratch, làm quen với giao diện.    - Thực hành chọn, thiết kế nhân vật và phông nền sân khấu.</w:t>
             </w:r>
           </w:p>
         </w:tc>
@@ -3687,15 +3898,17 @@
               <w:rPr>
                 <w:rFonts w:ascii="Times New Roman" w:hAnsi="Times New Roman"/>
                 <w:sz w:val="26"/>
-              </w:rPr>
-            </w:r>
-            <w:r>
-              <w:rPr>
-                <w:rFonts w:ascii="Times New Roman" w:hAnsi="Times New Roman"/>
-                <w:b/>
-                <w:sz w:val="26"/>
-              </w:rPr>
-              <w:t>23</w:t>
+                <w:rFonts w:ascii="Times New Roman" w:hAnsi="Times New Roman" w:cs="Times New Roman"/>
+              </w:rPr>
+            </w:r>
+            <w:r>
+              <w:rPr>
+                <w:rFonts w:ascii="Times New Roman" w:hAnsi="Times New Roman"/>
+                <w:b w:val="0"/>
+                <w:sz w:val="26"/>
+                <w:rFonts w:ascii="Times New Roman" w:hAnsi="Times New Roman" w:cs="Times New Roman"/>
+              </w:rPr>
+              <w:t>22</w:t>
             </w:r>
           </w:p>
         </w:tc>
@@ -3711,15 +3924,17 @@
               <w:rPr>
                 <w:rFonts w:ascii="Times New Roman" w:hAnsi="Times New Roman"/>
                 <w:sz w:val="26"/>
-              </w:rPr>
-            </w:r>
-            <w:r>
-              <w:rPr>
-                <w:rFonts w:ascii="Times New Roman" w:hAnsi="Times New Roman"/>
-                <w:b/>
-                <w:sz w:val="26"/>
-              </w:rPr>
-              <w:t>Ôn tập Đánh giá định kỳ 3</w:t>
+                <w:rFonts w:ascii="Times New Roman" w:hAnsi="Times New Roman" w:cs="Times New Roman"/>
+              </w:rPr>
+            </w:r>
+            <w:r>
+              <w:rPr>
+                <w:rFonts w:ascii="Times New Roman" w:hAnsi="Times New Roman"/>
+                <w:b w:val="0"/>
+                <w:sz w:val="26"/>
+                <w:rFonts w:ascii="Times New Roman" w:hAnsi="Times New Roman" w:cs="Times New Roman"/>
+              </w:rPr>
+              <w:t>Bài 24: Lập trình kịch bản hoạt hình đơn giản</w:t>
             </w:r>
           </w:p>
         </w:tc>
@@ -3736,15 +3951,17 @@
               <w:rPr>
                 <w:rFonts w:ascii="Times New Roman" w:hAnsi="Times New Roman"/>
                 <w:sz w:val="26"/>
-              </w:rPr>
-            </w:r>
-            <w:r>
-              <w:rPr>
-                <w:rFonts w:ascii="Times New Roman" w:hAnsi="Times New Roman"/>
-                <w:b/>
-                <w:sz w:val="26"/>
-              </w:rPr>
-              <w:t>27</w:t>
+                <w:rFonts w:ascii="Times New Roman" w:hAnsi="Times New Roman" w:cs="Times New Roman"/>
+              </w:rPr>
+            </w:r>
+            <w:r>
+              <w:rPr>
+                <w:rFonts w:ascii="Times New Roman" w:hAnsi="Times New Roman"/>
+                <w:b w:val="0"/>
+                <w:sz w:val="26"/>
+                <w:rFonts w:ascii="Times New Roman" w:hAnsi="Times New Roman" w:cs="Times New Roman"/>
+              </w:rPr>
+              <w:t>26</w:t>
             </w:r>
           </w:p>
         </w:tc>
@@ -3760,15 +3977,17 @@
               <w:rPr>
                 <w:rFonts w:ascii="Times New Roman" w:hAnsi="Times New Roman"/>
                 <w:sz w:val="26"/>
-              </w:rPr>
-            </w:r>
-            <w:r>
-              <w:rPr>
-                <w:rFonts w:ascii="Times New Roman" w:hAnsi="Times New Roman"/>
-                <w:b w:val="0"/>
-                <w:sz w:val="26"/>
-              </w:rPr>
-              <w:t>Hệ thống hóa kiến thức chuẩn bị Đánh giá định kỳ 3.</w:t>
+                <w:rFonts w:ascii="Times New Roman" w:hAnsi="Times New Roman" w:cs="Times New Roman"/>
+              </w:rPr>
+            </w:r>
+            <w:r>
+              <w:rPr>
+                <w:rFonts w:ascii="Times New Roman" w:hAnsi="Times New Roman"/>
+                <w:b w:val="0"/>
+                <w:sz w:val="26"/>
+                <w:rFonts w:ascii="Times New Roman" w:hAnsi="Times New Roman" w:cs="Times New Roman"/>
+              </w:rPr>
+              <w:t>- Kéo thả và kết hợp các nhóm lệnh Chuyển động (Motion), Hiển thị (Looks), Âm thanh (Sound).</w:t>
             </w:r>
           </w:p>
         </w:tc>
@@ -3787,6 +4006,7 @@
               <w:rPr>
                 <w:rFonts w:ascii="Times New Roman" w:hAnsi="Times New Roman"/>
                 <w:sz w:val="26"/>
+                <w:rFonts w:ascii="Times New Roman" w:hAnsi="Times New Roman" w:cs="Times New Roman"/>
               </w:rPr>
             </w:r>
             <w:r>
@@ -3794,8 +4014,9 @@
                 <w:rFonts w:ascii="Times New Roman" w:hAnsi="Times New Roman"/>
                 <w:b/>
                 <w:sz w:val="26"/>
-              </w:rPr>
-              <w:t>24</w:t>
+                <w:rFonts w:ascii="Times New Roman" w:hAnsi="Times New Roman" w:cs="Times New Roman"/>
+              </w:rPr>
+              <w:t>23</w:t>
             </w:r>
           </w:p>
         </w:tc>
@@ -3811,6 +4032,7 @@
               <w:rPr>
                 <w:rFonts w:ascii="Times New Roman" w:hAnsi="Times New Roman"/>
                 <w:sz w:val="26"/>
+                <w:rFonts w:ascii="Times New Roman" w:hAnsi="Times New Roman" w:cs="Times New Roman"/>
               </w:rPr>
             </w:r>
             <w:r>
@@ -3818,8 +4040,9 @@
                 <w:rFonts w:ascii="Times New Roman" w:hAnsi="Times New Roman"/>
                 <w:b/>
                 <w:sz w:val="26"/>
-              </w:rPr>
-              <w:t>Đánh giá định kỳ 3</w:t>
+                <w:rFonts w:ascii="Times New Roman" w:hAnsi="Times New Roman" w:cs="Times New Roman"/>
+              </w:rPr>
+              <w:t>Ôn tập Đánh giá định kỳ 3</w:t>
             </w:r>
           </w:p>
         </w:tc>
@@ -3836,6 +4059,7 @@
               <w:rPr>
                 <w:rFonts w:ascii="Times New Roman" w:hAnsi="Times New Roman"/>
                 <w:sz w:val="26"/>
+                <w:rFonts w:ascii="Times New Roman" w:hAnsi="Times New Roman" w:cs="Times New Roman"/>
               </w:rPr>
             </w:r>
             <w:r>
@@ -3843,8 +4067,9 @@
                 <w:rFonts w:ascii="Times New Roman" w:hAnsi="Times New Roman"/>
                 <w:b/>
                 <w:sz w:val="26"/>
-              </w:rPr>
-              <w:t>28</w:t>
+                <w:rFonts w:ascii="Times New Roman" w:hAnsi="Times New Roman" w:cs="Times New Roman"/>
+              </w:rPr>
+              <w:t>27</w:t>
             </w:r>
           </w:p>
         </w:tc>
@@ -3860,15 +4085,17 @@
               <w:rPr>
                 <w:rFonts w:ascii="Times New Roman" w:hAnsi="Times New Roman"/>
                 <w:sz w:val="26"/>
-              </w:rPr>
-            </w:r>
-            <w:r>
-              <w:rPr>
-                <w:rFonts w:ascii="Times New Roman" w:hAnsi="Times New Roman"/>
-                <w:b w:val="0"/>
-                <w:sz w:val="26"/>
-              </w:rPr>
-              <w:t>Kiểm tra đánh giá kết quả học tập.</w:t>
+                <w:rFonts w:ascii="Times New Roman" w:hAnsi="Times New Roman" w:cs="Times New Roman"/>
+              </w:rPr>
+            </w:r>
+            <w:r>
+              <w:rPr>
+                <w:rFonts w:ascii="Times New Roman" w:hAnsi="Times New Roman"/>
+                <w:b w:val="0"/>
+                <w:sz w:val="26"/>
+                <w:rFonts w:ascii="Times New Roman" w:hAnsi="Times New Roman" w:cs="Times New Roman"/>
+              </w:rPr>
+              <w:t>Hệ thống hóa kiến thức chuẩn bị Đánh giá định kỳ 3.</w:t>
             </w:r>
           </w:p>
         </w:tc>
@@ -3887,15 +4114,17 @@
               <w:rPr>
                 <w:rFonts w:ascii="Times New Roman" w:hAnsi="Times New Roman"/>
                 <w:sz w:val="26"/>
-              </w:rPr>
-            </w:r>
-            <w:r>
-              <w:rPr>
-                <w:rFonts w:ascii="Times New Roman" w:hAnsi="Times New Roman"/>
-                <w:b w:val="0"/>
-                <w:sz w:val="26"/>
-              </w:rPr>
-              <w:t>25</w:t>
+                <w:rFonts w:ascii="Times New Roman" w:hAnsi="Times New Roman" w:cs="Times New Roman"/>
+              </w:rPr>
+            </w:r>
+            <w:r>
+              <w:rPr>
+                <w:rFonts w:ascii="Times New Roman" w:hAnsi="Times New Roman"/>
+                <w:b/>
+                <w:sz w:val="26"/>
+                <w:rFonts w:ascii="Times New Roman" w:hAnsi="Times New Roman" w:cs="Times New Roman"/>
+              </w:rPr>
+              <w:t>24</w:t>
             </w:r>
           </w:p>
         </w:tc>
@@ -3911,15 +4140,17 @@
               <w:rPr>
                 <w:rFonts w:ascii="Times New Roman" w:hAnsi="Times New Roman"/>
                 <w:sz w:val="26"/>
-              </w:rPr>
-            </w:r>
-            <w:r>
-              <w:rPr>
-                <w:rFonts w:ascii="Times New Roman" w:hAnsi="Times New Roman"/>
-                <w:b w:val="0"/>
-                <w:sz w:val="26"/>
-              </w:rPr>
-              <w:t>Ôn tập và luyện tập</w:t>
+                <w:rFonts w:ascii="Times New Roman" w:hAnsi="Times New Roman" w:cs="Times New Roman"/>
+              </w:rPr>
+            </w:r>
+            <w:r>
+              <w:rPr>
+                <w:rFonts w:ascii="Times New Roman" w:hAnsi="Times New Roman"/>
+                <w:b/>
+                <w:sz w:val="26"/>
+                <w:rFonts w:ascii="Times New Roman" w:hAnsi="Times New Roman" w:cs="Times New Roman"/>
+              </w:rPr>
+              <w:t>Đánh giá định kỳ 3</w:t>
             </w:r>
           </w:p>
         </w:tc>
@@ -3936,15 +4167,17 @@
               <w:rPr>
                 <w:rFonts w:ascii="Times New Roman" w:hAnsi="Times New Roman"/>
                 <w:sz w:val="26"/>
-              </w:rPr>
-            </w:r>
-            <w:r>
-              <w:rPr>
-                <w:rFonts w:ascii="Times New Roman" w:hAnsi="Times New Roman"/>
-                <w:b w:val="0"/>
-                <w:sz w:val="26"/>
-              </w:rPr>
-              <w:t>29 - 32</w:t>
+                <w:rFonts w:ascii="Times New Roman" w:hAnsi="Times New Roman" w:cs="Times New Roman"/>
+              </w:rPr>
+            </w:r>
+            <w:r>
+              <w:rPr>
+                <w:rFonts w:ascii="Times New Roman" w:hAnsi="Times New Roman"/>
+                <w:b/>
+                <w:sz w:val="26"/>
+                <w:rFonts w:ascii="Times New Roman" w:hAnsi="Times New Roman" w:cs="Times New Roman"/>
+              </w:rPr>
+              <w:t>28</w:t>
             </w:r>
           </w:p>
         </w:tc>
@@ -3960,15 +4193,17 @@
               <w:rPr>
                 <w:rFonts w:ascii="Times New Roman" w:hAnsi="Times New Roman"/>
                 <w:sz w:val="26"/>
-              </w:rPr>
-            </w:r>
-            <w:r>
-              <w:rPr>
-                <w:rFonts w:ascii="Times New Roman" w:hAnsi="Times New Roman"/>
-                <w:b w:val="0"/>
-                <w:sz w:val="26"/>
-              </w:rPr>
-              <w:t>Ôn tập, luyện tập bổ sung kiến thức và kỹ năng.</w:t>
+                <w:rFonts w:ascii="Times New Roman" w:hAnsi="Times New Roman" w:cs="Times New Roman"/>
+              </w:rPr>
+            </w:r>
+            <w:r>
+              <w:rPr>
+                <w:rFonts w:ascii="Times New Roman" w:hAnsi="Times New Roman"/>
+                <w:b w:val="0"/>
+                <w:sz w:val="26"/>
+                <w:rFonts w:ascii="Times New Roman" w:hAnsi="Times New Roman" w:cs="Times New Roman"/>
+              </w:rPr>
+              <w:t>Kiểm tra đánh giá kết quả học tập.</w:t>
             </w:r>
           </w:p>
         </w:tc>
@@ -3987,15 +4222,17 @@
               <w:rPr>
                 <w:rFonts w:ascii="Times New Roman" w:hAnsi="Times New Roman"/>
                 <w:sz w:val="26"/>
-              </w:rPr>
-            </w:r>
-            <w:r>
-              <w:rPr>
-                <w:rFonts w:ascii="Times New Roman" w:hAnsi="Times New Roman"/>
-                <w:b/>
-                <w:sz w:val="26"/>
-              </w:rPr>
-              <w:t>26</w:t>
+                <w:rFonts w:ascii="Times New Roman" w:hAnsi="Times New Roman" w:cs="Times New Roman"/>
+              </w:rPr>
+            </w:r>
+            <w:r>
+              <w:rPr>
+                <w:rFonts w:ascii="Times New Roman" w:hAnsi="Times New Roman"/>
+                <w:b w:val="0"/>
+                <w:sz w:val="26"/>
+                <w:rFonts w:ascii="Times New Roman" w:hAnsi="Times New Roman" w:cs="Times New Roman"/>
+              </w:rPr>
+              <w:t>25</w:t>
             </w:r>
           </w:p>
         </w:tc>
@@ -4011,15 +4248,17 @@
               <w:rPr>
                 <w:rFonts w:ascii="Times New Roman" w:hAnsi="Times New Roman"/>
                 <w:sz w:val="26"/>
-              </w:rPr>
-            </w:r>
-            <w:r>
-              <w:rPr>
-                <w:rFonts w:ascii="Times New Roman" w:hAnsi="Times New Roman"/>
-                <w:b/>
-                <w:sz w:val="26"/>
-              </w:rPr>
-              <w:t>Ôn tập Đánh giá định kỳ 4</w:t>
+                <w:rFonts w:ascii="Times New Roman" w:hAnsi="Times New Roman" w:cs="Times New Roman"/>
+              </w:rPr>
+            </w:r>
+            <w:r>
+              <w:rPr>
+                <w:rFonts w:ascii="Times New Roman" w:hAnsi="Times New Roman"/>
+                <w:b w:val="0"/>
+                <w:sz w:val="26"/>
+                <w:rFonts w:ascii="Times New Roman" w:hAnsi="Times New Roman" w:cs="Times New Roman"/>
+              </w:rPr>
+              <w:t>Ôn tập và luyện tập</w:t>
             </w:r>
           </w:p>
         </w:tc>
@@ -4036,15 +4275,17 @@
               <w:rPr>
                 <w:rFonts w:ascii="Times New Roman" w:hAnsi="Times New Roman"/>
                 <w:sz w:val="26"/>
-              </w:rPr>
-            </w:r>
-            <w:r>
-              <w:rPr>
-                <w:rFonts w:ascii="Times New Roman" w:hAnsi="Times New Roman"/>
-                <w:b/>
-                <w:sz w:val="26"/>
-              </w:rPr>
-              <w:t>33</w:t>
+                <w:rFonts w:ascii="Times New Roman" w:hAnsi="Times New Roman" w:cs="Times New Roman"/>
+              </w:rPr>
+            </w:r>
+            <w:r>
+              <w:rPr>
+                <w:rFonts w:ascii="Times New Roman" w:hAnsi="Times New Roman"/>
+                <w:b w:val="0"/>
+                <w:sz w:val="26"/>
+                <w:rFonts w:ascii="Times New Roman" w:hAnsi="Times New Roman" w:cs="Times New Roman"/>
+              </w:rPr>
+              <w:t>29 - 32</w:t>
             </w:r>
           </w:p>
         </w:tc>
@@ -4060,15 +4301,17 @@
               <w:rPr>
                 <w:rFonts w:ascii="Times New Roman" w:hAnsi="Times New Roman"/>
                 <w:sz w:val="26"/>
-              </w:rPr>
-            </w:r>
-            <w:r>
-              <w:rPr>
-                <w:rFonts w:ascii="Times New Roman" w:hAnsi="Times New Roman"/>
-                <w:b w:val="0"/>
-                <w:sz w:val="26"/>
-              </w:rPr>
-              <w:t>Hệ thống hóa kiến thức chuẩn bị Đánh giá định kỳ 4.</w:t>
+                <w:rFonts w:ascii="Times New Roman" w:hAnsi="Times New Roman" w:cs="Times New Roman"/>
+              </w:rPr>
+            </w:r>
+            <w:r>
+              <w:rPr>
+                <w:rFonts w:ascii="Times New Roman" w:hAnsi="Times New Roman"/>
+                <w:b w:val="0"/>
+                <w:sz w:val="26"/>
+                <w:rFonts w:ascii="Times New Roman" w:hAnsi="Times New Roman" w:cs="Times New Roman"/>
+              </w:rPr>
+              <w:t>Ôn tập, luyện tập bổ sung kiến thức và kỹ năng.</w:t>
             </w:r>
           </w:p>
         </w:tc>
@@ -4087,6 +4330,7 @@
               <w:rPr>
                 <w:rFonts w:ascii="Times New Roman" w:hAnsi="Times New Roman"/>
                 <w:sz w:val="26"/>
+                <w:rFonts w:ascii="Times New Roman" w:hAnsi="Times New Roman" w:cs="Times New Roman"/>
               </w:rPr>
             </w:r>
             <w:r>
@@ -4094,8 +4338,9 @@
                 <w:rFonts w:ascii="Times New Roman" w:hAnsi="Times New Roman"/>
                 <w:b/>
                 <w:sz w:val="26"/>
-              </w:rPr>
-              <w:t>27</w:t>
+                <w:rFonts w:ascii="Times New Roman" w:hAnsi="Times New Roman" w:cs="Times New Roman"/>
+              </w:rPr>
+              <w:t>26</w:t>
             </w:r>
           </w:p>
         </w:tc>
@@ -4111,6 +4356,7 @@
               <w:rPr>
                 <w:rFonts w:ascii="Times New Roman" w:hAnsi="Times New Roman"/>
                 <w:sz w:val="26"/>
+                <w:rFonts w:ascii="Times New Roman" w:hAnsi="Times New Roman" w:cs="Times New Roman"/>
               </w:rPr>
             </w:r>
             <w:r>
@@ -4118,8 +4364,9 @@
                 <w:rFonts w:ascii="Times New Roman" w:hAnsi="Times New Roman"/>
                 <w:b/>
                 <w:sz w:val="26"/>
-              </w:rPr>
-              <w:t>Đánh giá định kỳ 4</w:t>
+                <w:rFonts w:ascii="Times New Roman" w:hAnsi="Times New Roman" w:cs="Times New Roman"/>
+              </w:rPr>
+              <w:t>Ôn tập Đánh giá định kỳ 4</w:t>
             </w:r>
           </w:p>
         </w:tc>
@@ -4136,6 +4383,7 @@
               <w:rPr>
                 <w:rFonts w:ascii="Times New Roman" w:hAnsi="Times New Roman"/>
                 <w:sz w:val="26"/>
+                <w:rFonts w:ascii="Times New Roman" w:hAnsi="Times New Roman" w:cs="Times New Roman"/>
               </w:rPr>
             </w:r>
             <w:r>
@@ -4143,8 +4391,9 @@
                 <w:rFonts w:ascii="Times New Roman" w:hAnsi="Times New Roman"/>
                 <w:b/>
                 <w:sz w:val="26"/>
-              </w:rPr>
-              <w:t>34</w:t>
+                <w:rFonts w:ascii="Times New Roman" w:hAnsi="Times New Roman" w:cs="Times New Roman"/>
+              </w:rPr>
+              <w:t>33</w:t>
             </w:r>
           </w:p>
         </w:tc>
@@ -4160,15 +4409,17 @@
               <w:rPr>
                 <w:rFonts w:ascii="Times New Roman" w:hAnsi="Times New Roman"/>
                 <w:sz w:val="26"/>
-              </w:rPr>
-            </w:r>
-            <w:r>
-              <w:rPr>
-                <w:rFonts w:ascii="Times New Roman" w:hAnsi="Times New Roman"/>
-                <w:b w:val="0"/>
-                <w:sz w:val="26"/>
-              </w:rPr>
-              <w:t>Kiểm tra đánh giá kết quả học tập.</w:t>
+                <w:rFonts w:ascii="Times New Roman" w:hAnsi="Times New Roman" w:cs="Times New Roman"/>
+              </w:rPr>
+            </w:r>
+            <w:r>
+              <w:rPr>
+                <w:rFonts w:ascii="Times New Roman" w:hAnsi="Times New Roman"/>
+                <w:b w:val="0"/>
+                <w:sz w:val="26"/>
+                <w:rFonts w:ascii="Times New Roman" w:hAnsi="Times New Roman" w:cs="Times New Roman"/>
+              </w:rPr>
+              <w:t>Hệ thống hóa kiến thức chuẩn bị Đánh giá định kỳ 4.</w:t>
             </w:r>
           </w:p>
         </w:tc>
@@ -4187,13 +4438,123 @@
               <w:rPr>
                 <w:rFonts w:ascii="Times New Roman" w:hAnsi="Times New Roman"/>
                 <w:sz w:val="26"/>
-              </w:rPr>
-            </w:r>
-            <w:r>
-              <w:rPr>
-                <w:rFonts w:ascii="Times New Roman" w:hAnsi="Times New Roman"/>
-                <w:b w:val="0"/>
-                <w:sz w:val="26"/>
+                <w:rFonts w:ascii="Times New Roman" w:hAnsi="Times New Roman" w:cs="Times New Roman"/>
+              </w:rPr>
+            </w:r>
+            <w:r>
+              <w:rPr>
+                <w:rFonts w:ascii="Times New Roman" w:hAnsi="Times New Roman"/>
+                <w:b/>
+                <w:sz w:val="26"/>
+                <w:rFonts w:ascii="Times New Roman" w:hAnsi="Times New Roman" w:cs="Times New Roman"/>
+              </w:rPr>
+              <w:t>27</w:t>
+            </w:r>
+          </w:p>
+        </w:tc>
+        <w:tc>
+          <w:tcPr>
+            <w:tcW w:w="3118" w:type="dxa"/>
+          </w:tcPr>
+          <w:p>
+            <w:pPr>
+              <w:spacing w:before="20" w:after="20"/>
+            </w:pPr>
+            <w:r>
+              <w:rPr>
+                <w:rFonts w:ascii="Times New Roman" w:hAnsi="Times New Roman"/>
+                <w:sz w:val="26"/>
+                <w:rFonts w:ascii="Times New Roman" w:hAnsi="Times New Roman" w:cs="Times New Roman"/>
+              </w:rPr>
+            </w:r>
+            <w:r>
+              <w:rPr>
+                <w:rFonts w:ascii="Times New Roman" w:hAnsi="Times New Roman"/>
+                <w:b/>
+                <w:sz w:val="26"/>
+                <w:rFonts w:ascii="Times New Roman" w:hAnsi="Times New Roman" w:cs="Times New Roman"/>
+              </w:rPr>
+              <w:t>Đánh giá định kỳ 4</w:t>
+            </w:r>
+          </w:p>
+        </w:tc>
+        <w:tc>
+          <w:tcPr>
+            <w:tcW w:w="1134" w:type="dxa"/>
+          </w:tcPr>
+          <w:p>
+            <w:pPr>
+              <w:spacing w:before="20" w:after="20"/>
+              <w:jc w:val="center"/>
+            </w:pPr>
+            <w:r>
+              <w:rPr>
+                <w:rFonts w:ascii="Times New Roman" w:hAnsi="Times New Roman"/>
+                <w:sz w:val="26"/>
+                <w:rFonts w:ascii="Times New Roman" w:hAnsi="Times New Roman" w:cs="Times New Roman"/>
+              </w:rPr>
+            </w:r>
+            <w:r>
+              <w:rPr>
+                <w:rFonts w:ascii="Times New Roman" w:hAnsi="Times New Roman"/>
+                <w:b/>
+                <w:sz w:val="26"/>
+                <w:rFonts w:ascii="Times New Roman" w:hAnsi="Times New Roman" w:cs="Times New Roman"/>
+              </w:rPr>
+              <w:t>34</w:t>
+            </w:r>
+          </w:p>
+        </w:tc>
+        <w:tc>
+          <w:tcPr>
+            <w:tcW w:w="4536" w:type="dxa"/>
+          </w:tcPr>
+          <w:p>
+            <w:pPr>
+              <w:spacing w:before="20" w:after="20"/>
+            </w:pPr>
+            <w:r>
+              <w:rPr>
+                <w:rFonts w:ascii="Times New Roman" w:hAnsi="Times New Roman"/>
+                <w:sz w:val="26"/>
+                <w:rFonts w:ascii="Times New Roman" w:hAnsi="Times New Roman" w:cs="Times New Roman"/>
+              </w:rPr>
+            </w:r>
+            <w:r>
+              <w:rPr>
+                <w:rFonts w:ascii="Times New Roman" w:hAnsi="Times New Roman"/>
+                <w:b w:val="0"/>
+                <w:sz w:val="26"/>
+                <w:rFonts w:ascii="Times New Roman" w:hAnsi="Times New Roman" w:cs="Times New Roman"/>
+              </w:rPr>
+              <w:t>Kiểm tra đánh giá kết quả học tập.</w:t>
+            </w:r>
+          </w:p>
+        </w:tc>
+      </w:tr>
+      <w:tr>
+        <w:tc>
+          <w:tcPr>
+            <w:tcW w:w="846" w:type="dxa"/>
+          </w:tcPr>
+          <w:p>
+            <w:pPr>
+              <w:spacing w:before="20" w:after="20"/>
+              <w:jc w:val="center"/>
+            </w:pPr>
+            <w:r>
+              <w:rPr>
+                <w:rFonts w:ascii="Times New Roman" w:hAnsi="Times New Roman"/>
+                <w:sz w:val="26"/>
+                <w:rFonts w:ascii="Times New Roman" w:hAnsi="Times New Roman" w:cs="Times New Roman"/>
+              </w:rPr>
+            </w:r>
+            <w:r>
+              <w:rPr>
+                <w:rFonts w:ascii="Times New Roman" w:hAnsi="Times New Roman"/>
+                <w:b w:val="0"/>
+                <w:sz w:val="26"/>
+                <w:rFonts w:ascii="Times New Roman" w:hAnsi="Times New Roman" w:cs="Times New Roman"/>
               </w:rPr>
               <w:t>28</w:t>
             </w:r>
@@ -4211,13 +4572,15 @@
               <w:rPr>
                 <w:rFonts w:ascii="Times New Roman" w:hAnsi="Times New Roman"/>
                 <w:sz w:val="26"/>
-              </w:rPr>
-            </w:r>
-            <w:r>
-              <w:rPr>
-                <w:rFonts w:ascii="Times New Roman" w:hAnsi="Times New Roman"/>
-                <w:b w:val="0"/>
-                <w:sz w:val="26"/>
+                <w:rFonts w:ascii="Times New Roman" w:hAnsi="Times New Roman" w:cs="Times New Roman"/>
+              </w:rPr>
+            </w:r>
+            <w:r>
+              <w:rPr>
+                <w:rFonts w:ascii="Times New Roman" w:hAnsi="Times New Roman"/>
+                <w:b w:val="0"/>
+                <w:sz w:val="26"/>
+                <w:rFonts w:ascii="Times New Roman" w:hAnsi="Times New Roman" w:cs="Times New Roman"/>
               </w:rPr>
               <w:t>Bài 25: Dự án học tập: Trò chơi / Hoạt hình Scratch</w:t>
             </w:r>
@@ -4236,13 +4599,15 @@
               <w:rPr>
                 <w:rFonts w:ascii="Times New Roman" w:hAnsi="Times New Roman"/>
                 <w:sz w:val="26"/>
-              </w:rPr>
-            </w:r>
-            <w:r>
-              <w:rPr>
-                <w:rFonts w:ascii="Times New Roman" w:hAnsi="Times New Roman"/>
-                <w:b w:val="0"/>
-                <w:sz w:val="26"/>
+                <w:rFonts w:ascii="Times New Roman" w:hAnsi="Times New Roman" w:cs="Times New Roman"/>
+              </w:rPr>
+            </w:r>
+            <w:r>
+              <w:rPr>
+                <w:rFonts w:ascii="Times New Roman" w:hAnsi="Times New Roman"/>
+                <w:b w:val="0"/>
+                <w:sz w:val="26"/>
+                <w:rFonts w:ascii="Times New Roman" w:hAnsi="Times New Roman" w:cs="Times New Roman"/>
               </w:rPr>
               <w:t>35</w:t>
             </w:r>
@@ -4260,13 +4625,15 @@
               <w:rPr>
                 <w:rFonts w:ascii="Times New Roman" w:hAnsi="Times New Roman"/>
                 <w:sz w:val="26"/>
-              </w:rPr>
-            </w:r>
-            <w:r>
-              <w:rPr>
-                <w:rFonts w:ascii="Times New Roman" w:hAnsi="Times New Roman"/>
-                <w:b w:val="0"/>
-                <w:sz w:val="26"/>
+                <w:rFonts w:ascii="Times New Roman" w:hAnsi="Times New Roman" w:cs="Times New Roman"/>
+              </w:rPr>
+            </w:r>
+            <w:r>
+              <w:rPr>
+                <w:rFonts w:ascii="Times New Roman" w:hAnsi="Times New Roman"/>
+                <w:b w:val="0"/>
+                <w:sz w:val="26"/>
+                <w:rFonts w:ascii="Times New Roman" w:hAnsi="Times New Roman" w:cs="Times New Roman"/>
               </w:rPr>
               <w:t>- Thực hành làm việc nhóm xây dựng một kịch bản hoạt hình hoặc trò chơi nhỏ.</w:t>
             </w:r>
@@ -4289,6 +4656,7 @@
           <w:i/>
           <w:iCs/>
           <w:sz w:val="26"/>
+          <w:rFonts w:ascii="Times New Roman" w:hAnsi="Times New Roman" w:cs="Times New Roman"/>
         </w:rPr>
         <w:t xml:space="preserve">(1) </w:t>
       </w:r>
@@ -4298,6 +4666,7 @@
           <w:i/>
           <w:iCs/>
           <w:sz w:val="26"/>
+          <w:rFonts w:ascii="Times New Roman" w:hAnsi="Times New Roman" w:cs="Times New Roman"/>
         </w:rPr>
         <w:t>Tên bài học/chuyên đề được xây dựng từ nội dung/chủ đề/chuyên đề (được lấy nguyên hoặc thiết kế lại phù hợp với điều kiện thực tế của trường) theo chương trinh, sách giáo khoa môn học/hoạt động giáo dục</w:t>
       </w:r>
@@ -4315,6 +4684,7 @@
           <w:i/>
           <w:iCs/>
           <w:sz w:val="26"/>
+          <w:rFonts w:ascii="Times New Roman" w:hAnsi="Times New Roman" w:cs="Times New Roman"/>
         </w:rPr>
         <w:t>(2) Số tiết được sử dụng để thực hiện bài học, chuyên đề</w:t>
       </w:r>
@@ -4332,6 +4702,7 @@
           <w:i/>
           <w:iCs/>
           <w:sz w:val="26"/>
+          <w:rFonts w:ascii="Times New Roman" w:hAnsi="Times New Roman" w:cs="Times New Roman"/>
         </w:rPr>
         <w:t>(3) Yêu cầu cần đạt theo các đơn vị bài học, chủ đề và xác định yêu cầu cần đạt</w:t>
       </w:r>
@@ -4349,6 +4720,7 @@
           <w:b/>
           <w:bCs/>
           <w:sz w:val="26"/>
+          <w:rFonts w:ascii="Times New Roman" w:hAnsi="Times New Roman" w:cs="Times New Roman"/>
         </w:rPr>
         <w:t>2. Kiểm tra, đánh giá định kì</w:t>
       </w:r>
@@ -4366,6 +4738,7 @@
           <w:b/>
           <w:bCs/>
           <w:sz w:val="26"/>
+          <w:rFonts w:ascii="Times New Roman" w:hAnsi="Times New Roman" w:cs="Times New Roman"/>
         </w:rPr>
         <w:t>Môn Tin lớp 2</w:t>
       </w:r>
@@ -4408,6 +4781,7 @@
               <w:rPr>
                 <w:rFonts w:ascii="Times New Roman" w:hAnsi="Times New Roman"/>
                 <w:sz w:val="26"/>
+                <w:rFonts w:ascii="Times New Roman" w:hAnsi="Times New Roman" w:cs="Times New Roman"/>
               </w:rPr>
             </w:r>
             <w:r>
@@ -4415,6 +4789,7 @@
                 <w:rFonts w:ascii="Times New Roman" w:hAnsi="Times New Roman"/>
                 <w:b/>
                 <w:sz w:val="26"/>
+                <w:rFonts w:ascii="Times New Roman" w:hAnsi="Times New Roman" w:cs="Times New Roman"/>
               </w:rPr>
               <w:t>Bài kiểm tra, đánh giá</w:t>
             </w:r>
@@ -4433,6 +4808,7 @@
               <w:rPr>
                 <w:rFonts w:ascii="Times New Roman" w:hAnsi="Times New Roman"/>
                 <w:sz w:val="26"/>
+                <w:rFonts w:ascii="Times New Roman" w:hAnsi="Times New Roman" w:cs="Times New Roman"/>
               </w:rPr>
             </w:r>
             <w:r>
@@ -4440,6 +4816,7 @@
                 <w:rFonts w:ascii="Times New Roman" w:hAnsi="Times New Roman"/>
                 <w:b/>
                 <w:sz w:val="26"/>
+                <w:rFonts w:ascii="Times New Roman" w:hAnsi="Times New Roman" w:cs="Times New Roman"/>
               </w:rPr>
               <w:t>Thời gian (1)</w:t>
             </w:r>
@@ -4458,6 +4835,7 @@
               <w:rPr>
                 <w:rFonts w:ascii="Times New Roman" w:hAnsi="Times New Roman"/>
                 <w:sz w:val="26"/>
+                <w:rFonts w:ascii="Times New Roman" w:hAnsi="Times New Roman" w:cs="Times New Roman"/>
               </w:rPr>
             </w:r>
             <w:r>
@@ -4465,6 +4843,7 @@
                 <w:rFonts w:ascii="Times New Roman" w:hAnsi="Times New Roman"/>
                 <w:b/>
                 <w:sz w:val="26"/>
+                <w:rFonts w:ascii="Times New Roman" w:hAnsi="Times New Roman" w:cs="Times New Roman"/>
               </w:rPr>
               <w:t>Thời điểm (2)</w:t>
             </w:r>
@@ -4483,6 +4862,7 @@
               <w:rPr>
                 <w:rFonts w:ascii="Times New Roman" w:hAnsi="Times New Roman"/>
                 <w:sz w:val="26"/>
+                <w:rFonts w:ascii="Times New Roman" w:hAnsi="Times New Roman" w:cs="Times New Roman"/>
               </w:rPr>
             </w:r>
             <w:r>
@@ -4490,6 +4870,7 @@
                 <w:rFonts w:ascii="Times New Roman" w:hAnsi="Times New Roman"/>
                 <w:b/>
                 <w:sz w:val="26"/>
+                <w:rFonts w:ascii="Times New Roman" w:hAnsi="Times New Roman" w:cs="Times New Roman"/>
               </w:rPr>
               <w:t>Yêu cầu cần đạt (3)</w:t>
             </w:r>
@@ -4508,6 +4889,7 @@
               <w:rPr>
                 <w:rFonts w:ascii="Times New Roman" w:hAnsi="Times New Roman"/>
                 <w:sz w:val="26"/>
+                <w:rFonts w:ascii="Times New Roman" w:hAnsi="Times New Roman" w:cs="Times New Roman"/>
               </w:rPr>
             </w:r>
             <w:r>
@@ -4515,6 +4897,7 @@
                 <w:rFonts w:ascii="Times New Roman" w:hAnsi="Times New Roman"/>
                 <w:b/>
                 <w:sz w:val="26"/>
+                <w:rFonts w:ascii="Times New Roman" w:hAnsi="Times New Roman" w:cs="Times New Roman"/>
               </w:rPr>
               <w:t>Hình thức (4)</w:t>
             </w:r>
@@ -4537,6 +4920,7 @@
               <w:rPr>
                 <w:rFonts w:ascii="Times New Roman" w:hAnsi="Times New Roman"/>
                 <w:sz w:val="26"/>
+                <w:rFonts w:ascii="Times New Roman" w:hAnsi="Times New Roman" w:cs="Times New Roman"/>
               </w:rPr>
             </w:r>
             <w:r>
@@ -4544,6 +4928,7 @@
                 <w:rFonts w:ascii="Times New Roman" w:hAnsi="Times New Roman"/>
                 <w:b/>
                 <w:sz w:val="26"/>
+                <w:rFonts w:ascii="Times New Roman" w:hAnsi="Times New Roman" w:cs="Times New Roman"/>
               </w:rPr>
               <w:t>Đánh giá định kỳ 1</w:t>
             </w:r>
@@ -4562,13 +4947,15 @@
               <w:rPr>
                 <w:rFonts w:ascii="Times New Roman" w:hAnsi="Times New Roman"/>
                 <w:sz w:val="26"/>
-              </w:rPr>
-            </w:r>
-            <w:r>
-              <w:rPr>
-                <w:rFonts w:ascii="Times New Roman" w:hAnsi="Times New Roman"/>
-                <w:b w:val="0"/>
-                <w:sz w:val="26"/>
+                <w:rFonts w:ascii="Times New Roman" w:hAnsi="Times New Roman" w:cs="Times New Roman"/>
+              </w:rPr>
+            </w:r>
+            <w:r>
+              <w:rPr>
+                <w:rFonts w:ascii="Times New Roman" w:hAnsi="Times New Roman"/>
+                <w:b w:val="0"/>
+                <w:sz w:val="26"/>
+                <w:rFonts w:ascii="Times New Roman" w:hAnsi="Times New Roman" w:cs="Times New Roman"/>
               </w:rPr>
               <w:t>35 phút</w:t>
             </w:r>
@@ -4587,13 +4974,15 @@
               <w:rPr>
                 <w:rFonts w:ascii="Times New Roman" w:hAnsi="Times New Roman"/>
                 <w:sz w:val="26"/>
-              </w:rPr>
-            </w:r>
-            <w:r>
-              <w:rPr>
-                <w:rFonts w:ascii="Times New Roman" w:hAnsi="Times New Roman"/>
-                <w:b w:val="0"/>
-                <w:sz w:val="26"/>
+                <w:rFonts w:ascii="Times New Roman" w:hAnsi="Times New Roman" w:cs="Times New Roman"/>
+              </w:rPr>
+            </w:r>
+            <w:r>
+              <w:rPr>
+                <w:rFonts w:ascii="Times New Roman" w:hAnsi="Times New Roman"/>
+                <w:b w:val="0"/>
+                <w:sz w:val="26"/>
+                <w:rFonts w:ascii="Times New Roman" w:hAnsi="Times New Roman" w:cs="Times New Roman"/>
               </w:rPr>
               <w:t>Tuần 10</w:t>
             </w:r>
@@ -4611,6 +5000,7 @@
               <w:rPr>
                 <w:rFonts w:ascii="Times New Roman" w:hAnsi="Times New Roman"/>
                 <w:sz w:val="26"/>
+                <w:rFonts w:ascii="Times New Roman" w:hAnsi="Times New Roman" w:cs="Times New Roman"/>
               </w:rPr>
               <w:t xml:space="preserve">- Nhận biết và phân biệt được các nhóm thiết bị: Vào, Ra, Xử lý và Lưu trữ. </w:t>
             </w:r>
@@ -4626,6 +5016,7 @@
               <w:rPr>
                 <w:rFonts w:ascii="Times New Roman" w:hAnsi="Times New Roman"/>
                 <w:sz w:val="26"/>
+                <w:rFonts w:ascii="Times New Roman" w:hAnsi="Times New Roman" w:cs="Times New Roman"/>
               </w:rPr>
               <w:t xml:space="preserve">- Nêu được các thao tác cơ bản với hệ điều hành Windows và công dụng thực tế của máy tính. </w:t>
             </w:r>
@@ -4646,6 +5037,7 @@
               <w:rPr>
                 <w:rFonts w:ascii="Times New Roman" w:hAnsi="Times New Roman"/>
                 <w:sz w:val="26"/>
+                <w:rFonts w:ascii="Times New Roman" w:hAnsi="Times New Roman" w:cs="Times New Roman"/>
               </w:rPr>
               <w:t xml:space="preserve">Trắc nghiệm quan sát + Thực hành nhận diện thiết bị </w:t>
             </w:r>
@@ -4668,6 +5060,7 @@
               <w:rPr>
                 <w:rFonts w:ascii="Times New Roman" w:hAnsi="Times New Roman"/>
                 <w:sz w:val="26"/>
+                <w:rFonts w:ascii="Times New Roman" w:hAnsi="Times New Roman" w:cs="Times New Roman"/>
               </w:rPr>
             </w:r>
             <w:r>
@@ -4675,6 +5068,7 @@
                 <w:rFonts w:ascii="Times New Roman" w:hAnsi="Times New Roman"/>
                 <w:b/>
                 <w:sz w:val="26"/>
+                <w:rFonts w:ascii="Times New Roman" w:hAnsi="Times New Roman" w:cs="Times New Roman"/>
               </w:rPr>
               <w:t>Đánh giá định kỳ 2</w:t>
             </w:r>
@@ -4693,13 +5087,15 @@
               <w:rPr>
                 <w:rFonts w:ascii="Times New Roman" w:hAnsi="Times New Roman"/>
                 <w:sz w:val="26"/>
-              </w:rPr>
-            </w:r>
-            <w:r>
-              <w:rPr>
-                <w:rFonts w:ascii="Times New Roman" w:hAnsi="Times New Roman"/>
-                <w:b w:val="0"/>
-                <w:sz w:val="26"/>
+                <w:rFonts w:ascii="Times New Roman" w:hAnsi="Times New Roman" w:cs="Times New Roman"/>
+              </w:rPr>
+            </w:r>
+            <w:r>
+              <w:rPr>
+                <w:rFonts w:ascii="Times New Roman" w:hAnsi="Times New Roman"/>
+                <w:b w:val="0"/>
+                <w:sz w:val="26"/>
+                <w:rFonts w:ascii="Times New Roman" w:hAnsi="Times New Roman" w:cs="Times New Roman"/>
               </w:rPr>
               <w:t>35 phút</w:t>
             </w:r>
@@ -4718,13 +5114,15 @@
               <w:rPr>
                 <w:rFonts w:ascii="Times New Roman" w:hAnsi="Times New Roman"/>
                 <w:sz w:val="26"/>
-              </w:rPr>
-            </w:r>
-            <w:r>
-              <w:rPr>
-                <w:rFonts w:ascii="Times New Roman" w:hAnsi="Times New Roman"/>
-                <w:b w:val="0"/>
-                <w:sz w:val="26"/>
+                <w:rFonts w:ascii="Times New Roman" w:hAnsi="Times New Roman" w:cs="Times New Roman"/>
+              </w:rPr>
+            </w:r>
+            <w:r>
+              <w:rPr>
+                <w:rFonts w:ascii="Times New Roman" w:hAnsi="Times New Roman"/>
+                <w:b w:val="0"/>
+                <w:sz w:val="26"/>
+                <w:rFonts w:ascii="Times New Roman" w:hAnsi="Times New Roman" w:cs="Times New Roman"/>
               </w:rPr>
               <w:t>Tuần 19</w:t>
             </w:r>
@@ -4742,6 +5140,7 @@
               <w:rPr>
                 <w:rFonts w:ascii="Times New Roman" w:hAnsi="Times New Roman"/>
                 <w:sz w:val="26"/>
+                <w:rFonts w:ascii="Times New Roman" w:hAnsi="Times New Roman" w:cs="Times New Roman"/>
               </w:rPr>
               <w:t xml:space="preserve">- Thành thạo các thao tác nâng cao với chuột (nhấp chuột phải, nhấp đôi, kéo thả) và gõ các phím chức năng, phím Shift, Tab. </w:t>
             </w:r>
@@ -4757,6 +5156,7 @@
               <w:rPr>
                 <w:rFonts w:ascii="Times New Roman" w:hAnsi="Times New Roman"/>
                 <w:sz w:val="26"/>
+                <w:rFonts w:ascii="Times New Roman" w:hAnsi="Times New Roman" w:cs="Times New Roman"/>
               </w:rPr>
               <w:lastRenderedPageBreak/>
               <w:t xml:space="preserve">- Phối hợp linh hoạt chuột và bàn phím để xử lý bài tập tổng hợp. </w:t>
@@ -4778,6 +5178,7 @@
               <w:rPr>
                 <w:rFonts w:ascii="Times New Roman" w:hAnsi="Times New Roman"/>
                 <w:sz w:val="26"/>
+                <w:rFonts w:ascii="Times New Roman" w:hAnsi="Times New Roman" w:cs="Times New Roman"/>
               </w:rPr>
               <w:lastRenderedPageBreak/>
               <w:t xml:space="preserve">Bài kiểm tra thực hành trên máy tính </w:t>
@@ -4801,6 +5202,7 @@
               <w:rPr>
                 <w:rFonts w:ascii="Times New Roman" w:hAnsi="Times New Roman"/>
                 <w:sz w:val="26"/>
+                <w:rFonts w:ascii="Times New Roman" w:hAnsi="Times New Roman" w:cs="Times New Roman"/>
               </w:rPr>
             </w:r>
             <w:r>
@@ -4808,6 +5210,7 @@
                 <w:rFonts w:ascii="Times New Roman" w:hAnsi="Times New Roman"/>
                 <w:b/>
                 <w:sz w:val="26"/>
+                <w:rFonts w:ascii="Times New Roman" w:hAnsi="Times New Roman" w:cs="Times New Roman"/>
               </w:rPr>
               <w:t>Đánh giá định kỳ 3</w:t>
             </w:r>
@@ -4826,13 +5229,15 @@
               <w:rPr>
                 <w:rFonts w:ascii="Times New Roman" w:hAnsi="Times New Roman"/>
                 <w:sz w:val="26"/>
-              </w:rPr>
-            </w:r>
-            <w:r>
-              <w:rPr>
-                <w:rFonts w:ascii="Times New Roman" w:hAnsi="Times New Roman"/>
-                <w:b w:val="0"/>
-                <w:sz w:val="26"/>
+                <w:rFonts w:ascii="Times New Roman" w:hAnsi="Times New Roman" w:cs="Times New Roman"/>
+              </w:rPr>
+            </w:r>
+            <w:r>
+              <w:rPr>
+                <w:rFonts w:ascii="Times New Roman" w:hAnsi="Times New Roman"/>
+                <w:b w:val="0"/>
+                <w:sz w:val="26"/>
+                <w:rFonts w:ascii="Times New Roman" w:hAnsi="Times New Roman" w:cs="Times New Roman"/>
               </w:rPr>
               <w:t>35 phút</w:t>
             </w:r>
@@ -4851,13 +5256,15 @@
               <w:rPr>
                 <w:rFonts w:ascii="Times New Roman" w:hAnsi="Times New Roman"/>
                 <w:sz w:val="26"/>
-              </w:rPr>
-            </w:r>
-            <w:r>
-              <w:rPr>
-                <w:rFonts w:ascii="Times New Roman" w:hAnsi="Times New Roman"/>
-                <w:b w:val="0"/>
-                <w:sz w:val="26"/>
+                <w:rFonts w:ascii="Times New Roman" w:hAnsi="Times New Roman" w:cs="Times New Roman"/>
+              </w:rPr>
+            </w:r>
+            <w:r>
+              <w:rPr>
+                <w:rFonts w:ascii="Times New Roman" w:hAnsi="Times New Roman"/>
+                <w:b w:val="0"/>
+                <w:sz w:val="26"/>
+                <w:rFonts w:ascii="Times New Roman" w:hAnsi="Times New Roman" w:cs="Times New Roman"/>
               </w:rPr>
               <w:t>Tuần 28</w:t>
             </w:r>
@@ -4875,6 +5282,7 @@
               <w:rPr>
                 <w:rFonts w:ascii="Times New Roman" w:hAnsi="Times New Roman"/>
                 <w:sz w:val="26"/>
+                <w:rFonts w:ascii="Times New Roman" w:hAnsi="Times New Roman" w:cs="Times New Roman"/>
               </w:rPr>
               <w:t xml:space="preserve">- Biết khởi động, sử dụng thành thạo các công cụ vẽ nét, tô màu, vẽ hình khối trong phần mềm Paint. </w:t>
             </w:r>
@@ -4890,6 +5298,7 @@
               <w:rPr>
                 <w:rFonts w:ascii="Times New Roman" w:hAnsi="Times New Roman"/>
                 <w:sz w:val="26"/>
+                <w:rFonts w:ascii="Times New Roman" w:hAnsi="Times New Roman" w:cs="Times New Roman"/>
               </w:rPr>
               <w:t xml:space="preserve">- Biết tạo tệp mới, lưu tệp vẽ và quản lý sản phẩm cá nhân. </w:t>
             </w:r>
@@ -4910,6 +5319,7 @@
               <w:rPr>
                 <w:rFonts w:ascii="Times New Roman" w:hAnsi="Times New Roman"/>
                 <w:sz w:val="26"/>
+                <w:rFonts w:ascii="Times New Roman" w:hAnsi="Times New Roman" w:cs="Times New Roman"/>
               </w:rPr>
               <w:t xml:space="preserve">Bài kiểm tra thực hành (Vẽ bức tranh theo chủ đề) </w:t>
             </w:r>
@@ -4932,6 +5342,7 @@
               <w:rPr>
                 <w:rFonts w:ascii="Times New Roman" w:hAnsi="Times New Roman"/>
                 <w:sz w:val="26"/>
+                <w:rFonts w:ascii="Times New Roman" w:hAnsi="Times New Roman" w:cs="Times New Roman"/>
               </w:rPr>
             </w:r>
             <w:r>
@@ -4939,6 +5350,7 @@
                 <w:rFonts w:ascii="Times New Roman" w:hAnsi="Times New Roman"/>
                 <w:b/>
                 <w:sz w:val="26"/>
+                <w:rFonts w:ascii="Times New Roman" w:hAnsi="Times New Roman" w:cs="Times New Roman"/>
               </w:rPr>
               <w:t>Đánh giá định kỳ 4</w:t>
             </w:r>
@@ -4957,13 +5369,15 @@
               <w:rPr>
                 <w:rFonts w:ascii="Times New Roman" w:hAnsi="Times New Roman"/>
                 <w:sz w:val="26"/>
-              </w:rPr>
-            </w:r>
-            <w:r>
-              <w:rPr>
-                <w:rFonts w:ascii="Times New Roman" w:hAnsi="Times New Roman"/>
-                <w:b w:val="0"/>
-                <w:sz w:val="26"/>
+                <w:rFonts w:ascii="Times New Roman" w:hAnsi="Times New Roman" w:cs="Times New Roman"/>
+              </w:rPr>
+            </w:r>
+            <w:r>
+              <w:rPr>
+                <w:rFonts w:ascii="Times New Roman" w:hAnsi="Times New Roman"/>
+                <w:b w:val="0"/>
+                <w:sz w:val="26"/>
+                <w:rFonts w:ascii="Times New Roman" w:hAnsi="Times New Roman" w:cs="Times New Roman"/>
               </w:rPr>
               <w:t>35 phút</w:t>
             </w:r>
@@ -4982,13 +5396,15 @@
               <w:rPr>
                 <w:rFonts w:ascii="Times New Roman" w:hAnsi="Times New Roman"/>
                 <w:sz w:val="26"/>
-              </w:rPr>
-            </w:r>
-            <w:r>
-              <w:rPr>
-                <w:rFonts w:ascii="Times New Roman" w:hAnsi="Times New Roman"/>
-                <w:b w:val="0"/>
-                <w:sz w:val="26"/>
+                <w:rFonts w:ascii="Times New Roman" w:hAnsi="Times New Roman" w:cs="Times New Roman"/>
+              </w:rPr>
+            </w:r>
+            <w:r>
+              <w:rPr>
+                <w:rFonts w:ascii="Times New Roman" w:hAnsi="Times New Roman"/>
+                <w:b w:val="0"/>
+                <w:sz w:val="26"/>
+                <w:rFonts w:ascii="Times New Roman" w:hAnsi="Times New Roman" w:cs="Times New Roman"/>
               </w:rPr>
               <w:t>Tuần 34</w:t>
             </w:r>
@@ -5006,6 +5422,7 @@
               <w:rPr>
                 <w:rFonts w:ascii="Times New Roman" w:hAnsi="Times New Roman"/>
                 <w:sz w:val="26"/>
+                <w:rFonts w:ascii="Times New Roman" w:hAnsi="Times New Roman" w:cs="Times New Roman"/>
               </w:rPr>
               <w:t xml:space="preserve">- Nhận biết giao diện và các thanh công cụ trong MS Word; nắm vững quy tắc gõ tiếng Việt có dấu. </w:t>
             </w:r>
@@ -5021,6 +5438,7 @@
               <w:rPr>
                 <w:rFonts w:ascii="Times New Roman" w:hAnsi="Times New Roman"/>
                 <w:sz w:val="26"/>
+                <w:rFonts w:ascii="Times New Roman" w:hAnsi="Times New Roman" w:cs="Times New Roman"/>
               </w:rPr>
               <w:t xml:space="preserve">- Khởi động Scratch, thực hiện thao tác thêm nhân vật/phông nền và kết hợp được các khối lệnh đơn giản (Chuyển động, Hiển thị, Âm thanh). </w:t>
             </w:r>
@@ -5041,6 +5459,7 @@
               <w:rPr>
                 <w:rFonts w:ascii="Times New Roman" w:hAnsi="Times New Roman"/>
                 <w:sz w:val="26"/>
+                <w:rFonts w:ascii="Times New Roman" w:hAnsi="Times New Roman" w:cs="Times New Roman"/>
               </w:rPr>
               <w:t xml:space="preserve">Bài kiểm tra thực hành tổng hợp (Soạn thảo văn bản / Kéo thả kịch bản Scratch) </w:t>
             </w:r>
@@ -5075,6 +5494,7 @@
           <w:iCs/>
           <w:color w:val="000000"/>
           <w:sz w:val="26"/>
+          <w:rFonts w:ascii="Times New Roman" w:hAnsi="Times New Roman" w:cs="Times New Roman"/>
         </w:rPr>
         <w:t>Thời gian làm bài kiểm tra, đánh giá</w:t>
       </w:r>
@@ -5106,6 +5526,7 @@
           <w:iCs/>
           <w:color w:val="000000"/>
           <w:sz w:val="26"/>
+          <w:rFonts w:ascii="Times New Roman" w:hAnsi="Times New Roman" w:cs="Times New Roman"/>
         </w:rPr>
         <w:t>Tuần thứ, tháng, năm thực hiện bài kiểm tra đánh giá</w:t>
       </w:r>
@@ -5137,6 +5558,7 @@
           <w:iCs/>
           <w:color w:val="000000"/>
           <w:sz w:val="26"/>
+          <w:rFonts w:ascii="Times New Roman" w:hAnsi="Times New Roman" w:cs="Times New Roman"/>
         </w:rPr>
         <w:t>Yêu cầu cần đạt thời điểm kiểm tra đánh giá (Theo phân phối chương trình)</w:t>
       </w:r>
@@ -5167,6 +5589,7 @@
           <w:iCs/>
           <w:color w:val="000000"/>
           <w:sz w:val="26"/>
+          <w:rFonts w:ascii="Times New Roman" w:hAnsi="Times New Roman" w:cs="Times New Roman"/>
         </w:rPr>
         <w:lastRenderedPageBreak/>
         <w:t>Hình thức bài kiểm tra đánh giá: Viết (trên giấy hoặc máy tính); bài thực hành; dự án học tập</w:t>
@@ -5185,6 +5608,7 @@
           <w:b/>
           <w:bCs/>
           <w:sz w:val="26"/>
+          <w:rFonts w:ascii="Times New Roman" w:hAnsi="Times New Roman" w:cs="Times New Roman"/>
         </w:rPr>
         <w:t>III. Các nội dung khác (Nếu có)</w:t>
       </w:r>
@@ -5244,6 +5668,7 @@
                 <w:bCs/>
                 <w:sz w:val="26"/>
                 <w:szCs w:val="26"/>
+                <w:rFonts w:ascii="Times New Roman" w:hAnsi="Times New Roman" w:cs="Times New Roman"/>
               </w:rPr>
               <w:t>TỔ TRƯỞNG</w:t>
             </w:r>
@@ -5266,6 +5691,7 @@
                 <w:iCs/>
                 <w:sz w:val="26"/>
                 <w:szCs w:val="26"/>
+                <w:rFonts w:ascii="Times New Roman" w:hAnsi="Times New Roman" w:cs="Times New Roman"/>
               </w:rPr>
               <w:t>(Ký, ghi rõ họ tên)</w:t>
             </w:r>
@@ -5293,6 +5719,7 @@
                 <w:iCs/>
                 <w:sz w:val="26"/>
                 <w:szCs w:val="26"/>
+                <w:rFonts w:ascii="Times New Roman" w:hAnsi="Times New Roman" w:cs="Times New Roman"/>
               </w:rPr>
               <w:t>Hoài Đức, ngày    tháng     năm 2026</w:t>
             </w:r>
@@ -5315,6 +5742,7 @@
                 <w:bCs/>
                 <w:sz w:val="26"/>
                 <w:szCs w:val="26"/>
+                <w:rFonts w:ascii="Times New Roman" w:hAnsi="Times New Roman" w:cs="Times New Roman"/>
               </w:rPr>
               <w:t>HIỆU TRƯỞNG</w:t>
             </w:r>
@@ -5339,6 +5767,7 @@
                 <w:iCs/>
                 <w:sz w:val="26"/>
                 <w:szCs w:val="26"/>
+                <w:rFonts w:ascii="Times New Roman" w:hAnsi="Times New Roman" w:cs="Times New Roman"/>
               </w:rPr>
               <w:t>(</w:t>
             </w:r>
@@ -5349,6 +5778,7 @@
                 <w:iCs/>
                 <w:sz w:val="26"/>
                 <w:szCs w:val="26"/>
+                <w:rFonts w:ascii="Times New Roman" w:hAnsi="Times New Roman" w:cs="Times New Roman"/>
               </w:rPr>
               <w:t>Ký và ghi rõ họ tên)</w:t>
             </w:r>

--- a/Hệ thống mẫu văn bản/Nguyên đã làm/Kế hoạch dạy học Tin học từng lớp/Kế hoạch dạy học môn Tin học - Lớp 2 - 2026 - 2027.docx
+++ b/Hệ thống mẫu văn bản/Nguyên đã làm/Kế hoạch dạy học Tin học từng lớp/Kế hoạch dạy học môn Tin học - Lớp 2 - 2026 - 2027.docx
@@ -1365,6 +1365,3093 @@
         <w:t>Kế hoạch dạy học</w:t>
       </w:r>
     </w:p>
+    <w:tbl>
+      <w:tblPr>
+        <w:tblW w:type="auto" w:w="0"/>
+        <w:jc w:val="center"/>
+        <w:tblLook w:firstColumn="1" w:firstRow="1" w:lastColumn="0" w:lastRow="0" w:noHBand="0" w:noVBand="1" w:val="04A0"/>
+        <w:tblBorders>
+          <w:top w:val="single" w:sz="4" w:space="0" w:color="000000"/>
+          <w:left w:val="single" w:sz="4" w:space="0" w:color="000000"/>
+          <w:bottom w:val="single" w:sz="4" w:space="0" w:color="000000"/>
+          <w:right w:val="single" w:sz="4" w:space="0" w:color="000000"/>
+          <w:insideH w:val="single" w:sz="4" w:space="0" w:color="000000"/>
+          <w:insideV w:val="single" w:sz="4" w:space="0" w:color="000000"/>
+        </w:tblBorders>
+      </w:tblPr>
+      <w:tblGrid>
+        <w:gridCol w:w="1862"/>
+        <w:gridCol w:w="1862"/>
+        <w:gridCol w:w="1862"/>
+        <w:gridCol w:w="1862"/>
+        <w:gridCol w:w="1862"/>
+      </w:tblGrid>
+      <w:tr>
+        <w:tc>
+          <w:tcPr>
+            <w:tcW w:type="dxa" w:w="680"/>
+            <w:vAlign w:val="center"/>
+          </w:tcPr>
+          <w:p>
+            <w:pPr>
+              <w:spacing w:before="40" w:after="40" w:line="276" w:lineRule="auto"/>
+              <w:jc w:val="center"/>
+            </w:pPr>
+            <w:r>
+              <w:rPr>
+                <w:rFonts w:ascii="Times New Roman" w:hAnsi="Times New Roman"/>
+                <w:b/>
+                <w:sz w:val="26"/>
+                <w:rFonts w:ascii="Times New Roman" w:hAnsi="Times New Roman" w:cs="Times New Roman"/>
+              </w:rPr>
+              <w:t>STT</w:t>
+            </w:r>
+          </w:p>
+        </w:tc>
+        <w:tc>
+          <w:tcPr>
+            <w:tcW w:type="dxa" w:w="3118"/>
+            <w:vAlign w:val="center"/>
+          </w:tcPr>
+          <w:p>
+            <w:pPr>
+              <w:spacing w:before="40" w:after="40" w:line="276" w:lineRule="auto"/>
+              <w:jc w:val="left"/>
+            </w:pPr>
+            <w:r>
+              <w:rPr>
+                <w:rFonts w:ascii="Times New Roman" w:hAnsi="Times New Roman"/>
+                <w:b/>
+                <w:sz w:val="26"/>
+                <w:rFonts w:ascii="Times New Roman" w:hAnsi="Times New Roman" w:cs="Times New Roman"/>
+              </w:rPr>
+              <w:t>Bài học (1)</w:t>
+            </w:r>
+          </w:p>
+        </w:tc>
+        <w:tc>
+          <w:tcPr>
+            <w:tcW w:type="dxa" w:w="850"/>
+            <w:vAlign w:val="center"/>
+          </w:tcPr>
+          <w:p>
+            <w:pPr>
+              <w:spacing w:before="40" w:after="40" w:line="276" w:lineRule="auto"/>
+              <w:jc w:val="center"/>
+            </w:pPr>
+            <w:r>
+              <w:rPr>
+                <w:rFonts w:ascii="Times New Roman" w:hAnsi="Times New Roman"/>
+                <w:b/>
+                <w:sz w:val="26"/>
+                <w:rFonts w:ascii="Times New Roman" w:hAnsi="Times New Roman" w:cs="Times New Roman"/>
+              </w:rPr>
+              <w:t>Số tiết (2)</w:t>
+            </w:r>
+          </w:p>
+        </w:tc>
+        <w:tc>
+          <w:tcPr>
+            <w:tcW w:type="dxa" w:w="1247"/>
+            <w:vAlign w:val="center"/>
+          </w:tcPr>
+          <w:p>
+            <w:pPr>
+              <w:spacing w:before="40" w:after="40" w:line="276" w:lineRule="auto"/>
+              <w:jc w:val="center"/>
+            </w:pPr>
+            <w:r>
+              <w:rPr>
+                <w:rFonts w:ascii="Times New Roman" w:hAnsi="Times New Roman"/>
+                <w:b/>
+                <w:sz w:val="26"/>
+                <w:rFonts w:ascii="Times New Roman" w:hAnsi="Times New Roman" w:cs="Times New Roman"/>
+              </w:rPr>
+              <w:t>Tiết theo PPCT</w:t>
+            </w:r>
+          </w:p>
+        </w:tc>
+        <w:tc>
+          <w:tcPr>
+            <w:tcW w:type="dxa" w:w="3402"/>
+            <w:vAlign w:val="center"/>
+          </w:tcPr>
+          <w:p>
+            <w:pPr>
+              <w:spacing w:before="40" w:after="40" w:line="276" w:lineRule="auto"/>
+              <w:jc w:val="left"/>
+            </w:pPr>
+            <w:r>
+              <w:rPr>
+                <w:rFonts w:ascii="Times New Roman" w:hAnsi="Times New Roman"/>
+                <w:b/>
+                <w:sz w:val="26"/>
+                <w:rFonts w:ascii="Times New Roman" w:hAnsi="Times New Roman" w:cs="Times New Roman"/>
+              </w:rPr>
+              <w:t>Yêu cầu cần đạt (3)</w:t>
+            </w:r>
+          </w:p>
+        </w:tc>
+      </w:tr>
+      <w:tr>
+        <w:tc>
+          <w:tcPr>
+            <w:tcW w:type="dxa" w:w="680"/>
+            <w:vAlign w:val="center"/>
+          </w:tcPr>
+          <w:p>
+            <w:pPr>
+              <w:spacing w:before="40" w:after="40" w:line="276" w:lineRule="auto"/>
+              <w:jc w:val="center"/>
+            </w:pPr>
+            <w:r>
+              <w:rPr>
+                <w:rFonts w:ascii="Times New Roman" w:hAnsi="Times New Roman"/>
+                <w:sz w:val="26"/>
+                <w:rFonts w:ascii="Times New Roman" w:hAnsi="Times New Roman" w:cs="Times New Roman"/>
+              </w:rPr>
+              <w:t>1</w:t>
+            </w:r>
+          </w:p>
+        </w:tc>
+        <w:tc>
+          <w:tcPr>
+            <w:tcW w:type="dxa" w:w="3118"/>
+            <w:vAlign w:val="center"/>
+          </w:tcPr>
+          <w:p>
+            <w:pPr>
+              <w:spacing w:before="40" w:after="40" w:line="276" w:lineRule="auto"/>
+              <w:jc w:val="both"/>
+            </w:pPr>
+            <w:r>
+              <w:rPr>
+                <w:rFonts w:ascii="Times New Roman" w:hAnsi="Times New Roman"/>
+                <w:sz w:val="26"/>
+                <w:rFonts w:ascii="Times New Roman" w:hAnsi="Times New Roman" w:cs="Times New Roman"/>
+              </w:rPr>
+              <w:t>Tiết 0: Định hướng môn học</w:t>
+            </w:r>
+          </w:p>
+        </w:tc>
+        <w:tc>
+          <w:tcPr>
+            <w:tcW w:type="dxa" w:w="850"/>
+            <w:vAlign w:val="center"/>
+          </w:tcPr>
+          <w:p>
+            <w:pPr>
+              <w:spacing w:before="40" w:after="40" w:line="276" w:lineRule="auto"/>
+              <w:jc w:val="center"/>
+            </w:pPr>
+            <w:r>
+              <w:rPr>
+                <w:rFonts w:ascii="Times New Roman" w:hAnsi="Times New Roman"/>
+                <w:sz w:val="26"/>
+                <w:rFonts w:ascii="Times New Roman" w:hAnsi="Times New Roman" w:cs="Times New Roman"/>
+              </w:rPr>
+              <w:t>1</w:t>
+            </w:r>
+          </w:p>
+        </w:tc>
+        <w:tc>
+          <w:tcPr>
+            <w:tcW w:type="dxa" w:w="1247"/>
+            <w:vAlign w:val="center"/>
+          </w:tcPr>
+          <w:p>
+            <w:pPr>
+              <w:spacing w:before="40" w:after="40" w:line="276" w:lineRule="auto"/>
+              <w:jc w:val="center"/>
+            </w:pPr>
+            <w:r>
+              <w:rPr>
+                <w:rFonts w:ascii="Times New Roman" w:hAnsi="Times New Roman"/>
+                <w:sz w:val="26"/>
+                <w:rFonts w:ascii="Times New Roman" w:hAnsi="Times New Roman" w:cs="Times New Roman"/>
+              </w:rPr>
+              <w:t>1</w:t>
+            </w:r>
+          </w:p>
+        </w:tc>
+        <w:tc>
+          <w:tcPr>
+            <w:tcW w:type="dxa" w:w="3402"/>
+            <w:vAlign w:val="center"/>
+          </w:tcPr>
+          <w:p>
+            <w:pPr>
+              <w:spacing w:before="40" w:after="40" w:line="276" w:lineRule="auto"/>
+              <w:jc w:val="both"/>
+            </w:pPr>
+            <w:r>
+              <w:rPr>
+                <w:rFonts w:ascii="Times New Roman" w:hAnsi="Times New Roman"/>
+                <w:sz w:val="26"/>
+                <w:rFonts w:ascii="Times New Roman" w:hAnsi="Times New Roman" w:cs="Times New Roman"/>
+              </w:rPr>
+              <w:t>Giới thiệu tổng quan môn học Tin học, phương pháp học tập hiệu quả, các quy định an toàn và nội quy phòng học bộ môn.</w:t>
+            </w:r>
+          </w:p>
+        </w:tc>
+      </w:tr>
+      <w:tr>
+        <w:tc>
+          <w:tcPr>
+            <w:tcW w:type="dxa" w:w="680"/>
+            <w:vAlign w:val="center"/>
+          </w:tcPr>
+          <w:p>
+            <w:pPr>
+              <w:spacing w:before="40" w:after="40" w:line="276" w:lineRule="auto"/>
+              <w:jc w:val="center"/>
+            </w:pPr>
+            <w:r>
+              <w:rPr>
+                <w:rFonts w:ascii="Times New Roman" w:hAnsi="Times New Roman"/>
+                <w:sz w:val="26"/>
+                <w:rFonts w:ascii="Times New Roman" w:hAnsi="Times New Roman" w:cs="Times New Roman"/>
+              </w:rPr>
+              <w:t>2</w:t>
+            </w:r>
+          </w:p>
+        </w:tc>
+        <w:tc>
+          <w:tcPr>
+            <w:tcW w:type="dxa" w:w="3118"/>
+            <w:vAlign w:val="center"/>
+          </w:tcPr>
+          <w:p>
+            <w:pPr>
+              <w:spacing w:before="40" w:after="40" w:line="276" w:lineRule="auto"/>
+              <w:jc w:val="both"/>
+            </w:pPr>
+            <w:r>
+              <w:rPr>
+                <w:rFonts w:ascii="Times New Roman" w:hAnsi="Times New Roman"/>
+                <w:sz w:val="26"/>
+                <w:rFonts w:ascii="Times New Roman" w:hAnsi="Times New Roman" w:cs="Times New Roman"/>
+              </w:rPr>
+              <w:t>Bài 1: Giới thiệu môn học và Nội quy phòng máy</w:t>
+            </w:r>
+          </w:p>
+        </w:tc>
+        <w:tc>
+          <w:tcPr>
+            <w:tcW w:type="dxa" w:w="850"/>
+            <w:vAlign w:val="center"/>
+          </w:tcPr>
+          <w:p>
+            <w:pPr>
+              <w:spacing w:before="40" w:after="40" w:line="276" w:lineRule="auto"/>
+              <w:jc w:val="center"/>
+            </w:pPr>
+            <w:r>
+              <w:rPr>
+                <w:rFonts w:ascii="Times New Roman" w:hAnsi="Times New Roman"/>
+                <w:sz w:val="26"/>
+                <w:rFonts w:ascii="Times New Roman" w:hAnsi="Times New Roman" w:cs="Times New Roman"/>
+              </w:rPr>
+              <w:t>1</w:t>
+            </w:r>
+          </w:p>
+        </w:tc>
+        <w:tc>
+          <w:tcPr>
+            <w:tcW w:type="dxa" w:w="1247"/>
+            <w:vAlign w:val="center"/>
+          </w:tcPr>
+          <w:p>
+            <w:pPr>
+              <w:spacing w:before="40" w:after="40" w:line="276" w:lineRule="auto"/>
+              <w:jc w:val="center"/>
+            </w:pPr>
+            <w:r>
+              <w:rPr>
+                <w:rFonts w:ascii="Times New Roman" w:hAnsi="Times New Roman"/>
+                <w:sz w:val="26"/>
+                <w:rFonts w:ascii="Times New Roman" w:hAnsi="Times New Roman" w:cs="Times New Roman"/>
+              </w:rPr>
+              <w:t>2</w:t>
+            </w:r>
+          </w:p>
+        </w:tc>
+        <w:tc>
+          <w:tcPr>
+            <w:tcW w:type="dxa" w:w="3402"/>
+            <w:vAlign w:val="center"/>
+          </w:tcPr>
+          <w:p>
+            <w:pPr>
+              <w:spacing w:before="40" w:after="40" w:line="276" w:lineRule="auto"/>
+              <w:jc w:val="both"/>
+            </w:pPr>
+            <w:r>
+              <w:rPr>
+                <w:rFonts w:ascii="Times New Roman" w:hAnsi="Times New Roman"/>
+                <w:sz w:val="26"/>
+                <w:rFonts w:ascii="Times New Roman" w:hAnsi="Times New Roman" w:cs="Times New Roman"/>
+              </w:rPr>
+              <w:t>- Nhắc lại quy định, quy tắc an toàn trong phòng máy tính.    - Thực hành tư thế ngồi học đạt chuẩn khi thao tác với máy tính.</w:t>
+            </w:r>
+          </w:p>
+        </w:tc>
+      </w:tr>
+      <w:tr>
+        <w:tc>
+          <w:tcPr>
+            <w:tcW w:type="dxa" w:w="680"/>
+            <w:vAlign w:val="center"/>
+          </w:tcPr>
+          <w:p>
+            <w:pPr>
+              <w:spacing w:before="40" w:after="40" w:line="276" w:lineRule="auto"/>
+              <w:jc w:val="center"/>
+            </w:pPr>
+            <w:r>
+              <w:rPr>
+                <w:rFonts w:ascii="Times New Roman" w:hAnsi="Times New Roman"/>
+                <w:sz w:val="26"/>
+                <w:rFonts w:ascii="Times New Roman" w:hAnsi="Times New Roman" w:cs="Times New Roman"/>
+              </w:rPr>
+              <w:t>3</w:t>
+            </w:r>
+          </w:p>
+        </w:tc>
+        <w:tc>
+          <w:tcPr>
+            <w:tcW w:type="dxa" w:w="3118"/>
+            <w:vAlign w:val="center"/>
+          </w:tcPr>
+          <w:p>
+            <w:pPr>
+              <w:spacing w:before="40" w:after="40" w:line="276" w:lineRule="auto"/>
+              <w:jc w:val="both"/>
+            </w:pPr>
+            <w:r>
+              <w:rPr>
+                <w:rFonts w:ascii="Times New Roman" w:hAnsi="Times New Roman"/>
+                <w:sz w:val="26"/>
+                <w:rFonts w:ascii="Times New Roman" w:hAnsi="Times New Roman" w:cs="Times New Roman"/>
+              </w:rPr>
+              <w:t>Bài 2: Thiết bị Vào - Ra và Lưu trữ của máy tính</w:t>
+            </w:r>
+          </w:p>
+        </w:tc>
+        <w:tc>
+          <w:tcPr>
+            <w:tcW w:type="dxa" w:w="850"/>
+            <w:vAlign w:val="center"/>
+          </w:tcPr>
+          <w:p>
+            <w:pPr>
+              <w:spacing w:before="40" w:after="40" w:line="276" w:lineRule="auto"/>
+              <w:jc w:val="center"/>
+            </w:pPr>
+            <w:r>
+              <w:rPr>
+                <w:rFonts w:ascii="Times New Roman" w:hAnsi="Times New Roman"/>
+                <w:sz w:val="26"/>
+                <w:rFonts w:ascii="Times New Roman" w:hAnsi="Times New Roman" w:cs="Times New Roman"/>
+              </w:rPr>
+              <w:t>1</w:t>
+            </w:r>
+          </w:p>
+        </w:tc>
+        <w:tc>
+          <w:tcPr>
+            <w:tcW w:type="dxa" w:w="1247"/>
+            <w:vAlign w:val="center"/>
+          </w:tcPr>
+          <w:p>
+            <w:pPr>
+              <w:spacing w:before="40" w:after="40" w:line="276" w:lineRule="auto"/>
+              <w:jc w:val="center"/>
+            </w:pPr>
+            <w:r>
+              <w:rPr>
+                <w:rFonts w:ascii="Times New Roman" w:hAnsi="Times New Roman"/>
+                <w:sz w:val="26"/>
+                <w:rFonts w:ascii="Times New Roman" w:hAnsi="Times New Roman" w:cs="Times New Roman"/>
+              </w:rPr>
+              <w:t>3</w:t>
+            </w:r>
+          </w:p>
+        </w:tc>
+        <w:tc>
+          <w:tcPr>
+            <w:tcW w:type="dxa" w:w="3402"/>
+            <w:vAlign w:val="center"/>
+          </w:tcPr>
+          <w:p>
+            <w:pPr>
+              <w:spacing w:before="40" w:after="40" w:line="276" w:lineRule="auto"/>
+              <w:jc w:val="both"/>
+            </w:pPr>
+            <w:r>
+              <w:rPr>
+                <w:rFonts w:ascii="Times New Roman" w:hAnsi="Times New Roman"/>
+                <w:sz w:val="26"/>
+                <w:rFonts w:ascii="Times New Roman" w:hAnsi="Times New Roman" w:cs="Times New Roman"/>
+              </w:rPr>
+              <w:t>- Phân biệt các nhóm thiết bị: Thiết bị vào (Input), Thiết bị xử lý (Processing), Thiết bị ra (Output) và Thiết bị lưu trữ (Storage).    - Liệt kê chức năng của một số thiết bị phổ biến (Chuột, Bàn phím, Màn hình, CPU, Ô cứng, Thẻ nhớ).</w:t>
+            </w:r>
+          </w:p>
+        </w:tc>
+      </w:tr>
+      <w:tr>
+        <w:tc>
+          <w:tcPr>
+            <w:tcW w:type="dxa" w:w="680"/>
+            <w:vAlign w:val="center"/>
+          </w:tcPr>
+          <w:p>
+            <w:pPr>
+              <w:spacing w:before="40" w:after="40" w:line="276" w:lineRule="auto"/>
+              <w:jc w:val="center"/>
+            </w:pPr>
+            <w:r>
+              <w:rPr>
+                <w:rFonts w:ascii="Times New Roman" w:hAnsi="Times New Roman"/>
+                <w:sz w:val="26"/>
+                <w:rFonts w:ascii="Times New Roman" w:hAnsi="Times New Roman" w:cs="Times New Roman"/>
+              </w:rPr>
+              <w:t>4</w:t>
+            </w:r>
+          </w:p>
+        </w:tc>
+        <w:tc>
+          <w:tcPr>
+            <w:tcW w:type="dxa" w:w="3118"/>
+            <w:vAlign w:val="center"/>
+          </w:tcPr>
+          <w:p>
+            <w:pPr>
+              <w:spacing w:before="40" w:after="40" w:line="276" w:lineRule="auto"/>
+              <w:jc w:val="both"/>
+            </w:pPr>
+            <w:r>
+              <w:rPr>
+                <w:rFonts w:ascii="Times New Roman" w:hAnsi="Times New Roman"/>
+                <w:sz w:val="26"/>
+                <w:rFonts w:ascii="Times New Roman" w:hAnsi="Times New Roman" w:cs="Times New Roman"/>
+              </w:rPr>
+              <w:t>Bài 3: Làm quen với Hệ điều hành Windows</w:t>
+            </w:r>
+          </w:p>
+        </w:tc>
+        <w:tc>
+          <w:tcPr>
+            <w:tcW w:type="dxa" w:w="850"/>
+            <w:vAlign w:val="center"/>
+          </w:tcPr>
+          <w:p>
+            <w:pPr>
+              <w:spacing w:before="40" w:after="40" w:line="276" w:lineRule="auto"/>
+              <w:jc w:val="center"/>
+            </w:pPr>
+            <w:r>
+              <w:rPr>
+                <w:rFonts w:ascii="Times New Roman" w:hAnsi="Times New Roman"/>
+                <w:sz w:val="26"/>
+                <w:rFonts w:ascii="Times New Roman" w:hAnsi="Times New Roman" w:cs="Times New Roman"/>
+              </w:rPr>
+              <w:t>1</w:t>
+            </w:r>
+          </w:p>
+        </w:tc>
+        <w:tc>
+          <w:tcPr>
+            <w:tcW w:type="dxa" w:w="1247"/>
+            <w:vAlign w:val="center"/>
+          </w:tcPr>
+          <w:p>
+            <w:pPr>
+              <w:spacing w:before="40" w:after="40" w:line="276" w:lineRule="auto"/>
+              <w:jc w:val="center"/>
+            </w:pPr>
+            <w:r>
+              <w:rPr>
+                <w:rFonts w:ascii="Times New Roman" w:hAnsi="Times New Roman"/>
+                <w:sz w:val="26"/>
+                <w:rFonts w:ascii="Times New Roman" w:hAnsi="Times New Roman" w:cs="Times New Roman"/>
+              </w:rPr>
+              <w:t>4</w:t>
+            </w:r>
+          </w:p>
+        </w:tc>
+        <w:tc>
+          <w:tcPr>
+            <w:tcW w:type="dxa" w:w="3402"/>
+            <w:vAlign w:val="center"/>
+          </w:tcPr>
+          <w:p>
+            <w:pPr>
+              <w:spacing w:before="40" w:after="40" w:line="276" w:lineRule="auto"/>
+              <w:jc w:val="both"/>
+            </w:pPr>
+            <w:r>
+              <w:rPr>
+                <w:rFonts w:ascii="Times New Roman" w:hAnsi="Times New Roman"/>
+                <w:sz w:val="26"/>
+                <w:rFonts w:ascii="Times New Roman" w:hAnsi="Times New Roman" w:cs="Times New Roman"/>
+              </w:rPr>
+              <w:t>- Hiểu lý do và thực hành khởi động/tắt máy tính đúng quy trình.    - Nhận biết các thành phần trên màn hình Desktop: Biểu tượng (Icon), Thanh công việc (Taskbar), Bảng chọn (Start Menu).</w:t>
+            </w:r>
+          </w:p>
+        </w:tc>
+      </w:tr>
+      <w:tr>
+        <w:tc>
+          <w:tcPr>
+            <w:tcW w:type="dxa" w:w="680"/>
+            <w:vAlign w:val="center"/>
+          </w:tcPr>
+          <w:p>
+            <w:pPr>
+              <w:spacing w:before="40" w:after="40" w:line="276" w:lineRule="auto"/>
+              <w:jc w:val="center"/>
+            </w:pPr>
+            <w:r>
+              <w:rPr>
+                <w:rFonts w:ascii="Times New Roman" w:hAnsi="Times New Roman"/>
+                <w:sz w:val="26"/>
+                <w:rFonts w:ascii="Times New Roman" w:hAnsi="Times New Roman" w:cs="Times New Roman"/>
+              </w:rPr>
+              <w:t>5</w:t>
+            </w:r>
+          </w:p>
+        </w:tc>
+        <w:tc>
+          <w:tcPr>
+            <w:tcW w:type="dxa" w:w="3118"/>
+            <w:vAlign w:val="center"/>
+          </w:tcPr>
+          <w:p>
+            <w:pPr>
+              <w:spacing w:before="40" w:after="40" w:line="276" w:lineRule="auto"/>
+              <w:jc w:val="both"/>
+            </w:pPr>
+            <w:r>
+              <w:rPr>
+                <w:rFonts w:ascii="Times New Roman" w:hAnsi="Times New Roman"/>
+                <w:sz w:val="26"/>
+                <w:rFonts w:ascii="Times New Roman" w:hAnsi="Times New Roman" w:cs="Times New Roman"/>
+              </w:rPr>
+              <w:t>Bài 4: Các ứng dụng của máy tính trong đời sống</w:t>
+            </w:r>
+          </w:p>
+        </w:tc>
+        <w:tc>
+          <w:tcPr>
+            <w:tcW w:type="dxa" w:w="850"/>
+            <w:vAlign w:val="center"/>
+          </w:tcPr>
+          <w:p>
+            <w:pPr>
+              <w:spacing w:before="40" w:after="40" w:line="276" w:lineRule="auto"/>
+              <w:jc w:val="center"/>
+            </w:pPr>
+            <w:r>
+              <w:rPr>
+                <w:rFonts w:ascii="Times New Roman" w:hAnsi="Times New Roman"/>
+                <w:sz w:val="26"/>
+                <w:rFonts w:ascii="Times New Roman" w:hAnsi="Times New Roman" w:cs="Times New Roman"/>
+              </w:rPr>
+              <w:t>1</w:t>
+            </w:r>
+          </w:p>
+        </w:tc>
+        <w:tc>
+          <w:tcPr>
+            <w:tcW w:type="dxa" w:w="1247"/>
+            <w:vAlign w:val="center"/>
+          </w:tcPr>
+          <w:p>
+            <w:pPr>
+              <w:spacing w:before="40" w:after="40" w:line="276" w:lineRule="auto"/>
+              <w:jc w:val="center"/>
+            </w:pPr>
+            <w:r>
+              <w:rPr>
+                <w:rFonts w:ascii="Times New Roman" w:hAnsi="Times New Roman"/>
+                <w:sz w:val="26"/>
+                <w:rFonts w:ascii="Times New Roman" w:hAnsi="Times New Roman" w:cs="Times New Roman"/>
+              </w:rPr>
+              <w:t>5</w:t>
+            </w:r>
+          </w:p>
+        </w:tc>
+        <w:tc>
+          <w:tcPr>
+            <w:tcW w:type="dxa" w:w="3402"/>
+            <w:vAlign w:val="center"/>
+          </w:tcPr>
+          <w:p>
+            <w:pPr>
+              <w:spacing w:before="40" w:after="40" w:line="276" w:lineRule="auto"/>
+              <w:jc w:val="both"/>
+            </w:pPr>
+            <w:r>
+              <w:rPr>
+                <w:rFonts w:ascii="Times New Roman" w:hAnsi="Times New Roman"/>
+                <w:sz w:val="26"/>
+                <w:rFonts w:ascii="Times New Roman" w:hAnsi="Times New Roman" w:cs="Times New Roman"/>
+              </w:rPr>
+              <w:t>- So sánh đặc điểm làm việc giữa con người và máy tính.    - Trình bày các ứng dụng thực tế của máy tính tại trường học, siêu thị, ngân hàng, bệnh viện, sân bay.</w:t>
+            </w:r>
+          </w:p>
+        </w:tc>
+      </w:tr>
+      <w:tr>
+        <w:tc>
+          <w:tcPr>
+            <w:tcW w:type="dxa" w:w="680"/>
+            <w:vAlign w:val="center"/>
+          </w:tcPr>
+          <w:p>
+            <w:pPr>
+              <w:spacing w:before="40" w:after="40" w:line="276" w:lineRule="auto"/>
+              <w:jc w:val="center"/>
+            </w:pPr>
+            <w:r>
+              <w:rPr>
+                <w:rFonts w:ascii="Times New Roman" w:hAnsi="Times New Roman"/>
+                <w:sz w:val="26"/>
+                <w:rFonts w:ascii="Times New Roman" w:hAnsi="Times New Roman" w:cs="Times New Roman"/>
+              </w:rPr>
+              <w:t>6</w:t>
+            </w:r>
+          </w:p>
+        </w:tc>
+        <w:tc>
+          <w:tcPr>
+            <w:tcW w:type="dxa" w:w="3118"/>
+            <w:vAlign w:val="center"/>
+          </w:tcPr>
+          <w:p>
+            <w:pPr>
+              <w:spacing w:before="40" w:after="40" w:line="276" w:lineRule="auto"/>
+              <w:jc w:val="both"/>
+            </w:pPr>
+            <w:r>
+              <w:rPr>
+                <w:rFonts w:ascii="Times New Roman" w:hAnsi="Times New Roman"/>
+                <w:sz w:val="26"/>
+                <w:rFonts w:ascii="Times New Roman" w:hAnsi="Times New Roman" w:cs="Times New Roman"/>
+              </w:rPr>
+              <w:t>Bài 7: Nâng cao kỹ năng Bàn phím</w:t>
+            </w:r>
+          </w:p>
+        </w:tc>
+        <w:tc>
+          <w:tcPr>
+            <w:tcW w:type="dxa" w:w="850"/>
+            <w:vAlign w:val="center"/>
+          </w:tcPr>
+          <w:p>
+            <w:pPr>
+              <w:spacing w:before="40" w:after="40" w:line="276" w:lineRule="auto"/>
+              <w:jc w:val="center"/>
+            </w:pPr>
+            <w:r>
+              <w:rPr>
+                <w:rFonts w:ascii="Times New Roman" w:hAnsi="Times New Roman"/>
+                <w:sz w:val="26"/>
+                <w:rFonts w:ascii="Times New Roman" w:hAnsi="Times New Roman" w:cs="Times New Roman"/>
+              </w:rPr>
+              <w:t>1</w:t>
+            </w:r>
+          </w:p>
+        </w:tc>
+        <w:tc>
+          <w:tcPr>
+            <w:tcW w:type="dxa" w:w="1247"/>
+            <w:vAlign w:val="center"/>
+          </w:tcPr>
+          <w:p>
+            <w:pPr>
+              <w:spacing w:before="40" w:after="40" w:line="276" w:lineRule="auto"/>
+              <w:jc w:val="center"/>
+            </w:pPr>
+            <w:r>
+              <w:rPr>
+                <w:rFonts w:ascii="Times New Roman" w:hAnsi="Times New Roman"/>
+                <w:sz w:val="26"/>
+                <w:rFonts w:ascii="Times New Roman" w:hAnsi="Times New Roman" w:cs="Times New Roman"/>
+              </w:rPr>
+              <w:t>6</w:t>
+            </w:r>
+          </w:p>
+        </w:tc>
+        <w:tc>
+          <w:tcPr>
+            <w:tcW w:type="dxa" w:w="3402"/>
+            <w:vAlign w:val="center"/>
+          </w:tcPr>
+          <w:p>
+            <w:pPr>
+              <w:spacing w:before="40" w:after="40" w:line="276" w:lineRule="auto"/>
+              <w:jc w:val="both"/>
+            </w:pPr>
+            <w:r>
+              <w:rPr>
+                <w:rFonts w:ascii="Times New Roman" w:hAnsi="Times New Roman"/>
+                <w:sz w:val="26"/>
+                <w:rFonts w:ascii="Times New Roman" w:hAnsi="Times New Roman" w:cs="Times New Roman"/>
+              </w:rPr>
+              <w:t>- Nhận biết và sử dụng nhóm phím Ký hiệu (Symbol keys) và phím Chức năng (Function keys).    - Sử dụng thành thạo phím Shift (gõ chữ hoa/ký hiệu trên) và phím Tab.</w:t>
+            </w:r>
+          </w:p>
+        </w:tc>
+      </w:tr>
+      <w:tr>
+        <w:tc>
+          <w:tcPr>
+            <w:tcW w:type="dxa" w:w="680"/>
+            <w:vAlign w:val="center"/>
+          </w:tcPr>
+          <w:p>
+            <w:pPr>
+              <w:spacing w:before="40" w:after="40" w:line="276" w:lineRule="auto"/>
+              <w:jc w:val="center"/>
+            </w:pPr>
+            <w:r>
+              <w:rPr>
+                <w:rFonts w:ascii="Times New Roman" w:hAnsi="Times New Roman"/>
+                <w:sz w:val="26"/>
+                <w:rFonts w:ascii="Times New Roman" w:hAnsi="Times New Roman" w:cs="Times New Roman"/>
+              </w:rPr>
+              <w:t>7</w:t>
+            </w:r>
+          </w:p>
+        </w:tc>
+        <w:tc>
+          <w:tcPr>
+            <w:tcW w:type="dxa" w:w="3118"/>
+            <w:vAlign w:val="center"/>
+          </w:tcPr>
+          <w:p>
+            <w:pPr>
+              <w:spacing w:before="40" w:after="40" w:line="276" w:lineRule="auto"/>
+              <w:jc w:val="both"/>
+            </w:pPr>
+            <w:r>
+              <w:rPr>
+                <w:rFonts w:ascii="Times New Roman" w:hAnsi="Times New Roman"/>
+                <w:sz w:val="26"/>
+                <w:rFonts w:ascii="Times New Roman" w:hAnsi="Times New Roman" w:cs="Times New Roman"/>
+              </w:rPr>
+              <w:t>Bài 8: Nâng cao kỹ năng Chuột máy tính</w:t>
+            </w:r>
+          </w:p>
+        </w:tc>
+        <w:tc>
+          <w:tcPr>
+            <w:tcW w:type="dxa" w:w="850"/>
+            <w:vAlign w:val="center"/>
+          </w:tcPr>
+          <w:p>
+            <w:pPr>
+              <w:spacing w:before="40" w:after="40" w:line="276" w:lineRule="auto"/>
+              <w:jc w:val="center"/>
+            </w:pPr>
+            <w:r>
+              <w:rPr>
+                <w:rFonts w:ascii="Times New Roman" w:hAnsi="Times New Roman"/>
+                <w:sz w:val="26"/>
+                <w:rFonts w:ascii="Times New Roman" w:hAnsi="Times New Roman" w:cs="Times New Roman"/>
+              </w:rPr>
+              <w:t>1</w:t>
+            </w:r>
+          </w:p>
+        </w:tc>
+        <w:tc>
+          <w:tcPr>
+            <w:tcW w:type="dxa" w:w="1247"/>
+            <w:vAlign w:val="center"/>
+          </w:tcPr>
+          <w:p>
+            <w:pPr>
+              <w:spacing w:before="40" w:after="40" w:line="276" w:lineRule="auto"/>
+              <w:jc w:val="center"/>
+            </w:pPr>
+            <w:r>
+              <w:rPr>
+                <w:rFonts w:ascii="Times New Roman" w:hAnsi="Times New Roman"/>
+                <w:sz w:val="26"/>
+                <w:rFonts w:ascii="Times New Roman" w:hAnsi="Times New Roman" w:cs="Times New Roman"/>
+              </w:rPr>
+              <w:t>7</w:t>
+            </w:r>
+          </w:p>
+        </w:tc>
+        <w:tc>
+          <w:tcPr>
+            <w:tcW w:type="dxa" w:w="3402"/>
+            <w:vAlign w:val="center"/>
+          </w:tcPr>
+          <w:p>
+            <w:pPr>
+              <w:spacing w:before="40" w:after="40" w:line="276" w:lineRule="auto"/>
+              <w:jc w:val="both"/>
+            </w:pPr>
+            <w:r>
+              <w:rPr>
+                <w:rFonts w:ascii="Times New Roman" w:hAnsi="Times New Roman"/>
+                <w:sz w:val="26"/>
+                <w:rFonts w:ascii="Times New Roman" w:hAnsi="Times New Roman" w:cs="Times New Roman"/>
+              </w:rPr>
+              <w:t>- Phân biệt và thực hiện chính xác các thao tác: Nhấp chuột (Single click), Nhấp đôi (Double click), Nhấp chuột phải (Right click) và Kéo thả (Drag and Drop).</w:t>
+            </w:r>
+          </w:p>
+        </w:tc>
+      </w:tr>
+      <w:tr>
+        <w:tc>
+          <w:tcPr>
+            <w:tcW w:type="dxa" w:w="680"/>
+            <w:vAlign w:val="center"/>
+          </w:tcPr>
+          <w:p>
+            <w:pPr>
+              <w:spacing w:before="40" w:after="40" w:line="276" w:lineRule="auto"/>
+              <w:jc w:val="center"/>
+            </w:pPr>
+            <w:r>
+              <w:rPr>
+                <w:rFonts w:ascii="Times New Roman" w:hAnsi="Times New Roman"/>
+                <w:sz w:val="26"/>
+                <w:rFonts w:ascii="Times New Roman" w:hAnsi="Times New Roman" w:cs="Times New Roman"/>
+              </w:rPr>
+              <w:t>8</w:t>
+            </w:r>
+          </w:p>
+        </w:tc>
+        <w:tc>
+          <w:tcPr>
+            <w:tcW w:type="dxa" w:w="3118"/>
+            <w:vAlign w:val="center"/>
+          </w:tcPr>
+          <w:p>
+            <w:pPr>
+              <w:spacing w:before="40" w:after="40" w:line="276" w:lineRule="auto"/>
+              <w:jc w:val="both"/>
+            </w:pPr>
+            <w:r>
+              <w:rPr>
+                <w:rFonts w:ascii="Times New Roman" w:hAnsi="Times New Roman"/>
+                <w:sz w:val="26"/>
+                <w:rFonts w:ascii="Times New Roman" w:hAnsi="Times New Roman" w:cs="Times New Roman"/>
+              </w:rPr>
+              <w:t>Ôn tập Đánh giá định kỳ 1</w:t>
+            </w:r>
+          </w:p>
+        </w:tc>
+        <w:tc>
+          <w:tcPr>
+            <w:tcW w:type="dxa" w:w="850"/>
+            <w:vAlign w:val="center"/>
+          </w:tcPr>
+          <w:p>
+            <w:pPr>
+              <w:spacing w:before="40" w:after="40" w:line="276" w:lineRule="auto"/>
+              <w:jc w:val="center"/>
+            </w:pPr>
+            <w:r>
+              <w:rPr>
+                <w:rFonts w:ascii="Times New Roman" w:hAnsi="Times New Roman"/>
+                <w:sz w:val="26"/>
+                <w:rFonts w:ascii="Times New Roman" w:hAnsi="Times New Roman" w:cs="Times New Roman"/>
+              </w:rPr>
+              <w:t>1</w:t>
+            </w:r>
+          </w:p>
+        </w:tc>
+        <w:tc>
+          <w:tcPr>
+            <w:tcW w:type="dxa" w:w="1247"/>
+            <w:vAlign w:val="center"/>
+          </w:tcPr>
+          <w:p>
+            <w:pPr>
+              <w:spacing w:before="40" w:after="40" w:line="276" w:lineRule="auto"/>
+              <w:jc w:val="center"/>
+            </w:pPr>
+            <w:r>
+              <w:rPr>
+                <w:rFonts w:ascii="Times New Roman" w:hAnsi="Times New Roman"/>
+                <w:sz w:val="26"/>
+                <w:rFonts w:ascii="Times New Roman" w:hAnsi="Times New Roman" w:cs="Times New Roman"/>
+              </w:rPr>
+              <w:t>8</w:t>
+            </w:r>
+          </w:p>
+        </w:tc>
+        <w:tc>
+          <w:tcPr>
+            <w:tcW w:type="dxa" w:w="3402"/>
+            <w:vAlign w:val="center"/>
+          </w:tcPr>
+          <w:p>
+            <w:pPr>
+              <w:spacing w:before="40" w:after="40" w:line="276" w:lineRule="auto"/>
+              <w:jc w:val="both"/>
+            </w:pPr>
+            <w:r>
+              <w:rPr>
+                <w:rFonts w:ascii="Times New Roman" w:hAnsi="Times New Roman"/>
+                <w:sz w:val="26"/>
+                <w:rFonts w:ascii="Times New Roman" w:hAnsi="Times New Roman" w:cs="Times New Roman"/>
+              </w:rPr>
+              <w:t>Hệ thống hóa kiến thức chuẩn bị Đánh giá định kỳ 1.</w:t>
+            </w:r>
+          </w:p>
+        </w:tc>
+      </w:tr>
+      <w:tr>
+        <w:tc>
+          <w:tcPr>
+            <w:tcW w:type="dxa" w:w="680"/>
+            <w:vAlign w:val="center"/>
+          </w:tcPr>
+          <w:p>
+            <w:pPr>
+              <w:spacing w:before="40" w:after="40" w:line="276" w:lineRule="auto"/>
+              <w:jc w:val="center"/>
+            </w:pPr>
+            <w:r>
+              <w:rPr>
+                <w:rFonts w:ascii="Times New Roman" w:hAnsi="Times New Roman"/>
+                <w:sz w:val="26"/>
+                <w:rFonts w:ascii="Times New Roman" w:hAnsi="Times New Roman" w:cs="Times New Roman"/>
+              </w:rPr>
+              <w:t>9</w:t>
+            </w:r>
+          </w:p>
+        </w:tc>
+        <w:tc>
+          <w:tcPr>
+            <w:tcW w:type="dxa" w:w="3118"/>
+            <w:vAlign w:val="center"/>
+          </w:tcPr>
+          <w:p>
+            <w:pPr>
+              <w:spacing w:before="40" w:after="40" w:line="276" w:lineRule="auto"/>
+              <w:jc w:val="both"/>
+            </w:pPr>
+            <w:r>
+              <w:rPr>
+                <w:rFonts w:ascii="Times New Roman" w:hAnsi="Times New Roman"/>
+                <w:sz w:val="26"/>
+                <w:rFonts w:ascii="Times New Roman" w:hAnsi="Times New Roman" w:cs="Times New Roman"/>
+              </w:rPr>
+              <w:t>Đánh giá định kỳ 1</w:t>
+            </w:r>
+          </w:p>
+        </w:tc>
+        <w:tc>
+          <w:tcPr>
+            <w:tcW w:type="dxa" w:w="850"/>
+            <w:vAlign w:val="center"/>
+          </w:tcPr>
+          <w:p>
+            <w:pPr>
+              <w:spacing w:before="40" w:after="40" w:line="276" w:lineRule="auto"/>
+              <w:jc w:val="center"/>
+            </w:pPr>
+            <w:r>
+              <w:rPr>
+                <w:rFonts w:ascii="Times New Roman" w:hAnsi="Times New Roman"/>
+                <w:sz w:val="26"/>
+                <w:rFonts w:ascii="Times New Roman" w:hAnsi="Times New Roman" w:cs="Times New Roman"/>
+              </w:rPr>
+              <w:t>1</w:t>
+            </w:r>
+          </w:p>
+        </w:tc>
+        <w:tc>
+          <w:tcPr>
+            <w:tcW w:type="dxa" w:w="1247"/>
+            <w:vAlign w:val="center"/>
+          </w:tcPr>
+          <w:p>
+            <w:pPr>
+              <w:spacing w:before="40" w:after="40" w:line="276" w:lineRule="auto"/>
+              <w:jc w:val="center"/>
+            </w:pPr>
+            <w:r>
+              <w:rPr>
+                <w:rFonts w:ascii="Times New Roman" w:hAnsi="Times New Roman"/>
+                <w:sz w:val="26"/>
+                <w:rFonts w:ascii="Times New Roman" w:hAnsi="Times New Roman" w:cs="Times New Roman"/>
+              </w:rPr>
+              <w:t>9</w:t>
+            </w:r>
+          </w:p>
+        </w:tc>
+        <w:tc>
+          <w:tcPr>
+            <w:tcW w:type="dxa" w:w="3402"/>
+            <w:vAlign w:val="center"/>
+          </w:tcPr>
+          <w:p>
+            <w:pPr>
+              <w:spacing w:before="40" w:after="40" w:line="276" w:lineRule="auto"/>
+              <w:jc w:val="both"/>
+            </w:pPr>
+            <w:r>
+              <w:rPr>
+                <w:rFonts w:ascii="Times New Roman" w:hAnsi="Times New Roman"/>
+                <w:sz w:val="26"/>
+                <w:rFonts w:ascii="Times New Roman" w:hAnsi="Times New Roman" w:cs="Times New Roman"/>
+              </w:rPr>
+              <w:t>Kiểm tra đánh giá kết quả học tập.</w:t>
+            </w:r>
+          </w:p>
+        </w:tc>
+      </w:tr>
+      <w:tr>
+        <w:tc>
+          <w:tcPr>
+            <w:tcW w:type="dxa" w:w="680"/>
+            <w:vAlign w:val="center"/>
+          </w:tcPr>
+          <w:p>
+            <w:pPr>
+              <w:spacing w:before="40" w:after="40" w:line="276" w:lineRule="auto"/>
+              <w:jc w:val="center"/>
+            </w:pPr>
+            <w:r>
+              <w:rPr>
+                <w:rFonts w:ascii="Times New Roman" w:hAnsi="Times New Roman"/>
+                <w:sz w:val="26"/>
+                <w:rFonts w:ascii="Times New Roman" w:hAnsi="Times New Roman" w:cs="Times New Roman"/>
+              </w:rPr>
+              <w:t>10</w:t>
+            </w:r>
+          </w:p>
+        </w:tc>
+        <w:tc>
+          <w:tcPr>
+            <w:tcW w:type="dxa" w:w="3118"/>
+            <w:vAlign w:val="center"/>
+          </w:tcPr>
+          <w:p>
+            <w:pPr>
+              <w:spacing w:before="40" w:after="40" w:line="276" w:lineRule="auto"/>
+              <w:jc w:val="both"/>
+            </w:pPr>
+            <w:r>
+              <w:rPr>
+                <w:rFonts w:ascii="Times New Roman" w:hAnsi="Times New Roman"/>
+                <w:sz w:val="26"/>
+                <w:rFonts w:ascii="Times New Roman" w:hAnsi="Times New Roman" w:cs="Times New Roman"/>
+              </w:rPr>
+              <w:t>Bài 9: Luyện tập tổng hợp Chuột và Bàn phím</w:t>
+            </w:r>
+          </w:p>
+        </w:tc>
+        <w:tc>
+          <w:tcPr>
+            <w:tcW w:type="dxa" w:w="850"/>
+            <w:vAlign w:val="center"/>
+          </w:tcPr>
+          <w:p>
+            <w:pPr>
+              <w:spacing w:before="40" w:after="40" w:line="276" w:lineRule="auto"/>
+              <w:jc w:val="center"/>
+            </w:pPr>
+            <w:r>
+              <w:rPr>
+                <w:rFonts w:ascii="Times New Roman" w:hAnsi="Times New Roman"/>
+                <w:sz w:val="26"/>
+                <w:rFonts w:ascii="Times New Roman" w:hAnsi="Times New Roman" w:cs="Times New Roman"/>
+              </w:rPr>
+              <w:t>1</w:t>
+            </w:r>
+          </w:p>
+        </w:tc>
+        <w:tc>
+          <w:tcPr>
+            <w:tcW w:type="dxa" w:w="1247"/>
+            <w:vAlign w:val="center"/>
+          </w:tcPr>
+          <w:p>
+            <w:pPr>
+              <w:spacing w:before="40" w:after="40" w:line="276" w:lineRule="auto"/>
+              <w:jc w:val="center"/>
+            </w:pPr>
+            <w:r>
+              <w:rPr>
+                <w:rFonts w:ascii="Times New Roman" w:hAnsi="Times New Roman"/>
+                <w:sz w:val="26"/>
+                <w:rFonts w:ascii="Times New Roman" w:hAnsi="Times New Roman" w:cs="Times New Roman"/>
+              </w:rPr>
+              <w:t>10</w:t>
+            </w:r>
+          </w:p>
+        </w:tc>
+        <w:tc>
+          <w:tcPr>
+            <w:tcW w:type="dxa" w:w="3402"/>
+            <w:vAlign w:val="center"/>
+          </w:tcPr>
+          <w:p>
+            <w:pPr>
+              <w:spacing w:before="40" w:after="40" w:line="276" w:lineRule="auto"/>
+              <w:jc w:val="both"/>
+            </w:pPr>
+            <w:r>
+              <w:rPr>
+                <w:rFonts w:ascii="Times New Roman" w:hAnsi="Times New Roman"/>
+                <w:sz w:val="26"/>
+                <w:rFonts w:ascii="Times New Roman" w:hAnsi="Times New Roman" w:cs="Times New Roman"/>
+              </w:rPr>
+              <w:t>- Thực hành bài tập phối hợp điều khiển chuột và gõ phím nhanh, chính xác qua các bài luyện tập.</w:t>
+            </w:r>
+          </w:p>
+        </w:tc>
+      </w:tr>
+      <w:tr>
+        <w:tc>
+          <w:tcPr>
+            <w:tcW w:type="dxa" w:w="680"/>
+            <w:vAlign w:val="center"/>
+          </w:tcPr>
+          <w:p>
+            <w:pPr>
+              <w:spacing w:before="40" w:after="40" w:line="276" w:lineRule="auto"/>
+              <w:jc w:val="center"/>
+            </w:pPr>
+            <w:r>
+              <w:rPr>
+                <w:rFonts w:ascii="Times New Roman" w:hAnsi="Times New Roman"/>
+                <w:sz w:val="26"/>
+                <w:rFonts w:ascii="Times New Roman" w:hAnsi="Times New Roman" w:cs="Times New Roman"/>
+              </w:rPr>
+              <w:t>11</w:t>
+            </w:r>
+          </w:p>
+        </w:tc>
+        <w:tc>
+          <w:tcPr>
+            <w:tcW w:type="dxa" w:w="3118"/>
+            <w:vAlign w:val="center"/>
+          </w:tcPr>
+          <w:p>
+            <w:pPr>
+              <w:spacing w:before="40" w:after="40" w:line="276" w:lineRule="auto"/>
+              <w:jc w:val="both"/>
+            </w:pPr>
+            <w:r>
+              <w:rPr>
+                <w:rFonts w:ascii="Times New Roman" w:hAnsi="Times New Roman"/>
+                <w:sz w:val="26"/>
+                <w:rFonts w:ascii="Times New Roman" w:hAnsi="Times New Roman" w:cs="Times New Roman"/>
+              </w:rPr>
+              <w:t>Bài 10: Sáng tạo với ứng dụng Kid Pix / Paint</w:t>
+            </w:r>
+          </w:p>
+        </w:tc>
+        <w:tc>
+          <w:tcPr>
+            <w:tcW w:type="dxa" w:w="850"/>
+            <w:vAlign w:val="center"/>
+          </w:tcPr>
+          <w:p>
+            <w:pPr>
+              <w:spacing w:before="40" w:after="40" w:line="276" w:lineRule="auto"/>
+              <w:jc w:val="center"/>
+            </w:pPr>
+            <w:r>
+              <w:rPr>
+                <w:rFonts w:ascii="Times New Roman" w:hAnsi="Times New Roman"/>
+                <w:sz w:val="26"/>
+                <w:rFonts w:ascii="Times New Roman" w:hAnsi="Times New Roman" w:cs="Times New Roman"/>
+              </w:rPr>
+              <w:t>1</w:t>
+            </w:r>
+          </w:p>
+        </w:tc>
+        <w:tc>
+          <w:tcPr>
+            <w:tcW w:type="dxa" w:w="1247"/>
+            <w:vAlign w:val="center"/>
+          </w:tcPr>
+          <w:p>
+            <w:pPr>
+              <w:spacing w:before="40" w:after="40" w:line="276" w:lineRule="auto"/>
+              <w:jc w:val="center"/>
+            </w:pPr>
+            <w:r>
+              <w:rPr>
+                <w:rFonts w:ascii="Times New Roman" w:hAnsi="Times New Roman"/>
+                <w:sz w:val="26"/>
+                <w:rFonts w:ascii="Times New Roman" w:hAnsi="Times New Roman" w:cs="Times New Roman"/>
+              </w:rPr>
+              <w:t>11</w:t>
+            </w:r>
+          </w:p>
+        </w:tc>
+        <w:tc>
+          <w:tcPr>
+            <w:tcW w:type="dxa" w:w="3402"/>
+            <w:vAlign w:val="center"/>
+          </w:tcPr>
+          <w:p>
+            <w:pPr>
+              <w:spacing w:before="40" w:after="40" w:line="276" w:lineRule="auto"/>
+              <w:jc w:val="both"/>
+            </w:pPr>
+            <w:r>
+              <w:rPr>
+                <w:rFonts w:ascii="Times New Roman" w:hAnsi="Times New Roman"/>
+                <w:sz w:val="26"/>
+                <w:rFonts w:ascii="Times New Roman" w:hAnsi="Times New Roman" w:cs="Times New Roman"/>
+              </w:rPr>
+              <w:t>- Sử dụng phối hợp công cụ chuột và phím để hoàn thành sản phẩm sáng tạo đơn giản.</w:t>
+            </w:r>
+          </w:p>
+        </w:tc>
+      </w:tr>
+      <w:tr>
+        <w:tc>
+          <w:tcPr>
+            <w:tcW w:type="dxa" w:w="680"/>
+            <w:vAlign w:val="center"/>
+          </w:tcPr>
+          <w:p>
+            <w:pPr>
+              <w:spacing w:before="40" w:after="40" w:line="276" w:lineRule="auto"/>
+              <w:jc w:val="center"/>
+            </w:pPr>
+            <w:r>
+              <w:rPr>
+                <w:rFonts w:ascii="Times New Roman" w:hAnsi="Times New Roman"/>
+                <w:sz w:val="26"/>
+                <w:rFonts w:ascii="Times New Roman" w:hAnsi="Times New Roman" w:cs="Times New Roman"/>
+              </w:rPr>
+              <w:t>12</w:t>
+            </w:r>
+          </w:p>
+        </w:tc>
+        <w:tc>
+          <w:tcPr>
+            <w:tcW w:type="dxa" w:w="3118"/>
+            <w:vAlign w:val="center"/>
+          </w:tcPr>
+          <w:p>
+            <w:pPr>
+              <w:spacing w:before="40" w:after="40" w:line="276" w:lineRule="auto"/>
+              <w:jc w:val="both"/>
+            </w:pPr>
+            <w:r>
+              <w:rPr>
+                <w:rFonts w:ascii="Times New Roman" w:hAnsi="Times New Roman"/>
+                <w:sz w:val="26"/>
+                <w:rFonts w:ascii="Times New Roman" w:hAnsi="Times New Roman" w:cs="Times New Roman"/>
+              </w:rPr>
+              <w:t>Bài 13: Báo cáo &amp; Trưng bày sản phẩm Học kỳ I</w:t>
+            </w:r>
+          </w:p>
+        </w:tc>
+        <w:tc>
+          <w:tcPr>
+            <w:tcW w:type="dxa" w:w="850"/>
+            <w:vAlign w:val="center"/>
+          </w:tcPr>
+          <w:p>
+            <w:pPr>
+              <w:spacing w:before="40" w:after="40" w:line="276" w:lineRule="auto"/>
+              <w:jc w:val="center"/>
+            </w:pPr>
+            <w:r>
+              <w:rPr>
+                <w:rFonts w:ascii="Times New Roman" w:hAnsi="Times New Roman"/>
+                <w:sz w:val="26"/>
+                <w:rFonts w:ascii="Times New Roman" w:hAnsi="Times New Roman" w:cs="Times New Roman"/>
+              </w:rPr>
+              <w:t>1</w:t>
+            </w:r>
+          </w:p>
+        </w:tc>
+        <w:tc>
+          <w:tcPr>
+            <w:tcW w:type="dxa" w:w="1247"/>
+            <w:vAlign w:val="center"/>
+          </w:tcPr>
+          <w:p>
+            <w:pPr>
+              <w:spacing w:before="40" w:after="40" w:line="276" w:lineRule="auto"/>
+              <w:jc w:val="center"/>
+            </w:pPr>
+            <w:r>
+              <w:rPr>
+                <w:rFonts w:ascii="Times New Roman" w:hAnsi="Times New Roman"/>
+                <w:sz w:val="26"/>
+                <w:rFonts w:ascii="Times New Roman" w:hAnsi="Times New Roman" w:cs="Times New Roman"/>
+              </w:rPr>
+              <w:t>12</w:t>
+            </w:r>
+          </w:p>
+        </w:tc>
+        <w:tc>
+          <w:tcPr>
+            <w:tcW w:type="dxa" w:w="3402"/>
+            <w:vAlign w:val="center"/>
+          </w:tcPr>
+          <w:p>
+            <w:pPr>
+              <w:spacing w:before="40" w:after="40" w:line="276" w:lineRule="auto"/>
+              <w:jc w:val="both"/>
+            </w:pPr>
+            <w:r>
+              <w:rPr>
+                <w:rFonts w:ascii="Times New Roman" w:hAnsi="Times New Roman"/>
+                <w:sz w:val="26"/>
+                <w:rFonts w:ascii="Times New Roman" w:hAnsi="Times New Roman" w:cs="Times New Roman"/>
+              </w:rPr>
+              <w:t>- Nhận xét, tổng kết đánh giá kết quả thực hành học kỳ I.</w:t>
+            </w:r>
+          </w:p>
+        </w:tc>
+      </w:tr>
+      <w:tr>
+        <w:tc>
+          <w:tcPr>
+            <w:tcW w:type="dxa" w:w="680"/>
+            <w:vAlign w:val="center"/>
+          </w:tcPr>
+          <w:p>
+            <w:pPr>
+              <w:spacing w:before="40" w:after="40" w:line="276" w:lineRule="auto"/>
+              <w:jc w:val="center"/>
+            </w:pPr>
+            <w:r>
+              <w:rPr>
+                <w:rFonts w:ascii="Times New Roman" w:hAnsi="Times New Roman"/>
+                <w:sz w:val="26"/>
+                <w:rFonts w:ascii="Times New Roman" w:hAnsi="Times New Roman" w:cs="Times New Roman"/>
+              </w:rPr>
+              <w:t>13</w:t>
+            </w:r>
+          </w:p>
+        </w:tc>
+        <w:tc>
+          <w:tcPr>
+            <w:tcW w:type="dxa" w:w="3118"/>
+            <w:vAlign w:val="center"/>
+          </w:tcPr>
+          <w:p>
+            <w:pPr>
+              <w:spacing w:before="40" w:after="40" w:line="276" w:lineRule="auto"/>
+              <w:jc w:val="both"/>
+            </w:pPr>
+            <w:r>
+              <w:rPr>
+                <w:rFonts w:ascii="Times New Roman" w:hAnsi="Times New Roman"/>
+                <w:sz w:val="26"/>
+                <w:rFonts w:ascii="Times New Roman" w:hAnsi="Times New Roman" w:cs="Times New Roman"/>
+              </w:rPr>
+              <w:t>Bài 14: Vui học cùng phần mềm Paint</w:t>
+            </w:r>
+          </w:p>
+        </w:tc>
+        <w:tc>
+          <w:tcPr>
+            <w:tcW w:type="dxa" w:w="850"/>
+            <w:vAlign w:val="center"/>
+          </w:tcPr>
+          <w:p>
+            <w:pPr>
+              <w:spacing w:before="40" w:after="40" w:line="276" w:lineRule="auto"/>
+              <w:jc w:val="center"/>
+            </w:pPr>
+            <w:r>
+              <w:rPr>
+                <w:rFonts w:ascii="Times New Roman" w:hAnsi="Times New Roman"/>
+                <w:sz w:val="26"/>
+                <w:rFonts w:ascii="Times New Roman" w:hAnsi="Times New Roman" w:cs="Times New Roman"/>
+              </w:rPr>
+              <w:t>1</w:t>
+            </w:r>
+          </w:p>
+        </w:tc>
+        <w:tc>
+          <w:tcPr>
+            <w:tcW w:type="dxa" w:w="1247"/>
+            <w:vAlign w:val="center"/>
+          </w:tcPr>
+          <w:p>
+            <w:pPr>
+              <w:spacing w:before="40" w:after="40" w:line="276" w:lineRule="auto"/>
+              <w:jc w:val="center"/>
+            </w:pPr>
+            <w:r>
+              <w:rPr>
+                <w:rFonts w:ascii="Times New Roman" w:hAnsi="Times New Roman"/>
+                <w:sz w:val="26"/>
+                <w:rFonts w:ascii="Times New Roman" w:hAnsi="Times New Roman" w:cs="Times New Roman"/>
+              </w:rPr>
+              <w:t>13</w:t>
+            </w:r>
+          </w:p>
+        </w:tc>
+        <w:tc>
+          <w:tcPr>
+            <w:tcW w:type="dxa" w:w="3402"/>
+            <w:vAlign w:val="center"/>
+          </w:tcPr>
+          <w:p>
+            <w:pPr>
+              <w:spacing w:before="40" w:after="40" w:line="276" w:lineRule="auto"/>
+              <w:jc w:val="both"/>
+            </w:pPr>
+            <w:r>
+              <w:rPr>
+                <w:rFonts w:ascii="Times New Roman" w:hAnsi="Times New Roman"/>
+                <w:sz w:val="26"/>
+                <w:rFonts w:ascii="Times New Roman" w:hAnsi="Times New Roman" w:cs="Times New Roman"/>
+              </w:rPr>
+              <w:t>- Khởi động Paint, nhận biết các vùng làm việc và dải công cụ.</w:t>
+            </w:r>
+          </w:p>
+        </w:tc>
+      </w:tr>
+      <w:tr>
+        <w:tc>
+          <w:tcPr>
+            <w:tcW w:type="dxa" w:w="680"/>
+            <w:vAlign w:val="center"/>
+          </w:tcPr>
+          <w:p>
+            <w:pPr>
+              <w:spacing w:before="40" w:after="40" w:line="276" w:lineRule="auto"/>
+              <w:jc w:val="center"/>
+            </w:pPr>
+            <w:r>
+              <w:rPr>
+                <w:rFonts w:ascii="Times New Roman" w:hAnsi="Times New Roman"/>
+                <w:sz w:val="26"/>
+                <w:rFonts w:ascii="Times New Roman" w:hAnsi="Times New Roman" w:cs="Times New Roman"/>
+              </w:rPr>
+              <w:t>14</w:t>
+            </w:r>
+          </w:p>
+        </w:tc>
+        <w:tc>
+          <w:tcPr>
+            <w:tcW w:type="dxa" w:w="3118"/>
+            <w:vAlign w:val="center"/>
+          </w:tcPr>
+          <w:p>
+            <w:pPr>
+              <w:spacing w:before="40" w:after="40" w:line="276" w:lineRule="auto"/>
+              <w:jc w:val="both"/>
+            </w:pPr>
+            <w:r>
+              <w:rPr>
+                <w:rFonts w:ascii="Times New Roman" w:hAnsi="Times New Roman"/>
+                <w:sz w:val="26"/>
+                <w:rFonts w:ascii="Times New Roman" w:hAnsi="Times New Roman" w:cs="Times New Roman"/>
+              </w:rPr>
+              <w:t>Bài 15: Các công cụ vẽ nét và Tô màu trong Paint</w:t>
+            </w:r>
+          </w:p>
+        </w:tc>
+        <w:tc>
+          <w:tcPr>
+            <w:tcW w:type="dxa" w:w="850"/>
+            <w:vAlign w:val="center"/>
+          </w:tcPr>
+          <w:p>
+            <w:pPr>
+              <w:spacing w:before="40" w:after="40" w:line="276" w:lineRule="auto"/>
+              <w:jc w:val="center"/>
+            </w:pPr>
+            <w:r>
+              <w:rPr>
+                <w:rFonts w:ascii="Times New Roman" w:hAnsi="Times New Roman"/>
+                <w:sz w:val="26"/>
+                <w:rFonts w:ascii="Times New Roman" w:hAnsi="Times New Roman" w:cs="Times New Roman"/>
+              </w:rPr>
+              <w:t>1</w:t>
+            </w:r>
+          </w:p>
+        </w:tc>
+        <w:tc>
+          <w:tcPr>
+            <w:tcW w:type="dxa" w:w="1247"/>
+            <w:vAlign w:val="center"/>
+          </w:tcPr>
+          <w:p>
+            <w:pPr>
+              <w:spacing w:before="40" w:after="40" w:line="276" w:lineRule="auto"/>
+              <w:jc w:val="center"/>
+            </w:pPr>
+            <w:r>
+              <w:rPr>
+                <w:rFonts w:ascii="Times New Roman" w:hAnsi="Times New Roman"/>
+                <w:sz w:val="26"/>
+                <w:rFonts w:ascii="Times New Roman" w:hAnsi="Times New Roman" w:cs="Times New Roman"/>
+              </w:rPr>
+              <w:t>14</w:t>
+            </w:r>
+          </w:p>
+        </w:tc>
+        <w:tc>
+          <w:tcPr>
+            <w:tcW w:type="dxa" w:w="3402"/>
+            <w:vAlign w:val="center"/>
+          </w:tcPr>
+          <w:p>
+            <w:pPr>
+              <w:spacing w:before="40" w:after="40" w:line="276" w:lineRule="auto"/>
+              <w:jc w:val="both"/>
+            </w:pPr>
+            <w:r>
+              <w:rPr>
+                <w:rFonts w:ascii="Times New Roman" w:hAnsi="Times New Roman"/>
+                <w:sz w:val="26"/>
+                <w:rFonts w:ascii="Times New Roman" w:hAnsi="Times New Roman" w:cs="Times New Roman"/>
+              </w:rPr>
+              <w:t>- Sử dụng Bút vẽ (Pencil), Tẩy (Eraser), Tô màu (Fill with color), Kính phóng đại (Magnifier) và Cọ vẽ (Brushes).</w:t>
+            </w:r>
+          </w:p>
+        </w:tc>
+      </w:tr>
+      <w:tr>
+        <w:tc>
+          <w:tcPr>
+            <w:tcW w:type="dxa" w:w="680"/>
+            <w:vAlign w:val="center"/>
+          </w:tcPr>
+          <w:p>
+            <w:pPr>
+              <w:spacing w:before="40" w:after="40" w:line="276" w:lineRule="auto"/>
+              <w:jc w:val="center"/>
+            </w:pPr>
+            <w:r>
+              <w:rPr>
+                <w:rFonts w:ascii="Times New Roman" w:hAnsi="Times New Roman"/>
+                <w:sz w:val="26"/>
+                <w:rFonts w:ascii="Times New Roman" w:hAnsi="Times New Roman" w:cs="Times New Roman"/>
+              </w:rPr>
+              <w:t>15</w:t>
+            </w:r>
+          </w:p>
+        </w:tc>
+        <w:tc>
+          <w:tcPr>
+            <w:tcW w:type="dxa" w:w="3118"/>
+            <w:vAlign w:val="center"/>
+          </w:tcPr>
+          <w:p>
+            <w:pPr>
+              <w:spacing w:before="40" w:after="40" w:line="276" w:lineRule="auto"/>
+              <w:jc w:val="both"/>
+            </w:pPr>
+            <w:r>
+              <w:rPr>
+                <w:rFonts w:ascii="Times New Roman" w:hAnsi="Times New Roman"/>
+                <w:sz w:val="26"/>
+                <w:rFonts w:ascii="Times New Roman" w:hAnsi="Times New Roman" w:cs="Times New Roman"/>
+              </w:rPr>
+              <w:t>Bài 16: Vẽ hình khối và Quản lý tệp vẽ</w:t>
+            </w:r>
+          </w:p>
+        </w:tc>
+        <w:tc>
+          <w:tcPr>
+            <w:tcW w:type="dxa" w:w="850"/>
+            <w:vAlign w:val="center"/>
+          </w:tcPr>
+          <w:p>
+            <w:pPr>
+              <w:spacing w:before="40" w:after="40" w:line="276" w:lineRule="auto"/>
+              <w:jc w:val="center"/>
+            </w:pPr>
+            <w:r>
+              <w:rPr>
+                <w:rFonts w:ascii="Times New Roman" w:hAnsi="Times New Roman"/>
+                <w:sz w:val="26"/>
+                <w:rFonts w:ascii="Times New Roman" w:hAnsi="Times New Roman" w:cs="Times New Roman"/>
+              </w:rPr>
+              <w:t>1</w:t>
+            </w:r>
+          </w:p>
+        </w:tc>
+        <w:tc>
+          <w:tcPr>
+            <w:tcW w:type="dxa" w:w="1247"/>
+            <w:vAlign w:val="center"/>
+          </w:tcPr>
+          <w:p>
+            <w:pPr>
+              <w:spacing w:before="40" w:after="40" w:line="276" w:lineRule="auto"/>
+              <w:jc w:val="center"/>
+            </w:pPr>
+            <w:r>
+              <w:rPr>
+                <w:rFonts w:ascii="Times New Roman" w:hAnsi="Times New Roman"/>
+                <w:sz w:val="26"/>
+                <w:rFonts w:ascii="Times New Roman" w:hAnsi="Times New Roman" w:cs="Times New Roman"/>
+              </w:rPr>
+              <w:t>15</w:t>
+            </w:r>
+          </w:p>
+        </w:tc>
+        <w:tc>
+          <w:tcPr>
+            <w:tcW w:type="dxa" w:w="3402"/>
+            <w:vAlign w:val="center"/>
+          </w:tcPr>
+          <w:p>
+            <w:pPr>
+              <w:spacing w:before="40" w:after="40" w:line="276" w:lineRule="auto"/>
+              <w:jc w:val="both"/>
+            </w:pPr>
+            <w:r>
+              <w:rPr>
+                <w:rFonts w:ascii="Times New Roman" w:hAnsi="Times New Roman"/>
+                <w:sz w:val="26"/>
+                <w:rFonts w:ascii="Times New Roman" w:hAnsi="Times New Roman" w:cs="Times New Roman"/>
+              </w:rPr>
+              <w:t>- Sử dụng nhóm công cụ Shapes (Đường thẳng, Hình chữ nhật, Hình tròn).    - Thực hiện các thao tác: Tạo tệp mới, Lưu tệp vẽ và Thoát phần mềm.</w:t>
+            </w:r>
+          </w:p>
+        </w:tc>
+      </w:tr>
+      <w:tr>
+        <w:tc>
+          <w:tcPr>
+            <w:tcW w:type="dxa" w:w="680"/>
+            <w:vAlign w:val="center"/>
+          </w:tcPr>
+          <w:p>
+            <w:pPr>
+              <w:spacing w:before="40" w:after="40" w:line="276" w:lineRule="auto"/>
+              <w:jc w:val="center"/>
+            </w:pPr>
+            <w:r>
+              <w:rPr>
+                <w:rFonts w:ascii="Times New Roman" w:hAnsi="Times New Roman"/>
+                <w:sz w:val="26"/>
+                <w:rFonts w:ascii="Times New Roman" w:hAnsi="Times New Roman" w:cs="Times New Roman"/>
+              </w:rPr>
+              <w:t>16</w:t>
+            </w:r>
+          </w:p>
+        </w:tc>
+        <w:tc>
+          <w:tcPr>
+            <w:tcW w:type="dxa" w:w="3118"/>
+            <w:vAlign w:val="center"/>
+          </w:tcPr>
+          <w:p>
+            <w:pPr>
+              <w:spacing w:before="40" w:after="40" w:line="276" w:lineRule="auto"/>
+              <w:jc w:val="both"/>
+            </w:pPr>
+            <w:r>
+              <w:rPr>
+                <w:rFonts w:ascii="Times New Roman" w:hAnsi="Times New Roman"/>
+                <w:sz w:val="26"/>
+                <w:rFonts w:ascii="Times New Roman" w:hAnsi="Times New Roman" w:cs="Times New Roman"/>
+              </w:rPr>
+              <w:t>Ôn tập Đánh giá định kỳ 2</w:t>
+            </w:r>
+          </w:p>
+        </w:tc>
+        <w:tc>
+          <w:tcPr>
+            <w:tcW w:type="dxa" w:w="850"/>
+            <w:vAlign w:val="center"/>
+          </w:tcPr>
+          <w:p>
+            <w:pPr>
+              <w:spacing w:before="40" w:after="40" w:line="276" w:lineRule="auto"/>
+              <w:jc w:val="center"/>
+            </w:pPr>
+            <w:r>
+              <w:rPr>
+                <w:rFonts w:ascii="Times New Roman" w:hAnsi="Times New Roman"/>
+                <w:sz w:val="26"/>
+                <w:rFonts w:ascii="Times New Roman" w:hAnsi="Times New Roman" w:cs="Times New Roman"/>
+              </w:rPr>
+              <w:t>1</w:t>
+            </w:r>
+          </w:p>
+        </w:tc>
+        <w:tc>
+          <w:tcPr>
+            <w:tcW w:type="dxa" w:w="1247"/>
+            <w:vAlign w:val="center"/>
+          </w:tcPr>
+          <w:p>
+            <w:pPr>
+              <w:spacing w:before="40" w:after="40" w:line="276" w:lineRule="auto"/>
+              <w:jc w:val="center"/>
+            </w:pPr>
+            <w:r>
+              <w:rPr>
+                <w:rFonts w:ascii="Times New Roman" w:hAnsi="Times New Roman"/>
+                <w:sz w:val="26"/>
+                <w:rFonts w:ascii="Times New Roman" w:hAnsi="Times New Roman" w:cs="Times New Roman"/>
+              </w:rPr>
+              <w:t>16</w:t>
+            </w:r>
+          </w:p>
+        </w:tc>
+        <w:tc>
+          <w:tcPr>
+            <w:tcW w:type="dxa" w:w="3402"/>
+            <w:vAlign w:val="center"/>
+          </w:tcPr>
+          <w:p>
+            <w:pPr>
+              <w:spacing w:before="40" w:after="40" w:line="276" w:lineRule="auto"/>
+              <w:jc w:val="both"/>
+            </w:pPr>
+            <w:r>
+              <w:rPr>
+                <w:rFonts w:ascii="Times New Roman" w:hAnsi="Times New Roman"/>
+                <w:sz w:val="26"/>
+                <w:rFonts w:ascii="Times New Roman" w:hAnsi="Times New Roman" w:cs="Times New Roman"/>
+              </w:rPr>
+              <w:t>Hệ thống hóa kiến thức chuẩn bị Đánh giá định kỳ 2.</w:t>
+            </w:r>
+          </w:p>
+        </w:tc>
+      </w:tr>
+      <w:tr>
+        <w:tc>
+          <w:tcPr>
+            <w:tcW w:type="dxa" w:w="680"/>
+            <w:vAlign w:val="center"/>
+          </w:tcPr>
+          <w:p>
+            <w:pPr>
+              <w:spacing w:before="40" w:after="40" w:line="276" w:lineRule="auto"/>
+              <w:jc w:val="center"/>
+            </w:pPr>
+            <w:r>
+              <w:rPr>
+                <w:rFonts w:ascii="Times New Roman" w:hAnsi="Times New Roman"/>
+                <w:sz w:val="26"/>
+                <w:rFonts w:ascii="Times New Roman" w:hAnsi="Times New Roman" w:cs="Times New Roman"/>
+              </w:rPr>
+              <w:t>17</w:t>
+            </w:r>
+          </w:p>
+        </w:tc>
+        <w:tc>
+          <w:tcPr>
+            <w:tcW w:type="dxa" w:w="3118"/>
+            <w:vAlign w:val="center"/>
+          </w:tcPr>
+          <w:p>
+            <w:pPr>
+              <w:spacing w:before="40" w:after="40" w:line="276" w:lineRule="auto"/>
+              <w:jc w:val="both"/>
+            </w:pPr>
+            <w:r>
+              <w:rPr>
+                <w:rFonts w:ascii="Times New Roman" w:hAnsi="Times New Roman"/>
+                <w:sz w:val="26"/>
+                <w:rFonts w:ascii="Times New Roman" w:hAnsi="Times New Roman" w:cs="Times New Roman"/>
+              </w:rPr>
+              <w:t>Đánh giá định kỳ 2</w:t>
+            </w:r>
+          </w:p>
+        </w:tc>
+        <w:tc>
+          <w:tcPr>
+            <w:tcW w:type="dxa" w:w="850"/>
+            <w:vAlign w:val="center"/>
+          </w:tcPr>
+          <w:p>
+            <w:pPr>
+              <w:spacing w:before="40" w:after="40" w:line="276" w:lineRule="auto"/>
+              <w:jc w:val="center"/>
+            </w:pPr>
+            <w:r>
+              <w:rPr>
+                <w:rFonts w:ascii="Times New Roman" w:hAnsi="Times New Roman"/>
+                <w:sz w:val="26"/>
+                <w:rFonts w:ascii="Times New Roman" w:hAnsi="Times New Roman" w:cs="Times New Roman"/>
+              </w:rPr>
+              <w:t>1</w:t>
+            </w:r>
+          </w:p>
+        </w:tc>
+        <w:tc>
+          <w:tcPr>
+            <w:tcW w:type="dxa" w:w="1247"/>
+            <w:vAlign w:val="center"/>
+          </w:tcPr>
+          <w:p>
+            <w:pPr>
+              <w:spacing w:before="40" w:after="40" w:line="276" w:lineRule="auto"/>
+              <w:jc w:val="center"/>
+            </w:pPr>
+            <w:r>
+              <w:rPr>
+                <w:rFonts w:ascii="Times New Roman" w:hAnsi="Times New Roman"/>
+                <w:sz w:val="26"/>
+                <w:rFonts w:ascii="Times New Roman" w:hAnsi="Times New Roman" w:cs="Times New Roman"/>
+              </w:rPr>
+              <w:t>17</w:t>
+            </w:r>
+          </w:p>
+        </w:tc>
+        <w:tc>
+          <w:tcPr>
+            <w:tcW w:type="dxa" w:w="3402"/>
+            <w:vAlign w:val="center"/>
+          </w:tcPr>
+          <w:p>
+            <w:pPr>
+              <w:spacing w:before="40" w:after="40" w:line="276" w:lineRule="auto"/>
+              <w:jc w:val="both"/>
+            </w:pPr>
+            <w:r>
+              <w:rPr>
+                <w:rFonts w:ascii="Times New Roman" w:hAnsi="Times New Roman"/>
+                <w:sz w:val="26"/>
+                <w:rFonts w:ascii="Times New Roman" w:hAnsi="Times New Roman" w:cs="Times New Roman"/>
+              </w:rPr>
+              <w:t>Kiểm tra đánh giá kết quả học tập.</w:t>
+            </w:r>
+          </w:p>
+        </w:tc>
+      </w:tr>
+      <w:tr>
+        <w:tc>
+          <w:tcPr>
+            <w:tcW w:type="dxa" w:w="680"/>
+            <w:vAlign w:val="center"/>
+          </w:tcPr>
+          <w:p>
+            <w:pPr>
+              <w:spacing w:before="40" w:after="40" w:line="276" w:lineRule="auto"/>
+              <w:jc w:val="center"/>
+            </w:pPr>
+            <w:r>
+              <w:rPr>
+                <w:rFonts w:ascii="Times New Roman" w:hAnsi="Times New Roman"/>
+                <w:sz w:val="26"/>
+                <w:rFonts w:ascii="Times New Roman" w:hAnsi="Times New Roman" w:cs="Times New Roman"/>
+              </w:rPr>
+              <w:t>18</w:t>
+            </w:r>
+          </w:p>
+        </w:tc>
+        <w:tc>
+          <w:tcPr>
+            <w:tcW w:type="dxa" w:w="3118"/>
+            <w:vAlign w:val="center"/>
+          </w:tcPr>
+          <w:p>
+            <w:pPr>
+              <w:spacing w:before="40" w:after="40" w:line="276" w:lineRule="auto"/>
+              <w:jc w:val="both"/>
+            </w:pPr>
+            <w:r>
+              <w:rPr>
+                <w:rFonts w:ascii="Times New Roman" w:hAnsi="Times New Roman"/>
+                <w:sz w:val="26"/>
+                <w:rFonts w:ascii="Times New Roman" w:hAnsi="Times New Roman" w:cs="Times New Roman"/>
+              </w:rPr>
+              <w:t>Bài 19: Làm quen với Soạn thảo văn bản MS Word</w:t>
+            </w:r>
+          </w:p>
+        </w:tc>
+        <w:tc>
+          <w:tcPr>
+            <w:tcW w:type="dxa" w:w="850"/>
+            <w:vAlign w:val="center"/>
+          </w:tcPr>
+          <w:p>
+            <w:pPr>
+              <w:spacing w:before="40" w:after="40" w:line="276" w:lineRule="auto"/>
+              <w:jc w:val="center"/>
+            </w:pPr>
+            <w:r>
+              <w:rPr>
+                <w:rFonts w:ascii="Times New Roman" w:hAnsi="Times New Roman"/>
+                <w:sz w:val="26"/>
+                <w:rFonts w:ascii="Times New Roman" w:hAnsi="Times New Roman" w:cs="Times New Roman"/>
+              </w:rPr>
+              <w:t>1</w:t>
+            </w:r>
+          </w:p>
+        </w:tc>
+        <w:tc>
+          <w:tcPr>
+            <w:tcW w:type="dxa" w:w="1247"/>
+            <w:vAlign w:val="center"/>
+          </w:tcPr>
+          <w:p>
+            <w:pPr>
+              <w:spacing w:before="40" w:after="40" w:line="276" w:lineRule="auto"/>
+              <w:jc w:val="center"/>
+            </w:pPr>
+            <w:r>
+              <w:rPr>
+                <w:rFonts w:ascii="Times New Roman" w:hAnsi="Times New Roman"/>
+                <w:sz w:val="26"/>
+                <w:rFonts w:ascii="Times New Roman" w:hAnsi="Times New Roman" w:cs="Times New Roman"/>
+              </w:rPr>
+              <w:t>18</w:t>
+            </w:r>
+          </w:p>
+        </w:tc>
+        <w:tc>
+          <w:tcPr>
+            <w:tcW w:type="dxa" w:w="3402"/>
+            <w:vAlign w:val="center"/>
+          </w:tcPr>
+          <w:p>
+            <w:pPr>
+              <w:spacing w:before="40" w:after="40" w:line="276" w:lineRule="auto"/>
+              <w:jc w:val="both"/>
+            </w:pPr>
+            <w:r>
+              <w:rPr>
+                <w:rFonts w:ascii="Times New Roman" w:hAnsi="Times New Roman"/>
+                <w:sz w:val="26"/>
+                <w:rFonts w:ascii="Times New Roman" w:hAnsi="Times New Roman" w:cs="Times New Roman"/>
+              </w:rPr>
+              <w:t>- Nêu ứng dụng của MS Word; biết cách khởi động và nhận biết giao diện màn hình.    - Nhận biết các thanh công cụ: Title bar, Quick Access, Ribbon, Ruler, Cursor, Status bar.</w:t>
+            </w:r>
+          </w:p>
+        </w:tc>
+      </w:tr>
+      <w:tr>
+        <w:tc>
+          <w:tcPr>
+            <w:tcW w:type="dxa" w:w="680"/>
+            <w:vAlign w:val="center"/>
+          </w:tcPr>
+          <w:p>
+            <w:pPr>
+              <w:spacing w:before="40" w:after="40" w:line="276" w:lineRule="auto"/>
+              <w:jc w:val="center"/>
+            </w:pPr>
+            <w:r>
+              <w:rPr>
+                <w:rFonts w:ascii="Times New Roman" w:hAnsi="Times New Roman"/>
+                <w:sz w:val="26"/>
+                <w:rFonts w:ascii="Times New Roman" w:hAnsi="Times New Roman" w:cs="Times New Roman"/>
+              </w:rPr>
+              <w:t>19</w:t>
+            </w:r>
+          </w:p>
+        </w:tc>
+        <w:tc>
+          <w:tcPr>
+            <w:tcW w:type="dxa" w:w="3118"/>
+            <w:vAlign w:val="center"/>
+          </w:tcPr>
+          <w:p>
+            <w:pPr>
+              <w:spacing w:before="40" w:after="40" w:line="276" w:lineRule="auto"/>
+              <w:jc w:val="both"/>
+            </w:pPr>
+            <w:r>
+              <w:rPr>
+                <w:rFonts w:ascii="Times New Roman" w:hAnsi="Times New Roman"/>
+                <w:sz w:val="26"/>
+                <w:rFonts w:ascii="Times New Roman" w:hAnsi="Times New Roman" w:cs="Times New Roman"/>
+              </w:rPr>
+              <w:t>Bài 20: Tạo, Lưu và Mở tệp văn bản</w:t>
+            </w:r>
+          </w:p>
+        </w:tc>
+        <w:tc>
+          <w:tcPr>
+            <w:tcW w:type="dxa" w:w="850"/>
+            <w:vAlign w:val="center"/>
+          </w:tcPr>
+          <w:p>
+            <w:pPr>
+              <w:spacing w:before="40" w:after="40" w:line="276" w:lineRule="auto"/>
+              <w:jc w:val="center"/>
+            </w:pPr>
+            <w:r>
+              <w:rPr>
+                <w:rFonts w:ascii="Times New Roman" w:hAnsi="Times New Roman"/>
+                <w:sz w:val="26"/>
+                <w:rFonts w:ascii="Times New Roman" w:hAnsi="Times New Roman" w:cs="Times New Roman"/>
+              </w:rPr>
+              <w:t>1</w:t>
+            </w:r>
+          </w:p>
+        </w:tc>
+        <w:tc>
+          <w:tcPr>
+            <w:tcW w:type="dxa" w:w="1247"/>
+            <w:vAlign w:val="center"/>
+          </w:tcPr>
+          <w:p>
+            <w:pPr>
+              <w:spacing w:before="40" w:after="40" w:line="276" w:lineRule="auto"/>
+              <w:jc w:val="center"/>
+            </w:pPr>
+            <w:r>
+              <w:rPr>
+                <w:rFonts w:ascii="Times New Roman" w:hAnsi="Times New Roman"/>
+                <w:sz w:val="26"/>
+                <w:rFonts w:ascii="Times New Roman" w:hAnsi="Times New Roman" w:cs="Times New Roman"/>
+              </w:rPr>
+              <w:t>19</w:t>
+            </w:r>
+          </w:p>
+        </w:tc>
+        <w:tc>
+          <w:tcPr>
+            <w:tcW w:type="dxa" w:w="3402"/>
+            <w:vAlign w:val="center"/>
+          </w:tcPr>
+          <w:p>
+            <w:pPr>
+              <w:spacing w:before="40" w:after="40" w:line="276" w:lineRule="auto"/>
+              <w:jc w:val="both"/>
+            </w:pPr>
+            <w:r>
+              <w:rPr>
+                <w:rFonts w:ascii="Times New Roman" w:hAnsi="Times New Roman"/>
+                <w:sz w:val="26"/>
+                <w:rFonts w:ascii="Times New Roman" w:hAnsi="Times New Roman" w:cs="Times New Roman"/>
+              </w:rPr>
+              <w:t>- Thực hiện thao tác tạo tệp mới, đặt tên, lưu tệp Word và mở lại tệp đã lưu.</w:t>
+            </w:r>
+          </w:p>
+        </w:tc>
+      </w:tr>
+      <w:tr>
+        <w:tc>
+          <w:tcPr>
+            <w:tcW w:type="dxa" w:w="680"/>
+            <w:vAlign w:val="center"/>
+          </w:tcPr>
+          <w:p>
+            <w:pPr>
+              <w:spacing w:before="40" w:after="40" w:line="276" w:lineRule="auto"/>
+              <w:jc w:val="center"/>
+            </w:pPr>
+            <w:r>
+              <w:rPr>
+                <w:rFonts w:ascii="Times New Roman" w:hAnsi="Times New Roman"/>
+                <w:sz w:val="26"/>
+                <w:rFonts w:ascii="Times New Roman" w:hAnsi="Times New Roman" w:cs="Times New Roman"/>
+              </w:rPr>
+              <w:t>20</w:t>
+            </w:r>
+          </w:p>
+        </w:tc>
+        <w:tc>
+          <w:tcPr>
+            <w:tcW w:type="dxa" w:w="3118"/>
+            <w:vAlign w:val="center"/>
+          </w:tcPr>
+          <w:p>
+            <w:pPr>
+              <w:spacing w:before="40" w:after="40" w:line="276" w:lineRule="auto"/>
+              <w:jc w:val="both"/>
+            </w:pPr>
+            <w:r>
+              <w:rPr>
+                <w:rFonts w:ascii="Times New Roman" w:hAnsi="Times New Roman"/>
+                <w:sz w:val="26"/>
+                <w:rFonts w:ascii="Times New Roman" w:hAnsi="Times New Roman" w:cs="Times New Roman"/>
+              </w:rPr>
+              <w:t>Bài 21: Quy tắc và Luyện tập gõ tiếng Việt có dấu</w:t>
+            </w:r>
+          </w:p>
+        </w:tc>
+        <w:tc>
+          <w:tcPr>
+            <w:tcW w:type="dxa" w:w="850"/>
+            <w:vAlign w:val="center"/>
+          </w:tcPr>
+          <w:p>
+            <w:pPr>
+              <w:spacing w:before="40" w:after="40" w:line="276" w:lineRule="auto"/>
+              <w:jc w:val="center"/>
+            </w:pPr>
+            <w:r>
+              <w:rPr>
+                <w:rFonts w:ascii="Times New Roman" w:hAnsi="Times New Roman"/>
+                <w:sz w:val="26"/>
+                <w:rFonts w:ascii="Times New Roman" w:hAnsi="Times New Roman" w:cs="Times New Roman"/>
+              </w:rPr>
+              <w:t>1</w:t>
+            </w:r>
+          </w:p>
+        </w:tc>
+        <w:tc>
+          <w:tcPr>
+            <w:tcW w:type="dxa" w:w="1247"/>
+            <w:vAlign w:val="center"/>
+          </w:tcPr>
+          <w:p>
+            <w:pPr>
+              <w:spacing w:before="40" w:after="40" w:line="276" w:lineRule="auto"/>
+              <w:jc w:val="center"/>
+            </w:pPr>
+            <w:r>
+              <w:rPr>
+                <w:rFonts w:ascii="Times New Roman" w:hAnsi="Times New Roman"/>
+                <w:sz w:val="26"/>
+                <w:rFonts w:ascii="Times New Roman" w:hAnsi="Times New Roman" w:cs="Times New Roman"/>
+              </w:rPr>
+              <w:t>20</w:t>
+            </w:r>
+          </w:p>
+        </w:tc>
+        <w:tc>
+          <w:tcPr>
+            <w:tcW w:type="dxa" w:w="3402"/>
+            <w:vAlign w:val="center"/>
+          </w:tcPr>
+          <w:p>
+            <w:pPr>
+              <w:spacing w:before="40" w:after="40" w:line="276" w:lineRule="auto"/>
+              <w:jc w:val="both"/>
+            </w:pPr>
+            <w:r>
+              <w:rPr>
+                <w:rFonts w:ascii="Times New Roman" w:hAnsi="Times New Roman"/>
+                <w:sz w:val="26"/>
+                <w:rFonts w:ascii="Times New Roman" w:hAnsi="Times New Roman" w:cs="Times New Roman"/>
+              </w:rPr>
+              <w:t>- Nắm rõ quy tắc gõ tiếng Việt (Kiểu gõ Telex hoặc VNI).    - Thực hành gõ các câu, đoạn văn bản tiếng Việt ngắn có dấu chuẩn xác.</w:t>
+            </w:r>
+          </w:p>
+        </w:tc>
+      </w:tr>
+      <w:tr>
+        <w:tc>
+          <w:tcPr>
+            <w:tcW w:type="dxa" w:w="680"/>
+            <w:vAlign w:val="center"/>
+          </w:tcPr>
+          <w:p>
+            <w:pPr>
+              <w:spacing w:before="40" w:after="40" w:line="276" w:lineRule="auto"/>
+              <w:jc w:val="center"/>
+            </w:pPr>
+            <w:r>
+              <w:rPr>
+                <w:rFonts w:ascii="Times New Roman" w:hAnsi="Times New Roman"/>
+                <w:sz w:val="26"/>
+                <w:rFonts w:ascii="Times New Roman" w:hAnsi="Times New Roman" w:cs="Times New Roman"/>
+              </w:rPr>
+              <w:t>21</w:t>
+            </w:r>
+          </w:p>
+        </w:tc>
+        <w:tc>
+          <w:tcPr>
+            <w:tcW w:type="dxa" w:w="3118"/>
+            <w:vAlign w:val="center"/>
+          </w:tcPr>
+          <w:p>
+            <w:pPr>
+              <w:spacing w:before="40" w:after="40" w:line="276" w:lineRule="auto"/>
+              <w:jc w:val="both"/>
+            </w:pPr>
+            <w:r>
+              <w:rPr>
+                <w:rFonts w:ascii="Times New Roman" w:hAnsi="Times New Roman"/>
+                <w:sz w:val="26"/>
+                <w:rFonts w:ascii="Times New Roman" w:hAnsi="Times New Roman" w:cs="Times New Roman"/>
+              </w:rPr>
+              <w:t>Bài 22: Luyện tập Soạn thảo và Chỉnh sửa văn bản</w:t>
+            </w:r>
+          </w:p>
+        </w:tc>
+        <w:tc>
+          <w:tcPr>
+            <w:tcW w:type="dxa" w:w="850"/>
+            <w:vAlign w:val="center"/>
+          </w:tcPr>
+          <w:p>
+            <w:pPr>
+              <w:spacing w:before="40" w:after="40" w:line="276" w:lineRule="auto"/>
+              <w:jc w:val="center"/>
+            </w:pPr>
+            <w:r>
+              <w:rPr>
+                <w:rFonts w:ascii="Times New Roman" w:hAnsi="Times New Roman"/>
+                <w:sz w:val="26"/>
+                <w:rFonts w:ascii="Times New Roman" w:hAnsi="Times New Roman" w:cs="Times New Roman"/>
+              </w:rPr>
+              <w:t>1</w:t>
+            </w:r>
+          </w:p>
+        </w:tc>
+        <w:tc>
+          <w:tcPr>
+            <w:tcW w:type="dxa" w:w="1247"/>
+            <w:vAlign w:val="center"/>
+          </w:tcPr>
+          <w:p>
+            <w:pPr>
+              <w:spacing w:before="40" w:after="40" w:line="276" w:lineRule="auto"/>
+              <w:jc w:val="center"/>
+            </w:pPr>
+            <w:r>
+              <w:rPr>
+                <w:rFonts w:ascii="Times New Roman" w:hAnsi="Times New Roman"/>
+                <w:sz w:val="26"/>
+                <w:rFonts w:ascii="Times New Roman" w:hAnsi="Times New Roman" w:cs="Times New Roman"/>
+              </w:rPr>
+              <w:t>21</w:t>
+            </w:r>
+          </w:p>
+        </w:tc>
+        <w:tc>
+          <w:tcPr>
+            <w:tcW w:type="dxa" w:w="3402"/>
+            <w:vAlign w:val="center"/>
+          </w:tcPr>
+          <w:p>
+            <w:pPr>
+              <w:spacing w:before="40" w:after="40" w:line="276" w:lineRule="auto"/>
+              <w:jc w:val="both"/>
+            </w:pPr>
+            <w:r>
+              <w:rPr>
+                <w:rFonts w:ascii="Times New Roman" w:hAnsi="Times New Roman"/>
+                <w:sz w:val="26"/>
+                <w:rFonts w:ascii="Times New Roman" w:hAnsi="Times New Roman" w:cs="Times New Roman"/>
+              </w:rPr>
+              <w:t>- Rèn luyện kỹ năng gõ và chỉnh sửa lỗi chính tả/văn bản trong Word.</w:t>
+            </w:r>
+          </w:p>
+        </w:tc>
+      </w:tr>
+      <w:tr>
+        <w:tc>
+          <w:tcPr>
+            <w:tcW w:type="dxa" w:w="680"/>
+            <w:vAlign w:val="center"/>
+          </w:tcPr>
+          <w:p>
+            <w:pPr>
+              <w:spacing w:before="40" w:after="40" w:line="276" w:lineRule="auto"/>
+              <w:jc w:val="center"/>
+            </w:pPr>
+            <w:r>
+              <w:rPr>
+                <w:rFonts w:ascii="Times New Roman" w:hAnsi="Times New Roman"/>
+                <w:sz w:val="26"/>
+                <w:rFonts w:ascii="Times New Roman" w:hAnsi="Times New Roman" w:cs="Times New Roman"/>
+              </w:rPr>
+              <w:t>22</w:t>
+            </w:r>
+          </w:p>
+        </w:tc>
+        <w:tc>
+          <w:tcPr>
+            <w:tcW w:type="dxa" w:w="3118"/>
+            <w:vAlign w:val="center"/>
+          </w:tcPr>
+          <w:p>
+            <w:pPr>
+              <w:spacing w:before="40" w:after="40" w:line="276" w:lineRule="auto"/>
+              <w:jc w:val="both"/>
+            </w:pPr>
+            <w:r>
+              <w:rPr>
+                <w:rFonts w:ascii="Times New Roman" w:hAnsi="Times New Roman"/>
+                <w:sz w:val="26"/>
+                <w:rFonts w:ascii="Times New Roman" w:hAnsi="Times New Roman" w:cs="Times New Roman"/>
+              </w:rPr>
+              <w:t>Bài 23: Khám phá Lập trình Scratch - Tạo nhân vật</w:t>
+            </w:r>
+          </w:p>
+        </w:tc>
+        <w:tc>
+          <w:tcPr>
+            <w:tcW w:type="dxa" w:w="850"/>
+            <w:vAlign w:val="center"/>
+          </w:tcPr>
+          <w:p>
+            <w:pPr>
+              <w:spacing w:before="40" w:after="40" w:line="276" w:lineRule="auto"/>
+              <w:jc w:val="center"/>
+            </w:pPr>
+            <w:r>
+              <w:rPr>
+                <w:rFonts w:ascii="Times New Roman" w:hAnsi="Times New Roman"/>
+                <w:sz w:val="26"/>
+                <w:rFonts w:ascii="Times New Roman" w:hAnsi="Times New Roman" w:cs="Times New Roman"/>
+              </w:rPr>
+              <w:t>1</w:t>
+            </w:r>
+          </w:p>
+        </w:tc>
+        <w:tc>
+          <w:tcPr>
+            <w:tcW w:type="dxa" w:w="1247"/>
+            <w:vAlign w:val="center"/>
+          </w:tcPr>
+          <w:p>
+            <w:pPr>
+              <w:spacing w:before="40" w:after="40" w:line="276" w:lineRule="auto"/>
+              <w:jc w:val="center"/>
+            </w:pPr>
+            <w:r>
+              <w:rPr>
+                <w:rFonts w:ascii="Times New Roman" w:hAnsi="Times New Roman"/>
+                <w:sz w:val="26"/>
+                <w:rFonts w:ascii="Times New Roman" w:hAnsi="Times New Roman" w:cs="Times New Roman"/>
+              </w:rPr>
+              <w:t>22</w:t>
+            </w:r>
+          </w:p>
+        </w:tc>
+        <w:tc>
+          <w:tcPr>
+            <w:tcW w:type="dxa" w:w="3402"/>
+            <w:vAlign w:val="center"/>
+          </w:tcPr>
+          <w:p>
+            <w:pPr>
+              <w:spacing w:before="40" w:after="40" w:line="276" w:lineRule="auto"/>
+              <w:jc w:val="both"/>
+            </w:pPr>
+            <w:r>
+              <w:rPr>
+                <w:rFonts w:ascii="Times New Roman" w:hAnsi="Times New Roman"/>
+                <w:sz w:val="26"/>
+                <w:rFonts w:ascii="Times New Roman" w:hAnsi="Times New Roman" w:cs="Times New Roman"/>
+              </w:rPr>
+              <w:t>- Khởi động phần mềm Scratch, làm quen với giao diện.    - Thực hành chọn, thiết kế nhân vật và phông nền sân khấu.</w:t>
+            </w:r>
+          </w:p>
+        </w:tc>
+      </w:tr>
+      <w:tr>
+        <w:tc>
+          <w:tcPr>
+            <w:tcW w:type="dxa" w:w="680"/>
+            <w:vAlign w:val="center"/>
+          </w:tcPr>
+          <w:p>
+            <w:pPr>
+              <w:spacing w:before="40" w:after="40" w:line="276" w:lineRule="auto"/>
+              <w:jc w:val="center"/>
+            </w:pPr>
+            <w:r>
+              <w:rPr>
+                <w:rFonts w:ascii="Times New Roman" w:hAnsi="Times New Roman"/>
+                <w:sz w:val="26"/>
+                <w:rFonts w:ascii="Times New Roman" w:hAnsi="Times New Roman" w:cs="Times New Roman"/>
+              </w:rPr>
+              <w:t>23</w:t>
+            </w:r>
+          </w:p>
+        </w:tc>
+        <w:tc>
+          <w:tcPr>
+            <w:tcW w:type="dxa" w:w="3118"/>
+            <w:vAlign w:val="center"/>
+          </w:tcPr>
+          <w:p>
+            <w:pPr>
+              <w:spacing w:before="40" w:after="40" w:line="276" w:lineRule="auto"/>
+              <w:jc w:val="both"/>
+            </w:pPr>
+            <w:r>
+              <w:rPr>
+                <w:rFonts w:ascii="Times New Roman" w:hAnsi="Times New Roman"/>
+                <w:sz w:val="26"/>
+                <w:rFonts w:ascii="Times New Roman" w:hAnsi="Times New Roman" w:cs="Times New Roman"/>
+              </w:rPr>
+              <w:t>Bài 24: Lập trình kịch bản hoạt hình đơn giản</w:t>
+            </w:r>
+          </w:p>
+        </w:tc>
+        <w:tc>
+          <w:tcPr>
+            <w:tcW w:type="dxa" w:w="850"/>
+            <w:vAlign w:val="center"/>
+          </w:tcPr>
+          <w:p>
+            <w:pPr>
+              <w:spacing w:before="40" w:after="40" w:line="276" w:lineRule="auto"/>
+              <w:jc w:val="center"/>
+            </w:pPr>
+            <w:r>
+              <w:rPr>
+                <w:rFonts w:ascii="Times New Roman" w:hAnsi="Times New Roman"/>
+                <w:sz w:val="26"/>
+                <w:rFonts w:ascii="Times New Roman" w:hAnsi="Times New Roman" w:cs="Times New Roman"/>
+              </w:rPr>
+              <w:t>1</w:t>
+            </w:r>
+          </w:p>
+        </w:tc>
+        <w:tc>
+          <w:tcPr>
+            <w:tcW w:type="dxa" w:w="1247"/>
+            <w:vAlign w:val="center"/>
+          </w:tcPr>
+          <w:p>
+            <w:pPr>
+              <w:spacing w:before="40" w:after="40" w:line="276" w:lineRule="auto"/>
+              <w:jc w:val="center"/>
+            </w:pPr>
+            <w:r>
+              <w:rPr>
+                <w:rFonts w:ascii="Times New Roman" w:hAnsi="Times New Roman"/>
+                <w:sz w:val="26"/>
+                <w:rFonts w:ascii="Times New Roman" w:hAnsi="Times New Roman" w:cs="Times New Roman"/>
+              </w:rPr>
+              <w:t>23</w:t>
+            </w:r>
+          </w:p>
+        </w:tc>
+        <w:tc>
+          <w:tcPr>
+            <w:tcW w:type="dxa" w:w="3402"/>
+            <w:vAlign w:val="center"/>
+          </w:tcPr>
+          <w:p>
+            <w:pPr>
+              <w:spacing w:before="40" w:after="40" w:line="276" w:lineRule="auto"/>
+              <w:jc w:val="both"/>
+            </w:pPr>
+            <w:r>
+              <w:rPr>
+                <w:rFonts w:ascii="Times New Roman" w:hAnsi="Times New Roman"/>
+                <w:sz w:val="26"/>
+                <w:rFonts w:ascii="Times New Roman" w:hAnsi="Times New Roman" w:cs="Times New Roman"/>
+              </w:rPr>
+              <w:t>- Kéo thả và kết hợp các nhóm lệnh Chuyển động (Motion), Hiển thị (Looks), Âm thanh (Sound).</w:t>
+            </w:r>
+          </w:p>
+        </w:tc>
+      </w:tr>
+      <w:tr>
+        <w:tc>
+          <w:tcPr>
+            <w:tcW w:type="dxa" w:w="680"/>
+            <w:vAlign w:val="center"/>
+          </w:tcPr>
+          <w:p>
+            <w:pPr>
+              <w:spacing w:before="40" w:after="40" w:line="276" w:lineRule="auto"/>
+              <w:jc w:val="center"/>
+            </w:pPr>
+            <w:r>
+              <w:rPr>
+                <w:rFonts w:ascii="Times New Roman" w:hAnsi="Times New Roman"/>
+                <w:sz w:val="26"/>
+                <w:rFonts w:ascii="Times New Roman" w:hAnsi="Times New Roman" w:cs="Times New Roman"/>
+              </w:rPr>
+              <w:t>24</w:t>
+            </w:r>
+          </w:p>
+        </w:tc>
+        <w:tc>
+          <w:tcPr>
+            <w:tcW w:type="dxa" w:w="3118"/>
+            <w:vAlign w:val="center"/>
+          </w:tcPr>
+          <w:p>
+            <w:pPr>
+              <w:spacing w:before="40" w:after="40" w:line="276" w:lineRule="auto"/>
+              <w:jc w:val="both"/>
+            </w:pPr>
+            <w:r>
+              <w:rPr>
+                <w:rFonts w:ascii="Times New Roman" w:hAnsi="Times New Roman"/>
+                <w:sz w:val="26"/>
+                <w:rFonts w:ascii="Times New Roman" w:hAnsi="Times New Roman" w:cs="Times New Roman"/>
+              </w:rPr>
+              <w:t>Ôn tập Đánh giá định kỳ 3</w:t>
+            </w:r>
+          </w:p>
+        </w:tc>
+        <w:tc>
+          <w:tcPr>
+            <w:tcW w:type="dxa" w:w="850"/>
+            <w:vAlign w:val="center"/>
+          </w:tcPr>
+          <w:p>
+            <w:pPr>
+              <w:spacing w:before="40" w:after="40" w:line="276" w:lineRule="auto"/>
+              <w:jc w:val="center"/>
+            </w:pPr>
+            <w:r>
+              <w:rPr>
+                <w:rFonts w:ascii="Times New Roman" w:hAnsi="Times New Roman"/>
+                <w:sz w:val="26"/>
+                <w:rFonts w:ascii="Times New Roman" w:hAnsi="Times New Roman" w:cs="Times New Roman"/>
+              </w:rPr>
+              <w:t>1</w:t>
+            </w:r>
+          </w:p>
+        </w:tc>
+        <w:tc>
+          <w:tcPr>
+            <w:tcW w:type="dxa" w:w="1247"/>
+            <w:vAlign w:val="center"/>
+          </w:tcPr>
+          <w:p>
+            <w:pPr>
+              <w:spacing w:before="40" w:after="40" w:line="276" w:lineRule="auto"/>
+              <w:jc w:val="center"/>
+            </w:pPr>
+            <w:r>
+              <w:rPr>
+                <w:rFonts w:ascii="Times New Roman" w:hAnsi="Times New Roman"/>
+                <w:sz w:val="26"/>
+                <w:rFonts w:ascii="Times New Roman" w:hAnsi="Times New Roman" w:cs="Times New Roman"/>
+              </w:rPr>
+              <w:t>24</w:t>
+            </w:r>
+          </w:p>
+        </w:tc>
+        <w:tc>
+          <w:tcPr>
+            <w:tcW w:type="dxa" w:w="3402"/>
+            <w:vAlign w:val="center"/>
+          </w:tcPr>
+          <w:p>
+            <w:pPr>
+              <w:spacing w:before="40" w:after="40" w:line="276" w:lineRule="auto"/>
+              <w:jc w:val="both"/>
+            </w:pPr>
+            <w:r>
+              <w:rPr>
+                <w:rFonts w:ascii="Times New Roman" w:hAnsi="Times New Roman"/>
+                <w:sz w:val="26"/>
+                <w:rFonts w:ascii="Times New Roman" w:hAnsi="Times New Roman" w:cs="Times New Roman"/>
+              </w:rPr>
+              <w:t>Hệ thống hóa kiến thức chuẩn bị Đánh giá định kỳ 3.</w:t>
+            </w:r>
+          </w:p>
+        </w:tc>
+      </w:tr>
+      <w:tr>
+        <w:tc>
+          <w:tcPr>
+            <w:tcW w:type="dxa" w:w="680"/>
+            <w:vAlign w:val="center"/>
+          </w:tcPr>
+          <w:p>
+            <w:pPr>
+              <w:spacing w:before="40" w:after="40" w:line="276" w:lineRule="auto"/>
+              <w:jc w:val="center"/>
+            </w:pPr>
+            <w:r>
+              <w:rPr>
+                <w:rFonts w:ascii="Times New Roman" w:hAnsi="Times New Roman"/>
+                <w:sz w:val="26"/>
+                <w:rFonts w:ascii="Times New Roman" w:hAnsi="Times New Roman" w:cs="Times New Roman"/>
+              </w:rPr>
+              <w:t>25</w:t>
+            </w:r>
+          </w:p>
+        </w:tc>
+        <w:tc>
+          <w:tcPr>
+            <w:tcW w:type="dxa" w:w="3118"/>
+            <w:vAlign w:val="center"/>
+          </w:tcPr>
+          <w:p>
+            <w:pPr>
+              <w:spacing w:before="40" w:after="40" w:line="276" w:lineRule="auto"/>
+              <w:jc w:val="both"/>
+            </w:pPr>
+            <w:r>
+              <w:rPr>
+                <w:rFonts w:ascii="Times New Roman" w:hAnsi="Times New Roman"/>
+                <w:sz w:val="26"/>
+                <w:rFonts w:ascii="Times New Roman" w:hAnsi="Times New Roman" w:cs="Times New Roman"/>
+              </w:rPr>
+              <w:t>Đánh giá định kỳ 3</w:t>
+            </w:r>
+          </w:p>
+        </w:tc>
+        <w:tc>
+          <w:tcPr>
+            <w:tcW w:type="dxa" w:w="850"/>
+            <w:vAlign w:val="center"/>
+          </w:tcPr>
+          <w:p>
+            <w:pPr>
+              <w:spacing w:before="40" w:after="40" w:line="276" w:lineRule="auto"/>
+              <w:jc w:val="center"/>
+            </w:pPr>
+            <w:r>
+              <w:rPr>
+                <w:rFonts w:ascii="Times New Roman" w:hAnsi="Times New Roman"/>
+                <w:sz w:val="26"/>
+                <w:rFonts w:ascii="Times New Roman" w:hAnsi="Times New Roman" w:cs="Times New Roman"/>
+              </w:rPr>
+              <w:t>1</w:t>
+            </w:r>
+          </w:p>
+        </w:tc>
+        <w:tc>
+          <w:tcPr>
+            <w:tcW w:type="dxa" w:w="1247"/>
+            <w:vAlign w:val="center"/>
+          </w:tcPr>
+          <w:p>
+            <w:pPr>
+              <w:spacing w:before="40" w:after="40" w:line="276" w:lineRule="auto"/>
+              <w:jc w:val="center"/>
+            </w:pPr>
+            <w:r>
+              <w:rPr>
+                <w:rFonts w:ascii="Times New Roman" w:hAnsi="Times New Roman"/>
+                <w:sz w:val="26"/>
+                <w:rFonts w:ascii="Times New Roman" w:hAnsi="Times New Roman" w:cs="Times New Roman"/>
+              </w:rPr>
+              <w:t>25</w:t>
+            </w:r>
+          </w:p>
+        </w:tc>
+        <w:tc>
+          <w:tcPr>
+            <w:tcW w:type="dxa" w:w="3402"/>
+            <w:vAlign w:val="center"/>
+          </w:tcPr>
+          <w:p>
+            <w:pPr>
+              <w:spacing w:before="40" w:after="40" w:line="276" w:lineRule="auto"/>
+              <w:jc w:val="both"/>
+            </w:pPr>
+            <w:r>
+              <w:rPr>
+                <w:rFonts w:ascii="Times New Roman" w:hAnsi="Times New Roman"/>
+                <w:sz w:val="26"/>
+                <w:rFonts w:ascii="Times New Roman" w:hAnsi="Times New Roman" w:cs="Times New Roman"/>
+              </w:rPr>
+              <w:t>Kiểm tra đánh giá kết quả học tập.</w:t>
+            </w:r>
+          </w:p>
+        </w:tc>
+      </w:tr>
+      <w:tr>
+        <w:tc>
+          <w:tcPr>
+            <w:tcW w:type="dxa" w:w="680"/>
+            <w:vAlign w:val="center"/>
+          </w:tcPr>
+          <w:p>
+            <w:pPr>
+              <w:spacing w:before="40" w:after="40" w:line="276" w:lineRule="auto"/>
+              <w:jc w:val="center"/>
+            </w:pPr>
+            <w:r>
+              <w:rPr>
+                <w:rFonts w:ascii="Times New Roman" w:hAnsi="Times New Roman"/>
+                <w:sz w:val="26"/>
+                <w:rFonts w:ascii="Times New Roman" w:hAnsi="Times New Roman" w:cs="Times New Roman"/>
+              </w:rPr>
+              <w:t>26</w:t>
+            </w:r>
+          </w:p>
+        </w:tc>
+        <w:tc>
+          <w:tcPr>
+            <w:tcW w:type="dxa" w:w="3118"/>
+            <w:vAlign w:val="center"/>
+          </w:tcPr>
+          <w:p>
+            <w:pPr>
+              <w:spacing w:before="40" w:after="40" w:line="276" w:lineRule="auto"/>
+              <w:jc w:val="both"/>
+            </w:pPr>
+            <w:r>
+              <w:rPr>
+                <w:rFonts w:ascii="Times New Roman" w:hAnsi="Times New Roman"/>
+                <w:sz w:val="26"/>
+                <w:rFonts w:ascii="Times New Roman" w:hAnsi="Times New Roman" w:cs="Times New Roman"/>
+              </w:rPr>
+              <w:t>Ôn tập và luyện tập</w:t>
+            </w:r>
+          </w:p>
+        </w:tc>
+        <w:tc>
+          <w:tcPr>
+            <w:tcW w:type="dxa" w:w="850"/>
+            <w:vAlign w:val="center"/>
+          </w:tcPr>
+          <w:p>
+            <w:pPr>
+              <w:spacing w:before="40" w:after="40" w:line="276" w:lineRule="auto"/>
+              <w:jc w:val="center"/>
+            </w:pPr>
+            <w:r>
+              <w:rPr>
+                <w:rFonts w:ascii="Times New Roman" w:hAnsi="Times New Roman"/>
+                <w:sz w:val="26"/>
+                <w:rFonts w:ascii="Times New Roman" w:hAnsi="Times New Roman" w:cs="Times New Roman"/>
+              </w:rPr>
+              <w:t>1</w:t>
+            </w:r>
+          </w:p>
+        </w:tc>
+        <w:tc>
+          <w:tcPr>
+            <w:tcW w:type="dxa" w:w="1247"/>
+            <w:vAlign w:val="center"/>
+          </w:tcPr>
+          <w:p>
+            <w:pPr>
+              <w:spacing w:before="40" w:after="40" w:line="276" w:lineRule="auto"/>
+              <w:jc w:val="center"/>
+            </w:pPr>
+            <w:r>
+              <w:rPr>
+                <w:rFonts w:ascii="Times New Roman" w:hAnsi="Times New Roman"/>
+                <w:sz w:val="26"/>
+                <w:rFonts w:ascii="Times New Roman" w:hAnsi="Times New Roman" w:cs="Times New Roman"/>
+              </w:rPr>
+              <w:t>26</w:t>
+            </w:r>
+          </w:p>
+        </w:tc>
+        <w:tc>
+          <w:tcPr>
+            <w:tcW w:type="dxa" w:w="3402"/>
+            <w:vAlign w:val="center"/>
+          </w:tcPr>
+          <w:p>
+            <w:pPr>
+              <w:spacing w:before="40" w:after="40" w:line="276" w:lineRule="auto"/>
+              <w:jc w:val="both"/>
+            </w:pPr>
+            <w:r>
+              <w:rPr>
+                <w:rFonts w:ascii="Times New Roman" w:hAnsi="Times New Roman"/>
+                <w:sz w:val="26"/>
+                <w:rFonts w:ascii="Times New Roman" w:hAnsi="Times New Roman" w:cs="Times New Roman"/>
+              </w:rPr>
+              <w:t>Ôn tập, luyện tập bổ sung kiến thức và kỹ năng.</w:t>
+            </w:r>
+          </w:p>
+        </w:tc>
+      </w:tr>
+      <w:tr>
+        <w:tc>
+          <w:tcPr>
+            <w:tcW w:type="dxa" w:w="680"/>
+            <w:vAlign w:val="center"/>
+          </w:tcPr>
+          <w:p>
+            <w:pPr>
+              <w:spacing w:before="40" w:after="40" w:line="276" w:lineRule="auto"/>
+              <w:jc w:val="center"/>
+            </w:pPr>
+            <w:r>
+              <w:rPr>
+                <w:rFonts w:ascii="Times New Roman" w:hAnsi="Times New Roman"/>
+                <w:sz w:val="26"/>
+                <w:rFonts w:ascii="Times New Roman" w:hAnsi="Times New Roman" w:cs="Times New Roman"/>
+              </w:rPr>
+              <w:t>27</w:t>
+            </w:r>
+          </w:p>
+        </w:tc>
+        <w:tc>
+          <w:tcPr>
+            <w:tcW w:type="dxa" w:w="3118"/>
+            <w:vAlign w:val="center"/>
+          </w:tcPr>
+          <w:p>
+            <w:pPr>
+              <w:spacing w:before="40" w:after="40" w:line="276" w:lineRule="auto"/>
+              <w:jc w:val="both"/>
+            </w:pPr>
+            <w:r>
+              <w:rPr>
+                <w:rFonts w:ascii="Times New Roman" w:hAnsi="Times New Roman"/>
+                <w:sz w:val="26"/>
+                <w:rFonts w:ascii="Times New Roman" w:hAnsi="Times New Roman" w:cs="Times New Roman"/>
+              </w:rPr>
+              <w:t>Ôn tập Đánh giá định kỳ 4</w:t>
+            </w:r>
+          </w:p>
+        </w:tc>
+        <w:tc>
+          <w:tcPr>
+            <w:tcW w:type="dxa" w:w="850"/>
+            <w:vAlign w:val="center"/>
+          </w:tcPr>
+          <w:p>
+            <w:pPr>
+              <w:spacing w:before="40" w:after="40" w:line="276" w:lineRule="auto"/>
+              <w:jc w:val="center"/>
+            </w:pPr>
+            <w:r>
+              <w:rPr>
+                <w:rFonts w:ascii="Times New Roman" w:hAnsi="Times New Roman"/>
+                <w:sz w:val="26"/>
+                <w:rFonts w:ascii="Times New Roman" w:hAnsi="Times New Roman" w:cs="Times New Roman"/>
+              </w:rPr>
+              <w:t>1</w:t>
+            </w:r>
+          </w:p>
+        </w:tc>
+        <w:tc>
+          <w:tcPr>
+            <w:tcW w:type="dxa" w:w="1247"/>
+            <w:vAlign w:val="center"/>
+          </w:tcPr>
+          <w:p>
+            <w:pPr>
+              <w:spacing w:before="40" w:after="40" w:line="276" w:lineRule="auto"/>
+              <w:jc w:val="center"/>
+            </w:pPr>
+            <w:r>
+              <w:rPr>
+                <w:rFonts w:ascii="Times New Roman" w:hAnsi="Times New Roman"/>
+                <w:sz w:val="26"/>
+                <w:rFonts w:ascii="Times New Roman" w:hAnsi="Times New Roman" w:cs="Times New Roman"/>
+              </w:rPr>
+              <w:t>27</w:t>
+            </w:r>
+          </w:p>
+        </w:tc>
+        <w:tc>
+          <w:tcPr>
+            <w:tcW w:type="dxa" w:w="3402"/>
+            <w:vAlign w:val="center"/>
+          </w:tcPr>
+          <w:p>
+            <w:pPr>
+              <w:spacing w:before="40" w:after="40" w:line="276" w:lineRule="auto"/>
+              <w:jc w:val="both"/>
+            </w:pPr>
+            <w:r>
+              <w:rPr>
+                <w:rFonts w:ascii="Times New Roman" w:hAnsi="Times New Roman"/>
+                <w:sz w:val="26"/>
+                <w:rFonts w:ascii="Times New Roman" w:hAnsi="Times New Roman" w:cs="Times New Roman"/>
+              </w:rPr>
+              <w:t>Hệ thống hóa kiến thức chuẩn bị Đánh giá định kỳ 4.</w:t>
+            </w:r>
+          </w:p>
+        </w:tc>
+      </w:tr>
+      <w:tr>
+        <w:tc>
+          <w:tcPr>
+            <w:tcW w:type="dxa" w:w="680"/>
+            <w:vAlign w:val="center"/>
+          </w:tcPr>
+          <w:p>
+            <w:pPr>
+              <w:spacing w:before="40" w:after="40" w:line="276" w:lineRule="auto"/>
+              <w:jc w:val="center"/>
+            </w:pPr>
+            <w:r>
+              <w:rPr>
+                <w:rFonts w:ascii="Times New Roman" w:hAnsi="Times New Roman"/>
+                <w:sz w:val="26"/>
+                <w:rFonts w:ascii="Times New Roman" w:hAnsi="Times New Roman" w:cs="Times New Roman"/>
+              </w:rPr>
+              <w:t>28</w:t>
+            </w:r>
+          </w:p>
+        </w:tc>
+        <w:tc>
+          <w:tcPr>
+            <w:tcW w:type="dxa" w:w="3118"/>
+            <w:vAlign w:val="center"/>
+          </w:tcPr>
+          <w:p>
+            <w:pPr>
+              <w:spacing w:before="40" w:after="40" w:line="276" w:lineRule="auto"/>
+              <w:jc w:val="both"/>
+            </w:pPr>
+            <w:r>
+              <w:rPr>
+                <w:rFonts w:ascii="Times New Roman" w:hAnsi="Times New Roman"/>
+                <w:sz w:val="26"/>
+                <w:rFonts w:ascii="Times New Roman" w:hAnsi="Times New Roman" w:cs="Times New Roman"/>
+              </w:rPr>
+              <w:t>Đánh giá định kỳ 4</w:t>
+            </w:r>
+          </w:p>
+        </w:tc>
+        <w:tc>
+          <w:tcPr>
+            <w:tcW w:type="dxa" w:w="850"/>
+            <w:vAlign w:val="center"/>
+          </w:tcPr>
+          <w:p>
+            <w:pPr>
+              <w:spacing w:before="40" w:after="40" w:line="276" w:lineRule="auto"/>
+              <w:jc w:val="center"/>
+            </w:pPr>
+            <w:r>
+              <w:rPr>
+                <w:rFonts w:ascii="Times New Roman" w:hAnsi="Times New Roman"/>
+                <w:sz w:val="26"/>
+                <w:rFonts w:ascii="Times New Roman" w:hAnsi="Times New Roman" w:cs="Times New Roman"/>
+              </w:rPr>
+              <w:t>1</w:t>
+            </w:r>
+          </w:p>
+        </w:tc>
+        <w:tc>
+          <w:tcPr>
+            <w:tcW w:type="dxa" w:w="1247"/>
+            <w:vAlign w:val="center"/>
+          </w:tcPr>
+          <w:p>
+            <w:pPr>
+              <w:spacing w:before="40" w:after="40" w:line="276" w:lineRule="auto"/>
+              <w:jc w:val="center"/>
+            </w:pPr>
+            <w:r>
+              <w:rPr>
+                <w:rFonts w:ascii="Times New Roman" w:hAnsi="Times New Roman"/>
+                <w:sz w:val="26"/>
+                <w:rFonts w:ascii="Times New Roman" w:hAnsi="Times New Roman" w:cs="Times New Roman"/>
+              </w:rPr>
+              <w:t>28</w:t>
+            </w:r>
+          </w:p>
+        </w:tc>
+        <w:tc>
+          <w:tcPr>
+            <w:tcW w:type="dxa" w:w="3402"/>
+            <w:vAlign w:val="center"/>
+          </w:tcPr>
+          <w:p>
+            <w:pPr>
+              <w:spacing w:before="40" w:after="40" w:line="276" w:lineRule="auto"/>
+              <w:jc w:val="both"/>
+            </w:pPr>
+            <w:r>
+              <w:rPr>
+                <w:rFonts w:ascii="Times New Roman" w:hAnsi="Times New Roman"/>
+                <w:sz w:val="26"/>
+                <w:rFonts w:ascii="Times New Roman" w:hAnsi="Times New Roman" w:cs="Times New Roman"/>
+              </w:rPr>
+              <w:t>Kiểm tra đánh giá kết quả học tập.</w:t>
+            </w:r>
+          </w:p>
+        </w:tc>
+      </w:tr>
+      <w:tr>
+        <w:tc>
+          <w:tcPr>
+            <w:tcW w:type="dxa" w:w="680"/>
+            <w:vAlign w:val="center"/>
+          </w:tcPr>
+          <w:p>
+            <w:pPr>
+              <w:spacing w:before="40" w:after="40" w:line="276" w:lineRule="auto"/>
+              <w:jc w:val="center"/>
+            </w:pPr>
+            <w:r>
+              <w:rPr>
+                <w:rFonts w:ascii="Times New Roman" w:hAnsi="Times New Roman"/>
+                <w:sz w:val="26"/>
+                <w:rFonts w:ascii="Times New Roman" w:hAnsi="Times New Roman" w:cs="Times New Roman"/>
+              </w:rPr>
+              <w:t>29</w:t>
+            </w:r>
+          </w:p>
+        </w:tc>
+        <w:tc>
+          <w:tcPr>
+            <w:tcW w:type="dxa" w:w="3118"/>
+            <w:vAlign w:val="center"/>
+          </w:tcPr>
+          <w:p>
+            <w:pPr>
+              <w:spacing w:before="40" w:after="40" w:line="276" w:lineRule="auto"/>
+              <w:jc w:val="both"/>
+            </w:pPr>
+            <w:r>
+              <w:rPr>
+                <w:rFonts w:ascii="Times New Roman" w:hAnsi="Times New Roman"/>
+                <w:sz w:val="26"/>
+                <w:rFonts w:ascii="Times New Roman" w:hAnsi="Times New Roman" w:cs="Times New Roman"/>
+              </w:rPr>
+              <w:t>Bài 25: Dự án học tập: Trò chơi / Hoạt hình Scratch</w:t>
+            </w:r>
+          </w:p>
+        </w:tc>
+        <w:tc>
+          <w:tcPr>
+            <w:tcW w:type="dxa" w:w="850"/>
+            <w:vAlign w:val="center"/>
+          </w:tcPr>
+          <w:p>
+            <w:pPr>
+              <w:spacing w:before="40" w:after="40" w:line="276" w:lineRule="auto"/>
+              <w:jc w:val="center"/>
+            </w:pPr>
+            <w:r>
+              <w:rPr>
+                <w:rFonts w:ascii="Times New Roman" w:hAnsi="Times New Roman"/>
+                <w:sz w:val="26"/>
+                <w:rFonts w:ascii="Times New Roman" w:hAnsi="Times New Roman" w:cs="Times New Roman"/>
+              </w:rPr>
+              <w:t>1</w:t>
+            </w:r>
+          </w:p>
+        </w:tc>
+        <w:tc>
+          <w:tcPr>
+            <w:tcW w:type="dxa" w:w="1247"/>
+            <w:vAlign w:val="center"/>
+          </w:tcPr>
+          <w:p>
+            <w:pPr>
+              <w:spacing w:before="40" w:after="40" w:line="276" w:lineRule="auto"/>
+              <w:jc w:val="center"/>
+            </w:pPr>
+            <w:r>
+              <w:rPr>
+                <w:rFonts w:ascii="Times New Roman" w:hAnsi="Times New Roman"/>
+                <w:sz w:val="26"/>
+                <w:rFonts w:ascii="Times New Roman" w:hAnsi="Times New Roman" w:cs="Times New Roman"/>
+              </w:rPr>
+              <w:t>29</w:t>
+            </w:r>
+          </w:p>
+        </w:tc>
+        <w:tc>
+          <w:tcPr>
+            <w:tcW w:type="dxa" w:w="3402"/>
+            <w:vAlign w:val="center"/>
+          </w:tcPr>
+          <w:p>
+            <w:pPr>
+              <w:spacing w:before="40" w:after="40" w:line="276" w:lineRule="auto"/>
+              <w:jc w:val="both"/>
+            </w:pPr>
+            <w:r>
+              <w:rPr>
+                <w:rFonts w:ascii="Times New Roman" w:hAnsi="Times New Roman"/>
+                <w:sz w:val="26"/>
+                <w:rFonts w:ascii="Times New Roman" w:hAnsi="Times New Roman" w:cs="Times New Roman"/>
+              </w:rPr>
+              <w:t>- Thực hành làm việc nhóm xây dựng một kịch bản hoạt hình hoặc trò chơi nhỏ.</w:t>
+            </w:r>
+          </w:p>
+        </w:tc>
+      </w:tr>
+    </w:tbl>
     <w:p>
       <w:pPr>
         <w:rPr>
@@ -1410,3237 +4497,6 @@
         <w:t>Môn Tin lớp 2</w:t>
       </w:r>
     </w:p>
-    <w:tbl>
-      <w:tblPr>
-        <w:tblW w:w="9634" w:type="dxa"/>
-        <w:tblBorders>
-          <w:top w:val="single" w:sz="4" w:space="0" w:color="000000"/>
-          <w:left w:val="single" w:sz="4" w:space="0" w:color="000000"/>
-          <w:bottom w:val="single" w:sz="4" w:space="0" w:color="000000"/>
-          <w:right w:val="single" w:sz="4" w:space="0" w:color="000000"/>
-          <w:insideH w:val="single" w:sz="4" w:space="0" w:color="000000"/>
-          <w:insideV w:val="single" w:sz="4" w:space="0" w:color="000000"/>
-        </w:tblBorders>
-        <w:tblLayout w:type="fixed"/>
-        <w:tblLook w:val="0400" w:firstRow="0" w:lastRow="0" w:firstColumn="0" w:lastColumn="0" w:noHBand="0" w:noVBand="1"/>
-      </w:tblPr>
-      <w:tblGrid>
-        <w:gridCol w:w="846"/>
-        <w:gridCol w:w="3118"/>
-        <w:gridCol w:w="1134"/>
-        <w:gridCol w:w="4536"/>
-      </w:tblGrid>
-      <w:tr>
-        <w:tc>
-          <w:tcPr>
-            <w:tcW w:w="846" w:type="dxa"/>
-          </w:tcPr>
-          <w:p>
-            <w:pPr>
-              <w:spacing w:before="20" w:after="20"/>
-              <w:jc w:val="center"/>
-            </w:pPr>
-            <w:r>
-              <w:rPr>
-                <w:rFonts w:ascii="Times New Roman" w:hAnsi="Times New Roman"/>
-                <w:sz w:val="26"/>
-                <w:rFonts w:ascii="Times New Roman" w:hAnsi="Times New Roman" w:cs="Times New Roman"/>
-              </w:rPr>
-            </w:r>
-            <w:r>
-              <w:rPr>
-                <w:rFonts w:ascii="Times New Roman" w:hAnsi="Times New Roman"/>
-                <w:b/>
-                <w:sz w:val="26"/>
-                <w:rFonts w:ascii="Times New Roman" w:hAnsi="Times New Roman" w:cs="Times New Roman"/>
-              </w:rPr>
-              <w:t>STT</w:t>
-            </w:r>
-          </w:p>
-        </w:tc>
-        <w:tc>
-          <w:tcPr>
-            <w:tcW w:w="3118" w:type="dxa"/>
-          </w:tcPr>
-          <w:p>
-            <w:pPr>
-              <w:spacing w:before="20" w:after="20"/>
-              <w:jc w:val="center"/>
-            </w:pPr>
-            <w:r>
-              <w:rPr>
-                <w:rFonts w:ascii="Times New Roman" w:hAnsi="Times New Roman"/>
-                <w:sz w:val="26"/>
-                <w:rFonts w:ascii="Times New Roman" w:hAnsi="Times New Roman" w:cs="Times New Roman"/>
-              </w:rPr>
-            </w:r>
-            <w:r>
-              <w:rPr>
-                <w:rFonts w:ascii="Times New Roman" w:hAnsi="Times New Roman"/>
-                <w:b/>
-                <w:sz w:val="26"/>
-                <w:rFonts w:ascii="Times New Roman" w:hAnsi="Times New Roman" w:cs="Times New Roman"/>
-              </w:rPr>
-              <w:t>Bài học (1)</w:t>
-            </w:r>
-          </w:p>
-        </w:tc>
-        <w:tc>
-          <w:tcPr>
-            <w:tcW w:w="1134" w:type="dxa"/>
-          </w:tcPr>
-          <w:p>
-            <w:pPr>
-              <w:spacing w:before="20" w:after="20"/>
-              <w:jc w:val="center"/>
-            </w:pPr>
-            <w:r>
-              <w:rPr>
-                <w:rFonts w:ascii="Times New Roman" w:hAnsi="Times New Roman"/>
-                <w:sz w:val="26"/>
-                <w:rFonts w:ascii="Times New Roman" w:hAnsi="Times New Roman" w:cs="Times New Roman"/>
-              </w:rPr>
-            </w:r>
-            <w:r>
-              <w:rPr>
-                <w:rFonts w:ascii="Times New Roman" w:hAnsi="Times New Roman"/>
-                <w:b/>
-                <w:sz w:val="26"/>
-                <w:rFonts w:ascii="Times New Roman" w:hAnsi="Times New Roman" w:cs="Times New Roman"/>
-              </w:rPr>
-              <w:t>Số tiết (2)</w:t>
-            </w:r>
-          </w:p>
-        </w:tc>
-        <w:tc>
-          <w:tcPr>
-            <w:tcW w:w="4536" w:type="dxa"/>
-          </w:tcPr>
-          <w:p>
-            <w:pPr>
-              <w:spacing w:before="20" w:after="20"/>
-              <w:jc w:val="center"/>
-            </w:pPr>
-            <w:r>
-              <w:rPr>
-                <w:rFonts w:ascii="Times New Roman" w:hAnsi="Times New Roman"/>
-                <w:sz w:val="26"/>
-                <w:rFonts w:ascii="Times New Roman" w:hAnsi="Times New Roman" w:cs="Times New Roman"/>
-              </w:rPr>
-            </w:r>
-            <w:r>
-              <w:rPr>
-                <w:rFonts w:ascii="Times New Roman" w:hAnsi="Times New Roman"/>
-                <w:b/>
-                <w:sz w:val="26"/>
-                <w:rFonts w:ascii="Times New Roman" w:hAnsi="Times New Roman" w:cs="Times New Roman"/>
-              </w:rPr>
-              <w:t>Yêu cầu cần đạt (3)</w:t>
-            </w:r>
-          </w:p>
-        </w:tc>
-      </w:tr>
-      <w:tr>
-        <w:tc>
-          <w:tcPr>
-            <w:tcW w:type="dxa" w:w="846"/>
-          </w:tcPr>
-          <w:p>
-            <w:pPr>
-              <w:jc w:val="center"/>
-            </w:pPr>
-            <w:r>
-              <w:rPr>
-                <w:rFonts w:ascii="Times New Roman" w:hAnsi="Times New Roman"/>
-                <w:b w:val="0"/>
-                <w:sz w:val="26"/>
-                <w:rFonts w:ascii="Times New Roman" w:hAnsi="Times New Roman" w:cs="Times New Roman"/>
-                <w:rFonts w:ascii="Times New Roman" w:hAnsi="Times New Roman" w:cs="Times New Roman"/>
-              </w:rPr>
-              <w:t>0</w:t>
-            </w:r>
-          </w:p>
-        </w:tc>
-        <w:tc>
-          <w:tcPr>
-            <w:tcW w:type="dxa" w:w="3118"/>
-          </w:tcPr>
-          <w:p>
-            <w:r>
-              <w:rPr>
-                <w:rFonts w:ascii="Times New Roman" w:hAnsi="Times New Roman"/>
-                <w:b w:val="0"/>
-                <w:sz w:val="26"/>
-                <w:rFonts w:ascii="Times New Roman" w:hAnsi="Times New Roman" w:cs="Times New Roman"/>
-                <w:rFonts w:ascii="Times New Roman" w:hAnsi="Times New Roman" w:cs="Times New Roman"/>
-              </w:rPr>
-              <w:t>Tiết 0: Định hướng môn học</w:t>
-            </w:r>
-          </w:p>
-        </w:tc>
-        <w:tc>
-          <w:tcPr>
-            <w:tcW w:type="dxa" w:w="1134"/>
-          </w:tcPr>
-          <w:p>
-            <w:pPr>
-              <w:jc w:val="center"/>
-            </w:pPr>
-            <w:r>
-              <w:rPr>
-                <w:rFonts w:ascii="Times New Roman" w:hAnsi="Times New Roman"/>
-                <w:b w:val="0"/>
-                <w:sz w:val="26"/>
-                <w:rFonts w:ascii="Times New Roman" w:hAnsi="Times New Roman" w:cs="Times New Roman"/>
-                <w:rFonts w:ascii="Times New Roman" w:hAnsi="Times New Roman" w:cs="Times New Roman"/>
-              </w:rPr>
-              <w:t>0</w:t>
-            </w:r>
-          </w:p>
-        </w:tc>
-        <w:tc>
-          <w:tcPr>
-            <w:tcW w:type="dxa" w:w="4536"/>
-          </w:tcPr>
-          <w:p>
-            <w:r>
-              <w:rPr>
-                <w:rFonts w:ascii="Times New Roman" w:hAnsi="Times New Roman"/>
-                <w:b w:val="0"/>
-                <w:sz w:val="26"/>
-                <w:rFonts w:ascii="Times New Roman" w:hAnsi="Times New Roman" w:cs="Times New Roman"/>
-                <w:rFonts w:ascii="Times New Roman" w:hAnsi="Times New Roman" w:cs="Times New Roman"/>
-              </w:rPr>
-              <w:t>Giới thiệu tổng quan môn học Tin học, phương pháp học tập hiệu quả, các quy định an toàn và nội quy phòng học bộ môn.</w:t>
-            </w:r>
-          </w:p>
-        </w:tc>
-      </w:tr>
-      <w:tr>
-        <w:tc>
-          <w:tcPr>
-            <w:tcW w:w="846" w:type="dxa"/>
-          </w:tcPr>
-          <w:p>
-            <w:pPr>
-              <w:spacing w:before="20" w:after="20"/>
-              <w:jc w:val="center"/>
-            </w:pPr>
-            <w:r>
-              <w:rPr>
-                <w:rFonts w:ascii="Times New Roman" w:hAnsi="Times New Roman"/>
-                <w:sz w:val="26"/>
-                <w:rFonts w:ascii="Times New Roman" w:hAnsi="Times New Roman" w:cs="Times New Roman"/>
-              </w:rPr>
-            </w:r>
-            <w:r>
-              <w:rPr>
-                <w:rFonts w:ascii="Times New Roman" w:hAnsi="Times New Roman"/>
-                <w:b w:val="0"/>
-                <w:sz w:val="26"/>
-                <w:rFonts w:ascii="Times New Roman" w:hAnsi="Times New Roman" w:cs="Times New Roman"/>
-              </w:rPr>
-              <w:t>1</w:t>
-            </w:r>
-          </w:p>
-        </w:tc>
-        <w:tc>
-          <w:tcPr>
-            <w:tcW w:w="3118" w:type="dxa"/>
-          </w:tcPr>
-          <w:p>
-            <w:pPr>
-              <w:spacing w:before="20" w:after="20"/>
-            </w:pPr>
-            <w:r>
-              <w:rPr>
-                <w:rFonts w:ascii="Times New Roman" w:hAnsi="Times New Roman"/>
-                <w:sz w:val="26"/>
-                <w:rFonts w:ascii="Times New Roman" w:hAnsi="Times New Roman" w:cs="Times New Roman"/>
-              </w:rPr>
-            </w:r>
-            <w:r>
-              <w:rPr>
-                <w:rFonts w:ascii="Times New Roman" w:hAnsi="Times New Roman"/>
-                <w:b w:val="0"/>
-                <w:sz w:val="26"/>
-                <w:rFonts w:ascii="Times New Roman" w:hAnsi="Times New Roman" w:cs="Times New Roman"/>
-              </w:rPr>
-              <w:t>Bài 1: Giới thiệu môn học và Nội quy phòng máy</w:t>
-            </w:r>
-          </w:p>
-        </w:tc>
-        <w:tc>
-          <w:tcPr>
-            <w:tcW w:w="1134" w:type="dxa"/>
-          </w:tcPr>
-          <w:p>
-            <w:pPr>
-              <w:spacing w:before="20" w:after="20"/>
-              <w:jc w:val="center"/>
-            </w:pPr>
-            <w:r>
-              <w:rPr>
-                <w:rFonts w:ascii="Times New Roman" w:hAnsi="Times New Roman"/>
-                <w:sz w:val="26"/>
-                <w:rFonts w:ascii="Times New Roman" w:hAnsi="Times New Roman" w:cs="Times New Roman"/>
-              </w:rPr>
-            </w:r>
-            <w:r>
-              <w:rPr>
-                <w:rFonts w:ascii="Times New Roman" w:hAnsi="Times New Roman"/>
-                <w:b w:val="0"/>
-                <w:sz w:val="26"/>
-                <w:rFonts w:ascii="Times New Roman" w:hAnsi="Times New Roman" w:cs="Times New Roman"/>
-              </w:rPr>
-              <w:t>1</w:t>
-            </w:r>
-          </w:p>
-        </w:tc>
-        <w:tc>
-          <w:tcPr>
-            <w:tcW w:w="4536" w:type="dxa"/>
-          </w:tcPr>
-          <w:p>
-            <w:pPr>
-              <w:spacing w:before="20" w:after="20"/>
-            </w:pPr>
-            <w:r>
-              <w:rPr>
-                <w:rFonts w:ascii="Times New Roman" w:hAnsi="Times New Roman"/>
-                <w:sz w:val="26"/>
-                <w:rFonts w:ascii="Times New Roman" w:hAnsi="Times New Roman" w:cs="Times New Roman"/>
-              </w:rPr>
-            </w:r>
-            <w:r>
-              <w:rPr>
-                <w:rFonts w:ascii="Times New Roman" w:hAnsi="Times New Roman"/>
-                <w:b w:val="0"/>
-                <w:sz w:val="26"/>
-                <w:rFonts w:ascii="Times New Roman" w:hAnsi="Times New Roman" w:cs="Times New Roman"/>
-              </w:rPr>
-              <w:t>- Nhắc lại quy định, quy tắc an toàn trong phòng máy tính.    - Thực hành tư thế ngồi học đạt chuẩn khi thao tác với máy tính.</w:t>
-            </w:r>
-          </w:p>
-        </w:tc>
-      </w:tr>
-      <w:tr>
-        <w:tc>
-          <w:tcPr>
-            <w:tcW w:w="846" w:type="dxa"/>
-          </w:tcPr>
-          <w:p>
-            <w:pPr>
-              <w:spacing w:before="20" w:after="20"/>
-              <w:jc w:val="center"/>
-            </w:pPr>
-            <w:r>
-              <w:rPr>
-                <w:rFonts w:ascii="Times New Roman" w:hAnsi="Times New Roman"/>
-                <w:sz w:val="26"/>
-                <w:rFonts w:ascii="Times New Roman" w:hAnsi="Times New Roman" w:cs="Times New Roman"/>
-              </w:rPr>
-            </w:r>
-            <w:r>
-              <w:rPr>
-                <w:rFonts w:ascii="Times New Roman" w:hAnsi="Times New Roman"/>
-                <w:b w:val="0"/>
-                <w:sz w:val="26"/>
-                <w:rFonts w:ascii="Times New Roman" w:hAnsi="Times New Roman" w:cs="Times New Roman"/>
-              </w:rPr>
-              <w:t>2</w:t>
-            </w:r>
-          </w:p>
-        </w:tc>
-        <w:tc>
-          <w:tcPr>
-            <w:tcW w:w="3118" w:type="dxa"/>
-          </w:tcPr>
-          <w:p>
-            <w:pPr>
-              <w:spacing w:before="20" w:after="20"/>
-            </w:pPr>
-            <w:r>
-              <w:rPr>
-                <w:rFonts w:ascii="Times New Roman" w:hAnsi="Times New Roman"/>
-                <w:sz w:val="26"/>
-                <w:rFonts w:ascii="Times New Roman" w:hAnsi="Times New Roman" w:cs="Times New Roman"/>
-              </w:rPr>
-            </w:r>
-            <w:r>
-              <w:rPr>
-                <w:rFonts w:ascii="Times New Roman" w:hAnsi="Times New Roman"/>
-                <w:b w:val="0"/>
-                <w:sz w:val="26"/>
-                <w:rFonts w:ascii="Times New Roman" w:hAnsi="Times New Roman" w:cs="Times New Roman"/>
-              </w:rPr>
-              <w:t>Bài 2: Thiết bị Vào - Ra và Lưu trữ của máy tính</w:t>
-            </w:r>
-          </w:p>
-        </w:tc>
-        <w:tc>
-          <w:tcPr>
-            <w:tcW w:w="1134" w:type="dxa"/>
-          </w:tcPr>
-          <w:p>
-            <w:pPr>
-              <w:spacing w:before="20" w:after="20"/>
-              <w:jc w:val="center"/>
-            </w:pPr>
-            <w:r>
-              <w:rPr>
-                <w:rFonts w:ascii="Times New Roman" w:hAnsi="Times New Roman"/>
-                <w:sz w:val="26"/>
-                <w:rFonts w:ascii="Times New Roman" w:hAnsi="Times New Roman" w:cs="Times New Roman"/>
-              </w:rPr>
-            </w:r>
-            <w:r>
-              <w:rPr>
-                <w:rFonts w:ascii="Times New Roman" w:hAnsi="Times New Roman"/>
-                <w:b w:val="0"/>
-                <w:sz w:val="26"/>
-                <w:rFonts w:ascii="Times New Roman" w:hAnsi="Times New Roman" w:cs="Times New Roman"/>
-              </w:rPr>
-              <w:t>2, 3</w:t>
-            </w:r>
-          </w:p>
-        </w:tc>
-        <w:tc>
-          <w:tcPr>
-            <w:tcW w:w="4536" w:type="dxa"/>
-          </w:tcPr>
-          <w:p>
-            <w:pPr>
-              <w:spacing w:before="20" w:after="20"/>
-            </w:pPr>
-            <w:r>
-              <w:rPr>
-                <w:rFonts w:ascii="Times New Roman" w:hAnsi="Times New Roman"/>
-                <w:sz w:val="26"/>
-                <w:rFonts w:ascii="Times New Roman" w:hAnsi="Times New Roman" w:cs="Times New Roman"/>
-              </w:rPr>
-            </w:r>
-            <w:r>
-              <w:rPr>
-                <w:rFonts w:ascii="Times New Roman" w:hAnsi="Times New Roman"/>
-                <w:b w:val="0"/>
-                <w:sz w:val="26"/>
-                <w:rFonts w:ascii="Times New Roman" w:hAnsi="Times New Roman" w:cs="Times New Roman"/>
-              </w:rPr>
-              <w:t>- Phân biệt các nhóm thiết bị: Thiết bị vào (Input), Thiết bị xử lý (Processing), Thiết bị ra (Output) và Thiết bị lưu trữ (Storage).    - Liệt kê chức năng của một số thiết bị phổ biến (Chuột, Bàn phím, Màn hình, CPU, Ô cứng, Thẻ nhớ).</w:t>
-            </w:r>
-          </w:p>
-        </w:tc>
-      </w:tr>
-      <w:tr>
-        <w:tc>
-          <w:tcPr>
-            <w:tcW w:w="846" w:type="dxa"/>
-          </w:tcPr>
-          <w:p>
-            <w:pPr>
-              <w:spacing w:before="20" w:after="20"/>
-              <w:jc w:val="center"/>
-            </w:pPr>
-            <w:r>
-              <w:rPr>
-                <w:rFonts w:ascii="Times New Roman" w:hAnsi="Times New Roman"/>
-                <w:sz w:val="26"/>
-                <w:rFonts w:ascii="Times New Roman" w:hAnsi="Times New Roman" w:cs="Times New Roman"/>
-              </w:rPr>
-            </w:r>
-            <w:r>
-              <w:rPr>
-                <w:rFonts w:ascii="Times New Roman" w:hAnsi="Times New Roman"/>
-                <w:b w:val="0"/>
-                <w:sz w:val="26"/>
-                <w:rFonts w:ascii="Times New Roman" w:hAnsi="Times New Roman" w:cs="Times New Roman"/>
-              </w:rPr>
-              <w:t>3</w:t>
-            </w:r>
-          </w:p>
-        </w:tc>
-        <w:tc>
-          <w:tcPr>
-            <w:tcW w:w="3118" w:type="dxa"/>
-          </w:tcPr>
-          <w:p>
-            <w:pPr>
-              <w:spacing w:before="20" w:after="20"/>
-            </w:pPr>
-            <w:r>
-              <w:rPr>
-                <w:rFonts w:ascii="Times New Roman" w:hAnsi="Times New Roman"/>
-                <w:sz w:val="26"/>
-                <w:rFonts w:ascii="Times New Roman" w:hAnsi="Times New Roman" w:cs="Times New Roman"/>
-              </w:rPr>
-            </w:r>
-            <w:r>
-              <w:rPr>
-                <w:rFonts w:ascii="Times New Roman" w:hAnsi="Times New Roman"/>
-                <w:b w:val="0"/>
-                <w:sz w:val="26"/>
-                <w:rFonts w:ascii="Times New Roman" w:hAnsi="Times New Roman" w:cs="Times New Roman"/>
-              </w:rPr>
-              <w:t>Bài 3: Làm quen với Hệ điều hành Windows</w:t>
-            </w:r>
-          </w:p>
-        </w:tc>
-        <w:tc>
-          <w:tcPr>
-            <w:tcW w:w="1134" w:type="dxa"/>
-          </w:tcPr>
-          <w:p>
-            <w:pPr>
-              <w:spacing w:before="20" w:after="20"/>
-              <w:jc w:val="center"/>
-            </w:pPr>
-            <w:r>
-              <w:rPr>
-                <w:rFonts w:ascii="Times New Roman" w:hAnsi="Times New Roman"/>
-                <w:sz w:val="26"/>
-                <w:rFonts w:ascii="Times New Roman" w:hAnsi="Times New Roman" w:cs="Times New Roman"/>
-              </w:rPr>
-            </w:r>
-            <w:r>
-              <w:rPr>
-                <w:rFonts w:ascii="Times New Roman" w:hAnsi="Times New Roman"/>
-                <w:b w:val="0"/>
-                <w:sz w:val="26"/>
-                <w:rFonts w:ascii="Times New Roman" w:hAnsi="Times New Roman" w:cs="Times New Roman"/>
-              </w:rPr>
-              <w:t>4, 5</w:t>
-            </w:r>
-          </w:p>
-        </w:tc>
-        <w:tc>
-          <w:tcPr>
-            <w:tcW w:w="4536" w:type="dxa"/>
-          </w:tcPr>
-          <w:p>
-            <w:pPr>
-              <w:spacing w:before="20" w:after="20"/>
-            </w:pPr>
-            <w:r>
-              <w:rPr>
-                <w:rFonts w:ascii="Times New Roman" w:hAnsi="Times New Roman"/>
-                <w:sz w:val="26"/>
-                <w:rFonts w:ascii="Times New Roman" w:hAnsi="Times New Roman" w:cs="Times New Roman"/>
-              </w:rPr>
-            </w:r>
-            <w:r>
-              <w:rPr>
-                <w:rFonts w:ascii="Times New Roman" w:hAnsi="Times New Roman"/>
-                <w:b w:val="0"/>
-                <w:sz w:val="26"/>
-                <w:rFonts w:ascii="Times New Roman" w:hAnsi="Times New Roman" w:cs="Times New Roman"/>
-              </w:rPr>
-              <w:t>- Hiểu lý do và thực hành khởi động/tắt máy tính đúng quy trình.    - Nhận biết các thành phần trên màn hình Desktop: Biểu tượng (Icon), Thanh công việc (Taskbar), Bảng chọn (Start Menu).</w:t>
-            </w:r>
-          </w:p>
-        </w:tc>
-      </w:tr>
-      <w:tr>
-        <w:tc>
-          <w:tcPr>
-            <w:tcW w:w="846" w:type="dxa"/>
-          </w:tcPr>
-          <w:p>
-            <w:pPr>
-              <w:spacing w:before="20" w:after="20"/>
-              <w:jc w:val="center"/>
-            </w:pPr>
-            <w:r>
-              <w:rPr>
-                <w:rFonts w:ascii="Times New Roman" w:hAnsi="Times New Roman"/>
-                <w:sz w:val="26"/>
-                <w:rFonts w:ascii="Times New Roman" w:hAnsi="Times New Roman" w:cs="Times New Roman"/>
-              </w:rPr>
-            </w:r>
-            <w:r>
-              <w:rPr>
-                <w:rFonts w:ascii="Times New Roman" w:hAnsi="Times New Roman"/>
-                <w:b w:val="0"/>
-                <w:sz w:val="26"/>
-                <w:rFonts w:ascii="Times New Roman" w:hAnsi="Times New Roman" w:cs="Times New Roman"/>
-              </w:rPr>
-              <w:t>4</w:t>
-            </w:r>
-          </w:p>
-        </w:tc>
-        <w:tc>
-          <w:tcPr>
-            <w:tcW w:w="3118" w:type="dxa"/>
-          </w:tcPr>
-          <w:p>
-            <w:pPr>
-              <w:spacing w:before="20" w:after="20"/>
-            </w:pPr>
-            <w:r>
-              <w:rPr>
-                <w:rFonts w:ascii="Times New Roman" w:hAnsi="Times New Roman"/>
-                <w:sz w:val="26"/>
-                <w:rFonts w:ascii="Times New Roman" w:hAnsi="Times New Roman" w:cs="Times New Roman"/>
-              </w:rPr>
-            </w:r>
-            <w:r>
-              <w:rPr>
-                <w:rFonts w:ascii="Times New Roman" w:hAnsi="Times New Roman"/>
-                <w:b w:val="0"/>
-                <w:sz w:val="26"/>
-                <w:rFonts w:ascii="Times New Roman" w:hAnsi="Times New Roman" w:cs="Times New Roman"/>
-              </w:rPr>
-              <w:t>Bài 4: Các ứng dụng của máy tính trong đời sống</w:t>
-            </w:r>
-          </w:p>
-        </w:tc>
-        <w:tc>
-          <w:tcPr>
-            <w:tcW w:w="1134" w:type="dxa"/>
-          </w:tcPr>
-          <w:p>
-            <w:pPr>
-              <w:spacing w:before="20" w:after="20"/>
-              <w:jc w:val="center"/>
-            </w:pPr>
-            <w:r>
-              <w:rPr>
-                <w:rFonts w:ascii="Times New Roman" w:hAnsi="Times New Roman"/>
-                <w:sz w:val="26"/>
-                <w:rFonts w:ascii="Times New Roman" w:hAnsi="Times New Roman" w:cs="Times New Roman"/>
-              </w:rPr>
-            </w:r>
-            <w:r>
-              <w:rPr>
-                <w:rFonts w:ascii="Times New Roman" w:hAnsi="Times New Roman"/>
-                <w:b w:val="0"/>
-                <w:sz w:val="26"/>
-                <w:rFonts w:ascii="Times New Roman" w:hAnsi="Times New Roman" w:cs="Times New Roman"/>
-              </w:rPr>
-              <w:t>6</w:t>
-            </w:r>
-          </w:p>
-        </w:tc>
-        <w:tc>
-          <w:tcPr>
-            <w:tcW w:w="4536" w:type="dxa"/>
-          </w:tcPr>
-          <w:p>
-            <w:pPr>
-              <w:spacing w:before="20" w:after="20"/>
-            </w:pPr>
-            <w:r>
-              <w:rPr>
-                <w:rFonts w:ascii="Times New Roman" w:hAnsi="Times New Roman"/>
-                <w:sz w:val="26"/>
-                <w:rFonts w:ascii="Times New Roman" w:hAnsi="Times New Roman" w:cs="Times New Roman"/>
-              </w:rPr>
-            </w:r>
-            <w:r>
-              <w:rPr>
-                <w:rFonts w:ascii="Times New Roman" w:hAnsi="Times New Roman"/>
-                <w:b w:val="0"/>
-                <w:sz w:val="26"/>
-                <w:rFonts w:ascii="Times New Roman" w:hAnsi="Times New Roman" w:cs="Times New Roman"/>
-              </w:rPr>
-              <w:t>- So sánh đặc điểm làm việc giữa con người và máy tính.    - Trình bày các ứng dụng thực tế của máy tính tại trường học, siêu thị, ngân hàng, bệnh viện, sân bay.</w:t>
-            </w:r>
-          </w:p>
-        </w:tc>
-      </w:tr>
-      <w:tr>
-        <w:tc>
-          <w:tcPr>
-            <w:tcW w:w="846" w:type="dxa"/>
-          </w:tcPr>
-          <w:p>
-            <w:pPr>
-              <w:spacing w:before="20" w:after="20"/>
-              <w:jc w:val="center"/>
-            </w:pPr>
-            <w:r>
-              <w:rPr>
-                <w:rFonts w:ascii="Times New Roman" w:hAnsi="Times New Roman"/>
-                <w:sz w:val="26"/>
-                <w:rFonts w:ascii="Times New Roman" w:hAnsi="Times New Roman" w:cs="Times New Roman"/>
-              </w:rPr>
-            </w:r>
-            <w:r>
-              <w:rPr>
-                <w:rFonts w:ascii="Times New Roman" w:hAnsi="Times New Roman"/>
-                <w:b w:val="0"/>
-                <w:sz w:val="26"/>
-                <w:rFonts w:ascii="Times New Roman" w:hAnsi="Times New Roman" w:cs="Times New Roman"/>
-              </w:rPr>
-              <w:t>5</w:t>
-            </w:r>
-          </w:p>
-        </w:tc>
-        <w:tc>
-          <w:tcPr>
-            <w:tcW w:w="3118" w:type="dxa"/>
-          </w:tcPr>
-          <w:p>
-            <w:pPr>
-              <w:spacing w:before="20" w:after="20"/>
-            </w:pPr>
-            <w:r>
-              <w:rPr>
-                <w:rFonts w:ascii="Times New Roman" w:hAnsi="Times New Roman"/>
-                <w:sz w:val="26"/>
-                <w:rFonts w:ascii="Times New Roman" w:hAnsi="Times New Roman" w:cs="Times New Roman"/>
-              </w:rPr>
-            </w:r>
-            <w:r>
-              <w:rPr>
-                <w:rFonts w:ascii="Times New Roman" w:hAnsi="Times New Roman"/>
-                <w:b w:val="0"/>
-                <w:sz w:val="26"/>
-                <w:rFonts w:ascii="Times New Roman" w:hAnsi="Times New Roman" w:cs="Times New Roman"/>
-              </w:rPr>
-              <w:t>Bài 7: Nâng cao kỹ năng Bàn phím</w:t>
-            </w:r>
-          </w:p>
-        </w:tc>
-        <w:tc>
-          <w:tcPr>
-            <w:tcW w:w="1134" w:type="dxa"/>
-          </w:tcPr>
-          <w:p>
-            <w:pPr>
-              <w:spacing w:before="20" w:after="20"/>
-              <w:jc w:val="center"/>
-            </w:pPr>
-            <w:r>
-              <w:rPr>
-                <w:rFonts w:ascii="Times New Roman" w:hAnsi="Times New Roman"/>
-                <w:sz w:val="26"/>
-                <w:rFonts w:ascii="Times New Roman" w:hAnsi="Times New Roman" w:cs="Times New Roman"/>
-              </w:rPr>
-            </w:r>
-            <w:r>
-              <w:rPr>
-                <w:rFonts w:ascii="Times New Roman" w:hAnsi="Times New Roman"/>
-                <w:b w:val="0"/>
-                <w:sz w:val="26"/>
-                <w:rFonts w:ascii="Times New Roman" w:hAnsi="Times New Roman" w:cs="Times New Roman"/>
-              </w:rPr>
-              <w:t>7</w:t>
-            </w:r>
-          </w:p>
-        </w:tc>
-        <w:tc>
-          <w:tcPr>
-            <w:tcW w:w="4536" w:type="dxa"/>
-          </w:tcPr>
-          <w:p>
-            <w:pPr>
-              <w:spacing w:before="20" w:after="20"/>
-            </w:pPr>
-            <w:r>
-              <w:rPr>
-                <w:rFonts w:ascii="Times New Roman" w:hAnsi="Times New Roman"/>
-                <w:sz w:val="26"/>
-                <w:rFonts w:ascii="Times New Roman" w:hAnsi="Times New Roman" w:cs="Times New Roman"/>
-              </w:rPr>
-            </w:r>
-            <w:r>
-              <w:rPr>
-                <w:rFonts w:ascii="Times New Roman" w:hAnsi="Times New Roman"/>
-                <w:b w:val="0"/>
-                <w:sz w:val="26"/>
-                <w:rFonts w:ascii="Times New Roman" w:hAnsi="Times New Roman" w:cs="Times New Roman"/>
-              </w:rPr>
-              <w:t>- Nhận biết và sử dụng nhóm phím Ký hiệu (Symbol keys) và phím Chức năng (Function keys).    - Sử dụng thành thạo phím Shift (gõ chữ hoa/ký hiệu trên) và phím Tab.</w:t>
-            </w:r>
-          </w:p>
-        </w:tc>
-      </w:tr>
-      <w:tr>
-        <w:tc>
-          <w:tcPr>
-            <w:tcW w:w="846" w:type="dxa"/>
-          </w:tcPr>
-          <w:p>
-            <w:pPr>
-              <w:spacing w:before="20" w:after="20"/>
-              <w:jc w:val="center"/>
-            </w:pPr>
-            <w:r>
-              <w:rPr>
-                <w:rFonts w:ascii="Times New Roman" w:hAnsi="Times New Roman"/>
-                <w:sz w:val="26"/>
-                <w:rFonts w:ascii="Times New Roman" w:hAnsi="Times New Roman" w:cs="Times New Roman"/>
-              </w:rPr>
-            </w:r>
-            <w:r>
-              <w:rPr>
-                <w:rFonts w:ascii="Times New Roman" w:hAnsi="Times New Roman"/>
-                <w:b w:val="0"/>
-                <w:sz w:val="26"/>
-                <w:rFonts w:ascii="Times New Roman" w:hAnsi="Times New Roman" w:cs="Times New Roman"/>
-              </w:rPr>
-              <w:t>6</w:t>
-            </w:r>
-          </w:p>
-        </w:tc>
-        <w:tc>
-          <w:tcPr>
-            <w:tcW w:w="3118" w:type="dxa"/>
-          </w:tcPr>
-          <w:p>
-            <w:pPr>
-              <w:spacing w:before="20" w:after="20"/>
-            </w:pPr>
-            <w:r>
-              <w:rPr>
-                <w:rFonts w:ascii="Times New Roman" w:hAnsi="Times New Roman"/>
-                <w:sz w:val="26"/>
-                <w:rFonts w:ascii="Times New Roman" w:hAnsi="Times New Roman" w:cs="Times New Roman"/>
-              </w:rPr>
-            </w:r>
-            <w:r>
-              <w:rPr>
-                <w:rFonts w:ascii="Times New Roman" w:hAnsi="Times New Roman"/>
-                <w:b w:val="0"/>
-                <w:sz w:val="26"/>
-                <w:rFonts w:ascii="Times New Roman" w:hAnsi="Times New Roman" w:cs="Times New Roman"/>
-              </w:rPr>
-              <w:t>Bài 8: Nâng cao kỹ năng Chuột máy tính</w:t>
-            </w:r>
-          </w:p>
-        </w:tc>
-        <w:tc>
-          <w:tcPr>
-            <w:tcW w:w="1134" w:type="dxa"/>
-          </w:tcPr>
-          <w:p>
-            <w:pPr>
-              <w:spacing w:before="20" w:after="20"/>
-              <w:jc w:val="center"/>
-            </w:pPr>
-            <w:r>
-              <w:rPr>
-                <w:rFonts w:ascii="Times New Roman" w:hAnsi="Times New Roman"/>
-                <w:sz w:val="26"/>
-                <w:rFonts w:ascii="Times New Roman" w:hAnsi="Times New Roman" w:cs="Times New Roman"/>
-              </w:rPr>
-            </w:r>
-            <w:r>
-              <w:rPr>
-                <w:rFonts w:ascii="Times New Roman" w:hAnsi="Times New Roman"/>
-                <w:b w:val="0"/>
-                <w:sz w:val="26"/>
-                <w:rFonts w:ascii="Times New Roman" w:hAnsi="Times New Roman" w:cs="Times New Roman"/>
-              </w:rPr>
-              <w:t>8</w:t>
-            </w:r>
-          </w:p>
-        </w:tc>
-        <w:tc>
-          <w:tcPr>
-            <w:tcW w:w="4536" w:type="dxa"/>
-          </w:tcPr>
-          <w:p>
-            <w:pPr>
-              <w:spacing w:before="20" w:after="20"/>
-            </w:pPr>
-            <w:r>
-              <w:rPr>
-                <w:rFonts w:ascii="Times New Roman" w:hAnsi="Times New Roman"/>
-                <w:sz w:val="26"/>
-                <w:rFonts w:ascii="Times New Roman" w:hAnsi="Times New Roman" w:cs="Times New Roman"/>
-              </w:rPr>
-            </w:r>
-            <w:r>
-              <w:rPr>
-                <w:rFonts w:ascii="Times New Roman" w:hAnsi="Times New Roman"/>
-                <w:b w:val="0"/>
-                <w:sz w:val="26"/>
-                <w:rFonts w:ascii="Times New Roman" w:hAnsi="Times New Roman" w:cs="Times New Roman"/>
-              </w:rPr>
-              <w:t>- Phân biệt và thực hiện chính xác các thao tác: Nhấp chuột (Single click), Nhấp đôi (Double click), Nhấp chuột phải (Right click) và Kéo thả (Drag and Drop).</w:t>
-            </w:r>
-          </w:p>
-        </w:tc>
-      </w:tr>
-      <w:tr>
-        <w:tc>
-          <w:tcPr>
-            <w:tcW w:w="846" w:type="dxa"/>
-          </w:tcPr>
-          <w:p>
-            <w:pPr>
-              <w:spacing w:before="20" w:after="20"/>
-              <w:jc w:val="center"/>
-            </w:pPr>
-            <w:r>
-              <w:rPr>
-                <w:rFonts w:ascii="Times New Roman" w:hAnsi="Times New Roman"/>
-                <w:sz w:val="26"/>
-                <w:rFonts w:ascii="Times New Roman" w:hAnsi="Times New Roman" w:cs="Times New Roman"/>
-              </w:rPr>
-            </w:r>
-            <w:r>
-              <w:rPr>
-                <w:rFonts w:ascii="Times New Roman" w:hAnsi="Times New Roman"/>
-                <w:b/>
-                <w:sz w:val="26"/>
-                <w:rFonts w:ascii="Times New Roman" w:hAnsi="Times New Roman" w:cs="Times New Roman"/>
-              </w:rPr>
-              <w:t>7</w:t>
-            </w:r>
-          </w:p>
-        </w:tc>
-        <w:tc>
-          <w:tcPr>
-            <w:tcW w:w="3118" w:type="dxa"/>
-          </w:tcPr>
-          <w:p>
-            <w:pPr>
-              <w:spacing w:before="20" w:after="20"/>
-            </w:pPr>
-            <w:r>
-              <w:rPr>
-                <w:rFonts w:ascii="Times New Roman" w:hAnsi="Times New Roman"/>
-                <w:sz w:val="26"/>
-                <w:rFonts w:ascii="Times New Roman" w:hAnsi="Times New Roman" w:cs="Times New Roman"/>
-              </w:rPr>
-            </w:r>
-            <w:r>
-              <w:rPr>
-                <w:rFonts w:ascii="Times New Roman" w:hAnsi="Times New Roman"/>
-                <w:b/>
-                <w:sz w:val="26"/>
-                <w:rFonts w:ascii="Times New Roman" w:hAnsi="Times New Roman" w:cs="Times New Roman"/>
-              </w:rPr>
-              <w:t>Ôn tập Đánh giá định kỳ 1</w:t>
-            </w:r>
-          </w:p>
-        </w:tc>
-        <w:tc>
-          <w:tcPr>
-            <w:tcW w:w="1134" w:type="dxa"/>
-          </w:tcPr>
-          <w:p>
-            <w:pPr>
-              <w:spacing w:before="20" w:after="20"/>
-              <w:jc w:val="center"/>
-            </w:pPr>
-            <w:r>
-              <w:rPr>
-                <w:rFonts w:ascii="Times New Roman" w:hAnsi="Times New Roman"/>
-                <w:sz w:val="26"/>
-                <w:rFonts w:ascii="Times New Roman" w:hAnsi="Times New Roman" w:cs="Times New Roman"/>
-              </w:rPr>
-            </w:r>
-            <w:r>
-              <w:rPr>
-                <w:rFonts w:ascii="Times New Roman" w:hAnsi="Times New Roman"/>
-                <w:b/>
-                <w:sz w:val="26"/>
-                <w:rFonts w:ascii="Times New Roman" w:hAnsi="Times New Roman" w:cs="Times New Roman"/>
-              </w:rPr>
-              <w:t>9</w:t>
-            </w:r>
-          </w:p>
-        </w:tc>
-        <w:tc>
-          <w:tcPr>
-            <w:tcW w:w="4536" w:type="dxa"/>
-          </w:tcPr>
-          <w:p>
-            <w:pPr>
-              <w:spacing w:before="20" w:after="20"/>
-            </w:pPr>
-            <w:r>
-              <w:rPr>
-                <w:rFonts w:ascii="Times New Roman" w:hAnsi="Times New Roman"/>
-                <w:sz w:val="26"/>
-                <w:rFonts w:ascii="Times New Roman" w:hAnsi="Times New Roman" w:cs="Times New Roman"/>
-              </w:rPr>
-            </w:r>
-            <w:r>
-              <w:rPr>
-                <w:rFonts w:ascii="Times New Roman" w:hAnsi="Times New Roman"/>
-                <w:b w:val="0"/>
-                <w:sz w:val="26"/>
-                <w:rFonts w:ascii="Times New Roman" w:hAnsi="Times New Roman" w:cs="Times New Roman"/>
-              </w:rPr>
-              <w:t>Hệ thống hóa kiến thức chuẩn bị Đánh giá định kỳ 1.</w:t>
-            </w:r>
-          </w:p>
-        </w:tc>
-      </w:tr>
-      <w:tr>
-        <w:tc>
-          <w:tcPr>
-            <w:tcW w:w="846" w:type="dxa"/>
-          </w:tcPr>
-          <w:p>
-            <w:pPr>
-              <w:spacing w:before="20" w:after="20"/>
-              <w:jc w:val="center"/>
-            </w:pPr>
-            <w:r>
-              <w:rPr>
-                <w:rFonts w:ascii="Times New Roman" w:hAnsi="Times New Roman"/>
-                <w:sz w:val="26"/>
-                <w:rFonts w:ascii="Times New Roman" w:hAnsi="Times New Roman" w:cs="Times New Roman"/>
-              </w:rPr>
-            </w:r>
-            <w:r>
-              <w:rPr>
-                <w:rFonts w:ascii="Times New Roman" w:hAnsi="Times New Roman"/>
-                <w:b/>
-                <w:sz w:val="26"/>
-                <w:rFonts w:ascii="Times New Roman" w:hAnsi="Times New Roman" w:cs="Times New Roman"/>
-              </w:rPr>
-              <w:t>8</w:t>
-            </w:r>
-          </w:p>
-        </w:tc>
-        <w:tc>
-          <w:tcPr>
-            <w:tcW w:w="3118" w:type="dxa"/>
-          </w:tcPr>
-          <w:p>
-            <w:pPr>
-              <w:spacing w:before="20" w:after="20"/>
-            </w:pPr>
-            <w:r>
-              <w:rPr>
-                <w:rFonts w:ascii="Times New Roman" w:hAnsi="Times New Roman"/>
-                <w:sz w:val="26"/>
-                <w:rFonts w:ascii="Times New Roman" w:hAnsi="Times New Roman" w:cs="Times New Roman"/>
-              </w:rPr>
-            </w:r>
-            <w:r>
-              <w:rPr>
-                <w:rFonts w:ascii="Times New Roman" w:hAnsi="Times New Roman"/>
-                <w:b/>
-                <w:sz w:val="26"/>
-                <w:rFonts w:ascii="Times New Roman" w:hAnsi="Times New Roman" w:cs="Times New Roman"/>
-              </w:rPr>
-              <w:t>Đánh giá định kỳ 1</w:t>
-            </w:r>
-          </w:p>
-        </w:tc>
-        <w:tc>
-          <w:tcPr>
-            <w:tcW w:w="1134" w:type="dxa"/>
-          </w:tcPr>
-          <w:p>
-            <w:pPr>
-              <w:spacing w:before="20" w:after="20"/>
-              <w:jc w:val="center"/>
-            </w:pPr>
-            <w:r>
-              <w:rPr>
-                <w:rFonts w:ascii="Times New Roman" w:hAnsi="Times New Roman"/>
-                <w:sz w:val="26"/>
-                <w:rFonts w:ascii="Times New Roman" w:hAnsi="Times New Roman" w:cs="Times New Roman"/>
-              </w:rPr>
-            </w:r>
-            <w:r>
-              <w:rPr>
-                <w:rFonts w:ascii="Times New Roman" w:hAnsi="Times New Roman"/>
-                <w:b/>
-                <w:sz w:val="26"/>
-                <w:rFonts w:ascii="Times New Roman" w:hAnsi="Times New Roman" w:cs="Times New Roman"/>
-              </w:rPr>
-              <w:t>10</w:t>
-            </w:r>
-          </w:p>
-        </w:tc>
-        <w:tc>
-          <w:tcPr>
-            <w:tcW w:w="4536" w:type="dxa"/>
-          </w:tcPr>
-          <w:p>
-            <w:pPr>
-              <w:spacing w:before="20" w:after="20"/>
-            </w:pPr>
-            <w:r>
-              <w:rPr>
-                <w:rFonts w:ascii="Times New Roman" w:hAnsi="Times New Roman"/>
-                <w:sz w:val="26"/>
-                <w:rFonts w:ascii="Times New Roman" w:hAnsi="Times New Roman" w:cs="Times New Roman"/>
-              </w:rPr>
-            </w:r>
-            <w:r>
-              <w:rPr>
-                <w:rFonts w:ascii="Times New Roman" w:hAnsi="Times New Roman"/>
-                <w:b w:val="0"/>
-                <w:sz w:val="26"/>
-                <w:rFonts w:ascii="Times New Roman" w:hAnsi="Times New Roman" w:cs="Times New Roman"/>
-              </w:rPr>
-              <w:t>Kiểm tra đánh giá kết quả học tập.</w:t>
-            </w:r>
-          </w:p>
-        </w:tc>
-      </w:tr>
-      <w:tr>
-        <w:tc>
-          <w:tcPr>
-            <w:tcW w:w="846" w:type="dxa"/>
-          </w:tcPr>
-          <w:p>
-            <w:pPr>
-              <w:spacing w:before="20" w:after="20"/>
-              <w:jc w:val="center"/>
-            </w:pPr>
-            <w:r>
-              <w:rPr>
-                <w:rFonts w:ascii="Times New Roman" w:hAnsi="Times New Roman"/>
-                <w:sz w:val="26"/>
-                <w:rFonts w:ascii="Times New Roman" w:hAnsi="Times New Roman" w:cs="Times New Roman"/>
-              </w:rPr>
-            </w:r>
-            <w:r>
-              <w:rPr>
-                <w:rFonts w:ascii="Times New Roman" w:hAnsi="Times New Roman"/>
-                <w:b w:val="0"/>
-                <w:sz w:val="26"/>
-                <w:rFonts w:ascii="Times New Roman" w:hAnsi="Times New Roman" w:cs="Times New Roman"/>
-              </w:rPr>
-              <w:t>9</w:t>
-            </w:r>
-          </w:p>
-        </w:tc>
-        <w:tc>
-          <w:tcPr>
-            <w:tcW w:w="3118" w:type="dxa"/>
-          </w:tcPr>
-          <w:p>
-            <w:pPr>
-              <w:spacing w:before="20" w:after="20"/>
-            </w:pPr>
-            <w:r>
-              <w:rPr>
-                <w:rFonts w:ascii="Times New Roman" w:hAnsi="Times New Roman"/>
-                <w:sz w:val="26"/>
-                <w:rFonts w:ascii="Times New Roman" w:hAnsi="Times New Roman" w:cs="Times New Roman"/>
-              </w:rPr>
-            </w:r>
-            <w:r>
-              <w:rPr>
-                <w:rFonts w:ascii="Times New Roman" w:hAnsi="Times New Roman"/>
-                <w:b w:val="0"/>
-                <w:sz w:val="26"/>
-                <w:rFonts w:ascii="Times New Roman" w:hAnsi="Times New Roman" w:cs="Times New Roman"/>
-              </w:rPr>
-              <w:t>Bài 9: Luyện tập tổng hợp Chuột và Bàn phím</w:t>
-            </w:r>
-          </w:p>
-        </w:tc>
-        <w:tc>
-          <w:tcPr>
-            <w:tcW w:w="1134" w:type="dxa"/>
-          </w:tcPr>
-          <w:p>
-            <w:pPr>
-              <w:spacing w:before="20" w:after="20"/>
-              <w:jc w:val="center"/>
-            </w:pPr>
-            <w:r>
-              <w:rPr>
-                <w:rFonts w:ascii="Times New Roman" w:hAnsi="Times New Roman"/>
-                <w:sz w:val="26"/>
-                <w:rFonts w:ascii="Times New Roman" w:hAnsi="Times New Roman" w:cs="Times New Roman"/>
-              </w:rPr>
-            </w:r>
-            <w:r>
-              <w:rPr>
-                <w:rFonts w:ascii="Times New Roman" w:hAnsi="Times New Roman"/>
-                <w:b w:val="0"/>
-                <w:sz w:val="26"/>
-                <w:rFonts w:ascii="Times New Roman" w:hAnsi="Times New Roman" w:cs="Times New Roman"/>
-              </w:rPr>
-              <w:t>11</w:t>
-            </w:r>
-          </w:p>
-        </w:tc>
-        <w:tc>
-          <w:tcPr>
-            <w:tcW w:w="4536" w:type="dxa"/>
-          </w:tcPr>
-          <w:p>
-            <w:pPr>
-              <w:spacing w:before="20" w:after="20"/>
-            </w:pPr>
-            <w:r>
-              <w:rPr>
-                <w:rFonts w:ascii="Times New Roman" w:hAnsi="Times New Roman"/>
-                <w:sz w:val="26"/>
-                <w:rFonts w:ascii="Times New Roman" w:hAnsi="Times New Roman" w:cs="Times New Roman"/>
-              </w:rPr>
-            </w:r>
-            <w:r>
-              <w:rPr>
-                <w:rFonts w:ascii="Times New Roman" w:hAnsi="Times New Roman"/>
-                <w:b w:val="0"/>
-                <w:sz w:val="26"/>
-                <w:rFonts w:ascii="Times New Roman" w:hAnsi="Times New Roman" w:cs="Times New Roman"/>
-              </w:rPr>
-              <w:t>- Thực hành bài tập phối hợp điều khiển chuột và gõ phím nhanh, chính xác qua các bài luyện tập.</w:t>
-            </w:r>
-          </w:p>
-        </w:tc>
-      </w:tr>
-      <w:tr>
-        <w:tc>
-          <w:tcPr>
-            <w:tcW w:w="846" w:type="dxa"/>
-          </w:tcPr>
-          <w:p>
-            <w:pPr>
-              <w:spacing w:before="20" w:after="20"/>
-              <w:jc w:val="center"/>
-            </w:pPr>
-            <w:r>
-              <w:rPr>
-                <w:rFonts w:ascii="Times New Roman" w:hAnsi="Times New Roman"/>
-                <w:sz w:val="26"/>
-                <w:rFonts w:ascii="Times New Roman" w:hAnsi="Times New Roman" w:cs="Times New Roman"/>
-              </w:rPr>
-            </w:r>
-            <w:r>
-              <w:rPr>
-                <w:rFonts w:ascii="Times New Roman" w:hAnsi="Times New Roman"/>
-                <w:b w:val="0"/>
-                <w:sz w:val="26"/>
-                <w:rFonts w:ascii="Times New Roman" w:hAnsi="Times New Roman" w:cs="Times New Roman"/>
-              </w:rPr>
-              <w:t>10</w:t>
-            </w:r>
-          </w:p>
-        </w:tc>
-        <w:tc>
-          <w:tcPr>
-            <w:tcW w:w="3118" w:type="dxa"/>
-          </w:tcPr>
-          <w:p>
-            <w:pPr>
-              <w:spacing w:before="20" w:after="20"/>
-            </w:pPr>
-            <w:r>
-              <w:rPr>
-                <w:rFonts w:ascii="Times New Roman" w:hAnsi="Times New Roman"/>
-                <w:sz w:val="26"/>
-                <w:rFonts w:ascii="Times New Roman" w:hAnsi="Times New Roman" w:cs="Times New Roman"/>
-              </w:rPr>
-            </w:r>
-            <w:r>
-              <w:rPr>
-                <w:rFonts w:ascii="Times New Roman" w:hAnsi="Times New Roman"/>
-                <w:b w:val="0"/>
-                <w:sz w:val="26"/>
-                <w:rFonts w:ascii="Times New Roman" w:hAnsi="Times New Roman" w:cs="Times New Roman"/>
-              </w:rPr>
-              <w:t>Bài 10: Sáng tạo với ứng dụng Kid Pix / Paint</w:t>
-            </w:r>
-          </w:p>
-        </w:tc>
-        <w:tc>
-          <w:tcPr>
-            <w:tcW w:w="1134" w:type="dxa"/>
-          </w:tcPr>
-          <w:p>
-            <w:pPr>
-              <w:spacing w:before="20" w:after="20"/>
-              <w:jc w:val="center"/>
-            </w:pPr>
-            <w:r>
-              <w:rPr>
-                <w:rFonts w:ascii="Times New Roman" w:hAnsi="Times New Roman"/>
-                <w:sz w:val="26"/>
-                <w:rFonts w:ascii="Times New Roman" w:hAnsi="Times New Roman" w:cs="Times New Roman"/>
-              </w:rPr>
-            </w:r>
-            <w:r>
-              <w:rPr>
-                <w:rFonts w:ascii="Times New Roman" w:hAnsi="Times New Roman"/>
-                <w:b w:val="0"/>
-                <w:sz w:val="26"/>
-                <w:rFonts w:ascii="Times New Roman" w:hAnsi="Times New Roman" w:cs="Times New Roman"/>
-              </w:rPr>
-              <w:t>12, 13</w:t>
-            </w:r>
-          </w:p>
-        </w:tc>
-        <w:tc>
-          <w:tcPr>
-            <w:tcW w:w="4536" w:type="dxa"/>
-          </w:tcPr>
-          <w:p>
-            <w:pPr>
-              <w:spacing w:before="20" w:after="20"/>
-            </w:pPr>
-            <w:r>
-              <w:rPr>
-                <w:rFonts w:ascii="Times New Roman" w:hAnsi="Times New Roman"/>
-                <w:sz w:val="26"/>
-                <w:rFonts w:ascii="Times New Roman" w:hAnsi="Times New Roman" w:cs="Times New Roman"/>
-              </w:rPr>
-            </w:r>
-            <w:r>
-              <w:rPr>
-                <w:rFonts w:ascii="Times New Roman" w:hAnsi="Times New Roman"/>
-                <w:b w:val="0"/>
-                <w:sz w:val="26"/>
-                <w:rFonts w:ascii="Times New Roman" w:hAnsi="Times New Roman" w:cs="Times New Roman"/>
-              </w:rPr>
-              <w:t>- Sử dụng phối hợp công cụ chuột và phím để hoàn thành sản phẩm sáng tạo đơn giản.</w:t>
-            </w:r>
-          </w:p>
-        </w:tc>
-      </w:tr>
-      <w:tr>
-        <w:tc>
-          <w:tcPr>
-            <w:tcW w:w="846" w:type="dxa"/>
-          </w:tcPr>
-          <w:p>
-            <w:pPr>
-              <w:spacing w:before="20" w:after="20"/>
-              <w:jc w:val="center"/>
-            </w:pPr>
-            <w:r>
-              <w:rPr>
-                <w:rFonts w:ascii="Times New Roman" w:hAnsi="Times New Roman"/>
-                <w:sz w:val="26"/>
-                <w:rFonts w:ascii="Times New Roman" w:hAnsi="Times New Roman" w:cs="Times New Roman"/>
-              </w:rPr>
-            </w:r>
-            <w:r>
-              <w:rPr>
-                <w:rFonts w:ascii="Times New Roman" w:hAnsi="Times New Roman"/>
-                <w:b w:val="0"/>
-                <w:sz w:val="26"/>
-                <w:rFonts w:ascii="Times New Roman" w:hAnsi="Times New Roman" w:cs="Times New Roman"/>
-              </w:rPr>
-              <w:t>11</w:t>
-            </w:r>
-          </w:p>
-        </w:tc>
-        <w:tc>
-          <w:tcPr>
-            <w:tcW w:w="3118" w:type="dxa"/>
-          </w:tcPr>
-          <w:p>
-            <w:pPr>
-              <w:spacing w:before="20" w:after="20"/>
-            </w:pPr>
-            <w:r>
-              <w:rPr>
-                <w:rFonts w:ascii="Times New Roman" w:hAnsi="Times New Roman"/>
-                <w:sz w:val="26"/>
-                <w:rFonts w:ascii="Times New Roman" w:hAnsi="Times New Roman" w:cs="Times New Roman"/>
-              </w:rPr>
-            </w:r>
-            <w:r>
-              <w:rPr>
-                <w:rFonts w:ascii="Times New Roman" w:hAnsi="Times New Roman"/>
-                <w:b w:val="0"/>
-                <w:sz w:val="26"/>
-                <w:rFonts w:ascii="Times New Roman" w:hAnsi="Times New Roman" w:cs="Times New Roman"/>
-              </w:rPr>
-              <w:t>Bài 13: Báo cáo &amp; Trưng bày sản phẩm Học kỳ I</w:t>
-            </w:r>
-          </w:p>
-        </w:tc>
-        <w:tc>
-          <w:tcPr>
-            <w:tcW w:w="1134" w:type="dxa"/>
-          </w:tcPr>
-          <w:p>
-            <w:pPr>
-              <w:spacing w:before="20" w:after="20"/>
-              <w:jc w:val="center"/>
-            </w:pPr>
-            <w:r>
-              <w:rPr>
-                <w:rFonts w:ascii="Times New Roman" w:hAnsi="Times New Roman"/>
-                <w:sz w:val="26"/>
-                <w:rFonts w:ascii="Times New Roman" w:hAnsi="Times New Roman" w:cs="Times New Roman"/>
-              </w:rPr>
-            </w:r>
-            <w:r>
-              <w:rPr>
-                <w:rFonts w:ascii="Times New Roman" w:hAnsi="Times New Roman"/>
-                <w:b w:val="0"/>
-                <w:sz w:val="26"/>
-                <w:rFonts w:ascii="Times New Roman" w:hAnsi="Times New Roman" w:cs="Times New Roman"/>
-              </w:rPr>
-              <w:t>14</w:t>
-            </w:r>
-          </w:p>
-        </w:tc>
-        <w:tc>
-          <w:tcPr>
-            <w:tcW w:w="4536" w:type="dxa"/>
-          </w:tcPr>
-          <w:p>
-            <w:pPr>
-              <w:spacing w:before="20" w:after="20"/>
-            </w:pPr>
-            <w:r>
-              <w:rPr>
-                <w:rFonts w:ascii="Times New Roman" w:hAnsi="Times New Roman"/>
-                <w:sz w:val="26"/>
-                <w:rFonts w:ascii="Times New Roman" w:hAnsi="Times New Roman" w:cs="Times New Roman"/>
-              </w:rPr>
-            </w:r>
-            <w:r>
-              <w:rPr>
-                <w:rFonts w:ascii="Times New Roman" w:hAnsi="Times New Roman"/>
-                <w:b w:val="0"/>
-                <w:sz w:val="26"/>
-                <w:rFonts w:ascii="Times New Roman" w:hAnsi="Times New Roman" w:cs="Times New Roman"/>
-              </w:rPr>
-              <w:t>- Nhận xét, tổng kết đánh giá kết quả thực hành học kỳ I.</w:t>
-            </w:r>
-          </w:p>
-        </w:tc>
-      </w:tr>
-      <w:tr>
-        <w:tc>
-          <w:tcPr>
-            <w:tcW w:w="846" w:type="dxa"/>
-          </w:tcPr>
-          <w:p>
-            <w:pPr>
-              <w:spacing w:before="20" w:after="20"/>
-              <w:jc w:val="center"/>
-            </w:pPr>
-            <w:r>
-              <w:rPr>
-                <w:rFonts w:ascii="Times New Roman" w:hAnsi="Times New Roman"/>
-                <w:sz w:val="26"/>
-                <w:rFonts w:ascii="Times New Roman" w:hAnsi="Times New Roman" w:cs="Times New Roman"/>
-              </w:rPr>
-            </w:r>
-            <w:r>
-              <w:rPr>
-                <w:rFonts w:ascii="Times New Roman" w:hAnsi="Times New Roman"/>
-                <w:b w:val="0"/>
-                <w:sz w:val="26"/>
-                <w:rFonts w:ascii="Times New Roman" w:hAnsi="Times New Roman" w:cs="Times New Roman"/>
-              </w:rPr>
-              <w:t>12</w:t>
-            </w:r>
-          </w:p>
-        </w:tc>
-        <w:tc>
-          <w:tcPr>
-            <w:tcW w:w="3118" w:type="dxa"/>
-          </w:tcPr>
-          <w:p>
-            <w:pPr>
-              <w:spacing w:before="20" w:after="20"/>
-            </w:pPr>
-            <w:r>
-              <w:rPr>
-                <w:rFonts w:ascii="Times New Roman" w:hAnsi="Times New Roman"/>
-                <w:sz w:val="26"/>
-                <w:rFonts w:ascii="Times New Roman" w:hAnsi="Times New Roman" w:cs="Times New Roman"/>
-              </w:rPr>
-            </w:r>
-            <w:r>
-              <w:rPr>
-                <w:rFonts w:ascii="Times New Roman" w:hAnsi="Times New Roman"/>
-                <w:b w:val="0"/>
-                <w:sz w:val="26"/>
-                <w:rFonts w:ascii="Times New Roman" w:hAnsi="Times New Roman" w:cs="Times New Roman"/>
-              </w:rPr>
-              <w:t>Bài 14: Vui học cùng phần mềm Paint</w:t>
-            </w:r>
-          </w:p>
-        </w:tc>
-        <w:tc>
-          <w:tcPr>
-            <w:tcW w:w="1134" w:type="dxa"/>
-          </w:tcPr>
-          <w:p>
-            <w:pPr>
-              <w:spacing w:before="20" w:after="20"/>
-              <w:jc w:val="center"/>
-            </w:pPr>
-            <w:r>
-              <w:rPr>
-                <w:rFonts w:ascii="Times New Roman" w:hAnsi="Times New Roman"/>
-                <w:sz w:val="26"/>
-                <w:rFonts w:ascii="Times New Roman" w:hAnsi="Times New Roman" w:cs="Times New Roman"/>
-              </w:rPr>
-            </w:r>
-            <w:r>
-              <w:rPr>
-                <w:rFonts w:ascii="Times New Roman" w:hAnsi="Times New Roman"/>
-                <w:b w:val="0"/>
-                <w:sz w:val="26"/>
-                <w:rFonts w:ascii="Times New Roman" w:hAnsi="Times New Roman" w:cs="Times New Roman"/>
-              </w:rPr>
-              <w:t>15</w:t>
-            </w:r>
-          </w:p>
-        </w:tc>
-        <w:tc>
-          <w:tcPr>
-            <w:tcW w:w="4536" w:type="dxa"/>
-          </w:tcPr>
-          <w:p>
-            <w:pPr>
-              <w:spacing w:before="20" w:after="20"/>
-            </w:pPr>
-            <w:r>
-              <w:rPr>
-                <w:rFonts w:ascii="Times New Roman" w:hAnsi="Times New Roman"/>
-                <w:sz w:val="26"/>
-                <w:rFonts w:ascii="Times New Roman" w:hAnsi="Times New Roman" w:cs="Times New Roman"/>
-              </w:rPr>
-            </w:r>
-            <w:r>
-              <w:rPr>
-                <w:rFonts w:ascii="Times New Roman" w:hAnsi="Times New Roman"/>
-                <w:b w:val="0"/>
-                <w:sz w:val="26"/>
-                <w:rFonts w:ascii="Times New Roman" w:hAnsi="Times New Roman" w:cs="Times New Roman"/>
-              </w:rPr>
-              <w:t>- Khởi động Paint, nhận biết các vùng làm việc và dải công cụ.</w:t>
-            </w:r>
-          </w:p>
-        </w:tc>
-      </w:tr>
-      <w:tr>
-        <w:tc>
-          <w:tcPr>
-            <w:tcW w:w="846" w:type="dxa"/>
-          </w:tcPr>
-          <w:p>
-            <w:pPr>
-              <w:spacing w:before="20" w:after="20"/>
-              <w:jc w:val="center"/>
-            </w:pPr>
-            <w:r>
-              <w:rPr>
-                <w:rFonts w:ascii="Times New Roman" w:hAnsi="Times New Roman"/>
-                <w:sz w:val="26"/>
-                <w:rFonts w:ascii="Times New Roman" w:hAnsi="Times New Roman" w:cs="Times New Roman"/>
-              </w:rPr>
-            </w:r>
-            <w:r>
-              <w:rPr>
-                <w:rFonts w:ascii="Times New Roman" w:hAnsi="Times New Roman"/>
-                <w:b w:val="0"/>
-                <w:sz w:val="26"/>
-                <w:rFonts w:ascii="Times New Roman" w:hAnsi="Times New Roman" w:cs="Times New Roman"/>
-              </w:rPr>
-              <w:t>13</w:t>
-            </w:r>
-          </w:p>
-        </w:tc>
-        <w:tc>
-          <w:tcPr>
-            <w:tcW w:w="3118" w:type="dxa"/>
-          </w:tcPr>
-          <w:p>
-            <w:pPr>
-              <w:spacing w:before="20" w:after="20"/>
-            </w:pPr>
-            <w:r>
-              <w:rPr>
-                <w:rFonts w:ascii="Times New Roman" w:hAnsi="Times New Roman"/>
-                <w:sz w:val="26"/>
-                <w:rFonts w:ascii="Times New Roman" w:hAnsi="Times New Roman" w:cs="Times New Roman"/>
-              </w:rPr>
-            </w:r>
-            <w:r>
-              <w:rPr>
-                <w:rFonts w:ascii="Times New Roman" w:hAnsi="Times New Roman"/>
-                <w:b w:val="0"/>
-                <w:sz w:val="26"/>
-                <w:rFonts w:ascii="Times New Roman" w:hAnsi="Times New Roman" w:cs="Times New Roman"/>
-              </w:rPr>
-              <w:t>Bài 15: Các công cụ vẽ nét và Tô màu trong Paint</w:t>
-            </w:r>
-          </w:p>
-        </w:tc>
-        <w:tc>
-          <w:tcPr>
-            <w:tcW w:w="1134" w:type="dxa"/>
-          </w:tcPr>
-          <w:p>
-            <w:pPr>
-              <w:spacing w:before="20" w:after="20"/>
-              <w:jc w:val="center"/>
-            </w:pPr>
-            <w:r>
-              <w:rPr>
-                <w:rFonts w:ascii="Times New Roman" w:hAnsi="Times New Roman"/>
-                <w:sz w:val="26"/>
-                <w:rFonts w:ascii="Times New Roman" w:hAnsi="Times New Roman" w:cs="Times New Roman"/>
-              </w:rPr>
-            </w:r>
-            <w:r>
-              <w:rPr>
-                <w:rFonts w:ascii="Times New Roman" w:hAnsi="Times New Roman"/>
-                <w:b w:val="0"/>
-                <w:sz w:val="26"/>
-                <w:rFonts w:ascii="Times New Roman" w:hAnsi="Times New Roman" w:cs="Times New Roman"/>
-              </w:rPr>
-              <w:t>16</w:t>
-            </w:r>
-          </w:p>
-        </w:tc>
-        <w:tc>
-          <w:tcPr>
-            <w:tcW w:w="4536" w:type="dxa"/>
-          </w:tcPr>
-          <w:p>
-            <w:pPr>
-              <w:spacing w:before="20" w:after="20"/>
-            </w:pPr>
-            <w:r>
-              <w:rPr>
-                <w:rFonts w:ascii="Times New Roman" w:hAnsi="Times New Roman"/>
-                <w:sz w:val="26"/>
-                <w:rFonts w:ascii="Times New Roman" w:hAnsi="Times New Roman" w:cs="Times New Roman"/>
-              </w:rPr>
-            </w:r>
-            <w:r>
-              <w:rPr>
-                <w:rFonts w:ascii="Times New Roman" w:hAnsi="Times New Roman"/>
-                <w:b w:val="0"/>
-                <w:sz w:val="26"/>
-                <w:rFonts w:ascii="Times New Roman" w:hAnsi="Times New Roman" w:cs="Times New Roman"/>
-              </w:rPr>
-              <w:t>- Sử dụng Bút vẽ (Pencil), Tẩy (Eraser), Tô màu (Fill with color), Kính phóng đại (Magnifier) và Cọ vẽ (Brushes).</w:t>
-            </w:r>
-          </w:p>
-        </w:tc>
-      </w:tr>
-      <w:tr>
-        <w:tc>
-          <w:tcPr>
-            <w:tcW w:w="846" w:type="dxa"/>
-          </w:tcPr>
-          <w:p>
-            <w:pPr>
-              <w:spacing w:before="20" w:after="20"/>
-              <w:jc w:val="center"/>
-            </w:pPr>
-            <w:r>
-              <w:rPr>
-                <w:rFonts w:ascii="Times New Roman" w:hAnsi="Times New Roman"/>
-                <w:sz w:val="26"/>
-                <w:rFonts w:ascii="Times New Roman" w:hAnsi="Times New Roman" w:cs="Times New Roman"/>
-              </w:rPr>
-            </w:r>
-            <w:r>
-              <w:rPr>
-                <w:rFonts w:ascii="Times New Roman" w:hAnsi="Times New Roman"/>
-                <w:b w:val="0"/>
-                <w:sz w:val="26"/>
-                <w:rFonts w:ascii="Times New Roman" w:hAnsi="Times New Roman" w:cs="Times New Roman"/>
-              </w:rPr>
-              <w:t>14</w:t>
-            </w:r>
-          </w:p>
-        </w:tc>
-        <w:tc>
-          <w:tcPr>
-            <w:tcW w:w="3118" w:type="dxa"/>
-          </w:tcPr>
-          <w:p>
-            <w:pPr>
-              <w:spacing w:before="20" w:after="20"/>
-            </w:pPr>
-            <w:r>
-              <w:rPr>
-                <w:rFonts w:ascii="Times New Roman" w:hAnsi="Times New Roman"/>
-                <w:sz w:val="26"/>
-                <w:rFonts w:ascii="Times New Roman" w:hAnsi="Times New Roman" w:cs="Times New Roman"/>
-              </w:rPr>
-            </w:r>
-            <w:r>
-              <w:rPr>
-                <w:rFonts w:ascii="Times New Roman" w:hAnsi="Times New Roman"/>
-                <w:b w:val="0"/>
-                <w:sz w:val="26"/>
-                <w:rFonts w:ascii="Times New Roman" w:hAnsi="Times New Roman" w:cs="Times New Roman"/>
-              </w:rPr>
-              <w:t>Bài 16: Vẽ hình khối và Quản lý tệp vẽ</w:t>
-            </w:r>
-          </w:p>
-        </w:tc>
-        <w:tc>
-          <w:tcPr>
-            <w:tcW w:w="1134" w:type="dxa"/>
-          </w:tcPr>
-          <w:p>
-            <w:pPr>
-              <w:spacing w:before="20" w:after="20"/>
-              <w:jc w:val="center"/>
-            </w:pPr>
-            <w:r>
-              <w:rPr>
-                <w:rFonts w:ascii="Times New Roman" w:hAnsi="Times New Roman"/>
-                <w:sz w:val="26"/>
-                <w:rFonts w:ascii="Times New Roman" w:hAnsi="Times New Roman" w:cs="Times New Roman"/>
-              </w:rPr>
-            </w:r>
-            <w:r>
-              <w:rPr>
-                <w:rFonts w:ascii="Times New Roman" w:hAnsi="Times New Roman"/>
-                <w:b w:val="0"/>
-                <w:sz w:val="26"/>
-                <w:rFonts w:ascii="Times New Roman" w:hAnsi="Times New Roman" w:cs="Times New Roman"/>
-              </w:rPr>
-              <w:t>17</w:t>
-            </w:r>
-          </w:p>
-        </w:tc>
-        <w:tc>
-          <w:tcPr>
-            <w:tcW w:w="4536" w:type="dxa"/>
-          </w:tcPr>
-          <w:p>
-            <w:pPr>
-              <w:spacing w:before="20" w:after="20"/>
-            </w:pPr>
-            <w:r>
-              <w:rPr>
-                <w:rFonts w:ascii="Times New Roman" w:hAnsi="Times New Roman"/>
-                <w:sz w:val="26"/>
-                <w:rFonts w:ascii="Times New Roman" w:hAnsi="Times New Roman" w:cs="Times New Roman"/>
-              </w:rPr>
-            </w:r>
-            <w:r>
-              <w:rPr>
-                <w:rFonts w:ascii="Times New Roman" w:hAnsi="Times New Roman"/>
-                <w:b w:val="0"/>
-                <w:sz w:val="26"/>
-                <w:rFonts w:ascii="Times New Roman" w:hAnsi="Times New Roman" w:cs="Times New Roman"/>
-              </w:rPr>
-              <w:t>- Sử dụng nhóm công cụ Shapes (Đường thẳng, Hình chữ nhật, Hình tròn).    - Thực hiện các thao tác: Tạo tệp mới, Lưu tệp vẽ và Thoát phần mềm.</w:t>
-            </w:r>
-          </w:p>
-        </w:tc>
-      </w:tr>
-      <w:tr>
-        <w:tc>
-          <w:tcPr>
-            <w:tcW w:w="846" w:type="dxa"/>
-          </w:tcPr>
-          <w:p>
-            <w:pPr>
-              <w:spacing w:before="20" w:after="20"/>
-              <w:jc w:val="center"/>
-            </w:pPr>
-            <w:r>
-              <w:rPr>
-                <w:rFonts w:ascii="Times New Roman" w:hAnsi="Times New Roman"/>
-                <w:sz w:val="26"/>
-                <w:rFonts w:ascii="Times New Roman" w:hAnsi="Times New Roman" w:cs="Times New Roman"/>
-              </w:rPr>
-            </w:r>
-            <w:r>
-              <w:rPr>
-                <w:rFonts w:ascii="Times New Roman" w:hAnsi="Times New Roman"/>
-                <w:b/>
-                <w:sz w:val="26"/>
-                <w:rFonts w:ascii="Times New Roman" w:hAnsi="Times New Roman" w:cs="Times New Roman"/>
-              </w:rPr>
-              <w:t>15</w:t>
-            </w:r>
-          </w:p>
-        </w:tc>
-        <w:tc>
-          <w:tcPr>
-            <w:tcW w:w="3118" w:type="dxa"/>
-          </w:tcPr>
-          <w:p>
-            <w:pPr>
-              <w:spacing w:before="20" w:after="20"/>
-            </w:pPr>
-            <w:r>
-              <w:rPr>
-                <w:rFonts w:ascii="Times New Roman" w:hAnsi="Times New Roman"/>
-                <w:sz w:val="26"/>
-                <w:rFonts w:ascii="Times New Roman" w:hAnsi="Times New Roman" w:cs="Times New Roman"/>
-              </w:rPr>
-            </w:r>
-            <w:r>
-              <w:rPr>
-                <w:rFonts w:ascii="Times New Roman" w:hAnsi="Times New Roman"/>
-                <w:b/>
-                <w:sz w:val="26"/>
-                <w:rFonts w:ascii="Times New Roman" w:hAnsi="Times New Roman" w:cs="Times New Roman"/>
-              </w:rPr>
-              <w:t>Ôn tập Đánh giá định kỳ 2</w:t>
-            </w:r>
-          </w:p>
-        </w:tc>
-        <w:tc>
-          <w:tcPr>
-            <w:tcW w:w="1134" w:type="dxa"/>
-          </w:tcPr>
-          <w:p>
-            <w:pPr>
-              <w:spacing w:before="20" w:after="20"/>
-              <w:jc w:val="center"/>
-            </w:pPr>
-            <w:r>
-              <w:rPr>
-                <w:rFonts w:ascii="Times New Roman" w:hAnsi="Times New Roman"/>
-                <w:sz w:val="26"/>
-                <w:rFonts w:ascii="Times New Roman" w:hAnsi="Times New Roman" w:cs="Times New Roman"/>
-              </w:rPr>
-            </w:r>
-            <w:r>
-              <w:rPr>
-                <w:rFonts w:ascii="Times New Roman" w:hAnsi="Times New Roman"/>
-                <w:b/>
-                <w:sz w:val="26"/>
-                <w:rFonts w:ascii="Times New Roman" w:hAnsi="Times New Roman" w:cs="Times New Roman"/>
-              </w:rPr>
-              <w:t>18</w:t>
-            </w:r>
-          </w:p>
-        </w:tc>
-        <w:tc>
-          <w:tcPr>
-            <w:tcW w:w="4536" w:type="dxa"/>
-          </w:tcPr>
-          <w:p>
-            <w:pPr>
-              <w:spacing w:before="20" w:after="20"/>
-            </w:pPr>
-            <w:r>
-              <w:rPr>
-                <w:rFonts w:ascii="Times New Roman" w:hAnsi="Times New Roman"/>
-                <w:sz w:val="26"/>
-                <w:rFonts w:ascii="Times New Roman" w:hAnsi="Times New Roman" w:cs="Times New Roman"/>
-              </w:rPr>
-            </w:r>
-            <w:r>
-              <w:rPr>
-                <w:rFonts w:ascii="Times New Roman" w:hAnsi="Times New Roman"/>
-                <w:b w:val="0"/>
-                <w:sz w:val="26"/>
-                <w:rFonts w:ascii="Times New Roman" w:hAnsi="Times New Roman" w:cs="Times New Roman"/>
-              </w:rPr>
-              <w:t>Hệ thống hóa kiến thức chuẩn bị Đánh giá định kỳ 2.</w:t>
-            </w:r>
-          </w:p>
-        </w:tc>
-      </w:tr>
-      <w:tr>
-        <w:tc>
-          <w:tcPr>
-            <w:tcW w:w="846" w:type="dxa"/>
-          </w:tcPr>
-          <w:p>
-            <w:pPr>
-              <w:spacing w:before="20" w:after="20"/>
-              <w:jc w:val="center"/>
-            </w:pPr>
-            <w:r>
-              <w:rPr>
-                <w:rFonts w:ascii="Times New Roman" w:hAnsi="Times New Roman"/>
-                <w:sz w:val="26"/>
-                <w:rFonts w:ascii="Times New Roman" w:hAnsi="Times New Roman" w:cs="Times New Roman"/>
-              </w:rPr>
-            </w:r>
-            <w:r>
-              <w:rPr>
-                <w:rFonts w:ascii="Times New Roman" w:hAnsi="Times New Roman"/>
-                <w:b/>
-                <w:sz w:val="26"/>
-                <w:rFonts w:ascii="Times New Roman" w:hAnsi="Times New Roman" w:cs="Times New Roman"/>
-              </w:rPr>
-              <w:t>16</w:t>
-            </w:r>
-          </w:p>
-        </w:tc>
-        <w:tc>
-          <w:tcPr>
-            <w:tcW w:w="3118" w:type="dxa"/>
-          </w:tcPr>
-          <w:p>
-            <w:pPr>
-              <w:spacing w:before="20" w:after="20"/>
-            </w:pPr>
-            <w:r>
-              <w:rPr>
-                <w:rFonts w:ascii="Times New Roman" w:hAnsi="Times New Roman"/>
-                <w:sz w:val="26"/>
-                <w:rFonts w:ascii="Times New Roman" w:hAnsi="Times New Roman" w:cs="Times New Roman"/>
-              </w:rPr>
-            </w:r>
-            <w:r>
-              <w:rPr>
-                <w:rFonts w:ascii="Times New Roman" w:hAnsi="Times New Roman"/>
-                <w:b/>
-                <w:sz w:val="26"/>
-                <w:rFonts w:ascii="Times New Roman" w:hAnsi="Times New Roman" w:cs="Times New Roman"/>
-              </w:rPr>
-              <w:t>Đánh giá định kỳ 2</w:t>
-            </w:r>
-          </w:p>
-        </w:tc>
-        <w:tc>
-          <w:tcPr>
-            <w:tcW w:w="1134" w:type="dxa"/>
-          </w:tcPr>
-          <w:p>
-            <w:pPr>
-              <w:spacing w:before="20" w:after="20"/>
-              <w:jc w:val="center"/>
-            </w:pPr>
-            <w:r>
-              <w:rPr>
-                <w:rFonts w:ascii="Times New Roman" w:hAnsi="Times New Roman"/>
-                <w:sz w:val="26"/>
-                <w:rFonts w:ascii="Times New Roman" w:hAnsi="Times New Roman" w:cs="Times New Roman"/>
-              </w:rPr>
-            </w:r>
-            <w:r>
-              <w:rPr>
-                <w:rFonts w:ascii="Times New Roman" w:hAnsi="Times New Roman"/>
-                <w:b/>
-                <w:sz w:val="26"/>
-                <w:rFonts w:ascii="Times New Roman" w:hAnsi="Times New Roman" w:cs="Times New Roman"/>
-              </w:rPr>
-              <w:t>19</w:t>
-            </w:r>
-          </w:p>
-        </w:tc>
-        <w:tc>
-          <w:tcPr>
-            <w:tcW w:w="4536" w:type="dxa"/>
-          </w:tcPr>
-          <w:p>
-            <w:pPr>
-              <w:spacing w:before="20" w:after="20"/>
-            </w:pPr>
-            <w:r>
-              <w:rPr>
-                <w:rFonts w:ascii="Times New Roman" w:hAnsi="Times New Roman"/>
-                <w:sz w:val="26"/>
-                <w:rFonts w:ascii="Times New Roman" w:hAnsi="Times New Roman" w:cs="Times New Roman"/>
-              </w:rPr>
-            </w:r>
-            <w:r>
-              <w:rPr>
-                <w:rFonts w:ascii="Times New Roman" w:hAnsi="Times New Roman"/>
-                <w:b w:val="0"/>
-                <w:sz w:val="26"/>
-                <w:rFonts w:ascii="Times New Roman" w:hAnsi="Times New Roman" w:cs="Times New Roman"/>
-              </w:rPr>
-              <w:t>Kiểm tra đánh giá kết quả học tập.</w:t>
-            </w:r>
-          </w:p>
-        </w:tc>
-      </w:tr>
-      <w:tr>
-        <w:tc>
-          <w:tcPr>
-            <w:tcW w:w="846" w:type="dxa"/>
-          </w:tcPr>
-          <w:p>
-            <w:pPr>
-              <w:spacing w:before="20" w:after="20"/>
-              <w:jc w:val="center"/>
-            </w:pPr>
-            <w:r>
-              <w:rPr>
-                <w:rFonts w:ascii="Times New Roman" w:hAnsi="Times New Roman"/>
-                <w:sz w:val="26"/>
-                <w:rFonts w:ascii="Times New Roman" w:hAnsi="Times New Roman" w:cs="Times New Roman"/>
-              </w:rPr>
-            </w:r>
-            <w:r>
-              <w:rPr>
-                <w:rFonts w:ascii="Times New Roman" w:hAnsi="Times New Roman"/>
-                <w:b w:val="0"/>
-                <w:sz w:val="26"/>
-                <w:rFonts w:ascii="Times New Roman" w:hAnsi="Times New Roman" w:cs="Times New Roman"/>
-              </w:rPr>
-              <w:t>17</w:t>
-            </w:r>
-          </w:p>
-        </w:tc>
-        <w:tc>
-          <w:tcPr>
-            <w:tcW w:w="3118" w:type="dxa"/>
-          </w:tcPr>
-          <w:p>
-            <w:pPr>
-              <w:spacing w:before="20" w:after="20"/>
-            </w:pPr>
-            <w:r>
-              <w:rPr>
-                <w:rFonts w:ascii="Times New Roman" w:hAnsi="Times New Roman"/>
-                <w:sz w:val="26"/>
-                <w:rFonts w:ascii="Times New Roman" w:hAnsi="Times New Roman" w:cs="Times New Roman"/>
-              </w:rPr>
-            </w:r>
-            <w:r>
-              <w:rPr>
-                <w:rFonts w:ascii="Times New Roman" w:hAnsi="Times New Roman"/>
-                <w:b w:val="0"/>
-                <w:sz w:val="26"/>
-                <w:rFonts w:ascii="Times New Roman" w:hAnsi="Times New Roman" w:cs="Times New Roman"/>
-              </w:rPr>
-              <w:t>Bài 19: Làm quen với Soạn thảo văn bản MS Word</w:t>
-            </w:r>
-          </w:p>
-        </w:tc>
-        <w:tc>
-          <w:tcPr>
-            <w:tcW w:w="1134" w:type="dxa"/>
-          </w:tcPr>
-          <w:p>
-            <w:pPr>
-              <w:spacing w:before="20" w:after="20"/>
-              <w:jc w:val="center"/>
-            </w:pPr>
-            <w:r>
-              <w:rPr>
-                <w:rFonts w:ascii="Times New Roman" w:hAnsi="Times New Roman"/>
-                <w:sz w:val="26"/>
-                <w:rFonts w:ascii="Times New Roman" w:hAnsi="Times New Roman" w:cs="Times New Roman"/>
-              </w:rPr>
-            </w:r>
-            <w:r>
-              <w:rPr>
-                <w:rFonts w:ascii="Times New Roman" w:hAnsi="Times New Roman"/>
-                <w:b w:val="0"/>
-                <w:sz w:val="26"/>
-                <w:rFonts w:ascii="Times New Roman" w:hAnsi="Times New Roman" w:cs="Times New Roman"/>
-              </w:rPr>
-              <w:t>20</w:t>
-            </w:r>
-          </w:p>
-        </w:tc>
-        <w:tc>
-          <w:tcPr>
-            <w:tcW w:w="4536" w:type="dxa"/>
-          </w:tcPr>
-          <w:p>
-            <w:pPr>
-              <w:spacing w:before="20" w:after="20"/>
-            </w:pPr>
-            <w:r>
-              <w:rPr>
-                <w:rFonts w:ascii="Times New Roman" w:hAnsi="Times New Roman"/>
-                <w:sz w:val="26"/>
-                <w:rFonts w:ascii="Times New Roman" w:hAnsi="Times New Roman" w:cs="Times New Roman"/>
-              </w:rPr>
-            </w:r>
-            <w:r>
-              <w:rPr>
-                <w:rFonts w:ascii="Times New Roman" w:hAnsi="Times New Roman"/>
-                <w:b w:val="0"/>
-                <w:sz w:val="26"/>
-                <w:rFonts w:ascii="Times New Roman" w:hAnsi="Times New Roman" w:cs="Times New Roman"/>
-              </w:rPr>
-              <w:t>- Nêu ứng dụng của MS Word; biết cách khởi động và nhận biết giao diện màn hình.    - Nhận biết các thanh công cụ: Title bar, Quick Access, Ribbon, Ruler, Cursor, Status bar.</w:t>
-            </w:r>
-          </w:p>
-        </w:tc>
-      </w:tr>
-      <w:tr>
-        <w:tc>
-          <w:tcPr>
-            <w:tcW w:w="846" w:type="dxa"/>
-          </w:tcPr>
-          <w:p>
-            <w:pPr>
-              <w:spacing w:before="20" w:after="20"/>
-              <w:jc w:val="center"/>
-            </w:pPr>
-            <w:r>
-              <w:rPr>
-                <w:rFonts w:ascii="Times New Roman" w:hAnsi="Times New Roman"/>
-                <w:sz w:val="26"/>
-                <w:rFonts w:ascii="Times New Roman" w:hAnsi="Times New Roman" w:cs="Times New Roman"/>
-              </w:rPr>
-            </w:r>
-            <w:r>
-              <w:rPr>
-                <w:rFonts w:ascii="Times New Roman" w:hAnsi="Times New Roman"/>
-                <w:b w:val="0"/>
-                <w:sz w:val="26"/>
-                <w:rFonts w:ascii="Times New Roman" w:hAnsi="Times New Roman" w:cs="Times New Roman"/>
-              </w:rPr>
-              <w:t>18</w:t>
-            </w:r>
-          </w:p>
-        </w:tc>
-        <w:tc>
-          <w:tcPr>
-            <w:tcW w:w="3118" w:type="dxa"/>
-          </w:tcPr>
-          <w:p>
-            <w:pPr>
-              <w:spacing w:before="20" w:after="20"/>
-            </w:pPr>
-            <w:r>
-              <w:rPr>
-                <w:rFonts w:ascii="Times New Roman" w:hAnsi="Times New Roman"/>
-                <w:sz w:val="26"/>
-                <w:rFonts w:ascii="Times New Roman" w:hAnsi="Times New Roman" w:cs="Times New Roman"/>
-              </w:rPr>
-            </w:r>
-            <w:r>
-              <w:rPr>
-                <w:rFonts w:ascii="Times New Roman" w:hAnsi="Times New Roman"/>
-                <w:b w:val="0"/>
-                <w:sz w:val="26"/>
-                <w:rFonts w:ascii="Times New Roman" w:hAnsi="Times New Roman" w:cs="Times New Roman"/>
-              </w:rPr>
-              <w:t>Bài 20: Tạo, Lưu và Mở tệp văn bản</w:t>
-            </w:r>
-          </w:p>
-        </w:tc>
-        <w:tc>
-          <w:tcPr>
-            <w:tcW w:w="1134" w:type="dxa"/>
-          </w:tcPr>
-          <w:p>
-            <w:pPr>
-              <w:spacing w:before="20" w:after="20"/>
-              <w:jc w:val="center"/>
-            </w:pPr>
-            <w:r>
-              <w:rPr>
-                <w:rFonts w:ascii="Times New Roman" w:hAnsi="Times New Roman"/>
-                <w:sz w:val="26"/>
-                <w:rFonts w:ascii="Times New Roman" w:hAnsi="Times New Roman" w:cs="Times New Roman"/>
-              </w:rPr>
-            </w:r>
-            <w:r>
-              <w:rPr>
-                <w:rFonts w:ascii="Times New Roman" w:hAnsi="Times New Roman"/>
-                <w:b w:val="0"/>
-                <w:sz w:val="26"/>
-                <w:rFonts w:ascii="Times New Roman" w:hAnsi="Times New Roman" w:cs="Times New Roman"/>
-              </w:rPr>
-              <w:t>21</w:t>
-            </w:r>
-          </w:p>
-        </w:tc>
-        <w:tc>
-          <w:tcPr>
-            <w:tcW w:w="4536" w:type="dxa"/>
-          </w:tcPr>
-          <w:p>
-            <w:pPr>
-              <w:spacing w:before="20" w:after="20"/>
-            </w:pPr>
-            <w:r>
-              <w:rPr>
-                <w:rFonts w:ascii="Times New Roman" w:hAnsi="Times New Roman"/>
-                <w:sz w:val="26"/>
-                <w:rFonts w:ascii="Times New Roman" w:hAnsi="Times New Roman" w:cs="Times New Roman"/>
-              </w:rPr>
-            </w:r>
-            <w:r>
-              <w:rPr>
-                <w:rFonts w:ascii="Times New Roman" w:hAnsi="Times New Roman"/>
-                <w:b w:val="0"/>
-                <w:sz w:val="26"/>
-                <w:rFonts w:ascii="Times New Roman" w:hAnsi="Times New Roman" w:cs="Times New Roman"/>
-              </w:rPr>
-              <w:t>- Thực hiện thao tác tạo tệp mới, đặt tên, lưu tệp Word và mở lại tệp đã lưu.</w:t>
-            </w:r>
-          </w:p>
-        </w:tc>
-      </w:tr>
-      <w:tr>
-        <w:tc>
-          <w:tcPr>
-            <w:tcW w:w="846" w:type="dxa"/>
-          </w:tcPr>
-          <w:p>
-            <w:pPr>
-              <w:spacing w:before="20" w:after="20"/>
-              <w:jc w:val="center"/>
-            </w:pPr>
-            <w:r>
-              <w:rPr>
-                <w:rFonts w:ascii="Times New Roman" w:hAnsi="Times New Roman"/>
-                <w:sz w:val="26"/>
-                <w:rFonts w:ascii="Times New Roman" w:hAnsi="Times New Roman" w:cs="Times New Roman"/>
-              </w:rPr>
-            </w:r>
-            <w:r>
-              <w:rPr>
-                <w:rFonts w:ascii="Times New Roman" w:hAnsi="Times New Roman"/>
-                <w:b w:val="0"/>
-                <w:sz w:val="26"/>
-                <w:rFonts w:ascii="Times New Roman" w:hAnsi="Times New Roman" w:cs="Times New Roman"/>
-              </w:rPr>
-              <w:t>19</w:t>
-            </w:r>
-          </w:p>
-        </w:tc>
-        <w:tc>
-          <w:tcPr>
-            <w:tcW w:w="3118" w:type="dxa"/>
-          </w:tcPr>
-          <w:p>
-            <w:pPr>
-              <w:spacing w:before="20" w:after="20"/>
-            </w:pPr>
-            <w:r>
-              <w:rPr>
-                <w:rFonts w:ascii="Times New Roman" w:hAnsi="Times New Roman"/>
-                <w:sz w:val="26"/>
-                <w:rFonts w:ascii="Times New Roman" w:hAnsi="Times New Roman" w:cs="Times New Roman"/>
-              </w:rPr>
-            </w:r>
-            <w:r>
-              <w:rPr>
-                <w:rFonts w:ascii="Times New Roman" w:hAnsi="Times New Roman"/>
-                <w:b w:val="0"/>
-                <w:sz w:val="26"/>
-                <w:rFonts w:ascii="Times New Roman" w:hAnsi="Times New Roman" w:cs="Times New Roman"/>
-              </w:rPr>
-              <w:t>Bài 21: Quy tắc và Luyện tập gõ tiếng Việt có dấu</w:t>
-            </w:r>
-          </w:p>
-        </w:tc>
-        <w:tc>
-          <w:tcPr>
-            <w:tcW w:w="1134" w:type="dxa"/>
-          </w:tcPr>
-          <w:p>
-            <w:pPr>
-              <w:spacing w:before="20" w:after="20"/>
-              <w:jc w:val="center"/>
-            </w:pPr>
-            <w:r>
-              <w:rPr>
-                <w:rFonts w:ascii="Times New Roman" w:hAnsi="Times New Roman"/>
-                <w:sz w:val="26"/>
-                <w:rFonts w:ascii="Times New Roman" w:hAnsi="Times New Roman" w:cs="Times New Roman"/>
-              </w:rPr>
-            </w:r>
-            <w:r>
-              <w:rPr>
-                <w:rFonts w:ascii="Times New Roman" w:hAnsi="Times New Roman"/>
-                <w:b w:val="0"/>
-                <w:sz w:val="26"/>
-                <w:rFonts w:ascii="Times New Roman" w:hAnsi="Times New Roman" w:cs="Times New Roman"/>
-              </w:rPr>
-              <w:t>22, 23</w:t>
-            </w:r>
-          </w:p>
-        </w:tc>
-        <w:tc>
-          <w:tcPr>
-            <w:tcW w:w="4536" w:type="dxa"/>
-          </w:tcPr>
-          <w:p>
-            <w:pPr>
-              <w:spacing w:before="20" w:after="20"/>
-            </w:pPr>
-            <w:r>
-              <w:rPr>
-                <w:rFonts w:ascii="Times New Roman" w:hAnsi="Times New Roman"/>
-                <w:sz w:val="26"/>
-                <w:rFonts w:ascii="Times New Roman" w:hAnsi="Times New Roman" w:cs="Times New Roman"/>
-              </w:rPr>
-            </w:r>
-            <w:r>
-              <w:rPr>
-                <w:rFonts w:ascii="Times New Roman" w:hAnsi="Times New Roman"/>
-                <w:b w:val="0"/>
-                <w:sz w:val="26"/>
-                <w:rFonts w:ascii="Times New Roman" w:hAnsi="Times New Roman" w:cs="Times New Roman"/>
-              </w:rPr>
-              <w:t>- Nắm rõ quy tắc gõ tiếng Việt (Kiểu gõ Telex hoặc VNI).    - Thực hành gõ các câu, đoạn văn bản tiếng Việt ngắn có dấu chuẩn xác.</w:t>
-            </w:r>
-          </w:p>
-        </w:tc>
-      </w:tr>
-      <w:tr>
-        <w:tc>
-          <w:tcPr>
-            <w:tcW w:w="846" w:type="dxa"/>
-          </w:tcPr>
-          <w:p>
-            <w:pPr>
-              <w:spacing w:before="20" w:after="20"/>
-              <w:jc w:val="center"/>
-            </w:pPr>
-            <w:r>
-              <w:rPr>
-                <w:rFonts w:ascii="Times New Roman" w:hAnsi="Times New Roman"/>
-                <w:sz w:val="26"/>
-                <w:rFonts w:ascii="Times New Roman" w:hAnsi="Times New Roman" w:cs="Times New Roman"/>
-              </w:rPr>
-            </w:r>
-            <w:r>
-              <w:rPr>
-                <w:rFonts w:ascii="Times New Roman" w:hAnsi="Times New Roman"/>
-                <w:b w:val="0"/>
-                <w:sz w:val="26"/>
-                <w:rFonts w:ascii="Times New Roman" w:hAnsi="Times New Roman" w:cs="Times New Roman"/>
-              </w:rPr>
-              <w:t>20</w:t>
-            </w:r>
-          </w:p>
-        </w:tc>
-        <w:tc>
-          <w:tcPr>
-            <w:tcW w:w="3118" w:type="dxa"/>
-          </w:tcPr>
-          <w:p>
-            <w:pPr>
-              <w:spacing w:before="20" w:after="20"/>
-            </w:pPr>
-            <w:r>
-              <w:rPr>
-                <w:rFonts w:ascii="Times New Roman" w:hAnsi="Times New Roman"/>
-                <w:sz w:val="26"/>
-                <w:rFonts w:ascii="Times New Roman" w:hAnsi="Times New Roman" w:cs="Times New Roman"/>
-              </w:rPr>
-            </w:r>
-            <w:r>
-              <w:rPr>
-                <w:rFonts w:ascii="Times New Roman" w:hAnsi="Times New Roman"/>
-                <w:b w:val="0"/>
-                <w:sz w:val="26"/>
-                <w:rFonts w:ascii="Times New Roman" w:hAnsi="Times New Roman" w:cs="Times New Roman"/>
-              </w:rPr>
-              <w:t>Bài 22: Luyện tập Soạn thảo và Chỉnh sửa văn bản</w:t>
-            </w:r>
-          </w:p>
-        </w:tc>
-        <w:tc>
-          <w:tcPr>
-            <w:tcW w:w="1134" w:type="dxa"/>
-          </w:tcPr>
-          <w:p>
-            <w:pPr>
-              <w:spacing w:before="20" w:after="20"/>
-              <w:jc w:val="center"/>
-            </w:pPr>
-            <w:r>
-              <w:rPr>
-                <w:rFonts w:ascii="Times New Roman" w:hAnsi="Times New Roman"/>
-                <w:sz w:val="26"/>
-                <w:rFonts w:ascii="Times New Roman" w:hAnsi="Times New Roman" w:cs="Times New Roman"/>
-              </w:rPr>
-            </w:r>
-            <w:r>
-              <w:rPr>
-                <w:rFonts w:ascii="Times New Roman" w:hAnsi="Times New Roman"/>
-                <w:b w:val="0"/>
-                <w:sz w:val="26"/>
-                <w:rFonts w:ascii="Times New Roman" w:hAnsi="Times New Roman" w:cs="Times New Roman"/>
-              </w:rPr>
-              <w:t>24</w:t>
-            </w:r>
-          </w:p>
-        </w:tc>
-        <w:tc>
-          <w:tcPr>
-            <w:tcW w:w="4536" w:type="dxa"/>
-          </w:tcPr>
-          <w:p>
-            <w:pPr>
-              <w:spacing w:before="20" w:after="20"/>
-            </w:pPr>
-            <w:r>
-              <w:rPr>
-                <w:rFonts w:ascii="Times New Roman" w:hAnsi="Times New Roman"/>
-                <w:sz w:val="26"/>
-                <w:rFonts w:ascii="Times New Roman" w:hAnsi="Times New Roman" w:cs="Times New Roman"/>
-              </w:rPr>
-            </w:r>
-            <w:r>
-              <w:rPr>
-                <w:rFonts w:ascii="Times New Roman" w:hAnsi="Times New Roman"/>
-                <w:b w:val="0"/>
-                <w:sz w:val="26"/>
-                <w:rFonts w:ascii="Times New Roman" w:hAnsi="Times New Roman" w:cs="Times New Roman"/>
-              </w:rPr>
-              <w:t>- Rèn luyện kỹ năng gõ và chỉnh sửa lỗi chính tả/văn bản trong Word.</w:t>
-            </w:r>
-          </w:p>
-        </w:tc>
-      </w:tr>
-      <w:tr>
-        <w:tc>
-          <w:tcPr>
-            <w:tcW w:w="846" w:type="dxa"/>
-          </w:tcPr>
-          <w:p>
-            <w:pPr>
-              <w:spacing w:before="20" w:after="20"/>
-              <w:jc w:val="center"/>
-            </w:pPr>
-            <w:r>
-              <w:rPr>
-                <w:rFonts w:ascii="Times New Roman" w:hAnsi="Times New Roman"/>
-                <w:sz w:val="26"/>
-                <w:rFonts w:ascii="Times New Roman" w:hAnsi="Times New Roman" w:cs="Times New Roman"/>
-              </w:rPr>
-            </w:r>
-            <w:r>
-              <w:rPr>
-                <w:rFonts w:ascii="Times New Roman" w:hAnsi="Times New Roman"/>
-                <w:b w:val="0"/>
-                <w:sz w:val="26"/>
-                <w:rFonts w:ascii="Times New Roman" w:hAnsi="Times New Roman" w:cs="Times New Roman"/>
-              </w:rPr>
-              <w:t>21</w:t>
-            </w:r>
-          </w:p>
-        </w:tc>
-        <w:tc>
-          <w:tcPr>
-            <w:tcW w:w="3118" w:type="dxa"/>
-          </w:tcPr>
-          <w:p>
-            <w:pPr>
-              <w:spacing w:before="20" w:after="20"/>
-            </w:pPr>
-            <w:r>
-              <w:rPr>
-                <w:rFonts w:ascii="Times New Roman" w:hAnsi="Times New Roman"/>
-                <w:sz w:val="26"/>
-                <w:rFonts w:ascii="Times New Roman" w:hAnsi="Times New Roman" w:cs="Times New Roman"/>
-              </w:rPr>
-            </w:r>
-            <w:r>
-              <w:rPr>
-                <w:rFonts w:ascii="Times New Roman" w:hAnsi="Times New Roman"/>
-                <w:b w:val="0"/>
-                <w:sz w:val="26"/>
-                <w:rFonts w:ascii="Times New Roman" w:hAnsi="Times New Roman" w:cs="Times New Roman"/>
-              </w:rPr>
-              <w:t>Bài 23: Khám phá Lập trình Scratch - Tạo nhân vật</w:t>
-            </w:r>
-          </w:p>
-        </w:tc>
-        <w:tc>
-          <w:tcPr>
-            <w:tcW w:w="1134" w:type="dxa"/>
-          </w:tcPr>
-          <w:p>
-            <w:pPr>
-              <w:spacing w:before="20" w:after="20"/>
-              <w:jc w:val="center"/>
-            </w:pPr>
-            <w:r>
-              <w:rPr>
-                <w:rFonts w:ascii="Times New Roman" w:hAnsi="Times New Roman"/>
-                <w:sz w:val="26"/>
-                <w:rFonts w:ascii="Times New Roman" w:hAnsi="Times New Roman" w:cs="Times New Roman"/>
-              </w:rPr>
-            </w:r>
-            <w:r>
-              <w:rPr>
-                <w:rFonts w:ascii="Times New Roman" w:hAnsi="Times New Roman"/>
-                <w:b w:val="0"/>
-                <w:sz w:val="26"/>
-                <w:rFonts w:ascii="Times New Roman" w:hAnsi="Times New Roman" w:cs="Times New Roman"/>
-              </w:rPr>
-              <w:t>25</w:t>
-            </w:r>
-          </w:p>
-        </w:tc>
-        <w:tc>
-          <w:tcPr>
-            <w:tcW w:w="4536" w:type="dxa"/>
-          </w:tcPr>
-          <w:p>
-            <w:pPr>
-              <w:spacing w:before="20" w:after="20"/>
-            </w:pPr>
-            <w:r>
-              <w:rPr>
-                <w:rFonts w:ascii="Times New Roman" w:hAnsi="Times New Roman"/>
-                <w:sz w:val="26"/>
-                <w:rFonts w:ascii="Times New Roman" w:hAnsi="Times New Roman" w:cs="Times New Roman"/>
-              </w:rPr>
-            </w:r>
-            <w:r>
-              <w:rPr>
-                <w:rFonts w:ascii="Times New Roman" w:hAnsi="Times New Roman"/>
-                <w:b w:val="0"/>
-                <w:sz w:val="26"/>
-                <w:rFonts w:ascii="Times New Roman" w:hAnsi="Times New Roman" w:cs="Times New Roman"/>
-              </w:rPr>
-              <w:t>- Khởi động phần mềm Scratch, làm quen với giao diện.    - Thực hành chọn, thiết kế nhân vật và phông nền sân khấu.</w:t>
-            </w:r>
-          </w:p>
-        </w:tc>
-      </w:tr>
-      <w:tr>
-        <w:tc>
-          <w:tcPr>
-            <w:tcW w:w="846" w:type="dxa"/>
-          </w:tcPr>
-          <w:p>
-            <w:pPr>
-              <w:spacing w:before="20" w:after="20"/>
-              <w:jc w:val="center"/>
-            </w:pPr>
-            <w:r>
-              <w:rPr>
-                <w:rFonts w:ascii="Times New Roman" w:hAnsi="Times New Roman"/>
-                <w:sz w:val="26"/>
-                <w:rFonts w:ascii="Times New Roman" w:hAnsi="Times New Roman" w:cs="Times New Roman"/>
-              </w:rPr>
-            </w:r>
-            <w:r>
-              <w:rPr>
-                <w:rFonts w:ascii="Times New Roman" w:hAnsi="Times New Roman"/>
-                <w:b w:val="0"/>
-                <w:sz w:val="26"/>
-                <w:rFonts w:ascii="Times New Roman" w:hAnsi="Times New Roman" w:cs="Times New Roman"/>
-              </w:rPr>
-              <w:t>22</w:t>
-            </w:r>
-          </w:p>
-        </w:tc>
-        <w:tc>
-          <w:tcPr>
-            <w:tcW w:w="3118" w:type="dxa"/>
-          </w:tcPr>
-          <w:p>
-            <w:pPr>
-              <w:spacing w:before="20" w:after="20"/>
-            </w:pPr>
-            <w:r>
-              <w:rPr>
-                <w:rFonts w:ascii="Times New Roman" w:hAnsi="Times New Roman"/>
-                <w:sz w:val="26"/>
-                <w:rFonts w:ascii="Times New Roman" w:hAnsi="Times New Roman" w:cs="Times New Roman"/>
-              </w:rPr>
-            </w:r>
-            <w:r>
-              <w:rPr>
-                <w:rFonts w:ascii="Times New Roman" w:hAnsi="Times New Roman"/>
-                <w:b w:val="0"/>
-                <w:sz w:val="26"/>
-                <w:rFonts w:ascii="Times New Roman" w:hAnsi="Times New Roman" w:cs="Times New Roman"/>
-              </w:rPr>
-              <w:t>Bài 24: Lập trình kịch bản hoạt hình đơn giản</w:t>
-            </w:r>
-          </w:p>
-        </w:tc>
-        <w:tc>
-          <w:tcPr>
-            <w:tcW w:w="1134" w:type="dxa"/>
-          </w:tcPr>
-          <w:p>
-            <w:pPr>
-              <w:spacing w:before="20" w:after="20"/>
-              <w:jc w:val="center"/>
-            </w:pPr>
-            <w:r>
-              <w:rPr>
-                <w:rFonts w:ascii="Times New Roman" w:hAnsi="Times New Roman"/>
-                <w:sz w:val="26"/>
-                <w:rFonts w:ascii="Times New Roman" w:hAnsi="Times New Roman" w:cs="Times New Roman"/>
-              </w:rPr>
-            </w:r>
-            <w:r>
-              <w:rPr>
-                <w:rFonts w:ascii="Times New Roman" w:hAnsi="Times New Roman"/>
-                <w:b w:val="0"/>
-                <w:sz w:val="26"/>
-                <w:rFonts w:ascii="Times New Roman" w:hAnsi="Times New Roman" w:cs="Times New Roman"/>
-              </w:rPr>
-              <w:t>26</w:t>
-            </w:r>
-          </w:p>
-        </w:tc>
-        <w:tc>
-          <w:tcPr>
-            <w:tcW w:w="4536" w:type="dxa"/>
-          </w:tcPr>
-          <w:p>
-            <w:pPr>
-              <w:spacing w:before="20" w:after="20"/>
-            </w:pPr>
-            <w:r>
-              <w:rPr>
-                <w:rFonts w:ascii="Times New Roman" w:hAnsi="Times New Roman"/>
-                <w:sz w:val="26"/>
-                <w:rFonts w:ascii="Times New Roman" w:hAnsi="Times New Roman" w:cs="Times New Roman"/>
-              </w:rPr>
-            </w:r>
-            <w:r>
-              <w:rPr>
-                <w:rFonts w:ascii="Times New Roman" w:hAnsi="Times New Roman"/>
-                <w:b w:val="0"/>
-                <w:sz w:val="26"/>
-                <w:rFonts w:ascii="Times New Roman" w:hAnsi="Times New Roman" w:cs="Times New Roman"/>
-              </w:rPr>
-              <w:t>- Kéo thả và kết hợp các nhóm lệnh Chuyển động (Motion), Hiển thị (Looks), Âm thanh (Sound).</w:t>
-            </w:r>
-          </w:p>
-        </w:tc>
-      </w:tr>
-      <w:tr>
-        <w:tc>
-          <w:tcPr>
-            <w:tcW w:w="846" w:type="dxa"/>
-          </w:tcPr>
-          <w:p>
-            <w:pPr>
-              <w:spacing w:before="20" w:after="20"/>
-              <w:jc w:val="center"/>
-            </w:pPr>
-            <w:r>
-              <w:rPr>
-                <w:rFonts w:ascii="Times New Roman" w:hAnsi="Times New Roman"/>
-                <w:sz w:val="26"/>
-                <w:rFonts w:ascii="Times New Roman" w:hAnsi="Times New Roman" w:cs="Times New Roman"/>
-              </w:rPr>
-            </w:r>
-            <w:r>
-              <w:rPr>
-                <w:rFonts w:ascii="Times New Roman" w:hAnsi="Times New Roman"/>
-                <w:b/>
-                <w:sz w:val="26"/>
-                <w:rFonts w:ascii="Times New Roman" w:hAnsi="Times New Roman" w:cs="Times New Roman"/>
-              </w:rPr>
-              <w:t>23</w:t>
-            </w:r>
-          </w:p>
-        </w:tc>
-        <w:tc>
-          <w:tcPr>
-            <w:tcW w:w="3118" w:type="dxa"/>
-          </w:tcPr>
-          <w:p>
-            <w:pPr>
-              <w:spacing w:before="20" w:after="20"/>
-            </w:pPr>
-            <w:r>
-              <w:rPr>
-                <w:rFonts w:ascii="Times New Roman" w:hAnsi="Times New Roman"/>
-                <w:sz w:val="26"/>
-                <w:rFonts w:ascii="Times New Roman" w:hAnsi="Times New Roman" w:cs="Times New Roman"/>
-              </w:rPr>
-            </w:r>
-            <w:r>
-              <w:rPr>
-                <w:rFonts w:ascii="Times New Roman" w:hAnsi="Times New Roman"/>
-                <w:b/>
-                <w:sz w:val="26"/>
-                <w:rFonts w:ascii="Times New Roman" w:hAnsi="Times New Roman" w:cs="Times New Roman"/>
-              </w:rPr>
-              <w:t>Ôn tập Đánh giá định kỳ 3</w:t>
-            </w:r>
-          </w:p>
-        </w:tc>
-        <w:tc>
-          <w:tcPr>
-            <w:tcW w:w="1134" w:type="dxa"/>
-          </w:tcPr>
-          <w:p>
-            <w:pPr>
-              <w:spacing w:before="20" w:after="20"/>
-              <w:jc w:val="center"/>
-            </w:pPr>
-            <w:r>
-              <w:rPr>
-                <w:rFonts w:ascii="Times New Roman" w:hAnsi="Times New Roman"/>
-                <w:sz w:val="26"/>
-                <w:rFonts w:ascii="Times New Roman" w:hAnsi="Times New Roman" w:cs="Times New Roman"/>
-              </w:rPr>
-            </w:r>
-            <w:r>
-              <w:rPr>
-                <w:rFonts w:ascii="Times New Roman" w:hAnsi="Times New Roman"/>
-                <w:b/>
-                <w:sz w:val="26"/>
-                <w:rFonts w:ascii="Times New Roman" w:hAnsi="Times New Roman" w:cs="Times New Roman"/>
-              </w:rPr>
-              <w:t>27</w:t>
-            </w:r>
-          </w:p>
-        </w:tc>
-        <w:tc>
-          <w:tcPr>
-            <w:tcW w:w="4536" w:type="dxa"/>
-          </w:tcPr>
-          <w:p>
-            <w:pPr>
-              <w:spacing w:before="20" w:after="20"/>
-            </w:pPr>
-            <w:r>
-              <w:rPr>
-                <w:rFonts w:ascii="Times New Roman" w:hAnsi="Times New Roman"/>
-                <w:sz w:val="26"/>
-                <w:rFonts w:ascii="Times New Roman" w:hAnsi="Times New Roman" w:cs="Times New Roman"/>
-              </w:rPr>
-            </w:r>
-            <w:r>
-              <w:rPr>
-                <w:rFonts w:ascii="Times New Roman" w:hAnsi="Times New Roman"/>
-                <w:b w:val="0"/>
-                <w:sz w:val="26"/>
-                <w:rFonts w:ascii="Times New Roman" w:hAnsi="Times New Roman" w:cs="Times New Roman"/>
-              </w:rPr>
-              <w:t>Hệ thống hóa kiến thức chuẩn bị Đánh giá định kỳ 3.</w:t>
-            </w:r>
-          </w:p>
-        </w:tc>
-      </w:tr>
-      <w:tr>
-        <w:tc>
-          <w:tcPr>
-            <w:tcW w:w="846" w:type="dxa"/>
-          </w:tcPr>
-          <w:p>
-            <w:pPr>
-              <w:spacing w:before="20" w:after="20"/>
-              <w:jc w:val="center"/>
-            </w:pPr>
-            <w:r>
-              <w:rPr>
-                <w:rFonts w:ascii="Times New Roman" w:hAnsi="Times New Roman"/>
-                <w:sz w:val="26"/>
-                <w:rFonts w:ascii="Times New Roman" w:hAnsi="Times New Roman" w:cs="Times New Roman"/>
-              </w:rPr>
-            </w:r>
-            <w:r>
-              <w:rPr>
-                <w:rFonts w:ascii="Times New Roman" w:hAnsi="Times New Roman"/>
-                <w:b/>
-                <w:sz w:val="26"/>
-                <w:rFonts w:ascii="Times New Roman" w:hAnsi="Times New Roman" w:cs="Times New Roman"/>
-              </w:rPr>
-              <w:t>24</w:t>
-            </w:r>
-          </w:p>
-        </w:tc>
-        <w:tc>
-          <w:tcPr>
-            <w:tcW w:w="3118" w:type="dxa"/>
-          </w:tcPr>
-          <w:p>
-            <w:pPr>
-              <w:spacing w:before="20" w:after="20"/>
-            </w:pPr>
-            <w:r>
-              <w:rPr>
-                <w:rFonts w:ascii="Times New Roman" w:hAnsi="Times New Roman"/>
-                <w:sz w:val="26"/>
-                <w:rFonts w:ascii="Times New Roman" w:hAnsi="Times New Roman" w:cs="Times New Roman"/>
-              </w:rPr>
-            </w:r>
-            <w:r>
-              <w:rPr>
-                <w:rFonts w:ascii="Times New Roman" w:hAnsi="Times New Roman"/>
-                <w:b/>
-                <w:sz w:val="26"/>
-                <w:rFonts w:ascii="Times New Roman" w:hAnsi="Times New Roman" w:cs="Times New Roman"/>
-              </w:rPr>
-              <w:t>Đánh giá định kỳ 3</w:t>
-            </w:r>
-          </w:p>
-        </w:tc>
-        <w:tc>
-          <w:tcPr>
-            <w:tcW w:w="1134" w:type="dxa"/>
-          </w:tcPr>
-          <w:p>
-            <w:pPr>
-              <w:spacing w:before="20" w:after="20"/>
-              <w:jc w:val="center"/>
-            </w:pPr>
-            <w:r>
-              <w:rPr>
-                <w:rFonts w:ascii="Times New Roman" w:hAnsi="Times New Roman"/>
-                <w:sz w:val="26"/>
-                <w:rFonts w:ascii="Times New Roman" w:hAnsi="Times New Roman" w:cs="Times New Roman"/>
-              </w:rPr>
-            </w:r>
-            <w:r>
-              <w:rPr>
-                <w:rFonts w:ascii="Times New Roman" w:hAnsi="Times New Roman"/>
-                <w:b/>
-                <w:sz w:val="26"/>
-                <w:rFonts w:ascii="Times New Roman" w:hAnsi="Times New Roman" w:cs="Times New Roman"/>
-              </w:rPr>
-              <w:t>28</w:t>
-            </w:r>
-          </w:p>
-        </w:tc>
-        <w:tc>
-          <w:tcPr>
-            <w:tcW w:w="4536" w:type="dxa"/>
-          </w:tcPr>
-          <w:p>
-            <w:pPr>
-              <w:spacing w:before="20" w:after="20"/>
-            </w:pPr>
-            <w:r>
-              <w:rPr>
-                <w:rFonts w:ascii="Times New Roman" w:hAnsi="Times New Roman"/>
-                <w:sz w:val="26"/>
-                <w:rFonts w:ascii="Times New Roman" w:hAnsi="Times New Roman" w:cs="Times New Roman"/>
-              </w:rPr>
-            </w:r>
-            <w:r>
-              <w:rPr>
-                <w:rFonts w:ascii="Times New Roman" w:hAnsi="Times New Roman"/>
-                <w:b w:val="0"/>
-                <w:sz w:val="26"/>
-                <w:rFonts w:ascii="Times New Roman" w:hAnsi="Times New Roman" w:cs="Times New Roman"/>
-              </w:rPr>
-              <w:t>Kiểm tra đánh giá kết quả học tập.</w:t>
-            </w:r>
-          </w:p>
-        </w:tc>
-      </w:tr>
-      <w:tr>
-        <w:tc>
-          <w:tcPr>
-            <w:tcW w:w="846" w:type="dxa"/>
-          </w:tcPr>
-          <w:p>
-            <w:pPr>
-              <w:spacing w:before="20" w:after="20"/>
-              <w:jc w:val="center"/>
-            </w:pPr>
-            <w:r>
-              <w:rPr>
-                <w:rFonts w:ascii="Times New Roman" w:hAnsi="Times New Roman"/>
-                <w:sz w:val="26"/>
-                <w:rFonts w:ascii="Times New Roman" w:hAnsi="Times New Roman" w:cs="Times New Roman"/>
-              </w:rPr>
-            </w:r>
-            <w:r>
-              <w:rPr>
-                <w:rFonts w:ascii="Times New Roman" w:hAnsi="Times New Roman"/>
-                <w:b w:val="0"/>
-                <w:sz w:val="26"/>
-                <w:rFonts w:ascii="Times New Roman" w:hAnsi="Times New Roman" w:cs="Times New Roman"/>
-              </w:rPr>
-              <w:t>25</w:t>
-            </w:r>
-          </w:p>
-        </w:tc>
-        <w:tc>
-          <w:tcPr>
-            <w:tcW w:w="3118" w:type="dxa"/>
-          </w:tcPr>
-          <w:p>
-            <w:pPr>
-              <w:spacing w:before="20" w:after="20"/>
-            </w:pPr>
-            <w:r>
-              <w:rPr>
-                <w:rFonts w:ascii="Times New Roman" w:hAnsi="Times New Roman"/>
-                <w:sz w:val="26"/>
-                <w:rFonts w:ascii="Times New Roman" w:hAnsi="Times New Roman" w:cs="Times New Roman"/>
-              </w:rPr>
-            </w:r>
-            <w:r>
-              <w:rPr>
-                <w:rFonts w:ascii="Times New Roman" w:hAnsi="Times New Roman"/>
-                <w:b w:val="0"/>
-                <w:sz w:val="26"/>
-                <w:rFonts w:ascii="Times New Roman" w:hAnsi="Times New Roman" w:cs="Times New Roman"/>
-              </w:rPr>
-              <w:t>Ôn tập và luyện tập</w:t>
-            </w:r>
-          </w:p>
-        </w:tc>
-        <w:tc>
-          <w:tcPr>
-            <w:tcW w:w="1134" w:type="dxa"/>
-          </w:tcPr>
-          <w:p>
-            <w:pPr>
-              <w:spacing w:before="20" w:after="20"/>
-              <w:jc w:val="center"/>
-            </w:pPr>
-            <w:r>
-              <w:rPr>
-                <w:rFonts w:ascii="Times New Roman" w:hAnsi="Times New Roman"/>
-                <w:sz w:val="26"/>
-                <w:rFonts w:ascii="Times New Roman" w:hAnsi="Times New Roman" w:cs="Times New Roman"/>
-              </w:rPr>
-            </w:r>
-            <w:r>
-              <w:rPr>
-                <w:rFonts w:ascii="Times New Roman" w:hAnsi="Times New Roman"/>
-                <w:b w:val="0"/>
-                <w:sz w:val="26"/>
-                <w:rFonts w:ascii="Times New Roman" w:hAnsi="Times New Roman" w:cs="Times New Roman"/>
-              </w:rPr>
-              <w:t>29 - 32</w:t>
-            </w:r>
-          </w:p>
-        </w:tc>
-        <w:tc>
-          <w:tcPr>
-            <w:tcW w:w="4536" w:type="dxa"/>
-          </w:tcPr>
-          <w:p>
-            <w:pPr>
-              <w:spacing w:before="20" w:after="20"/>
-            </w:pPr>
-            <w:r>
-              <w:rPr>
-                <w:rFonts w:ascii="Times New Roman" w:hAnsi="Times New Roman"/>
-                <w:sz w:val="26"/>
-                <w:rFonts w:ascii="Times New Roman" w:hAnsi="Times New Roman" w:cs="Times New Roman"/>
-              </w:rPr>
-            </w:r>
-            <w:r>
-              <w:rPr>
-                <w:rFonts w:ascii="Times New Roman" w:hAnsi="Times New Roman"/>
-                <w:b w:val="0"/>
-                <w:sz w:val="26"/>
-                <w:rFonts w:ascii="Times New Roman" w:hAnsi="Times New Roman" w:cs="Times New Roman"/>
-              </w:rPr>
-              <w:t>Ôn tập, luyện tập bổ sung kiến thức và kỹ năng.</w:t>
-            </w:r>
-          </w:p>
-        </w:tc>
-      </w:tr>
-      <w:tr>
-        <w:tc>
-          <w:tcPr>
-            <w:tcW w:w="846" w:type="dxa"/>
-          </w:tcPr>
-          <w:p>
-            <w:pPr>
-              <w:spacing w:before="20" w:after="20"/>
-              <w:jc w:val="center"/>
-            </w:pPr>
-            <w:r>
-              <w:rPr>
-                <w:rFonts w:ascii="Times New Roman" w:hAnsi="Times New Roman"/>
-                <w:sz w:val="26"/>
-                <w:rFonts w:ascii="Times New Roman" w:hAnsi="Times New Roman" w:cs="Times New Roman"/>
-              </w:rPr>
-            </w:r>
-            <w:r>
-              <w:rPr>
-                <w:rFonts w:ascii="Times New Roman" w:hAnsi="Times New Roman"/>
-                <w:b/>
-                <w:sz w:val="26"/>
-                <w:rFonts w:ascii="Times New Roman" w:hAnsi="Times New Roman" w:cs="Times New Roman"/>
-              </w:rPr>
-              <w:t>26</w:t>
-            </w:r>
-          </w:p>
-        </w:tc>
-        <w:tc>
-          <w:tcPr>
-            <w:tcW w:w="3118" w:type="dxa"/>
-          </w:tcPr>
-          <w:p>
-            <w:pPr>
-              <w:spacing w:before="20" w:after="20"/>
-            </w:pPr>
-            <w:r>
-              <w:rPr>
-                <w:rFonts w:ascii="Times New Roman" w:hAnsi="Times New Roman"/>
-                <w:sz w:val="26"/>
-                <w:rFonts w:ascii="Times New Roman" w:hAnsi="Times New Roman" w:cs="Times New Roman"/>
-              </w:rPr>
-            </w:r>
-            <w:r>
-              <w:rPr>
-                <w:rFonts w:ascii="Times New Roman" w:hAnsi="Times New Roman"/>
-                <w:b/>
-                <w:sz w:val="26"/>
-                <w:rFonts w:ascii="Times New Roman" w:hAnsi="Times New Roman" w:cs="Times New Roman"/>
-              </w:rPr>
-              <w:t>Ôn tập Đánh giá định kỳ 4</w:t>
-            </w:r>
-          </w:p>
-        </w:tc>
-        <w:tc>
-          <w:tcPr>
-            <w:tcW w:w="1134" w:type="dxa"/>
-          </w:tcPr>
-          <w:p>
-            <w:pPr>
-              <w:spacing w:before="20" w:after="20"/>
-              <w:jc w:val="center"/>
-            </w:pPr>
-            <w:r>
-              <w:rPr>
-                <w:rFonts w:ascii="Times New Roman" w:hAnsi="Times New Roman"/>
-                <w:sz w:val="26"/>
-                <w:rFonts w:ascii="Times New Roman" w:hAnsi="Times New Roman" w:cs="Times New Roman"/>
-              </w:rPr>
-            </w:r>
-            <w:r>
-              <w:rPr>
-                <w:rFonts w:ascii="Times New Roman" w:hAnsi="Times New Roman"/>
-                <w:b/>
-                <w:sz w:val="26"/>
-                <w:rFonts w:ascii="Times New Roman" w:hAnsi="Times New Roman" w:cs="Times New Roman"/>
-              </w:rPr>
-              <w:t>33</w:t>
-            </w:r>
-          </w:p>
-        </w:tc>
-        <w:tc>
-          <w:tcPr>
-            <w:tcW w:w="4536" w:type="dxa"/>
-          </w:tcPr>
-          <w:p>
-            <w:pPr>
-              <w:spacing w:before="20" w:after="20"/>
-            </w:pPr>
-            <w:r>
-              <w:rPr>
-                <w:rFonts w:ascii="Times New Roman" w:hAnsi="Times New Roman"/>
-                <w:sz w:val="26"/>
-                <w:rFonts w:ascii="Times New Roman" w:hAnsi="Times New Roman" w:cs="Times New Roman"/>
-              </w:rPr>
-            </w:r>
-            <w:r>
-              <w:rPr>
-                <w:rFonts w:ascii="Times New Roman" w:hAnsi="Times New Roman"/>
-                <w:b w:val="0"/>
-                <w:sz w:val="26"/>
-                <w:rFonts w:ascii="Times New Roman" w:hAnsi="Times New Roman" w:cs="Times New Roman"/>
-              </w:rPr>
-              <w:t>Hệ thống hóa kiến thức chuẩn bị Đánh giá định kỳ 4.</w:t>
-            </w:r>
-          </w:p>
-        </w:tc>
-      </w:tr>
-      <w:tr>
-        <w:tc>
-          <w:tcPr>
-            <w:tcW w:w="846" w:type="dxa"/>
-          </w:tcPr>
-          <w:p>
-            <w:pPr>
-              <w:spacing w:before="20" w:after="20"/>
-              <w:jc w:val="center"/>
-            </w:pPr>
-            <w:r>
-              <w:rPr>
-                <w:rFonts w:ascii="Times New Roman" w:hAnsi="Times New Roman"/>
-                <w:sz w:val="26"/>
-                <w:rFonts w:ascii="Times New Roman" w:hAnsi="Times New Roman" w:cs="Times New Roman"/>
-              </w:rPr>
-            </w:r>
-            <w:r>
-              <w:rPr>
-                <w:rFonts w:ascii="Times New Roman" w:hAnsi="Times New Roman"/>
-                <w:b/>
-                <w:sz w:val="26"/>
-                <w:rFonts w:ascii="Times New Roman" w:hAnsi="Times New Roman" w:cs="Times New Roman"/>
-              </w:rPr>
-              <w:t>27</w:t>
-            </w:r>
-          </w:p>
-        </w:tc>
-        <w:tc>
-          <w:tcPr>
-            <w:tcW w:w="3118" w:type="dxa"/>
-          </w:tcPr>
-          <w:p>
-            <w:pPr>
-              <w:spacing w:before="20" w:after="20"/>
-            </w:pPr>
-            <w:r>
-              <w:rPr>
-                <w:rFonts w:ascii="Times New Roman" w:hAnsi="Times New Roman"/>
-                <w:sz w:val="26"/>
-                <w:rFonts w:ascii="Times New Roman" w:hAnsi="Times New Roman" w:cs="Times New Roman"/>
-              </w:rPr>
-            </w:r>
-            <w:r>
-              <w:rPr>
-                <w:rFonts w:ascii="Times New Roman" w:hAnsi="Times New Roman"/>
-                <w:b/>
-                <w:sz w:val="26"/>
-                <w:rFonts w:ascii="Times New Roman" w:hAnsi="Times New Roman" w:cs="Times New Roman"/>
-              </w:rPr>
-              <w:t>Đánh giá định kỳ 4</w:t>
-            </w:r>
-          </w:p>
-        </w:tc>
-        <w:tc>
-          <w:tcPr>
-            <w:tcW w:w="1134" w:type="dxa"/>
-          </w:tcPr>
-          <w:p>
-            <w:pPr>
-              <w:spacing w:before="20" w:after="20"/>
-              <w:jc w:val="center"/>
-            </w:pPr>
-            <w:r>
-              <w:rPr>
-                <w:rFonts w:ascii="Times New Roman" w:hAnsi="Times New Roman"/>
-                <w:sz w:val="26"/>
-                <w:rFonts w:ascii="Times New Roman" w:hAnsi="Times New Roman" w:cs="Times New Roman"/>
-              </w:rPr>
-            </w:r>
-            <w:r>
-              <w:rPr>
-                <w:rFonts w:ascii="Times New Roman" w:hAnsi="Times New Roman"/>
-                <w:b/>
-                <w:sz w:val="26"/>
-                <w:rFonts w:ascii="Times New Roman" w:hAnsi="Times New Roman" w:cs="Times New Roman"/>
-              </w:rPr>
-              <w:t>34</w:t>
-            </w:r>
-          </w:p>
-        </w:tc>
-        <w:tc>
-          <w:tcPr>
-            <w:tcW w:w="4536" w:type="dxa"/>
-          </w:tcPr>
-          <w:p>
-            <w:pPr>
-              <w:spacing w:before="20" w:after="20"/>
-            </w:pPr>
-            <w:r>
-              <w:rPr>
-                <w:rFonts w:ascii="Times New Roman" w:hAnsi="Times New Roman"/>
-                <w:sz w:val="26"/>
-                <w:rFonts w:ascii="Times New Roman" w:hAnsi="Times New Roman" w:cs="Times New Roman"/>
-              </w:rPr>
-            </w:r>
-            <w:r>
-              <w:rPr>
-                <w:rFonts w:ascii="Times New Roman" w:hAnsi="Times New Roman"/>
-                <w:b w:val="0"/>
-                <w:sz w:val="26"/>
-                <w:rFonts w:ascii="Times New Roman" w:hAnsi="Times New Roman" w:cs="Times New Roman"/>
-              </w:rPr>
-              <w:t>Kiểm tra đánh giá kết quả học tập.</w:t>
-            </w:r>
-          </w:p>
-        </w:tc>
-      </w:tr>
-      <w:tr>
-        <w:tc>
-          <w:tcPr>
-            <w:tcW w:w="846" w:type="dxa"/>
-          </w:tcPr>
-          <w:p>
-            <w:pPr>
-              <w:spacing w:before="20" w:after="20"/>
-              <w:jc w:val="center"/>
-            </w:pPr>
-            <w:r>
-              <w:rPr>
-                <w:rFonts w:ascii="Times New Roman" w:hAnsi="Times New Roman"/>
-                <w:sz w:val="26"/>
-                <w:rFonts w:ascii="Times New Roman" w:hAnsi="Times New Roman" w:cs="Times New Roman"/>
-              </w:rPr>
-            </w:r>
-            <w:r>
-              <w:rPr>
-                <w:rFonts w:ascii="Times New Roman" w:hAnsi="Times New Roman"/>
-                <w:b w:val="0"/>
-                <w:sz w:val="26"/>
-                <w:rFonts w:ascii="Times New Roman" w:hAnsi="Times New Roman" w:cs="Times New Roman"/>
-              </w:rPr>
-              <w:t>28</w:t>
-            </w:r>
-          </w:p>
-        </w:tc>
-        <w:tc>
-          <w:tcPr>
-            <w:tcW w:w="3118" w:type="dxa"/>
-          </w:tcPr>
-          <w:p>
-            <w:pPr>
-              <w:spacing w:before="20" w:after="20"/>
-            </w:pPr>
-            <w:r>
-              <w:rPr>
-                <w:rFonts w:ascii="Times New Roman" w:hAnsi="Times New Roman"/>
-                <w:sz w:val="26"/>
-                <w:rFonts w:ascii="Times New Roman" w:hAnsi="Times New Roman" w:cs="Times New Roman"/>
-              </w:rPr>
-            </w:r>
-            <w:r>
-              <w:rPr>
-                <w:rFonts w:ascii="Times New Roman" w:hAnsi="Times New Roman"/>
-                <w:b w:val="0"/>
-                <w:sz w:val="26"/>
-                <w:rFonts w:ascii="Times New Roman" w:hAnsi="Times New Roman" w:cs="Times New Roman"/>
-              </w:rPr>
-              <w:t>Bài 25: Dự án học tập: Trò chơi / Hoạt hình Scratch</w:t>
-            </w:r>
-          </w:p>
-        </w:tc>
-        <w:tc>
-          <w:tcPr>
-            <w:tcW w:w="1134" w:type="dxa"/>
-          </w:tcPr>
-          <w:p>
-            <w:pPr>
-              <w:spacing w:before="20" w:after="20"/>
-              <w:jc w:val="center"/>
-            </w:pPr>
-            <w:r>
-              <w:rPr>
-                <w:rFonts w:ascii="Times New Roman" w:hAnsi="Times New Roman"/>
-                <w:sz w:val="26"/>
-                <w:rFonts w:ascii="Times New Roman" w:hAnsi="Times New Roman" w:cs="Times New Roman"/>
-              </w:rPr>
-            </w:r>
-            <w:r>
-              <w:rPr>
-                <w:rFonts w:ascii="Times New Roman" w:hAnsi="Times New Roman"/>
-                <w:b w:val="0"/>
-                <w:sz w:val="26"/>
-                <w:rFonts w:ascii="Times New Roman" w:hAnsi="Times New Roman" w:cs="Times New Roman"/>
-              </w:rPr>
-              <w:t>35</w:t>
-            </w:r>
-          </w:p>
-        </w:tc>
-        <w:tc>
-          <w:tcPr>
-            <w:tcW w:w="4536" w:type="dxa"/>
-          </w:tcPr>
-          <w:p>
-            <w:pPr>
-              <w:spacing w:before="20" w:after="20"/>
-            </w:pPr>
-            <w:r>
-              <w:rPr>
-                <w:rFonts w:ascii="Times New Roman" w:hAnsi="Times New Roman"/>
-                <w:sz w:val="26"/>
-                <w:rFonts w:ascii="Times New Roman" w:hAnsi="Times New Roman" w:cs="Times New Roman"/>
-              </w:rPr>
-            </w:r>
-            <w:r>
-              <w:rPr>
-                <w:rFonts w:ascii="Times New Roman" w:hAnsi="Times New Roman"/>
-                <w:b w:val="0"/>
-                <w:sz w:val="26"/>
-                <w:rFonts w:ascii="Times New Roman" w:hAnsi="Times New Roman" w:cs="Times New Roman"/>
-              </w:rPr>
-              <w:t>- Thực hành làm việc nhóm xây dựng một kịch bản hoạt hình hoặc trò chơi nhỏ.</w:t>
-            </w:r>
-          </w:p>
-        </w:tc>
-      </w:tr>
-    </w:tbl>
     <w:p>
       <w:pPr>
         <w:rPr>

--- a/Hệ thống mẫu văn bản/Nguyên đã làm/Kế hoạch dạy học Tin học từng lớp/Kế hoạch dạy học môn Tin học - Lớp 2 - 2026 - 2027.docx
+++ b/Hệ thống mẫu văn bản/Nguyên đã làm/Kế hoạch dạy học Tin học từng lớp/Kế hoạch dạy học môn Tin học - Lớp 2 - 2026 - 2027.docx
@@ -83,16 +83,16 @@
         <w:tblStyle w:val="a"/>
         <w:tblW w:w="9310" w:type="dxa"/>
         <w:tblInd w:w="0" w:type="dxa"/>
-        <w:tblBorders>
-          <w:top w:val="nil"/>
-          <w:left w:val="nil"/>
-          <w:bottom w:val="nil"/>
-          <w:right w:val="nil"/>
-          <w:insideH w:val="nil"/>
-          <w:insideV w:val="nil"/>
-        </w:tblBorders>
         <w:tblLayout w:type="fixed"/>
         <w:tblLook w:val="0400" w:firstRow="0" w:lastRow="0" w:firstColumn="0" w:lastColumn="0" w:noHBand="0" w:noVBand="1"/>
+        <w:tblBorders>
+          <w:top w:val="single" w:sz="4" w:space="0" w:color="000000"/>
+          <w:left w:val="single" w:sz="4" w:space="0" w:color="000000"/>
+          <w:bottom w:val="single" w:sz="4" w:space="0" w:color="000000"/>
+          <w:right w:val="single" w:sz="4" w:space="0" w:color="000000"/>
+          <w:insideH w:val="single" w:sz="4" w:space="0" w:color="000000"/>
+          <w:insideV w:val="single" w:sz="4" w:space="0" w:color="000000"/>
+        </w:tblBorders>
       </w:tblPr>
       <w:tblGrid>
         <w:gridCol w:w="3828"/>
@@ -510,6 +510,8 @@
         <w:tblStyle w:val="a0"/>
         <w:tblW w:w="9631" w:type="dxa"/>
         <w:tblInd w:w="0" w:type="dxa"/>
+        <w:tblLayout w:type="fixed"/>
+        <w:tblLook w:val="0400" w:firstRow="0" w:lastRow="0" w:firstColumn="0" w:lastColumn="0" w:noHBand="0" w:noVBand="1"/>
         <w:tblBorders>
           <w:top w:val="single" w:sz="4" w:space="0" w:color="000000"/>
           <w:left w:val="single" w:sz="4" w:space="0" w:color="000000"/>
@@ -518,8 +520,6 @@
           <w:insideH w:val="single" w:sz="4" w:space="0" w:color="000000"/>
           <w:insideV w:val="single" w:sz="4" w:space="0" w:color="000000"/>
         </w:tblBorders>
-        <w:tblLayout w:type="fixed"/>
-        <w:tblLook w:val="0400" w:firstRow="0" w:lastRow="0" w:firstColumn="0" w:lastColumn="0" w:noHBand="0" w:noVBand="1"/>
       </w:tblPr>
       <w:tblGrid>
         <w:gridCol w:w="733"/>
@@ -954,6 +954,8 @@
         <w:tblStyle w:val="a1"/>
         <w:tblW w:w="9631" w:type="dxa"/>
         <w:tblInd w:w="0" w:type="dxa"/>
+        <w:tblLayout w:type="fixed"/>
+        <w:tblLook w:val="0400" w:firstRow="0" w:lastRow="0" w:firstColumn="0" w:lastColumn="0" w:noHBand="0" w:noVBand="1"/>
         <w:tblBorders>
           <w:top w:val="single" w:sz="4" w:space="0" w:color="000000"/>
           <w:left w:val="single" w:sz="4" w:space="0" w:color="000000"/>
@@ -962,8 +964,6 @@
           <w:insideH w:val="single" w:sz="4" w:space="0" w:color="000000"/>
           <w:insideV w:val="single" w:sz="4" w:space="0" w:color="000000"/>
         </w:tblBorders>
-        <w:tblLayout w:type="fixed"/>
-        <w:tblLook w:val="0400" w:firstRow="0" w:lastRow="0" w:firstColumn="0" w:lastColumn="0" w:noHBand="0" w:noVBand="1"/>
       </w:tblPr>
       <w:tblGrid>
         <w:gridCol w:w="733"/>
@@ -1389,12 +1389,12 @@
       <w:tr>
         <w:tc>
           <w:tcPr>
-            <w:tcW w:type="dxa" w:w="680"/>
-            <w:vAlign w:val="center"/>
-          </w:tcPr>
-          <w:p>
-            <w:pPr>
-              <w:spacing w:before="40" w:after="40" w:line="276" w:lineRule="auto"/>
+            <w:tcW w:type="dxa" w:w="510"/>
+            <w:tcW w:w="510" w:type="dxa"/>
+            <w:tcW w:w="510" w:type="dxa"/>
+          </w:tcPr>
+          <w:p>
+            <w:pPr>
               <w:jc w:val="center"/>
             </w:pPr>
             <w:r>
@@ -1402,7 +1402,6 @@
                 <w:rFonts w:ascii="Times New Roman" w:hAnsi="Times New Roman"/>
                 <w:b/>
                 <w:sz w:val="26"/>
-                <w:rFonts w:ascii="Times New Roman" w:hAnsi="Times New Roman" w:cs="Times New Roman"/>
               </w:rPr>
               <w:t>STT</w:t>
             </w:r>
@@ -1410,20 +1409,19 @@
         </w:tc>
         <w:tc>
           <w:tcPr>
-            <w:tcW w:type="dxa" w:w="3118"/>
-            <w:vAlign w:val="center"/>
-          </w:tcPr>
-          <w:p>
-            <w:pPr>
-              <w:spacing w:before="40" w:after="40" w:line="276" w:lineRule="auto"/>
-              <w:jc w:val="left"/>
+            <w:tcW w:type="dxa" w:w="2154"/>
+            <w:tcW w:w="2154" w:type="dxa"/>
+            <w:tcW w:w="2154" w:type="dxa"/>
+          </w:tcPr>
+          <w:p>
+            <w:pPr>
+              <w:jc w:val="center"/>
             </w:pPr>
             <w:r>
               <w:rPr>
                 <w:rFonts w:ascii="Times New Roman" w:hAnsi="Times New Roman"/>
                 <w:b/>
                 <w:sz w:val="26"/>
-                <w:rFonts w:ascii="Times New Roman" w:hAnsi="Times New Roman" w:cs="Times New Roman"/>
               </w:rPr>
               <w:t>Bài học (1)</w:t>
             </w:r>
@@ -1431,12 +1429,12 @@
         </w:tc>
         <w:tc>
           <w:tcPr>
-            <w:tcW w:type="dxa" w:w="850"/>
-            <w:vAlign w:val="center"/>
-          </w:tcPr>
-          <w:p>
-            <w:pPr>
-              <w:spacing w:before="40" w:after="40" w:line="276" w:lineRule="auto"/>
+            <w:tcW w:type="dxa" w:w="624"/>
+            <w:tcW w:w="623" w:type="dxa"/>
+            <w:tcW w:w="623" w:type="dxa"/>
+          </w:tcPr>
+          <w:p>
+            <w:pPr>
               <w:jc w:val="center"/>
             </w:pPr>
             <w:r>
@@ -1444,7 +1442,6 @@
                 <w:rFonts w:ascii="Times New Roman" w:hAnsi="Times New Roman"/>
                 <w:b/>
                 <w:sz w:val="26"/>
-                <w:rFonts w:ascii="Times New Roman" w:hAnsi="Times New Roman" w:cs="Times New Roman"/>
               </w:rPr>
               <w:t>Số tiết (2)</w:t>
             </w:r>
@@ -1452,12 +1449,12 @@
         </w:tc>
         <w:tc>
           <w:tcPr>
-            <w:tcW w:type="dxa" w:w="1247"/>
-            <w:vAlign w:val="center"/>
-          </w:tcPr>
-          <w:p>
-            <w:pPr>
-              <w:spacing w:before="40" w:after="40" w:line="276" w:lineRule="auto"/>
+            <w:tcW w:type="dxa" w:w="794"/>
+            <w:tcW w:w="793" w:type="dxa"/>
+            <w:tcW w:w="793" w:type="dxa"/>
+          </w:tcPr>
+          <w:p>
+            <w:pPr>
               <w:jc w:val="center"/>
             </w:pPr>
             <w:r>
@@ -1465,7 +1462,6 @@
                 <w:rFonts w:ascii="Times New Roman" w:hAnsi="Times New Roman"/>
                 <w:b/>
                 <w:sz w:val="26"/>
-                <w:rFonts w:ascii="Times New Roman" w:hAnsi="Times New Roman" w:cs="Times New Roman"/>
               </w:rPr>
               <w:t>Tiết theo PPCT</w:t>
             </w:r>
@@ -1473,20 +1469,19 @@
         </w:tc>
         <w:tc>
           <w:tcPr>
-            <w:tcW w:type="dxa" w:w="3402"/>
-            <w:vAlign w:val="center"/>
-          </w:tcPr>
-          <w:p>
-            <w:pPr>
-              <w:spacing w:before="40" w:after="40" w:line="276" w:lineRule="auto"/>
-              <w:jc w:val="left"/>
+            <w:tcW w:type="dxa" w:w="5272"/>
+            <w:tcW w:w="5273" w:type="dxa"/>
+            <w:tcW w:w="5273" w:type="dxa"/>
+          </w:tcPr>
+          <w:p>
+            <w:pPr>
+              <w:jc w:val="center"/>
             </w:pPr>
             <w:r>
               <w:rPr>
                 <w:rFonts w:ascii="Times New Roman" w:hAnsi="Times New Roman"/>
                 <w:b/>
                 <w:sz w:val="26"/>
-                <w:rFonts w:ascii="Times New Roman" w:hAnsi="Times New Roman" w:cs="Times New Roman"/>
               </w:rPr>
               <w:t>Yêu cầu cần đạt (3)</w:t>
             </w:r>
@@ -1496,19 +1491,18 @@
       <w:tr>
         <w:tc>
           <w:tcPr>
-            <w:tcW w:type="dxa" w:w="680"/>
-            <w:vAlign w:val="center"/>
-          </w:tcPr>
-          <w:p>
-            <w:pPr>
-              <w:spacing w:before="40" w:after="40" w:line="276" w:lineRule="auto"/>
-              <w:jc w:val="center"/>
-            </w:pPr>
-            <w:r>
-              <w:rPr>
-                <w:rFonts w:ascii="Times New Roman" w:hAnsi="Times New Roman"/>
-                <w:sz w:val="26"/>
-                <w:rFonts w:ascii="Times New Roman" w:hAnsi="Times New Roman" w:cs="Times New Roman"/>
+            <w:tcW w:type="dxa" w:w="510"/>
+            <w:tcW w:w="510" w:type="dxa"/>
+            <w:tcW w:w="510" w:type="dxa"/>
+          </w:tcPr>
+          <w:p>
+            <w:pPr>
+              <w:jc w:val="center"/>
+            </w:pPr>
+            <w:r>
+              <w:rPr>
+                <w:rFonts w:ascii="Times New Roman" w:hAnsi="Times New Roman"/>
+                <w:sz w:val="26"/>
               </w:rPr>
               <w:t>1</w:t>
             </w:r>
@@ -1516,39 +1510,37 @@
         </w:tc>
         <w:tc>
           <w:tcPr>
-            <w:tcW w:type="dxa" w:w="3118"/>
-            <w:vAlign w:val="center"/>
-          </w:tcPr>
-          <w:p>
-            <w:pPr>
-              <w:spacing w:before="40" w:after="40" w:line="276" w:lineRule="auto"/>
+            <w:tcW w:type="dxa" w:w="2154"/>
+            <w:tcW w:w="2154" w:type="dxa"/>
+            <w:tcW w:w="2154" w:type="dxa"/>
+          </w:tcPr>
+          <w:p>
+            <w:pPr>
               <w:jc w:val="both"/>
             </w:pPr>
             <w:r>
               <w:rPr>
                 <w:rFonts w:ascii="Times New Roman" w:hAnsi="Times New Roman"/>
                 <w:sz w:val="26"/>
-                <w:rFonts w:ascii="Times New Roman" w:hAnsi="Times New Roman" w:cs="Times New Roman"/>
-              </w:rPr>
-              <w:t>Tiết 0: Định hướng môn học</w:t>
-            </w:r>
-          </w:p>
-        </w:tc>
-        <w:tc>
-          <w:tcPr>
-            <w:tcW w:type="dxa" w:w="850"/>
-            <w:vAlign w:val="center"/>
-          </w:tcPr>
-          <w:p>
-            <w:pPr>
-              <w:spacing w:before="40" w:after="40" w:line="276" w:lineRule="auto"/>
-              <w:jc w:val="center"/>
-            </w:pPr>
-            <w:r>
-              <w:rPr>
-                <w:rFonts w:ascii="Times New Roman" w:hAnsi="Times New Roman"/>
-                <w:sz w:val="26"/>
-                <w:rFonts w:ascii="Times New Roman" w:hAnsi="Times New Roman" w:cs="Times New Roman"/>
+              </w:rPr>
+              <w:t>Em trở thành nhà sáng tạo số</w:t>
+            </w:r>
+          </w:p>
+        </w:tc>
+        <w:tc>
+          <w:tcPr>
+            <w:tcW w:type="dxa" w:w="624"/>
+            <w:tcW w:w="623" w:type="dxa"/>
+            <w:tcW w:w="623" w:type="dxa"/>
+          </w:tcPr>
+          <w:p>
+            <w:pPr>
+              <w:jc w:val="center"/>
+            </w:pPr>
+            <w:r>
+              <w:rPr>
+                <w:rFonts w:ascii="Times New Roman" w:hAnsi="Times New Roman"/>
+                <w:sz w:val="26"/>
               </w:rPr>
               <w:t>1</w:t>
             </w:r>
@@ -1556,19 +1548,18 @@
         </w:tc>
         <w:tc>
           <w:tcPr>
-            <w:tcW w:type="dxa" w:w="1247"/>
-            <w:vAlign w:val="center"/>
-          </w:tcPr>
-          <w:p>
-            <w:pPr>
-              <w:spacing w:before="40" w:after="40" w:line="276" w:lineRule="auto"/>
-              <w:jc w:val="center"/>
-            </w:pPr>
-            <w:r>
-              <w:rPr>
-                <w:rFonts w:ascii="Times New Roman" w:hAnsi="Times New Roman"/>
-                <w:sz w:val="26"/>
-                <w:rFonts w:ascii="Times New Roman" w:hAnsi="Times New Roman" w:cs="Times New Roman"/>
+            <w:tcW w:type="dxa" w:w="794"/>
+            <w:tcW w:w="793" w:type="dxa"/>
+            <w:tcW w:w="793" w:type="dxa"/>
+          </w:tcPr>
+          <w:p>
+            <w:pPr>
+              <w:jc w:val="center"/>
+            </w:pPr>
+            <w:r>
+              <w:rPr>
+                <w:rFonts w:ascii="Times New Roman" w:hAnsi="Times New Roman"/>
+                <w:sz w:val="26"/>
               </w:rPr>
               <w:t>1</w:t>
             </w:r>
@@ -1576,21 +1567,20 @@
         </w:tc>
         <w:tc>
           <w:tcPr>
-            <w:tcW w:type="dxa" w:w="3402"/>
-            <w:vAlign w:val="center"/>
-          </w:tcPr>
-          <w:p>
-            <w:pPr>
-              <w:spacing w:before="40" w:after="40" w:line="276" w:lineRule="auto"/>
+            <w:tcW w:type="dxa" w:w="5272"/>
+            <w:tcW w:w="5273" w:type="dxa"/>
+            <w:tcW w:w="5273" w:type="dxa"/>
+          </w:tcPr>
+          <w:p>
+            <w:pPr>
               <w:jc w:val="both"/>
             </w:pPr>
             <w:r>
               <w:rPr>
                 <w:rFonts w:ascii="Times New Roman" w:hAnsi="Times New Roman"/>
                 <w:sz w:val="26"/>
-                <w:rFonts w:ascii="Times New Roman" w:hAnsi="Times New Roman" w:cs="Times New Roman"/>
-              </w:rPr>
-              <w:t>Giới thiệu tổng quan môn học Tin học, phương pháp học tập hiệu quả, các quy định an toàn và nội quy phòng học bộ môn.</w:t>
+              </w:rPr>
+              <w:t>Khảo sát kỹ năng, nội quy, mục tiêu năm học</w:t>
             </w:r>
           </w:p>
         </w:tc>
@@ -1598,19 +1588,18 @@
       <w:tr>
         <w:tc>
           <w:tcPr>
-            <w:tcW w:type="dxa" w:w="680"/>
-            <w:vAlign w:val="center"/>
-          </w:tcPr>
-          <w:p>
-            <w:pPr>
-              <w:spacing w:before="40" w:after="40" w:line="276" w:lineRule="auto"/>
-              <w:jc w:val="center"/>
-            </w:pPr>
-            <w:r>
-              <w:rPr>
-                <w:rFonts w:ascii="Times New Roman" w:hAnsi="Times New Roman"/>
-                <w:sz w:val="26"/>
-                <w:rFonts w:ascii="Times New Roman" w:hAnsi="Times New Roman" w:cs="Times New Roman"/>
+            <w:tcW w:type="dxa" w:w="510"/>
+            <w:tcW w:w="510" w:type="dxa"/>
+            <w:tcW w:w="510" w:type="dxa"/>
+          </w:tcPr>
+          <w:p>
+            <w:pPr>
+              <w:jc w:val="center"/>
+            </w:pPr>
+            <w:r>
+              <w:rPr>
+                <w:rFonts w:ascii="Times New Roman" w:hAnsi="Times New Roman"/>
+                <w:sz w:val="26"/>
               </w:rPr>
               <w:t>2</w:t>
             </w:r>
@@ -1618,39 +1607,37 @@
         </w:tc>
         <w:tc>
           <w:tcPr>
-            <w:tcW w:type="dxa" w:w="3118"/>
-            <w:vAlign w:val="center"/>
-          </w:tcPr>
-          <w:p>
-            <w:pPr>
-              <w:spacing w:before="40" w:after="40" w:line="276" w:lineRule="auto"/>
+            <w:tcW w:type="dxa" w:w="2154"/>
+            <w:tcW w:w="2154" w:type="dxa"/>
+            <w:tcW w:w="2154" w:type="dxa"/>
+          </w:tcPr>
+          <w:p>
+            <w:pPr>
               <w:jc w:val="both"/>
             </w:pPr>
             <w:r>
               <w:rPr>
                 <w:rFonts w:ascii="Times New Roman" w:hAnsi="Times New Roman"/>
                 <w:sz w:val="26"/>
-                <w:rFonts w:ascii="Times New Roman" w:hAnsi="Times New Roman" w:cs="Times New Roman"/>
-              </w:rPr>
-              <w:t>Bài 1: Giới thiệu môn học và Nội quy phòng máy</w:t>
-            </w:r>
-          </w:p>
-        </w:tc>
-        <w:tc>
-          <w:tcPr>
-            <w:tcW w:type="dxa" w:w="850"/>
-            <w:vAlign w:val="center"/>
-          </w:tcPr>
-          <w:p>
-            <w:pPr>
-              <w:spacing w:before="40" w:after="40" w:line="276" w:lineRule="auto"/>
-              <w:jc w:val="center"/>
-            </w:pPr>
-            <w:r>
-              <w:rPr>
-                <w:rFonts w:ascii="Times New Roman" w:hAnsi="Times New Roman"/>
-                <w:sz w:val="26"/>
-                <w:rFonts w:ascii="Times New Roman" w:hAnsi="Times New Roman" w:cs="Times New Roman"/>
+              </w:rPr>
+              <w:t>Ôn và nâng cấp kỹ năng chuột</w:t>
+            </w:r>
+          </w:p>
+        </w:tc>
+        <w:tc>
+          <w:tcPr>
+            <w:tcW w:type="dxa" w:w="624"/>
+            <w:tcW w:w="623" w:type="dxa"/>
+            <w:tcW w:w="623" w:type="dxa"/>
+          </w:tcPr>
+          <w:p>
+            <w:pPr>
+              <w:jc w:val="center"/>
+            </w:pPr>
+            <w:r>
+              <w:rPr>
+                <w:rFonts w:ascii="Times New Roman" w:hAnsi="Times New Roman"/>
+                <w:sz w:val="26"/>
               </w:rPr>
               <w:t>1</w:t>
             </w:r>
@@ -1658,19 +1645,18 @@
         </w:tc>
         <w:tc>
           <w:tcPr>
-            <w:tcW w:type="dxa" w:w="1247"/>
-            <w:vAlign w:val="center"/>
-          </w:tcPr>
-          <w:p>
-            <w:pPr>
-              <w:spacing w:before="40" w:after="40" w:line="276" w:lineRule="auto"/>
-              <w:jc w:val="center"/>
-            </w:pPr>
-            <w:r>
-              <w:rPr>
-                <w:rFonts w:ascii="Times New Roman" w:hAnsi="Times New Roman"/>
-                <w:sz w:val="26"/>
-                <w:rFonts w:ascii="Times New Roman" w:hAnsi="Times New Roman" w:cs="Times New Roman"/>
+            <w:tcW w:type="dxa" w:w="794"/>
+            <w:tcW w:w="793" w:type="dxa"/>
+            <w:tcW w:w="793" w:type="dxa"/>
+          </w:tcPr>
+          <w:p>
+            <w:pPr>
+              <w:jc w:val="center"/>
+            </w:pPr>
+            <w:r>
+              <w:rPr>
+                <w:rFonts w:ascii="Times New Roman" w:hAnsi="Times New Roman"/>
+                <w:sz w:val="26"/>
               </w:rPr>
               <w:t>2</w:t>
             </w:r>
@@ -1678,21 +1664,20 @@
         </w:tc>
         <w:tc>
           <w:tcPr>
-            <w:tcW w:type="dxa" w:w="3402"/>
-            <w:vAlign w:val="center"/>
-          </w:tcPr>
-          <w:p>
-            <w:pPr>
-              <w:spacing w:before="40" w:after="40" w:line="276" w:lineRule="auto"/>
+            <w:tcW w:type="dxa" w:w="5272"/>
+            <w:tcW w:w="5273" w:type="dxa"/>
+            <w:tcW w:w="5273" w:type="dxa"/>
+          </w:tcPr>
+          <w:p>
+            <w:pPr>
               <w:jc w:val="both"/>
             </w:pPr>
             <w:r>
               <w:rPr>
                 <w:rFonts w:ascii="Times New Roman" w:hAnsi="Times New Roman"/>
                 <w:sz w:val="26"/>
-                <w:rFonts w:ascii="Times New Roman" w:hAnsi="Times New Roman" w:cs="Times New Roman"/>
-              </w:rPr>
-              <w:t>- Nhắc lại quy định, quy tắc an toàn trong phòng máy tính.    - Thực hành tư thế ngồi học đạt chuẩn khi thao tác với máy tính.</w:t>
+              </w:rPr>
+              <w:t>Chọn, kéo-thả, thao tác chính xác</w:t>
             </w:r>
           </w:p>
         </w:tc>
@@ -1700,19 +1685,18 @@
       <w:tr>
         <w:tc>
           <w:tcPr>
-            <w:tcW w:type="dxa" w:w="680"/>
-            <w:vAlign w:val="center"/>
-          </w:tcPr>
-          <w:p>
-            <w:pPr>
-              <w:spacing w:before="40" w:after="40" w:line="276" w:lineRule="auto"/>
-              <w:jc w:val="center"/>
-            </w:pPr>
-            <w:r>
-              <w:rPr>
-                <w:rFonts w:ascii="Times New Roman" w:hAnsi="Times New Roman"/>
-                <w:sz w:val="26"/>
-                <w:rFonts w:ascii="Times New Roman" w:hAnsi="Times New Roman" w:cs="Times New Roman"/>
+            <w:tcW w:type="dxa" w:w="510"/>
+            <w:tcW w:w="510" w:type="dxa"/>
+            <w:tcW w:w="510" w:type="dxa"/>
+          </w:tcPr>
+          <w:p>
+            <w:pPr>
+              <w:jc w:val="center"/>
+            </w:pPr>
+            <w:r>
+              <w:rPr>
+                <w:rFonts w:ascii="Times New Roman" w:hAnsi="Times New Roman"/>
+                <w:sz w:val="26"/>
               </w:rPr>
               <w:t>3</w:t>
             </w:r>
@@ -1720,39 +1704,37 @@
         </w:tc>
         <w:tc>
           <w:tcPr>
-            <w:tcW w:type="dxa" w:w="3118"/>
-            <w:vAlign w:val="center"/>
-          </w:tcPr>
-          <w:p>
-            <w:pPr>
-              <w:spacing w:before="40" w:after="40" w:line="276" w:lineRule="auto"/>
+            <w:tcW w:type="dxa" w:w="2154"/>
+            <w:tcW w:w="2154" w:type="dxa"/>
+            <w:tcW w:w="2154" w:type="dxa"/>
+          </w:tcPr>
+          <w:p>
+            <w:pPr>
               <w:jc w:val="both"/>
             </w:pPr>
             <w:r>
               <w:rPr>
                 <w:rFonts w:ascii="Times New Roman" w:hAnsi="Times New Roman"/>
                 <w:sz w:val="26"/>
-                <w:rFonts w:ascii="Times New Roman" w:hAnsi="Times New Roman" w:cs="Times New Roman"/>
-              </w:rPr>
-              <w:t>Bài 2: Thiết bị Vào - Ra và Lưu trữ của máy tính</w:t>
-            </w:r>
-          </w:p>
-        </w:tc>
-        <w:tc>
-          <w:tcPr>
-            <w:tcW w:type="dxa" w:w="850"/>
-            <w:vAlign w:val="center"/>
-          </w:tcPr>
-          <w:p>
-            <w:pPr>
-              <w:spacing w:before="40" w:after="40" w:line="276" w:lineRule="auto"/>
-              <w:jc w:val="center"/>
-            </w:pPr>
-            <w:r>
-              <w:rPr>
-                <w:rFonts w:ascii="Times New Roman" w:hAnsi="Times New Roman"/>
-                <w:sz w:val="26"/>
-                <w:rFonts w:ascii="Times New Roman" w:hAnsi="Times New Roman" w:cs="Times New Roman"/>
+              </w:rPr>
+              <w:t>Bàn phím và gõ câu ngắn</w:t>
+            </w:r>
+          </w:p>
+        </w:tc>
+        <w:tc>
+          <w:tcPr>
+            <w:tcW w:type="dxa" w:w="624"/>
+            <w:tcW w:w="623" w:type="dxa"/>
+            <w:tcW w:w="623" w:type="dxa"/>
+          </w:tcPr>
+          <w:p>
+            <w:pPr>
+              <w:jc w:val="center"/>
+            </w:pPr>
+            <w:r>
+              <w:rPr>
+                <w:rFonts w:ascii="Times New Roman" w:hAnsi="Times New Roman"/>
+                <w:sz w:val="26"/>
               </w:rPr>
               <w:t>1</w:t>
             </w:r>
@@ -1760,19 +1742,18 @@
         </w:tc>
         <w:tc>
           <w:tcPr>
-            <w:tcW w:type="dxa" w:w="1247"/>
-            <w:vAlign w:val="center"/>
-          </w:tcPr>
-          <w:p>
-            <w:pPr>
-              <w:spacing w:before="40" w:after="40" w:line="276" w:lineRule="auto"/>
-              <w:jc w:val="center"/>
-            </w:pPr>
-            <w:r>
-              <w:rPr>
-                <w:rFonts w:ascii="Times New Roman" w:hAnsi="Times New Roman"/>
-                <w:sz w:val="26"/>
-                <w:rFonts w:ascii="Times New Roman" w:hAnsi="Times New Roman" w:cs="Times New Roman"/>
+            <w:tcW w:type="dxa" w:w="794"/>
+            <w:tcW w:w="793" w:type="dxa"/>
+            <w:tcW w:w="793" w:type="dxa"/>
+          </w:tcPr>
+          <w:p>
+            <w:pPr>
+              <w:jc w:val="center"/>
+            </w:pPr>
+            <w:r>
+              <w:rPr>
+                <w:rFonts w:ascii="Times New Roman" w:hAnsi="Times New Roman"/>
+                <w:sz w:val="26"/>
               </w:rPr>
               <w:t>3</w:t>
             </w:r>
@@ -1780,21 +1761,20 @@
         </w:tc>
         <w:tc>
           <w:tcPr>
-            <w:tcW w:type="dxa" w:w="3402"/>
-            <w:vAlign w:val="center"/>
-          </w:tcPr>
-          <w:p>
-            <w:pPr>
-              <w:spacing w:before="40" w:after="40" w:line="276" w:lineRule="auto"/>
+            <w:tcW w:type="dxa" w:w="5272"/>
+            <w:tcW w:w="5273" w:type="dxa"/>
+            <w:tcW w:w="5273" w:type="dxa"/>
+          </w:tcPr>
+          <w:p>
+            <w:pPr>
               <w:jc w:val="both"/>
             </w:pPr>
             <w:r>
               <w:rPr>
                 <w:rFonts w:ascii="Times New Roman" w:hAnsi="Times New Roman"/>
                 <w:sz w:val="26"/>
-                <w:rFonts w:ascii="Times New Roman" w:hAnsi="Times New Roman" w:cs="Times New Roman"/>
-              </w:rPr>
-              <w:t>- Phân biệt các nhóm thiết bị: Thiết bị vào (Input), Thiết bị xử lý (Processing), Thiết bị ra (Output) và Thiết bị lưu trữ (Storage).    - Liệt kê chức năng của một số thiết bị phổ biến (Chuột, Bàn phím, Màn hình, CPU, Ô cứng, Thẻ nhớ).</w:t>
+              </w:rPr>
+              <w:t>Gõ câu theo mẫu; dùng phím chức năng</w:t>
             </w:r>
           </w:p>
         </w:tc>
@@ -1802,19 +1782,18 @@
       <w:tr>
         <w:tc>
           <w:tcPr>
-            <w:tcW w:type="dxa" w:w="680"/>
-            <w:vAlign w:val="center"/>
-          </w:tcPr>
-          <w:p>
-            <w:pPr>
-              <w:spacing w:before="40" w:after="40" w:line="276" w:lineRule="auto"/>
-              <w:jc w:val="center"/>
-            </w:pPr>
-            <w:r>
-              <w:rPr>
-                <w:rFonts w:ascii="Times New Roman" w:hAnsi="Times New Roman"/>
-                <w:sz w:val="26"/>
-                <w:rFonts w:ascii="Times New Roman" w:hAnsi="Times New Roman" w:cs="Times New Roman"/>
+            <w:tcW w:type="dxa" w:w="510"/>
+            <w:tcW w:w="510" w:type="dxa"/>
+            <w:tcW w:w="510" w:type="dxa"/>
+          </w:tcPr>
+          <w:p>
+            <w:pPr>
+              <w:jc w:val="center"/>
+            </w:pPr>
+            <w:r>
+              <w:rPr>
+                <w:rFonts w:ascii="Times New Roman" w:hAnsi="Times New Roman"/>
+                <w:sz w:val="26"/>
               </w:rPr>
               <w:t>4</w:t>
             </w:r>
@@ -1822,39 +1801,37 @@
         </w:tc>
         <w:tc>
           <w:tcPr>
-            <w:tcW w:type="dxa" w:w="3118"/>
-            <w:vAlign w:val="center"/>
-          </w:tcPr>
-          <w:p>
-            <w:pPr>
-              <w:spacing w:before="40" w:after="40" w:line="276" w:lineRule="auto"/>
+            <w:tcW w:type="dxa" w:w="2154"/>
+            <w:tcW w:w="2154" w:type="dxa"/>
+            <w:tcW w:w="2154" w:type="dxa"/>
+          </w:tcPr>
+          <w:p>
+            <w:pPr>
               <w:jc w:val="both"/>
             </w:pPr>
             <w:r>
               <w:rPr>
                 <w:rFonts w:ascii="Times New Roman" w:hAnsi="Times New Roman"/>
                 <w:sz w:val="26"/>
-                <w:rFonts w:ascii="Times New Roman" w:hAnsi="Times New Roman" w:cs="Times New Roman"/>
-              </w:rPr>
-              <w:t>Bài 3: Làm quen với Hệ điều hành Windows</w:t>
-            </w:r>
-          </w:p>
-        </w:tc>
-        <w:tc>
-          <w:tcPr>
-            <w:tcW w:type="dxa" w:w="850"/>
-            <w:vAlign w:val="center"/>
-          </w:tcPr>
-          <w:p>
-            <w:pPr>
-              <w:spacing w:before="40" w:after="40" w:line="276" w:lineRule="auto"/>
-              <w:jc w:val="center"/>
-            </w:pPr>
-            <w:r>
-              <w:rPr>
-                <w:rFonts w:ascii="Times New Roman" w:hAnsi="Times New Roman"/>
-                <w:sz w:val="26"/>
-                <w:rFonts w:ascii="Times New Roman" w:hAnsi="Times New Roman" w:cs="Times New Roman"/>
+              </w:rPr>
+              <w:t>Mở, đóng và chuyển đổi ứng dụng</w:t>
+            </w:r>
+          </w:p>
+        </w:tc>
+        <w:tc>
+          <w:tcPr>
+            <w:tcW w:type="dxa" w:w="624"/>
+            <w:tcW w:w="623" w:type="dxa"/>
+            <w:tcW w:w="623" w:type="dxa"/>
+          </w:tcPr>
+          <w:p>
+            <w:pPr>
+              <w:jc w:val="center"/>
+            </w:pPr>
+            <w:r>
+              <w:rPr>
+                <w:rFonts w:ascii="Times New Roman" w:hAnsi="Times New Roman"/>
+                <w:sz w:val="26"/>
               </w:rPr>
               <w:t>1</w:t>
             </w:r>
@@ -1862,19 +1839,18 @@
         </w:tc>
         <w:tc>
           <w:tcPr>
-            <w:tcW w:type="dxa" w:w="1247"/>
-            <w:vAlign w:val="center"/>
-          </w:tcPr>
-          <w:p>
-            <w:pPr>
-              <w:spacing w:before="40" w:after="40" w:line="276" w:lineRule="auto"/>
-              <w:jc w:val="center"/>
-            </w:pPr>
-            <w:r>
-              <w:rPr>
-                <w:rFonts w:ascii="Times New Roman" w:hAnsi="Times New Roman"/>
-                <w:sz w:val="26"/>
-                <w:rFonts w:ascii="Times New Roman" w:hAnsi="Times New Roman" w:cs="Times New Roman"/>
+            <w:tcW w:type="dxa" w:w="794"/>
+            <w:tcW w:w="793" w:type="dxa"/>
+            <w:tcW w:w="793" w:type="dxa"/>
+          </w:tcPr>
+          <w:p>
+            <w:pPr>
+              <w:jc w:val="center"/>
+            </w:pPr>
+            <w:r>
+              <w:rPr>
+                <w:rFonts w:ascii="Times New Roman" w:hAnsi="Times New Roman"/>
+                <w:sz w:val="26"/>
               </w:rPr>
               <w:t>4</w:t>
             </w:r>
@@ -1882,21 +1858,20 @@
         </w:tc>
         <w:tc>
           <w:tcPr>
-            <w:tcW w:type="dxa" w:w="3402"/>
-            <w:vAlign w:val="center"/>
-          </w:tcPr>
-          <w:p>
-            <w:pPr>
-              <w:spacing w:before="40" w:after="40" w:line="276" w:lineRule="auto"/>
+            <w:tcW w:type="dxa" w:w="5272"/>
+            <w:tcW w:w="5273" w:type="dxa"/>
+            <w:tcW w:w="5273" w:type="dxa"/>
+          </w:tcPr>
+          <w:p>
+            <w:pPr>
               <w:jc w:val="both"/>
             </w:pPr>
             <w:r>
               <w:rPr>
                 <w:rFonts w:ascii="Times New Roman" w:hAnsi="Times New Roman"/>
                 <w:sz w:val="26"/>
-                <w:rFonts w:ascii="Times New Roman" w:hAnsi="Times New Roman" w:cs="Times New Roman"/>
-              </w:rPr>
-              <w:t>- Hiểu lý do và thực hành khởi động/tắt máy tính đúng quy trình.    - Nhận biết các thành phần trên màn hình Desktop: Biểu tượng (Icon), Thanh công việc (Taskbar), Bảng chọn (Start Menu).</w:t>
+              </w:rPr>
+              <w:t>Thực hiện thao tác cơ bản trong môi trường học tập</w:t>
             </w:r>
           </w:p>
         </w:tc>
@@ -1904,19 +1879,18 @@
       <w:tr>
         <w:tc>
           <w:tcPr>
-            <w:tcW w:type="dxa" w:w="680"/>
-            <w:vAlign w:val="center"/>
-          </w:tcPr>
-          <w:p>
-            <w:pPr>
-              <w:spacing w:before="40" w:after="40" w:line="276" w:lineRule="auto"/>
-              <w:jc w:val="center"/>
-            </w:pPr>
-            <w:r>
-              <w:rPr>
-                <w:rFonts w:ascii="Times New Roman" w:hAnsi="Times New Roman"/>
-                <w:sz w:val="26"/>
-                <w:rFonts w:ascii="Times New Roman" w:hAnsi="Times New Roman" w:cs="Times New Roman"/>
+            <w:tcW w:type="dxa" w:w="510"/>
+            <w:tcW w:w="510" w:type="dxa"/>
+            <w:tcW w:w="510" w:type="dxa"/>
+          </w:tcPr>
+          <w:p>
+            <w:pPr>
+              <w:jc w:val="center"/>
+            </w:pPr>
+            <w:r>
+              <w:rPr>
+                <w:rFonts w:ascii="Times New Roman" w:hAnsi="Times New Roman"/>
+                <w:sz w:val="26"/>
               </w:rPr>
               <w:t>5</w:t>
             </w:r>
@@ -1924,39 +1898,37 @@
         </w:tc>
         <w:tc>
           <w:tcPr>
-            <w:tcW w:type="dxa" w:w="3118"/>
-            <w:vAlign w:val="center"/>
-          </w:tcPr>
-          <w:p>
-            <w:pPr>
-              <w:spacing w:before="40" w:after="40" w:line="276" w:lineRule="auto"/>
+            <w:tcW w:type="dxa" w:w="2154"/>
+            <w:tcW w:w="2154" w:type="dxa"/>
+            <w:tcW w:w="2154" w:type="dxa"/>
+          </w:tcPr>
+          <w:p>
+            <w:pPr>
               <w:jc w:val="both"/>
             </w:pPr>
             <w:r>
               <w:rPr>
                 <w:rFonts w:ascii="Times New Roman" w:hAnsi="Times New Roman"/>
                 <w:sz w:val="26"/>
-                <w:rFonts w:ascii="Times New Roman" w:hAnsi="Times New Roman" w:cs="Times New Roman"/>
-              </w:rPr>
-              <w:t>Bài 4: Các ứng dụng của máy tính trong đời sống</w:t>
-            </w:r>
-          </w:p>
-        </w:tc>
-        <w:tc>
-          <w:tcPr>
-            <w:tcW w:type="dxa" w:w="850"/>
-            <w:vAlign w:val="center"/>
-          </w:tcPr>
-          <w:p>
-            <w:pPr>
-              <w:spacing w:before="40" w:after="40" w:line="276" w:lineRule="auto"/>
-              <w:jc w:val="center"/>
-            </w:pPr>
-            <w:r>
-              <w:rPr>
-                <w:rFonts w:ascii="Times New Roman" w:hAnsi="Times New Roman"/>
-                <w:sz w:val="26"/>
-                <w:rFonts w:ascii="Times New Roman" w:hAnsi="Times New Roman" w:cs="Times New Roman"/>
+              </w:rPr>
+              <w:t>Tệp là gì?</w:t>
+            </w:r>
+          </w:p>
+        </w:tc>
+        <w:tc>
+          <w:tcPr>
+            <w:tcW w:type="dxa" w:w="624"/>
+            <w:tcW w:w="623" w:type="dxa"/>
+            <w:tcW w:w="623" w:type="dxa"/>
+          </w:tcPr>
+          <w:p>
+            <w:pPr>
+              <w:jc w:val="center"/>
+            </w:pPr>
+            <w:r>
+              <w:rPr>
+                <w:rFonts w:ascii="Times New Roman" w:hAnsi="Times New Roman"/>
+                <w:sz w:val="26"/>
               </w:rPr>
               <w:t>1</w:t>
             </w:r>
@@ -1964,19 +1936,18 @@
         </w:tc>
         <w:tc>
           <w:tcPr>
-            <w:tcW w:type="dxa" w:w="1247"/>
-            <w:vAlign w:val="center"/>
-          </w:tcPr>
-          <w:p>
-            <w:pPr>
-              <w:spacing w:before="40" w:after="40" w:line="276" w:lineRule="auto"/>
-              <w:jc w:val="center"/>
-            </w:pPr>
-            <w:r>
-              <w:rPr>
-                <w:rFonts w:ascii="Times New Roman" w:hAnsi="Times New Roman"/>
-                <w:sz w:val="26"/>
-                <w:rFonts w:ascii="Times New Roman" w:hAnsi="Times New Roman" w:cs="Times New Roman"/>
+            <w:tcW w:type="dxa" w:w="794"/>
+            <w:tcW w:w="793" w:type="dxa"/>
+            <w:tcW w:w="793" w:type="dxa"/>
+          </w:tcPr>
+          <w:p>
+            <w:pPr>
+              <w:jc w:val="center"/>
+            </w:pPr>
+            <w:r>
+              <w:rPr>
+                <w:rFonts w:ascii="Times New Roman" w:hAnsi="Times New Roman"/>
+                <w:sz w:val="26"/>
               </w:rPr>
               <w:t>5</w:t>
             </w:r>
@@ -1984,21 +1955,20 @@
         </w:tc>
         <w:tc>
           <w:tcPr>
-            <w:tcW w:type="dxa" w:w="3402"/>
-            <w:vAlign w:val="center"/>
-          </w:tcPr>
-          <w:p>
-            <w:pPr>
-              <w:spacing w:before="40" w:after="40" w:line="276" w:lineRule="auto"/>
+            <w:tcW w:type="dxa" w:w="5272"/>
+            <w:tcW w:w="5273" w:type="dxa"/>
+            <w:tcW w:w="5273" w:type="dxa"/>
+          </w:tcPr>
+          <w:p>
+            <w:pPr>
               <w:jc w:val="both"/>
             </w:pPr>
             <w:r>
               <w:rPr>
                 <w:rFonts w:ascii="Times New Roman" w:hAnsi="Times New Roman"/>
                 <w:sz w:val="26"/>
-                <w:rFonts w:ascii="Times New Roman" w:hAnsi="Times New Roman" w:cs="Times New Roman"/>
-              </w:rPr>
-              <w:t>- So sánh đặc điểm làm việc giữa con người và máy tính.    - Trình bày các ứng dụng thực tế của máy tính tại trường học, siêu thị, ngân hàng, bệnh viện, sân bay.</w:t>
+              </w:rPr>
+              <w:t>Nhận biết tệp và sản phẩm số</w:t>
             </w:r>
           </w:p>
         </w:tc>
@@ -2006,19 +1976,18 @@
       <w:tr>
         <w:tc>
           <w:tcPr>
-            <w:tcW w:type="dxa" w:w="680"/>
-            <w:vAlign w:val="center"/>
-          </w:tcPr>
-          <w:p>
-            <w:pPr>
-              <w:spacing w:before="40" w:after="40" w:line="276" w:lineRule="auto"/>
-              <w:jc w:val="center"/>
-            </w:pPr>
-            <w:r>
-              <w:rPr>
-                <w:rFonts w:ascii="Times New Roman" w:hAnsi="Times New Roman"/>
-                <w:sz w:val="26"/>
-                <w:rFonts w:ascii="Times New Roman" w:hAnsi="Times New Roman" w:cs="Times New Roman"/>
+            <w:tcW w:type="dxa" w:w="510"/>
+            <w:tcW w:w="510" w:type="dxa"/>
+            <w:tcW w:w="510" w:type="dxa"/>
+          </w:tcPr>
+          <w:p>
+            <w:pPr>
+              <w:jc w:val="center"/>
+            </w:pPr>
+            <w:r>
+              <w:rPr>
+                <w:rFonts w:ascii="Times New Roman" w:hAnsi="Times New Roman"/>
+                <w:sz w:val="26"/>
               </w:rPr>
               <w:t>6</w:t>
             </w:r>
@@ -2026,39 +1995,37 @@
         </w:tc>
         <w:tc>
           <w:tcPr>
-            <w:tcW w:type="dxa" w:w="3118"/>
-            <w:vAlign w:val="center"/>
-          </w:tcPr>
-          <w:p>
-            <w:pPr>
-              <w:spacing w:before="40" w:after="40" w:line="276" w:lineRule="auto"/>
+            <w:tcW w:type="dxa" w:w="2154"/>
+            <w:tcW w:w="2154" w:type="dxa"/>
+            <w:tcW w:w="2154" w:type="dxa"/>
+          </w:tcPr>
+          <w:p>
+            <w:pPr>
               <w:jc w:val="both"/>
             </w:pPr>
             <w:r>
               <w:rPr>
                 <w:rFonts w:ascii="Times New Roman" w:hAnsi="Times New Roman"/>
                 <w:sz w:val="26"/>
-                <w:rFonts w:ascii="Times New Roman" w:hAnsi="Times New Roman" w:cs="Times New Roman"/>
-              </w:rPr>
-              <w:t>Bài 7: Nâng cao kỹ năng Bàn phím</w:t>
-            </w:r>
-          </w:p>
-        </w:tc>
-        <w:tc>
-          <w:tcPr>
-            <w:tcW w:type="dxa" w:w="850"/>
-            <w:vAlign w:val="center"/>
-          </w:tcPr>
-          <w:p>
-            <w:pPr>
-              <w:spacing w:before="40" w:after="40" w:line="276" w:lineRule="auto"/>
-              <w:jc w:val="center"/>
-            </w:pPr>
-            <w:r>
-              <w:rPr>
-                <w:rFonts w:ascii="Times New Roman" w:hAnsi="Times New Roman"/>
-                <w:sz w:val="26"/>
-                <w:rFonts w:ascii="Times New Roman" w:hAnsi="Times New Roman" w:cs="Times New Roman"/>
+              </w:rPr>
+              <w:t>Thư mục là gì?</w:t>
+            </w:r>
+          </w:p>
+        </w:tc>
+        <w:tc>
+          <w:tcPr>
+            <w:tcW w:type="dxa" w:w="624"/>
+            <w:tcW w:w="623" w:type="dxa"/>
+            <w:tcW w:w="623" w:type="dxa"/>
+          </w:tcPr>
+          <w:p>
+            <w:pPr>
+              <w:jc w:val="center"/>
+            </w:pPr>
+            <w:r>
+              <w:rPr>
+                <w:rFonts w:ascii="Times New Roman" w:hAnsi="Times New Roman"/>
+                <w:sz w:val="26"/>
               </w:rPr>
               <w:t>1</w:t>
             </w:r>
@@ -2066,19 +2033,18 @@
         </w:tc>
         <w:tc>
           <w:tcPr>
-            <w:tcW w:type="dxa" w:w="1247"/>
-            <w:vAlign w:val="center"/>
-          </w:tcPr>
-          <w:p>
-            <w:pPr>
-              <w:spacing w:before="40" w:after="40" w:line="276" w:lineRule="auto"/>
-              <w:jc w:val="center"/>
-            </w:pPr>
-            <w:r>
-              <w:rPr>
-                <w:rFonts w:ascii="Times New Roman" w:hAnsi="Times New Roman"/>
-                <w:sz w:val="26"/>
-                <w:rFonts w:ascii="Times New Roman" w:hAnsi="Times New Roman" w:cs="Times New Roman"/>
+            <w:tcW w:type="dxa" w:w="794"/>
+            <w:tcW w:w="793" w:type="dxa"/>
+            <w:tcW w:w="793" w:type="dxa"/>
+          </w:tcPr>
+          <w:p>
+            <w:pPr>
+              <w:jc w:val="center"/>
+            </w:pPr>
+            <w:r>
+              <w:rPr>
+                <w:rFonts w:ascii="Times New Roman" w:hAnsi="Times New Roman"/>
+                <w:sz w:val="26"/>
               </w:rPr>
               <w:t>6</w:t>
             </w:r>
@@ -2086,21 +2052,20 @@
         </w:tc>
         <w:tc>
           <w:tcPr>
-            <w:tcW w:type="dxa" w:w="3402"/>
-            <w:vAlign w:val="center"/>
-          </w:tcPr>
-          <w:p>
-            <w:pPr>
-              <w:spacing w:before="40" w:after="40" w:line="276" w:lineRule="auto"/>
+            <w:tcW w:type="dxa" w:w="5272"/>
+            <w:tcW w:w="5273" w:type="dxa"/>
+            <w:tcW w:w="5273" w:type="dxa"/>
+          </w:tcPr>
+          <w:p>
+            <w:pPr>
               <w:jc w:val="both"/>
             </w:pPr>
             <w:r>
               <w:rPr>
                 <w:rFonts w:ascii="Times New Roman" w:hAnsi="Times New Roman"/>
                 <w:sz w:val="26"/>
-                <w:rFonts w:ascii="Times New Roman" w:hAnsi="Times New Roman" w:cs="Times New Roman"/>
-              </w:rPr>
-              <w:t>- Nhận biết và sử dụng nhóm phím Ký hiệu (Symbol keys) và phím Chức năng (Function keys).    - Sử dụng thành thạo phím Shift (gõ chữ hoa/ký hiệu trên) và phím Tab.</w:t>
+              </w:rPr>
+              <w:t>Hiểu thư mục dùng để tổ chức tệp</w:t>
             </w:r>
           </w:p>
         </w:tc>
@@ -2108,19 +2073,18 @@
       <w:tr>
         <w:tc>
           <w:tcPr>
-            <w:tcW w:type="dxa" w:w="680"/>
-            <w:vAlign w:val="center"/>
-          </w:tcPr>
-          <w:p>
-            <w:pPr>
-              <w:spacing w:before="40" w:after="40" w:line="276" w:lineRule="auto"/>
-              <w:jc w:val="center"/>
-            </w:pPr>
-            <w:r>
-              <w:rPr>
-                <w:rFonts w:ascii="Times New Roman" w:hAnsi="Times New Roman"/>
-                <w:sz w:val="26"/>
-                <w:rFonts w:ascii="Times New Roman" w:hAnsi="Times New Roman" w:cs="Times New Roman"/>
+            <w:tcW w:type="dxa" w:w="510"/>
+            <w:tcW w:w="510" w:type="dxa"/>
+            <w:tcW w:w="510" w:type="dxa"/>
+          </w:tcPr>
+          <w:p>
+            <w:pPr>
+              <w:jc w:val="center"/>
+            </w:pPr>
+            <w:r>
+              <w:rPr>
+                <w:rFonts w:ascii="Times New Roman" w:hAnsi="Times New Roman"/>
+                <w:sz w:val="26"/>
               </w:rPr>
               <w:t>7</w:t>
             </w:r>
@@ -2128,39 +2092,37 @@
         </w:tc>
         <w:tc>
           <w:tcPr>
-            <w:tcW w:type="dxa" w:w="3118"/>
-            <w:vAlign w:val="center"/>
-          </w:tcPr>
-          <w:p>
-            <w:pPr>
-              <w:spacing w:before="40" w:after="40" w:line="276" w:lineRule="auto"/>
+            <w:tcW w:type="dxa" w:w="2154"/>
+            <w:tcW w:w="2154" w:type="dxa"/>
+            <w:tcW w:w="2154" w:type="dxa"/>
+          </w:tcPr>
+          <w:p>
+            <w:pPr>
               <w:jc w:val="both"/>
             </w:pPr>
             <w:r>
               <w:rPr>
                 <w:rFonts w:ascii="Times New Roman" w:hAnsi="Times New Roman"/>
                 <w:sz w:val="26"/>
-                <w:rFonts w:ascii="Times New Roman" w:hAnsi="Times New Roman" w:cs="Times New Roman"/>
-              </w:rPr>
-              <w:t>Bài 8: Nâng cao kỹ năng Chuột máy tính</w:t>
-            </w:r>
-          </w:p>
-        </w:tc>
-        <w:tc>
-          <w:tcPr>
-            <w:tcW w:type="dxa" w:w="850"/>
-            <w:vAlign w:val="center"/>
-          </w:tcPr>
-          <w:p>
-            <w:pPr>
-              <w:spacing w:before="40" w:after="40" w:line="276" w:lineRule="auto"/>
-              <w:jc w:val="center"/>
-            </w:pPr>
-            <w:r>
-              <w:rPr>
-                <w:rFonts w:ascii="Times New Roman" w:hAnsi="Times New Roman"/>
-                <w:sz w:val="26"/>
-                <w:rFonts w:ascii="Times New Roman" w:hAnsi="Times New Roman" w:cs="Times New Roman"/>
+              </w:rPr>
+              <w:t>Đặt tên và lưu sản phẩm</w:t>
+            </w:r>
+          </w:p>
+        </w:tc>
+        <w:tc>
+          <w:tcPr>
+            <w:tcW w:type="dxa" w:w="624"/>
+            <w:tcW w:w="623" w:type="dxa"/>
+            <w:tcW w:w="623" w:type="dxa"/>
+          </w:tcPr>
+          <w:p>
+            <w:pPr>
+              <w:jc w:val="center"/>
+            </w:pPr>
+            <w:r>
+              <w:rPr>
+                <w:rFonts w:ascii="Times New Roman" w:hAnsi="Times New Roman"/>
+                <w:sz w:val="26"/>
               </w:rPr>
               <w:t>1</w:t>
             </w:r>
@@ -2168,19 +2130,18 @@
         </w:tc>
         <w:tc>
           <w:tcPr>
-            <w:tcW w:type="dxa" w:w="1247"/>
-            <w:vAlign w:val="center"/>
-          </w:tcPr>
-          <w:p>
-            <w:pPr>
-              <w:spacing w:before="40" w:after="40" w:line="276" w:lineRule="auto"/>
-              <w:jc w:val="center"/>
-            </w:pPr>
-            <w:r>
-              <w:rPr>
-                <w:rFonts w:ascii="Times New Roman" w:hAnsi="Times New Roman"/>
-                <w:sz w:val="26"/>
-                <w:rFonts w:ascii="Times New Roman" w:hAnsi="Times New Roman" w:cs="Times New Roman"/>
+            <w:tcW w:type="dxa" w:w="794"/>
+            <w:tcW w:w="793" w:type="dxa"/>
+            <w:tcW w:w="793" w:type="dxa"/>
+          </w:tcPr>
+          <w:p>
+            <w:pPr>
+              <w:jc w:val="center"/>
+            </w:pPr>
+            <w:r>
+              <w:rPr>
+                <w:rFonts w:ascii="Times New Roman" w:hAnsi="Times New Roman"/>
+                <w:sz w:val="26"/>
               </w:rPr>
               <w:t>7</w:t>
             </w:r>
@@ -2188,21 +2149,20 @@
         </w:tc>
         <w:tc>
           <w:tcPr>
-            <w:tcW w:type="dxa" w:w="3402"/>
-            <w:vAlign w:val="center"/>
-          </w:tcPr>
-          <w:p>
-            <w:pPr>
-              <w:spacing w:before="40" w:after="40" w:line="276" w:lineRule="auto"/>
+            <w:tcW w:type="dxa" w:w="5272"/>
+            <w:tcW w:w="5273" w:type="dxa"/>
+            <w:tcW w:w="5273" w:type="dxa"/>
+          </w:tcPr>
+          <w:p>
+            <w:pPr>
               <w:jc w:val="both"/>
             </w:pPr>
             <w:r>
               <w:rPr>
                 <w:rFonts w:ascii="Times New Roman" w:hAnsi="Times New Roman"/>
                 <w:sz w:val="26"/>
-                <w:rFonts w:ascii="Times New Roman" w:hAnsi="Times New Roman" w:cs="Times New Roman"/>
-              </w:rPr>
-              <w:t>- Phân biệt và thực hiện chính xác các thao tác: Nhấp chuột (Single click), Nhấp đôi (Double click), Nhấp chuột phải (Right click) và Kéo thả (Drag and Drop).</w:t>
+              </w:rPr>
+              <w:t>Đặt tên, lưu đúng vị trí</w:t>
             </w:r>
           </w:p>
         </w:tc>
@@ -2210,19 +2170,18 @@
       <w:tr>
         <w:tc>
           <w:tcPr>
-            <w:tcW w:type="dxa" w:w="680"/>
-            <w:vAlign w:val="center"/>
-          </w:tcPr>
-          <w:p>
-            <w:pPr>
-              <w:spacing w:before="40" w:after="40" w:line="276" w:lineRule="auto"/>
-              <w:jc w:val="center"/>
-            </w:pPr>
-            <w:r>
-              <w:rPr>
-                <w:rFonts w:ascii="Times New Roman" w:hAnsi="Times New Roman"/>
-                <w:sz w:val="26"/>
-                <w:rFonts w:ascii="Times New Roman" w:hAnsi="Times New Roman" w:cs="Times New Roman"/>
+            <w:tcW w:type="dxa" w:w="510"/>
+            <w:tcW w:w="510" w:type="dxa"/>
+            <w:tcW w:w="510" w:type="dxa"/>
+          </w:tcPr>
+          <w:p>
+            <w:pPr>
+              <w:jc w:val="center"/>
+            </w:pPr>
+            <w:r>
+              <w:rPr>
+                <w:rFonts w:ascii="Times New Roman" w:hAnsi="Times New Roman"/>
+                <w:sz w:val="26"/>
               </w:rPr>
               <w:t>8</w:t>
             </w:r>
@@ -2230,39 +2189,37 @@
         </w:tc>
         <w:tc>
           <w:tcPr>
-            <w:tcW w:type="dxa" w:w="3118"/>
-            <w:vAlign w:val="center"/>
-          </w:tcPr>
-          <w:p>
-            <w:pPr>
-              <w:spacing w:before="40" w:after="40" w:line="276" w:lineRule="auto"/>
+            <w:tcW w:type="dxa" w:w="2154"/>
+            <w:tcW w:w="2154" w:type="dxa"/>
+            <w:tcW w:w="2154" w:type="dxa"/>
+          </w:tcPr>
+          <w:p>
+            <w:pPr>
               <w:jc w:val="both"/>
             </w:pPr>
             <w:r>
               <w:rPr>
                 <w:rFonts w:ascii="Times New Roman" w:hAnsi="Times New Roman"/>
                 <w:sz w:val="26"/>
-                <w:rFonts w:ascii="Times New Roman" w:hAnsi="Times New Roman" w:cs="Times New Roman"/>
-              </w:rPr>
-              <w:t>Ôn tập Đánh giá định kỳ 1</w:t>
-            </w:r>
-          </w:p>
-        </w:tc>
-        <w:tc>
-          <w:tcPr>
-            <w:tcW w:type="dxa" w:w="850"/>
-            <w:vAlign w:val="center"/>
-          </w:tcPr>
-          <w:p>
-            <w:pPr>
-              <w:spacing w:before="40" w:after="40" w:line="276" w:lineRule="auto"/>
-              <w:jc w:val="center"/>
-            </w:pPr>
-            <w:r>
-              <w:rPr>
-                <w:rFonts w:ascii="Times New Roman" w:hAnsi="Times New Roman"/>
-                <w:sz w:val="26"/>
-                <w:rFonts w:ascii="Times New Roman" w:hAnsi="Times New Roman" w:cs="Times New Roman"/>
+              </w:rPr>
+              <w:t>Mở lại và sắp xếp sản phẩm</w:t>
+            </w:r>
+          </w:p>
+        </w:tc>
+        <w:tc>
+          <w:tcPr>
+            <w:tcW w:type="dxa" w:w="624"/>
+            <w:tcW w:w="623" w:type="dxa"/>
+            <w:tcW w:w="623" w:type="dxa"/>
+          </w:tcPr>
+          <w:p>
+            <w:pPr>
+              <w:jc w:val="center"/>
+            </w:pPr>
+            <w:r>
+              <w:rPr>
+                <w:rFonts w:ascii="Times New Roman" w:hAnsi="Times New Roman"/>
+                <w:sz w:val="26"/>
               </w:rPr>
               <w:t>1</w:t>
             </w:r>
@@ -2270,19 +2227,18 @@
         </w:tc>
         <w:tc>
           <w:tcPr>
-            <w:tcW w:type="dxa" w:w="1247"/>
-            <w:vAlign w:val="center"/>
-          </w:tcPr>
-          <w:p>
-            <w:pPr>
-              <w:spacing w:before="40" w:after="40" w:line="276" w:lineRule="auto"/>
-              <w:jc w:val="center"/>
-            </w:pPr>
-            <w:r>
-              <w:rPr>
-                <w:rFonts w:ascii="Times New Roman" w:hAnsi="Times New Roman"/>
-                <w:sz w:val="26"/>
-                <w:rFonts w:ascii="Times New Roman" w:hAnsi="Times New Roman" w:cs="Times New Roman"/>
+            <w:tcW w:type="dxa" w:w="794"/>
+            <w:tcW w:w="793" w:type="dxa"/>
+            <w:tcW w:w="793" w:type="dxa"/>
+          </w:tcPr>
+          <w:p>
+            <w:pPr>
+              <w:jc w:val="center"/>
+            </w:pPr>
+            <w:r>
+              <w:rPr>
+                <w:rFonts w:ascii="Times New Roman" w:hAnsi="Times New Roman"/>
+                <w:sz w:val="26"/>
               </w:rPr>
               <w:t>8</w:t>
             </w:r>
@@ -2290,21 +2246,20 @@
         </w:tc>
         <w:tc>
           <w:tcPr>
-            <w:tcW w:type="dxa" w:w="3402"/>
-            <w:vAlign w:val="center"/>
-          </w:tcPr>
-          <w:p>
-            <w:pPr>
-              <w:spacing w:before="40" w:after="40" w:line="276" w:lineRule="auto"/>
+            <w:tcW w:type="dxa" w:w="5272"/>
+            <w:tcW w:w="5273" w:type="dxa"/>
+            <w:tcW w:w="5273" w:type="dxa"/>
+          </w:tcPr>
+          <w:p>
+            <w:pPr>
               <w:jc w:val="both"/>
             </w:pPr>
             <w:r>
               <w:rPr>
                 <w:rFonts w:ascii="Times New Roman" w:hAnsi="Times New Roman"/>
                 <w:sz w:val="26"/>
-                <w:rFonts w:ascii="Times New Roman" w:hAnsi="Times New Roman" w:cs="Times New Roman"/>
-              </w:rPr>
-              <w:t>Hệ thống hóa kiến thức chuẩn bị Đánh giá định kỳ 1.</w:t>
+              </w:rPr>
+              <w:t>Tìm, mở, sắp xếp sản phẩm</w:t>
             </w:r>
           </w:p>
         </w:tc>
@@ -2312,19 +2267,18 @@
       <w:tr>
         <w:tc>
           <w:tcPr>
-            <w:tcW w:type="dxa" w:w="680"/>
-            <w:vAlign w:val="center"/>
-          </w:tcPr>
-          <w:p>
-            <w:pPr>
-              <w:spacing w:before="40" w:after="40" w:line="276" w:lineRule="auto"/>
-              <w:jc w:val="center"/>
-            </w:pPr>
-            <w:r>
-              <w:rPr>
-                <w:rFonts w:ascii="Times New Roman" w:hAnsi="Times New Roman"/>
-                <w:sz w:val="26"/>
-                <w:rFonts w:ascii="Times New Roman" w:hAnsi="Times New Roman" w:cs="Times New Roman"/>
+            <w:tcW w:type="dxa" w:w="510"/>
+            <w:tcW w:w="510" w:type="dxa"/>
+            <w:tcW w:w="510" w:type="dxa"/>
+          </w:tcPr>
+          <w:p>
+            <w:pPr>
+              <w:jc w:val="center"/>
+            </w:pPr>
+            <w:r>
+              <w:rPr>
+                <w:rFonts w:ascii="Times New Roman" w:hAnsi="Times New Roman"/>
+                <w:sz w:val="26"/>
               </w:rPr>
               <w:t>9</w:t>
             </w:r>
@@ -2332,39 +2286,37 @@
         </w:tc>
         <w:tc>
           <w:tcPr>
-            <w:tcW w:type="dxa" w:w="3118"/>
-            <w:vAlign w:val="center"/>
-          </w:tcPr>
-          <w:p>
-            <w:pPr>
-              <w:spacing w:before="40" w:after="40" w:line="276" w:lineRule="auto"/>
+            <w:tcW w:type="dxa" w:w="2154"/>
+            <w:tcW w:w="2154" w:type="dxa"/>
+            <w:tcW w:w="2154" w:type="dxa"/>
+          </w:tcPr>
+          <w:p>
+            <w:pPr>
               <w:jc w:val="both"/>
             </w:pPr>
             <w:r>
               <w:rPr>
                 <w:rFonts w:ascii="Times New Roman" w:hAnsi="Times New Roman"/>
                 <w:sz w:val="26"/>
-                <w:rFonts w:ascii="Times New Roman" w:hAnsi="Times New Roman" w:cs="Times New Roman"/>
-              </w:rPr>
-              <w:t>Đánh giá định kỳ 1</w:t>
-            </w:r>
-          </w:p>
-        </w:tc>
-        <w:tc>
-          <w:tcPr>
-            <w:tcW w:type="dxa" w:w="850"/>
-            <w:vAlign w:val="center"/>
-          </w:tcPr>
-          <w:p>
-            <w:pPr>
-              <w:spacing w:before="40" w:after="40" w:line="276" w:lineRule="auto"/>
-              <w:jc w:val="center"/>
-            </w:pPr>
-            <w:r>
-              <w:rPr>
-                <w:rFonts w:ascii="Times New Roman" w:hAnsi="Times New Roman"/>
-                <w:sz w:val="26"/>
-                <w:rFonts w:ascii="Times New Roman" w:hAnsi="Times New Roman" w:cs="Times New Roman"/>
+              </w:rPr>
+              <w:t>Tạo một sản phẩm có tổ chức</w:t>
+            </w:r>
+          </w:p>
+        </w:tc>
+        <w:tc>
+          <w:tcPr>
+            <w:tcW w:type="dxa" w:w="624"/>
+            <w:tcW w:w="623" w:type="dxa"/>
+            <w:tcW w:w="623" w:type="dxa"/>
+          </w:tcPr>
+          <w:p>
+            <w:pPr>
+              <w:jc w:val="center"/>
+            </w:pPr>
+            <w:r>
+              <w:rPr>
+                <w:rFonts w:ascii="Times New Roman" w:hAnsi="Times New Roman"/>
+                <w:sz w:val="26"/>
               </w:rPr>
               <w:t>1</w:t>
             </w:r>
@@ -2372,19 +2324,18 @@
         </w:tc>
         <w:tc>
           <w:tcPr>
-            <w:tcW w:type="dxa" w:w="1247"/>
-            <w:vAlign w:val="center"/>
-          </w:tcPr>
-          <w:p>
-            <w:pPr>
-              <w:spacing w:before="40" w:after="40" w:line="276" w:lineRule="auto"/>
-              <w:jc w:val="center"/>
-            </w:pPr>
-            <w:r>
-              <w:rPr>
-                <w:rFonts w:ascii="Times New Roman" w:hAnsi="Times New Roman"/>
-                <w:sz w:val="26"/>
-                <w:rFonts w:ascii="Times New Roman" w:hAnsi="Times New Roman" w:cs="Times New Roman"/>
+            <w:tcW w:type="dxa" w:w="794"/>
+            <w:tcW w:w="793" w:type="dxa"/>
+            <w:tcW w:w="793" w:type="dxa"/>
+          </w:tcPr>
+          <w:p>
+            <w:pPr>
+              <w:jc w:val="center"/>
+            </w:pPr>
+            <w:r>
+              <w:rPr>
+                <w:rFonts w:ascii="Times New Roman" w:hAnsi="Times New Roman"/>
+                <w:sz w:val="26"/>
               </w:rPr>
               <w:t>9</w:t>
             </w:r>
@@ -2392,21 +2343,20 @@
         </w:tc>
         <w:tc>
           <w:tcPr>
-            <w:tcW w:type="dxa" w:w="3402"/>
-            <w:vAlign w:val="center"/>
-          </w:tcPr>
-          <w:p>
-            <w:pPr>
-              <w:spacing w:before="40" w:after="40" w:line="276" w:lineRule="auto"/>
+            <w:tcW w:type="dxa" w:w="5272"/>
+            <w:tcW w:w="5273" w:type="dxa"/>
+            <w:tcW w:w="5273" w:type="dxa"/>
+          </w:tcPr>
+          <w:p>
+            <w:pPr>
               <w:jc w:val="both"/>
             </w:pPr>
             <w:r>
               <w:rPr>
                 <w:rFonts w:ascii="Times New Roman" w:hAnsi="Times New Roman"/>
                 <w:sz w:val="26"/>
-                <w:rFonts w:ascii="Times New Roman" w:hAnsi="Times New Roman" w:cs="Times New Roman"/>
-              </w:rPr>
-              <w:t>Kiểm tra đánh giá kết quả học tập.</w:t>
+              </w:rPr>
+              <w:t>Tạo thư mục dự án và lưu sản phẩm</w:t>
             </w:r>
           </w:p>
         </w:tc>
@@ -2414,19 +2364,18 @@
       <w:tr>
         <w:tc>
           <w:tcPr>
-            <w:tcW w:type="dxa" w:w="680"/>
-            <w:vAlign w:val="center"/>
-          </w:tcPr>
-          <w:p>
-            <w:pPr>
-              <w:spacing w:before="40" w:after="40" w:line="276" w:lineRule="auto"/>
-              <w:jc w:val="center"/>
-            </w:pPr>
-            <w:r>
-              <w:rPr>
-                <w:rFonts w:ascii="Times New Roman" w:hAnsi="Times New Roman"/>
-                <w:sz w:val="26"/>
-                <w:rFonts w:ascii="Times New Roman" w:hAnsi="Times New Roman" w:cs="Times New Roman"/>
+            <w:tcW w:type="dxa" w:w="510"/>
+            <w:tcW w:w="510" w:type="dxa"/>
+            <w:tcW w:w="510" w:type="dxa"/>
+          </w:tcPr>
+          <w:p>
+            <w:pPr>
+              <w:jc w:val="center"/>
+            </w:pPr>
+            <w:r>
+              <w:rPr>
+                <w:rFonts w:ascii="Times New Roman" w:hAnsi="Times New Roman"/>
+                <w:sz w:val="26"/>
               </w:rPr>
               <w:t>10</w:t>
             </w:r>
@@ -2434,39 +2383,37 @@
         </w:tc>
         <w:tc>
           <w:tcPr>
-            <w:tcW w:type="dxa" w:w="3118"/>
-            <w:vAlign w:val="center"/>
-          </w:tcPr>
-          <w:p>
-            <w:pPr>
-              <w:spacing w:before="40" w:after="40" w:line="276" w:lineRule="auto"/>
+            <w:tcW w:type="dxa" w:w="2154"/>
+            <w:tcW w:w="2154" w:type="dxa"/>
+            <w:tcW w:w="2154" w:type="dxa"/>
+          </w:tcPr>
+          <w:p>
+            <w:pPr>
               <w:jc w:val="both"/>
             </w:pPr>
             <w:r>
               <w:rPr>
                 <w:rFonts w:ascii="Times New Roman" w:hAnsi="Times New Roman"/>
                 <w:sz w:val="26"/>
-                <w:rFonts w:ascii="Times New Roman" w:hAnsi="Times New Roman" w:cs="Times New Roman"/>
-              </w:rPr>
-              <w:t>Bài 9: Luyện tập tổng hợp Chuột và Bàn phím</w:t>
-            </w:r>
-          </w:p>
-        </w:tc>
-        <w:tc>
-          <w:tcPr>
-            <w:tcW w:type="dxa" w:w="850"/>
-            <w:vAlign w:val="center"/>
-          </w:tcPr>
-          <w:p>
-            <w:pPr>
-              <w:spacing w:before="40" w:after="40" w:line="276" w:lineRule="auto"/>
-              <w:jc w:val="center"/>
-            </w:pPr>
-            <w:r>
-              <w:rPr>
-                <w:rFonts w:ascii="Times New Roman" w:hAnsi="Times New Roman"/>
-                <w:sz w:val="26"/>
-                <w:rFonts w:ascii="Times New Roman" w:hAnsi="Times New Roman" w:cs="Times New Roman"/>
+              </w:rPr>
+              <w:t>Ôn tập tệp – thư mục</w:t>
+            </w:r>
+          </w:p>
+        </w:tc>
+        <w:tc>
+          <w:tcPr>
+            <w:tcW w:type="dxa" w:w="624"/>
+            <w:tcW w:w="623" w:type="dxa"/>
+            <w:tcW w:w="623" w:type="dxa"/>
+          </w:tcPr>
+          <w:p>
+            <w:pPr>
+              <w:jc w:val="center"/>
+            </w:pPr>
+            <w:r>
+              <w:rPr>
+                <w:rFonts w:ascii="Times New Roman" w:hAnsi="Times New Roman"/>
+                <w:sz w:val="26"/>
               </w:rPr>
               <w:t>1</w:t>
             </w:r>
@@ -2474,19 +2421,18 @@
         </w:tc>
         <w:tc>
           <w:tcPr>
-            <w:tcW w:type="dxa" w:w="1247"/>
-            <w:vAlign w:val="center"/>
-          </w:tcPr>
-          <w:p>
-            <w:pPr>
-              <w:spacing w:before="40" w:after="40" w:line="276" w:lineRule="auto"/>
-              <w:jc w:val="center"/>
-            </w:pPr>
-            <w:r>
-              <w:rPr>
-                <w:rFonts w:ascii="Times New Roman" w:hAnsi="Times New Roman"/>
-                <w:sz w:val="26"/>
-                <w:rFonts w:ascii="Times New Roman" w:hAnsi="Times New Roman" w:cs="Times New Roman"/>
+            <w:tcW w:type="dxa" w:w="794"/>
+            <w:tcW w:w="793" w:type="dxa"/>
+            <w:tcW w:w="793" w:type="dxa"/>
+          </w:tcPr>
+          <w:p>
+            <w:pPr>
+              <w:jc w:val="center"/>
+            </w:pPr>
+            <w:r>
+              <w:rPr>
+                <w:rFonts w:ascii="Times New Roman" w:hAnsi="Times New Roman"/>
+                <w:sz w:val="26"/>
               </w:rPr>
               <w:t>10</w:t>
             </w:r>
@@ -2494,21 +2440,20 @@
         </w:tc>
         <w:tc>
           <w:tcPr>
-            <w:tcW w:type="dxa" w:w="3402"/>
-            <w:vAlign w:val="center"/>
-          </w:tcPr>
-          <w:p>
-            <w:pPr>
-              <w:spacing w:before="40" w:after="40" w:line="276" w:lineRule="auto"/>
+            <w:tcW w:type="dxa" w:w="5272"/>
+            <w:tcW w:w="5273" w:type="dxa"/>
+            <w:tcW w:w="5273" w:type="dxa"/>
+          </w:tcPr>
+          <w:p>
+            <w:pPr>
               <w:jc w:val="both"/>
             </w:pPr>
             <w:r>
               <w:rPr>
                 <w:rFonts w:ascii="Times New Roman" w:hAnsi="Times New Roman"/>
                 <w:sz w:val="26"/>
-                <w:rFonts w:ascii="Times New Roman" w:hAnsi="Times New Roman" w:cs="Times New Roman"/>
-              </w:rPr>
-              <w:t>- Thực hành bài tập phối hợp điều khiển chuột và gõ phím nhanh, chính xác qua các bài luyện tập.</w:t>
+              </w:rPr>
+              <w:t>Tổng hợp thao tác quản lý sản phẩm</w:t>
             </w:r>
           </w:p>
         </w:tc>
@@ -2516,19 +2461,18 @@
       <w:tr>
         <w:tc>
           <w:tcPr>
-            <w:tcW w:type="dxa" w:w="680"/>
-            <w:vAlign w:val="center"/>
-          </w:tcPr>
-          <w:p>
-            <w:pPr>
-              <w:spacing w:before="40" w:after="40" w:line="276" w:lineRule="auto"/>
-              <w:jc w:val="center"/>
-            </w:pPr>
-            <w:r>
-              <w:rPr>
-                <w:rFonts w:ascii="Times New Roman" w:hAnsi="Times New Roman"/>
-                <w:sz w:val="26"/>
-                <w:rFonts w:ascii="Times New Roman" w:hAnsi="Times New Roman" w:cs="Times New Roman"/>
+            <w:tcW w:type="dxa" w:w="510"/>
+            <w:tcW w:w="510" w:type="dxa"/>
+            <w:tcW w:w="510" w:type="dxa"/>
+          </w:tcPr>
+          <w:p>
+            <w:pPr>
+              <w:jc w:val="center"/>
+            </w:pPr>
+            <w:r>
+              <w:rPr>
+                <w:rFonts w:ascii="Times New Roman" w:hAnsi="Times New Roman"/>
+                <w:sz w:val="26"/>
               </w:rPr>
               <w:t>11</w:t>
             </w:r>
@@ -2536,39 +2480,37 @@
         </w:tc>
         <w:tc>
           <w:tcPr>
-            <w:tcW w:type="dxa" w:w="3118"/>
-            <w:vAlign w:val="center"/>
-          </w:tcPr>
-          <w:p>
-            <w:pPr>
-              <w:spacing w:before="40" w:after="40" w:line="276" w:lineRule="auto"/>
+            <w:tcW w:type="dxa" w:w="2154"/>
+            <w:tcW w:w="2154" w:type="dxa"/>
+            <w:tcW w:w="2154" w:type="dxa"/>
+          </w:tcPr>
+          <w:p>
+            <w:pPr>
               <w:jc w:val="both"/>
             </w:pPr>
             <w:r>
               <w:rPr>
                 <w:rFonts w:ascii="Times New Roman" w:hAnsi="Times New Roman"/>
                 <w:sz w:val="26"/>
-                <w:rFonts w:ascii="Times New Roman" w:hAnsi="Times New Roman" w:cs="Times New Roman"/>
-              </w:rPr>
-              <w:t>Bài 10: Sáng tạo với ứng dụng Kid Pix / Paint</w:t>
-            </w:r>
-          </w:p>
-        </w:tc>
-        <w:tc>
-          <w:tcPr>
-            <w:tcW w:type="dxa" w:w="850"/>
-            <w:vAlign w:val="center"/>
-          </w:tcPr>
-          <w:p>
-            <w:pPr>
-              <w:spacing w:before="40" w:after="40" w:line="276" w:lineRule="auto"/>
-              <w:jc w:val="center"/>
-            </w:pPr>
-            <w:r>
-              <w:rPr>
-                <w:rFonts w:ascii="Times New Roman" w:hAnsi="Times New Roman"/>
-                <w:sz w:val="26"/>
-                <w:rFonts w:ascii="Times New Roman" w:hAnsi="Times New Roman" w:cs="Times New Roman"/>
+              </w:rPr>
+              <w:t>ĐÁNH GIÁ ĐỊNH KỲ 1</w:t>
+            </w:r>
+          </w:p>
+        </w:tc>
+        <w:tc>
+          <w:tcPr>
+            <w:tcW w:type="dxa" w:w="624"/>
+            <w:tcW w:w="623" w:type="dxa"/>
+            <w:tcW w:w="623" w:type="dxa"/>
+          </w:tcPr>
+          <w:p>
+            <w:pPr>
+              <w:jc w:val="center"/>
+            </w:pPr>
+            <w:r>
+              <w:rPr>
+                <w:rFonts w:ascii="Times New Roman" w:hAnsi="Times New Roman"/>
+                <w:sz w:val="26"/>
               </w:rPr>
               <w:t>1</w:t>
             </w:r>
@@ -2576,19 +2518,18 @@
         </w:tc>
         <w:tc>
           <w:tcPr>
-            <w:tcW w:type="dxa" w:w="1247"/>
-            <w:vAlign w:val="center"/>
-          </w:tcPr>
-          <w:p>
-            <w:pPr>
-              <w:spacing w:before="40" w:after="40" w:line="276" w:lineRule="auto"/>
-              <w:jc w:val="center"/>
-            </w:pPr>
-            <w:r>
-              <w:rPr>
-                <w:rFonts w:ascii="Times New Roman" w:hAnsi="Times New Roman"/>
-                <w:sz w:val="26"/>
-                <w:rFonts w:ascii="Times New Roman" w:hAnsi="Times New Roman" w:cs="Times New Roman"/>
+            <w:tcW w:type="dxa" w:w="794"/>
+            <w:tcW w:w="793" w:type="dxa"/>
+            <w:tcW w:w="793" w:type="dxa"/>
+          </w:tcPr>
+          <w:p>
+            <w:pPr>
+              <w:jc w:val="center"/>
+            </w:pPr>
+            <w:r>
+              <w:rPr>
+                <w:rFonts w:ascii="Times New Roman" w:hAnsi="Times New Roman"/>
+                <w:sz w:val="26"/>
               </w:rPr>
               <w:t>11</w:t>
             </w:r>
@@ -2596,21 +2537,20 @@
         </w:tc>
         <w:tc>
           <w:tcPr>
-            <w:tcW w:type="dxa" w:w="3402"/>
-            <w:vAlign w:val="center"/>
-          </w:tcPr>
-          <w:p>
-            <w:pPr>
-              <w:spacing w:before="40" w:after="40" w:line="276" w:lineRule="auto"/>
+            <w:tcW w:type="dxa" w:w="5272"/>
+            <w:tcW w:w="5273" w:type="dxa"/>
+            <w:tcW w:w="5273" w:type="dxa"/>
+          </w:tcPr>
+          <w:p>
+            <w:pPr>
               <w:jc w:val="both"/>
             </w:pPr>
             <w:r>
               <w:rPr>
                 <w:rFonts w:ascii="Times New Roman" w:hAnsi="Times New Roman"/>
                 <w:sz w:val="26"/>
-                <w:rFonts w:ascii="Times New Roman" w:hAnsi="Times New Roman" w:cs="Times New Roman"/>
-              </w:rPr>
-              <w:t>- Sử dụng phối hợp công cụ chuột và phím để hoàn thành sản phẩm sáng tạo đơn giản.</w:t>
+              </w:rPr>
+              <w:t>Tạo thư mục, tạo sản phẩm, lưu và mở lại đúng vị trí</w:t>
             </w:r>
           </w:p>
         </w:tc>
@@ -2618,19 +2558,18 @@
       <w:tr>
         <w:tc>
           <w:tcPr>
-            <w:tcW w:type="dxa" w:w="680"/>
-            <w:vAlign w:val="center"/>
-          </w:tcPr>
-          <w:p>
-            <w:pPr>
-              <w:spacing w:before="40" w:after="40" w:line="276" w:lineRule="auto"/>
-              <w:jc w:val="center"/>
-            </w:pPr>
-            <w:r>
-              <w:rPr>
-                <w:rFonts w:ascii="Times New Roman" w:hAnsi="Times New Roman"/>
-                <w:sz w:val="26"/>
-                <w:rFonts w:ascii="Times New Roman" w:hAnsi="Times New Roman" w:cs="Times New Roman"/>
+            <w:tcW w:type="dxa" w:w="510"/>
+            <w:tcW w:w="510" w:type="dxa"/>
+            <w:tcW w:w="510" w:type="dxa"/>
+          </w:tcPr>
+          <w:p>
+            <w:pPr>
+              <w:jc w:val="center"/>
+            </w:pPr>
+            <w:r>
+              <w:rPr>
+                <w:rFonts w:ascii="Times New Roman" w:hAnsi="Times New Roman"/>
+                <w:sz w:val="26"/>
               </w:rPr>
               <w:t>12</w:t>
             </w:r>
@@ -2638,39 +2577,37 @@
         </w:tc>
         <w:tc>
           <w:tcPr>
-            <w:tcW w:type="dxa" w:w="3118"/>
-            <w:vAlign w:val="center"/>
-          </w:tcPr>
-          <w:p>
-            <w:pPr>
-              <w:spacing w:before="40" w:after="40" w:line="276" w:lineRule="auto"/>
+            <w:tcW w:type="dxa" w:w="2154"/>
+            <w:tcW w:w="2154" w:type="dxa"/>
+            <w:tcW w:w="2154" w:type="dxa"/>
+          </w:tcPr>
+          <w:p>
+            <w:pPr>
               <w:jc w:val="both"/>
             </w:pPr>
             <w:r>
               <w:rPr>
                 <w:rFonts w:ascii="Times New Roman" w:hAnsi="Times New Roman"/>
                 <w:sz w:val="26"/>
-                <w:rFonts w:ascii="Times New Roman" w:hAnsi="Times New Roman" w:cs="Times New Roman"/>
-              </w:rPr>
-              <w:t>Bài 13: Báo cáo &amp; Trưng bày sản phẩm Học kỳ I</w:t>
-            </w:r>
-          </w:p>
-        </w:tc>
-        <w:tc>
-          <w:tcPr>
-            <w:tcW w:type="dxa" w:w="850"/>
-            <w:vAlign w:val="center"/>
-          </w:tcPr>
-          <w:p>
-            <w:pPr>
-              <w:spacing w:before="40" w:after="40" w:line="276" w:lineRule="auto"/>
-              <w:jc w:val="center"/>
-            </w:pPr>
-            <w:r>
-              <w:rPr>
-                <w:rFonts w:ascii="Times New Roman" w:hAnsi="Times New Roman"/>
-                <w:sz w:val="26"/>
-                <w:rFonts w:ascii="Times New Roman" w:hAnsi="Times New Roman" w:cs="Times New Roman"/>
+              </w:rPr>
+              <w:t>Thông tin và dữ liệu</w:t>
+            </w:r>
+          </w:p>
+        </w:tc>
+        <w:tc>
+          <w:tcPr>
+            <w:tcW w:type="dxa" w:w="624"/>
+            <w:tcW w:w="623" w:type="dxa"/>
+            <w:tcW w:w="623" w:type="dxa"/>
+          </w:tcPr>
+          <w:p>
+            <w:pPr>
+              <w:jc w:val="center"/>
+            </w:pPr>
+            <w:r>
+              <w:rPr>
+                <w:rFonts w:ascii="Times New Roman" w:hAnsi="Times New Roman"/>
+                <w:sz w:val="26"/>
               </w:rPr>
               <w:t>1</w:t>
             </w:r>
@@ -2678,19 +2615,18 @@
         </w:tc>
         <w:tc>
           <w:tcPr>
-            <w:tcW w:type="dxa" w:w="1247"/>
-            <w:vAlign w:val="center"/>
-          </w:tcPr>
-          <w:p>
-            <w:pPr>
-              <w:spacing w:before="40" w:after="40" w:line="276" w:lineRule="auto"/>
-              <w:jc w:val="center"/>
-            </w:pPr>
-            <w:r>
-              <w:rPr>
-                <w:rFonts w:ascii="Times New Roman" w:hAnsi="Times New Roman"/>
-                <w:sz w:val="26"/>
-                <w:rFonts w:ascii="Times New Roman" w:hAnsi="Times New Roman" w:cs="Times New Roman"/>
+            <w:tcW w:type="dxa" w:w="794"/>
+            <w:tcW w:w="793" w:type="dxa"/>
+            <w:tcW w:w="793" w:type="dxa"/>
+          </w:tcPr>
+          <w:p>
+            <w:pPr>
+              <w:jc w:val="center"/>
+            </w:pPr>
+            <w:r>
+              <w:rPr>
+                <w:rFonts w:ascii="Times New Roman" w:hAnsi="Times New Roman"/>
+                <w:sz w:val="26"/>
               </w:rPr>
               <w:t>12</w:t>
             </w:r>
@@ -2698,21 +2634,20 @@
         </w:tc>
         <w:tc>
           <w:tcPr>
-            <w:tcW w:type="dxa" w:w="3402"/>
-            <w:vAlign w:val="center"/>
-          </w:tcPr>
-          <w:p>
-            <w:pPr>
-              <w:spacing w:before="40" w:after="40" w:line="276" w:lineRule="auto"/>
+            <w:tcW w:type="dxa" w:w="5272"/>
+            <w:tcW w:w="5273" w:type="dxa"/>
+            <w:tcW w:w="5273" w:type="dxa"/>
+          </w:tcPr>
+          <w:p>
+            <w:pPr>
               <w:jc w:val="both"/>
             </w:pPr>
             <w:r>
               <w:rPr>
                 <w:rFonts w:ascii="Times New Roman" w:hAnsi="Times New Roman"/>
                 <w:sz w:val="26"/>
-                <w:rFonts w:ascii="Times New Roman" w:hAnsi="Times New Roman" w:cs="Times New Roman"/>
-              </w:rPr>
-              <w:t>- Nhận xét, tổng kết đánh giá kết quả thực hành học kỳ I.</w:t>
+              </w:rPr>
+              <w:t>Phân biệt thông tin và cách biểu diễn</w:t>
             </w:r>
           </w:p>
         </w:tc>
@@ -2720,19 +2655,18 @@
       <w:tr>
         <w:tc>
           <w:tcPr>
-            <w:tcW w:type="dxa" w:w="680"/>
-            <w:vAlign w:val="center"/>
-          </w:tcPr>
-          <w:p>
-            <w:pPr>
-              <w:spacing w:before="40" w:after="40" w:line="276" w:lineRule="auto"/>
-              <w:jc w:val="center"/>
-            </w:pPr>
-            <w:r>
-              <w:rPr>
-                <w:rFonts w:ascii="Times New Roman" w:hAnsi="Times New Roman"/>
-                <w:sz w:val="26"/>
-                <w:rFonts w:ascii="Times New Roman" w:hAnsi="Times New Roman" w:cs="Times New Roman"/>
+            <w:tcW w:type="dxa" w:w="510"/>
+            <w:tcW w:w="510" w:type="dxa"/>
+            <w:tcW w:w="510" w:type="dxa"/>
+          </w:tcPr>
+          <w:p>
+            <w:pPr>
+              <w:jc w:val="center"/>
+            </w:pPr>
+            <w:r>
+              <w:rPr>
+                <w:rFonts w:ascii="Times New Roman" w:hAnsi="Times New Roman"/>
+                <w:sz w:val="26"/>
               </w:rPr>
               <w:t>13</w:t>
             </w:r>
@@ -2740,39 +2674,37 @@
         </w:tc>
         <w:tc>
           <w:tcPr>
-            <w:tcW w:type="dxa" w:w="3118"/>
-            <w:vAlign w:val="center"/>
-          </w:tcPr>
-          <w:p>
-            <w:pPr>
-              <w:spacing w:before="40" w:after="40" w:line="276" w:lineRule="auto"/>
+            <w:tcW w:type="dxa" w:w="2154"/>
+            <w:tcW w:w="2154" w:type="dxa"/>
+            <w:tcW w:w="2154" w:type="dxa"/>
+          </w:tcPr>
+          <w:p>
+            <w:pPr>
               <w:jc w:val="both"/>
             </w:pPr>
             <w:r>
               <w:rPr>
                 <w:rFonts w:ascii="Times New Roman" w:hAnsi="Times New Roman"/>
                 <w:sz w:val="26"/>
-                <w:rFonts w:ascii="Times New Roman" w:hAnsi="Times New Roman" w:cs="Times New Roman"/>
-              </w:rPr>
-              <w:t>Bài 14: Vui học cùng phần mềm Paint</w:t>
-            </w:r>
-          </w:p>
-        </w:tc>
-        <w:tc>
-          <w:tcPr>
-            <w:tcW w:type="dxa" w:w="850"/>
-            <w:vAlign w:val="center"/>
-          </w:tcPr>
-          <w:p>
-            <w:pPr>
-              <w:spacing w:before="40" w:after="40" w:line="276" w:lineRule="auto"/>
-              <w:jc w:val="center"/>
-            </w:pPr>
-            <w:r>
-              <w:rPr>
-                <w:rFonts w:ascii="Times New Roman" w:hAnsi="Times New Roman"/>
-                <w:sz w:val="26"/>
-                <w:rFonts w:ascii="Times New Roman" w:hAnsi="Times New Roman" w:cs="Times New Roman"/>
+              </w:rPr>
+              <w:t>Thông tin dạng chữ, hình, âm thanh, video</w:t>
+            </w:r>
+          </w:p>
+        </w:tc>
+        <w:tc>
+          <w:tcPr>
+            <w:tcW w:type="dxa" w:w="624"/>
+            <w:tcW w:w="623" w:type="dxa"/>
+            <w:tcW w:w="623" w:type="dxa"/>
+          </w:tcPr>
+          <w:p>
+            <w:pPr>
+              <w:jc w:val="center"/>
+            </w:pPr>
+            <w:r>
+              <w:rPr>
+                <w:rFonts w:ascii="Times New Roman" w:hAnsi="Times New Roman"/>
+                <w:sz w:val="26"/>
               </w:rPr>
               <w:t>1</w:t>
             </w:r>
@@ -2780,19 +2712,18 @@
         </w:tc>
         <w:tc>
           <w:tcPr>
-            <w:tcW w:type="dxa" w:w="1247"/>
-            <w:vAlign w:val="center"/>
-          </w:tcPr>
-          <w:p>
-            <w:pPr>
-              <w:spacing w:before="40" w:after="40" w:line="276" w:lineRule="auto"/>
-              <w:jc w:val="center"/>
-            </w:pPr>
-            <w:r>
-              <w:rPr>
-                <w:rFonts w:ascii="Times New Roman" w:hAnsi="Times New Roman"/>
-                <w:sz w:val="26"/>
-                <w:rFonts w:ascii="Times New Roman" w:hAnsi="Times New Roman" w:cs="Times New Roman"/>
+            <w:tcW w:type="dxa" w:w="794"/>
+            <w:tcW w:w="793" w:type="dxa"/>
+            <w:tcW w:w="793" w:type="dxa"/>
+          </w:tcPr>
+          <w:p>
+            <w:pPr>
+              <w:jc w:val="center"/>
+            </w:pPr>
+            <w:r>
+              <w:rPr>
+                <w:rFonts w:ascii="Times New Roman" w:hAnsi="Times New Roman"/>
+                <w:sz w:val="26"/>
               </w:rPr>
               <w:t>13</w:t>
             </w:r>
@@ -2800,21 +2731,20 @@
         </w:tc>
         <w:tc>
           <w:tcPr>
-            <w:tcW w:type="dxa" w:w="3402"/>
-            <w:vAlign w:val="center"/>
-          </w:tcPr>
-          <w:p>
-            <w:pPr>
-              <w:spacing w:before="40" w:after="40" w:line="276" w:lineRule="auto"/>
+            <w:tcW w:type="dxa" w:w="5272"/>
+            <w:tcW w:w="5273" w:type="dxa"/>
+            <w:tcW w:w="5273" w:type="dxa"/>
+          </w:tcPr>
+          <w:p>
+            <w:pPr>
               <w:jc w:val="both"/>
             </w:pPr>
             <w:r>
               <w:rPr>
                 <w:rFonts w:ascii="Times New Roman" w:hAnsi="Times New Roman"/>
                 <w:sz w:val="26"/>
-                <w:rFonts w:ascii="Times New Roman" w:hAnsi="Times New Roman" w:cs="Times New Roman"/>
-              </w:rPr>
-              <w:t>- Khởi động Paint, nhận biết các vùng làm việc và dải công cụ.</w:t>
+              </w:rPr>
+              <w:t>Nhận biết và lựa chọn dạng phù hợp</w:t>
             </w:r>
           </w:p>
         </w:tc>
@@ -2822,19 +2752,18 @@
       <w:tr>
         <w:tc>
           <w:tcPr>
-            <w:tcW w:type="dxa" w:w="680"/>
-            <w:vAlign w:val="center"/>
-          </w:tcPr>
-          <w:p>
-            <w:pPr>
-              <w:spacing w:before="40" w:after="40" w:line="276" w:lineRule="auto"/>
-              <w:jc w:val="center"/>
-            </w:pPr>
-            <w:r>
-              <w:rPr>
-                <w:rFonts w:ascii="Times New Roman" w:hAnsi="Times New Roman"/>
-                <w:sz w:val="26"/>
-                <w:rFonts w:ascii="Times New Roman" w:hAnsi="Times New Roman" w:cs="Times New Roman"/>
+            <w:tcW w:type="dxa" w:w="510"/>
+            <w:tcW w:w="510" w:type="dxa"/>
+            <w:tcW w:w="510" w:type="dxa"/>
+          </w:tcPr>
+          <w:p>
+            <w:pPr>
+              <w:jc w:val="center"/>
+            </w:pPr>
+            <w:r>
+              <w:rPr>
+                <w:rFonts w:ascii="Times New Roman" w:hAnsi="Times New Roman"/>
+                <w:sz w:val="26"/>
               </w:rPr>
               <w:t>14</w:t>
             </w:r>
@@ -2842,39 +2771,37 @@
         </w:tc>
         <w:tc>
           <w:tcPr>
-            <w:tcW w:type="dxa" w:w="3118"/>
-            <w:vAlign w:val="center"/>
-          </w:tcPr>
-          <w:p>
-            <w:pPr>
-              <w:spacing w:before="40" w:after="40" w:line="276" w:lineRule="auto"/>
+            <w:tcW w:type="dxa" w:w="2154"/>
+            <w:tcW w:w="2154" w:type="dxa"/>
+            <w:tcW w:w="2154" w:type="dxa"/>
+          </w:tcPr>
+          <w:p>
+            <w:pPr>
               <w:jc w:val="both"/>
             </w:pPr>
             <w:r>
               <w:rPr>
                 <w:rFonts w:ascii="Times New Roman" w:hAnsi="Times New Roman"/>
                 <w:sz w:val="26"/>
-                <w:rFonts w:ascii="Times New Roman" w:hAnsi="Times New Roman" w:cs="Times New Roman"/>
-              </w:rPr>
-              <w:t>Bài 15: Các công cụ vẽ nét và Tô màu trong Paint</w:t>
-            </w:r>
-          </w:p>
-        </w:tc>
-        <w:tc>
-          <w:tcPr>
-            <w:tcW w:type="dxa" w:w="850"/>
-            <w:vAlign w:val="center"/>
-          </w:tcPr>
-          <w:p>
-            <w:pPr>
-              <w:spacing w:before="40" w:after="40" w:line="276" w:lineRule="auto"/>
-              <w:jc w:val="center"/>
-            </w:pPr>
-            <w:r>
-              <w:rPr>
-                <w:rFonts w:ascii="Times New Roman" w:hAnsi="Times New Roman"/>
-                <w:sz w:val="26"/>
-                <w:rFonts w:ascii="Times New Roman" w:hAnsi="Times New Roman" w:cs="Times New Roman"/>
+              </w:rPr>
+              <w:t>Thu nhận và xử lý thông tin</w:t>
+            </w:r>
+          </w:p>
+        </w:tc>
+        <w:tc>
+          <w:tcPr>
+            <w:tcW w:type="dxa" w:w="624"/>
+            <w:tcW w:w="623" w:type="dxa"/>
+            <w:tcW w:w="623" w:type="dxa"/>
+          </w:tcPr>
+          <w:p>
+            <w:pPr>
+              <w:jc w:val="center"/>
+            </w:pPr>
+            <w:r>
+              <w:rPr>
+                <w:rFonts w:ascii="Times New Roman" w:hAnsi="Times New Roman"/>
+                <w:sz w:val="26"/>
               </w:rPr>
               <w:t>1</w:t>
             </w:r>
@@ -2882,19 +2809,18 @@
         </w:tc>
         <w:tc>
           <w:tcPr>
-            <w:tcW w:type="dxa" w:w="1247"/>
-            <w:vAlign w:val="center"/>
-          </w:tcPr>
-          <w:p>
-            <w:pPr>
-              <w:spacing w:before="40" w:after="40" w:line="276" w:lineRule="auto"/>
-              <w:jc w:val="center"/>
-            </w:pPr>
-            <w:r>
-              <w:rPr>
-                <w:rFonts w:ascii="Times New Roman" w:hAnsi="Times New Roman"/>
-                <w:sz w:val="26"/>
-                <w:rFonts w:ascii="Times New Roman" w:hAnsi="Times New Roman" w:cs="Times New Roman"/>
+            <w:tcW w:type="dxa" w:w="794"/>
+            <w:tcW w:w="793" w:type="dxa"/>
+            <w:tcW w:w="793" w:type="dxa"/>
+          </w:tcPr>
+          <w:p>
+            <w:pPr>
+              <w:jc w:val="center"/>
+            </w:pPr>
+            <w:r>
+              <w:rPr>
+                <w:rFonts w:ascii="Times New Roman" w:hAnsi="Times New Roman"/>
+                <w:sz w:val="26"/>
               </w:rPr>
               <w:t>14</w:t>
             </w:r>
@@ -2902,21 +2828,20 @@
         </w:tc>
         <w:tc>
           <w:tcPr>
-            <w:tcW w:type="dxa" w:w="3402"/>
-            <w:vAlign w:val="center"/>
-          </w:tcPr>
-          <w:p>
-            <w:pPr>
-              <w:spacing w:before="40" w:after="40" w:line="276" w:lineRule="auto"/>
+            <w:tcW w:type="dxa" w:w="5272"/>
+            <w:tcW w:w="5273" w:type="dxa"/>
+            <w:tcW w:w="5273" w:type="dxa"/>
+          </w:tcPr>
+          <w:p>
+            <w:pPr>
               <w:jc w:val="both"/>
             </w:pPr>
             <w:r>
               <w:rPr>
                 <w:rFonts w:ascii="Times New Roman" w:hAnsi="Times New Roman"/>
                 <w:sz w:val="26"/>
-                <w:rFonts w:ascii="Times New Roman" w:hAnsi="Times New Roman" w:cs="Times New Roman"/>
-              </w:rPr>
-              <w:t>- Sử dụng Bút vẽ (Pencil), Tẩy (Eraser), Tô màu (Fill with color), Kính phóng đại (Magnifier) và Cọ vẽ (Brushes).</w:t>
+              </w:rPr>
+              <w:t>Mô tả đầu vào – xử lý – kết quả ở mức đơn giản</w:t>
             </w:r>
           </w:p>
         </w:tc>
@@ -2924,19 +2849,18 @@
       <w:tr>
         <w:tc>
           <w:tcPr>
-            <w:tcW w:type="dxa" w:w="680"/>
-            <w:vAlign w:val="center"/>
-          </w:tcPr>
-          <w:p>
-            <w:pPr>
-              <w:spacing w:before="40" w:after="40" w:line="276" w:lineRule="auto"/>
-              <w:jc w:val="center"/>
-            </w:pPr>
-            <w:r>
-              <w:rPr>
-                <w:rFonts w:ascii="Times New Roman" w:hAnsi="Times New Roman"/>
-                <w:sz w:val="26"/>
-                <w:rFonts w:ascii="Times New Roman" w:hAnsi="Times New Roman" w:cs="Times New Roman"/>
+            <w:tcW w:type="dxa" w:w="510"/>
+            <w:tcW w:w="510" w:type="dxa"/>
+            <w:tcW w:w="510" w:type="dxa"/>
+          </w:tcPr>
+          <w:p>
+            <w:pPr>
+              <w:jc w:val="center"/>
+            </w:pPr>
+            <w:r>
+              <w:rPr>
+                <w:rFonts w:ascii="Times New Roman" w:hAnsi="Times New Roman"/>
+                <w:sz w:val="26"/>
               </w:rPr>
               <w:t>15</w:t>
             </w:r>
@@ -2944,39 +2868,37 @@
         </w:tc>
         <w:tc>
           <w:tcPr>
-            <w:tcW w:type="dxa" w:w="3118"/>
-            <w:vAlign w:val="center"/>
-          </w:tcPr>
-          <w:p>
-            <w:pPr>
-              <w:spacing w:before="40" w:after="40" w:line="276" w:lineRule="auto"/>
+            <w:tcW w:type="dxa" w:w="2154"/>
+            <w:tcW w:w="2154" w:type="dxa"/>
+            <w:tcW w:w="2154" w:type="dxa"/>
+          </w:tcPr>
+          <w:p>
+            <w:pPr>
               <w:jc w:val="both"/>
             </w:pPr>
             <w:r>
               <w:rPr>
                 <w:rFonts w:ascii="Times New Roman" w:hAnsi="Times New Roman"/>
                 <w:sz w:val="26"/>
-                <w:rFonts w:ascii="Times New Roman" w:hAnsi="Times New Roman" w:cs="Times New Roman"/>
-              </w:rPr>
-              <w:t>Bài 16: Vẽ hình khối và Quản lý tệp vẽ</w:t>
-            </w:r>
-          </w:p>
-        </w:tc>
-        <w:tc>
-          <w:tcPr>
-            <w:tcW w:type="dxa" w:w="850"/>
-            <w:vAlign w:val="center"/>
-          </w:tcPr>
-          <w:p>
-            <w:pPr>
-              <w:spacing w:before="40" w:after="40" w:line="276" w:lineRule="auto"/>
-              <w:jc w:val="center"/>
-            </w:pPr>
-            <w:r>
-              <w:rPr>
-                <w:rFonts w:ascii="Times New Roman" w:hAnsi="Times New Roman"/>
-                <w:sz w:val="26"/>
-                <w:rFonts w:ascii="Times New Roman" w:hAnsi="Times New Roman" w:cs="Times New Roman"/>
+              </w:rPr>
+              <w:t>Một nhiệm vụ thành nhiều bước</w:t>
+            </w:r>
+          </w:p>
+        </w:tc>
+        <w:tc>
+          <w:tcPr>
+            <w:tcW w:type="dxa" w:w="624"/>
+            <w:tcW w:w="623" w:type="dxa"/>
+            <w:tcW w:w="623" w:type="dxa"/>
+          </w:tcPr>
+          <w:p>
+            <w:pPr>
+              <w:jc w:val="center"/>
+            </w:pPr>
+            <w:r>
+              <w:rPr>
+                <w:rFonts w:ascii="Times New Roman" w:hAnsi="Times New Roman"/>
+                <w:sz w:val="26"/>
               </w:rPr>
               <w:t>1</w:t>
             </w:r>
@@ -2984,19 +2906,18 @@
         </w:tc>
         <w:tc>
           <w:tcPr>
-            <w:tcW w:type="dxa" w:w="1247"/>
-            <w:vAlign w:val="center"/>
-          </w:tcPr>
-          <w:p>
-            <w:pPr>
-              <w:spacing w:before="40" w:after="40" w:line="276" w:lineRule="auto"/>
-              <w:jc w:val="center"/>
-            </w:pPr>
-            <w:r>
-              <w:rPr>
-                <w:rFonts w:ascii="Times New Roman" w:hAnsi="Times New Roman"/>
-                <w:sz w:val="26"/>
-                <w:rFonts w:ascii="Times New Roman" w:hAnsi="Times New Roman" w:cs="Times New Roman"/>
+            <w:tcW w:type="dxa" w:w="794"/>
+            <w:tcW w:w="793" w:type="dxa"/>
+            <w:tcW w:w="793" w:type="dxa"/>
+          </w:tcPr>
+          <w:p>
+            <w:pPr>
+              <w:jc w:val="center"/>
+            </w:pPr>
+            <w:r>
+              <w:rPr>
+                <w:rFonts w:ascii="Times New Roman" w:hAnsi="Times New Roman"/>
+                <w:sz w:val="26"/>
               </w:rPr>
               <w:t>15</w:t>
             </w:r>
@@ -3004,21 +2925,20 @@
         </w:tc>
         <w:tc>
           <w:tcPr>
-            <w:tcW w:type="dxa" w:w="3402"/>
-            <w:vAlign w:val="center"/>
-          </w:tcPr>
-          <w:p>
-            <w:pPr>
-              <w:spacing w:before="40" w:after="40" w:line="276" w:lineRule="auto"/>
+            <w:tcW w:type="dxa" w:w="5272"/>
+            <w:tcW w:w="5273" w:type="dxa"/>
+            <w:tcW w:w="5273" w:type="dxa"/>
+          </w:tcPr>
+          <w:p>
+            <w:pPr>
               <w:jc w:val="both"/>
             </w:pPr>
             <w:r>
               <w:rPr>
                 <w:rFonts w:ascii="Times New Roman" w:hAnsi="Times New Roman"/>
                 <w:sz w:val="26"/>
-                <w:rFonts w:ascii="Times New Roman" w:hAnsi="Times New Roman" w:cs="Times New Roman"/>
-              </w:rPr>
-              <w:t>- Sử dụng nhóm công cụ Shapes (Đường thẳng, Hình chữ nhật, Hình tròn).    - Thực hiện các thao tác: Tạo tệp mới, Lưu tệp vẽ và Thoát phần mềm.</w:t>
+              </w:rPr>
+              <w:t>Phân rã nhiệm vụ</w:t>
             </w:r>
           </w:p>
         </w:tc>
@@ -3026,19 +2946,18 @@
       <w:tr>
         <w:tc>
           <w:tcPr>
-            <w:tcW w:type="dxa" w:w="680"/>
-            <w:vAlign w:val="center"/>
-          </w:tcPr>
-          <w:p>
-            <w:pPr>
-              <w:spacing w:before="40" w:after="40" w:line="276" w:lineRule="auto"/>
-              <w:jc w:val="center"/>
-            </w:pPr>
-            <w:r>
-              <w:rPr>
-                <w:rFonts w:ascii="Times New Roman" w:hAnsi="Times New Roman"/>
-                <w:sz w:val="26"/>
-                <w:rFonts w:ascii="Times New Roman" w:hAnsi="Times New Roman" w:cs="Times New Roman"/>
+            <w:tcW w:type="dxa" w:w="510"/>
+            <w:tcW w:w="510" w:type="dxa"/>
+            <w:tcW w:w="510" w:type="dxa"/>
+          </w:tcPr>
+          <w:p>
+            <w:pPr>
+              <w:jc w:val="center"/>
+            </w:pPr>
+            <w:r>
+              <w:rPr>
+                <w:rFonts w:ascii="Times New Roman" w:hAnsi="Times New Roman"/>
+                <w:sz w:val="26"/>
               </w:rPr>
               <w:t>16</w:t>
             </w:r>
@@ -3046,39 +2965,37 @@
         </w:tc>
         <w:tc>
           <w:tcPr>
-            <w:tcW w:type="dxa" w:w="3118"/>
-            <w:vAlign w:val="center"/>
-          </w:tcPr>
-          <w:p>
-            <w:pPr>
-              <w:spacing w:before="40" w:after="40" w:line="276" w:lineRule="auto"/>
+            <w:tcW w:type="dxa" w:w="2154"/>
+            <w:tcW w:w="2154" w:type="dxa"/>
+            <w:tcW w:w="2154" w:type="dxa"/>
+          </w:tcPr>
+          <w:p>
+            <w:pPr>
               <w:jc w:val="both"/>
             </w:pPr>
             <w:r>
               <w:rPr>
                 <w:rFonts w:ascii="Times New Roman" w:hAnsi="Times New Roman"/>
                 <w:sz w:val="26"/>
-                <w:rFonts w:ascii="Times New Roman" w:hAnsi="Times New Roman" w:cs="Times New Roman"/>
-              </w:rPr>
-              <w:t>Ôn tập Đánh giá định kỳ 2</w:t>
-            </w:r>
-          </w:p>
-        </w:tc>
-        <w:tc>
-          <w:tcPr>
-            <w:tcW w:type="dxa" w:w="850"/>
-            <w:vAlign w:val="center"/>
-          </w:tcPr>
-          <w:p>
-            <w:pPr>
-              <w:spacing w:before="40" w:after="40" w:line="276" w:lineRule="auto"/>
-              <w:jc w:val="center"/>
-            </w:pPr>
-            <w:r>
-              <w:rPr>
-                <w:rFonts w:ascii="Times New Roman" w:hAnsi="Times New Roman"/>
-                <w:sz w:val="26"/>
-                <w:rFonts w:ascii="Times New Roman" w:hAnsi="Times New Roman" w:cs="Times New Roman"/>
+              </w:rPr>
+              <w:t>Thuật toán bằng lời và hình</w:t>
+            </w:r>
+          </w:p>
+        </w:tc>
+        <w:tc>
+          <w:tcPr>
+            <w:tcW w:type="dxa" w:w="624"/>
+            <w:tcW w:w="623" w:type="dxa"/>
+            <w:tcW w:w="623" w:type="dxa"/>
+          </w:tcPr>
+          <w:p>
+            <w:pPr>
+              <w:jc w:val="center"/>
+            </w:pPr>
+            <w:r>
+              <w:rPr>
+                <w:rFonts w:ascii="Times New Roman" w:hAnsi="Times New Roman"/>
+                <w:sz w:val="26"/>
               </w:rPr>
               <w:t>1</w:t>
             </w:r>
@@ -3086,19 +3003,18 @@
         </w:tc>
         <w:tc>
           <w:tcPr>
-            <w:tcW w:type="dxa" w:w="1247"/>
-            <w:vAlign w:val="center"/>
-          </w:tcPr>
-          <w:p>
-            <w:pPr>
-              <w:spacing w:before="40" w:after="40" w:line="276" w:lineRule="auto"/>
-              <w:jc w:val="center"/>
-            </w:pPr>
-            <w:r>
-              <w:rPr>
-                <w:rFonts w:ascii="Times New Roman" w:hAnsi="Times New Roman"/>
-                <w:sz w:val="26"/>
-                <w:rFonts w:ascii="Times New Roman" w:hAnsi="Times New Roman" w:cs="Times New Roman"/>
+            <w:tcW w:type="dxa" w:w="794"/>
+            <w:tcW w:w="793" w:type="dxa"/>
+            <w:tcW w:w="793" w:type="dxa"/>
+          </w:tcPr>
+          <w:p>
+            <w:pPr>
+              <w:jc w:val="center"/>
+            </w:pPr>
+            <w:r>
+              <w:rPr>
+                <w:rFonts w:ascii="Times New Roman" w:hAnsi="Times New Roman"/>
+                <w:sz w:val="26"/>
               </w:rPr>
               <w:t>16</w:t>
             </w:r>
@@ -3106,21 +3022,20 @@
         </w:tc>
         <w:tc>
           <w:tcPr>
-            <w:tcW w:type="dxa" w:w="3402"/>
-            <w:vAlign w:val="center"/>
-          </w:tcPr>
-          <w:p>
-            <w:pPr>
-              <w:spacing w:before="40" w:after="40" w:line="276" w:lineRule="auto"/>
+            <w:tcW w:type="dxa" w:w="5272"/>
+            <w:tcW w:w="5273" w:type="dxa"/>
+            <w:tcW w:w="5273" w:type="dxa"/>
+          </w:tcPr>
+          <w:p>
+            <w:pPr>
               <w:jc w:val="both"/>
             </w:pPr>
             <w:r>
               <w:rPr>
                 <w:rFonts w:ascii="Times New Roman" w:hAnsi="Times New Roman"/>
                 <w:sz w:val="26"/>
-                <w:rFonts w:ascii="Times New Roman" w:hAnsi="Times New Roman" w:cs="Times New Roman"/>
-              </w:rPr>
-              <w:t>Hệ thống hóa kiến thức chuẩn bị Đánh giá định kỳ 2.</w:t>
+              </w:rPr>
+              <w:t>Xây dựng trình tự đúng</w:t>
             </w:r>
           </w:p>
         </w:tc>
@@ -3128,19 +3043,18 @@
       <w:tr>
         <w:tc>
           <w:tcPr>
-            <w:tcW w:type="dxa" w:w="680"/>
-            <w:vAlign w:val="center"/>
-          </w:tcPr>
-          <w:p>
-            <w:pPr>
-              <w:spacing w:before="40" w:after="40" w:line="276" w:lineRule="auto"/>
-              <w:jc w:val="center"/>
-            </w:pPr>
-            <w:r>
-              <w:rPr>
-                <w:rFonts w:ascii="Times New Roman" w:hAnsi="Times New Roman"/>
-                <w:sz w:val="26"/>
-                <w:rFonts w:ascii="Times New Roman" w:hAnsi="Times New Roman" w:cs="Times New Roman"/>
+            <w:tcW w:type="dxa" w:w="510"/>
+            <w:tcW w:w="510" w:type="dxa"/>
+            <w:tcW w:w="510" w:type="dxa"/>
+          </w:tcPr>
+          <w:p>
+            <w:pPr>
+              <w:jc w:val="center"/>
+            </w:pPr>
+            <w:r>
+              <w:rPr>
+                <w:rFonts w:ascii="Times New Roman" w:hAnsi="Times New Roman"/>
+                <w:sz w:val="26"/>
               </w:rPr>
               <w:t>17</w:t>
             </w:r>
@@ -3148,39 +3062,37 @@
         </w:tc>
         <w:tc>
           <w:tcPr>
-            <w:tcW w:type="dxa" w:w="3118"/>
-            <w:vAlign w:val="center"/>
-          </w:tcPr>
-          <w:p>
-            <w:pPr>
-              <w:spacing w:before="40" w:after="40" w:line="276" w:lineRule="auto"/>
+            <w:tcW w:type="dxa" w:w="2154"/>
+            <w:tcW w:w="2154" w:type="dxa"/>
+            <w:tcW w:w="2154" w:type="dxa"/>
+          </w:tcPr>
+          <w:p>
+            <w:pPr>
               <w:jc w:val="both"/>
             </w:pPr>
             <w:r>
               <w:rPr>
                 <w:rFonts w:ascii="Times New Roman" w:hAnsi="Times New Roman"/>
                 <w:sz w:val="26"/>
-                <w:rFonts w:ascii="Times New Roman" w:hAnsi="Times New Roman" w:cs="Times New Roman"/>
-              </w:rPr>
-              <w:t>Đánh giá định kỳ 2</w:t>
-            </w:r>
-          </w:p>
-        </w:tc>
-        <w:tc>
-          <w:tcPr>
-            <w:tcW w:type="dxa" w:w="850"/>
-            <w:vAlign w:val="center"/>
-          </w:tcPr>
-          <w:p>
-            <w:pPr>
-              <w:spacing w:before="40" w:after="40" w:line="276" w:lineRule="auto"/>
-              <w:jc w:val="center"/>
-            </w:pPr>
-            <w:r>
-              <w:rPr>
-                <w:rFonts w:ascii="Times New Roman" w:hAnsi="Times New Roman"/>
-                <w:sz w:val="26"/>
-                <w:rFonts w:ascii="Times New Roman" w:hAnsi="Times New Roman" w:cs="Times New Roman"/>
+              </w:rPr>
+              <w:t>Lập trình trực quan: chuỗi lệnh</w:t>
+            </w:r>
+          </w:p>
+        </w:tc>
+        <w:tc>
+          <w:tcPr>
+            <w:tcW w:type="dxa" w:w="624"/>
+            <w:tcW w:w="623" w:type="dxa"/>
+            <w:tcW w:w="623" w:type="dxa"/>
+          </w:tcPr>
+          <w:p>
+            <w:pPr>
+              <w:jc w:val="center"/>
+            </w:pPr>
+            <w:r>
+              <w:rPr>
+                <w:rFonts w:ascii="Times New Roman" w:hAnsi="Times New Roman"/>
+                <w:sz w:val="26"/>
               </w:rPr>
               <w:t>1</w:t>
             </w:r>
@@ -3188,19 +3100,18 @@
         </w:tc>
         <w:tc>
           <w:tcPr>
-            <w:tcW w:type="dxa" w:w="1247"/>
-            <w:vAlign w:val="center"/>
-          </w:tcPr>
-          <w:p>
-            <w:pPr>
-              <w:spacing w:before="40" w:after="40" w:line="276" w:lineRule="auto"/>
-              <w:jc w:val="center"/>
-            </w:pPr>
-            <w:r>
-              <w:rPr>
-                <w:rFonts w:ascii="Times New Roman" w:hAnsi="Times New Roman"/>
-                <w:sz w:val="26"/>
-                <w:rFonts w:ascii="Times New Roman" w:hAnsi="Times New Roman" w:cs="Times New Roman"/>
+            <w:tcW w:type="dxa" w:w="794"/>
+            <w:tcW w:w="793" w:type="dxa"/>
+            <w:tcW w:w="793" w:type="dxa"/>
+          </w:tcPr>
+          <w:p>
+            <w:pPr>
+              <w:jc w:val="center"/>
+            </w:pPr>
+            <w:r>
+              <w:rPr>
+                <w:rFonts w:ascii="Times New Roman" w:hAnsi="Times New Roman"/>
+                <w:sz w:val="26"/>
               </w:rPr>
               <w:t>17</w:t>
             </w:r>
@@ -3208,21 +3119,20 @@
         </w:tc>
         <w:tc>
           <w:tcPr>
-            <w:tcW w:type="dxa" w:w="3402"/>
-            <w:vAlign w:val="center"/>
-          </w:tcPr>
-          <w:p>
-            <w:pPr>
-              <w:spacing w:before="40" w:after="40" w:line="276" w:lineRule="auto"/>
+            <w:tcW w:type="dxa" w:w="5272"/>
+            <w:tcW w:w="5273" w:type="dxa"/>
+            <w:tcW w:w="5273" w:type="dxa"/>
+          </w:tcPr>
+          <w:p>
+            <w:pPr>
               <w:jc w:val="both"/>
             </w:pPr>
             <w:r>
               <w:rPr>
                 <w:rFonts w:ascii="Times New Roman" w:hAnsi="Times New Roman"/>
                 <w:sz w:val="26"/>
-                <w:rFonts w:ascii="Times New Roman" w:hAnsi="Times New Roman" w:cs="Times New Roman"/>
-              </w:rPr>
-              <w:t>Kiểm tra đánh giá kết quả học tập.</w:t>
+              </w:rPr>
+              <w:t>Ghép lệnh tạo hành vi</w:t>
             </w:r>
           </w:p>
         </w:tc>
@@ -3230,19 +3140,18 @@
       <w:tr>
         <w:tc>
           <w:tcPr>
-            <w:tcW w:type="dxa" w:w="680"/>
-            <w:vAlign w:val="center"/>
-          </w:tcPr>
-          <w:p>
-            <w:pPr>
-              <w:spacing w:before="40" w:after="40" w:line="276" w:lineRule="auto"/>
-              <w:jc w:val="center"/>
-            </w:pPr>
-            <w:r>
-              <w:rPr>
-                <w:rFonts w:ascii="Times New Roman" w:hAnsi="Times New Roman"/>
-                <w:sz w:val="26"/>
-                <w:rFonts w:ascii="Times New Roman" w:hAnsi="Times New Roman" w:cs="Times New Roman"/>
+            <w:tcW w:type="dxa" w:w="510"/>
+            <w:tcW w:w="510" w:type="dxa"/>
+            <w:tcW w:w="510" w:type="dxa"/>
+          </w:tcPr>
+          <w:p>
+            <w:pPr>
+              <w:jc w:val="center"/>
+            </w:pPr>
+            <w:r>
+              <w:rPr>
+                <w:rFonts w:ascii="Times New Roman" w:hAnsi="Times New Roman"/>
+                <w:sz w:val="26"/>
               </w:rPr>
               <w:t>18</w:t>
             </w:r>
@@ -3250,39 +3159,37 @@
         </w:tc>
         <w:tc>
           <w:tcPr>
-            <w:tcW w:type="dxa" w:w="3118"/>
-            <w:vAlign w:val="center"/>
-          </w:tcPr>
-          <w:p>
-            <w:pPr>
-              <w:spacing w:before="40" w:after="40" w:line="276" w:lineRule="auto"/>
+            <w:tcW w:type="dxa" w:w="2154"/>
+            <w:tcW w:w="2154" w:type="dxa"/>
+            <w:tcW w:w="2154" w:type="dxa"/>
+          </w:tcPr>
+          <w:p>
+            <w:pPr>
               <w:jc w:val="both"/>
             </w:pPr>
             <w:r>
               <w:rPr>
                 <w:rFonts w:ascii="Times New Roman" w:hAnsi="Times New Roman"/>
                 <w:sz w:val="26"/>
-                <w:rFonts w:ascii="Times New Roman" w:hAnsi="Times New Roman" w:cs="Times New Roman"/>
-              </w:rPr>
-              <w:t>Bài 19: Làm quen với Soạn thảo văn bản MS Word</w:t>
-            </w:r>
-          </w:p>
-        </w:tc>
-        <w:tc>
-          <w:tcPr>
-            <w:tcW w:type="dxa" w:w="850"/>
-            <w:vAlign w:val="center"/>
-          </w:tcPr>
-          <w:p>
-            <w:pPr>
-              <w:spacing w:before="40" w:after="40" w:line="276" w:lineRule="auto"/>
-              <w:jc w:val="center"/>
-            </w:pPr>
-            <w:r>
-              <w:rPr>
-                <w:rFonts w:ascii="Times New Roman" w:hAnsi="Times New Roman"/>
-                <w:sz w:val="26"/>
-                <w:rFonts w:ascii="Times New Roman" w:hAnsi="Times New Roman" w:cs="Times New Roman"/>
+              </w:rPr>
+              <w:t>Lặp lại một hành động</w:t>
+            </w:r>
+          </w:p>
+        </w:tc>
+        <w:tc>
+          <w:tcPr>
+            <w:tcW w:type="dxa" w:w="624"/>
+            <w:tcW w:w="623" w:type="dxa"/>
+            <w:tcW w:w="623" w:type="dxa"/>
+          </w:tcPr>
+          <w:p>
+            <w:pPr>
+              <w:jc w:val="center"/>
+            </w:pPr>
+            <w:r>
+              <w:rPr>
+                <w:rFonts w:ascii="Times New Roman" w:hAnsi="Times New Roman"/>
+                <w:sz w:val="26"/>
               </w:rPr>
               <w:t>1</w:t>
             </w:r>
@@ -3290,19 +3197,18 @@
         </w:tc>
         <w:tc>
           <w:tcPr>
-            <w:tcW w:type="dxa" w:w="1247"/>
-            <w:vAlign w:val="center"/>
-          </w:tcPr>
-          <w:p>
-            <w:pPr>
-              <w:spacing w:before="40" w:after="40" w:line="276" w:lineRule="auto"/>
-              <w:jc w:val="center"/>
-            </w:pPr>
-            <w:r>
-              <w:rPr>
-                <w:rFonts w:ascii="Times New Roman" w:hAnsi="Times New Roman"/>
-                <w:sz w:val="26"/>
-                <w:rFonts w:ascii="Times New Roman" w:hAnsi="Times New Roman" w:cs="Times New Roman"/>
+            <w:tcW w:type="dxa" w:w="794"/>
+            <w:tcW w:w="793" w:type="dxa"/>
+            <w:tcW w:w="793" w:type="dxa"/>
+          </w:tcPr>
+          <w:p>
+            <w:pPr>
+              <w:jc w:val="center"/>
+            </w:pPr>
+            <w:r>
+              <w:rPr>
+                <w:rFonts w:ascii="Times New Roman" w:hAnsi="Times New Roman"/>
+                <w:sz w:val="26"/>
               </w:rPr>
               <w:t>18</w:t>
             </w:r>
@@ -3310,21 +3216,20 @@
         </w:tc>
         <w:tc>
           <w:tcPr>
-            <w:tcW w:type="dxa" w:w="3402"/>
-            <w:vAlign w:val="center"/>
-          </w:tcPr>
-          <w:p>
-            <w:pPr>
-              <w:spacing w:before="40" w:after="40" w:line="276" w:lineRule="auto"/>
+            <w:tcW w:type="dxa" w:w="5272"/>
+            <w:tcW w:w="5273" w:type="dxa"/>
+            <w:tcW w:w="5273" w:type="dxa"/>
+          </w:tcPr>
+          <w:p>
+            <w:pPr>
               <w:jc w:val="both"/>
             </w:pPr>
             <w:r>
               <w:rPr>
                 <w:rFonts w:ascii="Times New Roman" w:hAnsi="Times New Roman"/>
                 <w:sz w:val="26"/>
-                <w:rFonts w:ascii="Times New Roman" w:hAnsi="Times New Roman" w:cs="Times New Roman"/>
-              </w:rPr>
-              <w:t>- Nêu ứng dụng của MS Word; biết cách khởi động và nhận biết giao diện màn hình.    - Nhận biết các thanh công cụ: Title bar, Quick Access, Ribbon, Ruler, Cursor, Status bar.</w:t>
+              </w:rPr>
+              <w:t>Nhận biết ý tưởng lặp qua trò chơi</w:t>
             </w:r>
           </w:p>
         </w:tc>
@@ -3332,19 +3237,18 @@
       <w:tr>
         <w:tc>
           <w:tcPr>
-            <w:tcW w:type="dxa" w:w="680"/>
-            <w:vAlign w:val="center"/>
-          </w:tcPr>
-          <w:p>
-            <w:pPr>
-              <w:spacing w:before="40" w:after="40" w:line="276" w:lineRule="auto"/>
-              <w:jc w:val="center"/>
-            </w:pPr>
-            <w:r>
-              <w:rPr>
-                <w:rFonts w:ascii="Times New Roman" w:hAnsi="Times New Roman"/>
-                <w:sz w:val="26"/>
-                <w:rFonts w:ascii="Times New Roman" w:hAnsi="Times New Roman" w:cs="Times New Roman"/>
+            <w:tcW w:type="dxa" w:w="510"/>
+            <w:tcW w:w="510" w:type="dxa"/>
+            <w:tcW w:w="510" w:type="dxa"/>
+          </w:tcPr>
+          <w:p>
+            <w:pPr>
+              <w:jc w:val="center"/>
+            </w:pPr>
+            <w:r>
+              <w:rPr>
+                <w:rFonts w:ascii="Times New Roman" w:hAnsi="Times New Roman"/>
+                <w:sz w:val="26"/>
               </w:rPr>
               <w:t>19</w:t>
             </w:r>
@@ -3352,39 +3256,37 @@
         </w:tc>
         <w:tc>
           <w:tcPr>
-            <w:tcW w:type="dxa" w:w="3118"/>
-            <w:vAlign w:val="center"/>
-          </w:tcPr>
-          <w:p>
-            <w:pPr>
-              <w:spacing w:before="40" w:after="40" w:line="276" w:lineRule="auto"/>
+            <w:tcW w:type="dxa" w:w="2154"/>
+            <w:tcW w:w="2154" w:type="dxa"/>
+            <w:tcW w:w="2154" w:type="dxa"/>
+          </w:tcPr>
+          <w:p>
+            <w:pPr>
               <w:jc w:val="both"/>
             </w:pPr>
             <w:r>
               <w:rPr>
                 <w:rFonts w:ascii="Times New Roman" w:hAnsi="Times New Roman"/>
                 <w:sz w:val="26"/>
-                <w:rFonts w:ascii="Times New Roman" w:hAnsi="Times New Roman" w:cs="Times New Roman"/>
-              </w:rPr>
-              <w:t>Bài 20: Tạo, Lưu và Mở tệp văn bản</w:t>
-            </w:r>
-          </w:p>
-        </w:tc>
-        <w:tc>
-          <w:tcPr>
-            <w:tcW w:type="dxa" w:w="850"/>
-            <w:vAlign w:val="center"/>
-          </w:tcPr>
-          <w:p>
-            <w:pPr>
-              <w:spacing w:before="40" w:after="40" w:line="276" w:lineRule="auto"/>
-              <w:jc w:val="center"/>
-            </w:pPr>
-            <w:r>
-              <w:rPr>
-                <w:rFonts w:ascii="Times New Roman" w:hAnsi="Times New Roman"/>
-                <w:sz w:val="26"/>
-                <w:rFonts w:ascii="Times New Roman" w:hAnsi="Times New Roman" w:cs="Times New Roman"/>
+              </w:rPr>
+              <w:t>Chạy thử và sửa lỗi</w:t>
+            </w:r>
+          </w:p>
+        </w:tc>
+        <w:tc>
+          <w:tcPr>
+            <w:tcW w:type="dxa" w:w="624"/>
+            <w:tcW w:w="623" w:type="dxa"/>
+            <w:tcW w:w="623" w:type="dxa"/>
+          </w:tcPr>
+          <w:p>
+            <w:pPr>
+              <w:jc w:val="center"/>
+            </w:pPr>
+            <w:r>
+              <w:rPr>
+                <w:rFonts w:ascii="Times New Roman" w:hAnsi="Times New Roman"/>
+                <w:sz w:val="26"/>
               </w:rPr>
               <w:t>1</w:t>
             </w:r>
@@ -3392,19 +3294,18 @@
         </w:tc>
         <w:tc>
           <w:tcPr>
-            <w:tcW w:type="dxa" w:w="1247"/>
-            <w:vAlign w:val="center"/>
-          </w:tcPr>
-          <w:p>
-            <w:pPr>
-              <w:spacing w:before="40" w:after="40" w:line="276" w:lineRule="auto"/>
-              <w:jc w:val="center"/>
-            </w:pPr>
-            <w:r>
-              <w:rPr>
-                <w:rFonts w:ascii="Times New Roman" w:hAnsi="Times New Roman"/>
-                <w:sz w:val="26"/>
-                <w:rFonts w:ascii="Times New Roman" w:hAnsi="Times New Roman" w:cs="Times New Roman"/>
+            <w:tcW w:type="dxa" w:w="794"/>
+            <w:tcW w:w="793" w:type="dxa"/>
+            <w:tcW w:w="793" w:type="dxa"/>
+          </w:tcPr>
+          <w:p>
+            <w:pPr>
+              <w:jc w:val="center"/>
+            </w:pPr>
+            <w:r>
+              <w:rPr>
+                <w:rFonts w:ascii="Times New Roman" w:hAnsi="Times New Roman"/>
+                <w:sz w:val="26"/>
               </w:rPr>
               <w:t>19</w:t>
             </w:r>
@@ -3412,21 +3313,20 @@
         </w:tc>
         <w:tc>
           <w:tcPr>
-            <w:tcW w:type="dxa" w:w="3402"/>
-            <w:vAlign w:val="center"/>
-          </w:tcPr>
-          <w:p>
-            <w:pPr>
-              <w:spacing w:before="40" w:after="40" w:line="276" w:lineRule="auto"/>
+            <w:tcW w:type="dxa" w:w="5272"/>
+            <w:tcW w:w="5273" w:type="dxa"/>
+            <w:tcW w:w="5273" w:type="dxa"/>
+          </w:tcPr>
+          <w:p>
+            <w:pPr>
               <w:jc w:val="both"/>
             </w:pPr>
             <w:r>
               <w:rPr>
                 <w:rFonts w:ascii="Times New Roman" w:hAnsi="Times New Roman"/>
                 <w:sz w:val="26"/>
-                <w:rFonts w:ascii="Times New Roman" w:hAnsi="Times New Roman" w:cs="Times New Roman"/>
-              </w:rPr>
-              <w:t>- Thực hiện thao tác tạo tệp mới, đặt tên, lưu tệp Word và mở lại tệp đã lưu.</w:t>
+              </w:rPr>
+              <w:t>Phát hiện lỗi và sửa lệnh</w:t>
             </w:r>
           </w:p>
         </w:tc>
@@ -3434,19 +3334,18 @@
       <w:tr>
         <w:tc>
           <w:tcPr>
-            <w:tcW w:type="dxa" w:w="680"/>
-            <w:vAlign w:val="center"/>
-          </w:tcPr>
-          <w:p>
-            <w:pPr>
-              <w:spacing w:before="40" w:after="40" w:line="276" w:lineRule="auto"/>
-              <w:jc w:val="center"/>
-            </w:pPr>
-            <w:r>
-              <w:rPr>
-                <w:rFonts w:ascii="Times New Roman" w:hAnsi="Times New Roman"/>
-                <w:sz w:val="26"/>
-                <w:rFonts w:ascii="Times New Roman" w:hAnsi="Times New Roman" w:cs="Times New Roman"/>
+            <w:tcW w:type="dxa" w:w="510"/>
+            <w:tcW w:w="510" w:type="dxa"/>
+            <w:tcW w:w="510" w:type="dxa"/>
+          </w:tcPr>
+          <w:p>
+            <w:pPr>
+              <w:jc w:val="center"/>
+            </w:pPr>
+            <w:r>
+              <w:rPr>
+                <w:rFonts w:ascii="Times New Roman" w:hAnsi="Times New Roman"/>
+                <w:sz w:val="26"/>
               </w:rPr>
               <w:t>20</w:t>
             </w:r>
@@ -3454,39 +3353,37 @@
         </w:tc>
         <w:tc>
           <w:tcPr>
-            <w:tcW w:type="dxa" w:w="3118"/>
-            <w:vAlign w:val="center"/>
-          </w:tcPr>
-          <w:p>
-            <w:pPr>
-              <w:spacing w:before="40" w:after="40" w:line="276" w:lineRule="auto"/>
+            <w:tcW w:type="dxa" w:w="2154"/>
+            <w:tcW w:w="2154" w:type="dxa"/>
+            <w:tcW w:w="2154" w:type="dxa"/>
+          </w:tcPr>
+          <w:p>
+            <w:pPr>
               <w:jc w:val="both"/>
             </w:pPr>
             <w:r>
               <w:rPr>
                 <w:rFonts w:ascii="Times New Roman" w:hAnsi="Times New Roman"/>
                 <w:sz w:val="26"/>
-                <w:rFonts w:ascii="Times New Roman" w:hAnsi="Times New Roman" w:cs="Times New Roman"/>
-              </w:rPr>
-              <w:t>Bài 21: Quy tắc và Luyện tập gõ tiếng Việt có dấu</w:t>
-            </w:r>
-          </w:p>
-        </w:tc>
-        <w:tc>
-          <w:tcPr>
-            <w:tcW w:type="dxa" w:w="850"/>
-            <w:vAlign w:val="center"/>
-          </w:tcPr>
-          <w:p>
-            <w:pPr>
-              <w:spacing w:before="40" w:after="40" w:line="276" w:lineRule="auto"/>
-              <w:jc w:val="center"/>
-            </w:pPr>
-            <w:r>
-              <w:rPr>
-                <w:rFonts w:ascii="Times New Roman" w:hAnsi="Times New Roman"/>
-                <w:sz w:val="26"/>
-                <w:rFonts w:ascii="Times New Roman" w:hAnsi="Times New Roman" w:cs="Times New Roman"/>
+              </w:rPr>
+              <w:t>ĐÁNH GIÁ ĐỊNH KỲ 2</w:t>
+            </w:r>
+          </w:p>
+        </w:tc>
+        <w:tc>
+          <w:tcPr>
+            <w:tcW w:type="dxa" w:w="624"/>
+            <w:tcW w:w="623" w:type="dxa"/>
+            <w:tcW w:w="623" w:type="dxa"/>
+          </w:tcPr>
+          <w:p>
+            <w:pPr>
+              <w:jc w:val="center"/>
+            </w:pPr>
+            <w:r>
+              <w:rPr>
+                <w:rFonts w:ascii="Times New Roman" w:hAnsi="Times New Roman"/>
+                <w:sz w:val="26"/>
               </w:rPr>
               <w:t>1</w:t>
             </w:r>
@@ -3494,19 +3391,18 @@
         </w:tc>
         <w:tc>
           <w:tcPr>
-            <w:tcW w:type="dxa" w:w="1247"/>
-            <w:vAlign w:val="center"/>
-          </w:tcPr>
-          <w:p>
-            <w:pPr>
-              <w:spacing w:before="40" w:after="40" w:line="276" w:lineRule="auto"/>
-              <w:jc w:val="center"/>
-            </w:pPr>
-            <w:r>
-              <w:rPr>
-                <w:rFonts w:ascii="Times New Roman" w:hAnsi="Times New Roman"/>
-                <w:sz w:val="26"/>
-                <w:rFonts w:ascii="Times New Roman" w:hAnsi="Times New Roman" w:cs="Times New Roman"/>
+            <w:tcW w:type="dxa" w:w="794"/>
+            <w:tcW w:w="793" w:type="dxa"/>
+            <w:tcW w:w="793" w:type="dxa"/>
+          </w:tcPr>
+          <w:p>
+            <w:pPr>
+              <w:jc w:val="center"/>
+            </w:pPr>
+            <w:r>
+              <w:rPr>
+                <w:rFonts w:ascii="Times New Roman" w:hAnsi="Times New Roman"/>
+                <w:sz w:val="26"/>
               </w:rPr>
               <w:t>20</w:t>
             </w:r>
@@ -3514,21 +3410,20 @@
         </w:tc>
         <w:tc>
           <w:tcPr>
-            <w:tcW w:type="dxa" w:w="3402"/>
-            <w:vAlign w:val="center"/>
-          </w:tcPr>
-          <w:p>
-            <w:pPr>
-              <w:spacing w:before="40" w:after="40" w:line="276" w:lineRule="auto"/>
+            <w:tcW w:type="dxa" w:w="5272"/>
+            <w:tcW w:w="5273" w:type="dxa"/>
+            <w:tcW w:w="5273" w:type="dxa"/>
+          </w:tcPr>
+          <w:p>
+            <w:pPr>
               <w:jc w:val="both"/>
             </w:pPr>
             <w:r>
               <w:rPr>
                 <w:rFonts w:ascii="Times New Roman" w:hAnsi="Times New Roman"/>
                 <w:sz w:val="26"/>
-                <w:rFonts w:ascii="Times New Roman" w:hAnsi="Times New Roman" w:cs="Times New Roman"/>
-              </w:rPr>
-              <w:t>- Nắm rõ quy tắc gõ tiếng Việt (Kiểu gõ Telex hoặc VNI).    - Thực hành gõ các câu, đoạn văn bản tiếng Việt ngắn có dấu chuẩn xác.</w:t>
+              </w:rPr>
+              <w:t>Giải quyết nhiệm vụ bằng thuật toán + Coding + sửa lỗi</w:t>
             </w:r>
           </w:p>
         </w:tc>
@@ -3536,19 +3431,18 @@
       <w:tr>
         <w:tc>
           <w:tcPr>
-            <w:tcW w:type="dxa" w:w="680"/>
-            <w:vAlign w:val="center"/>
-          </w:tcPr>
-          <w:p>
-            <w:pPr>
-              <w:spacing w:before="40" w:after="40" w:line="276" w:lineRule="auto"/>
-              <w:jc w:val="center"/>
-            </w:pPr>
-            <w:r>
-              <w:rPr>
-                <w:rFonts w:ascii="Times New Roman" w:hAnsi="Times New Roman"/>
-                <w:sz w:val="26"/>
-                <w:rFonts w:ascii="Times New Roman" w:hAnsi="Times New Roman" w:cs="Times New Roman"/>
+            <w:tcW w:type="dxa" w:w="510"/>
+            <w:tcW w:w="510" w:type="dxa"/>
+            <w:tcW w:w="510" w:type="dxa"/>
+          </w:tcPr>
+          <w:p>
+            <w:pPr>
+              <w:jc w:val="center"/>
+            </w:pPr>
+            <w:r>
+              <w:rPr>
+                <w:rFonts w:ascii="Times New Roman" w:hAnsi="Times New Roman"/>
+                <w:sz w:val="26"/>
               </w:rPr>
               <w:t>21</w:t>
             </w:r>
@@ -3556,39 +3450,37 @@
         </w:tc>
         <w:tc>
           <w:tcPr>
-            <w:tcW w:type="dxa" w:w="3118"/>
-            <w:vAlign w:val="center"/>
-          </w:tcPr>
-          <w:p>
-            <w:pPr>
-              <w:spacing w:before="40" w:after="40" w:line="276" w:lineRule="auto"/>
+            <w:tcW w:type="dxa" w:w="2154"/>
+            <w:tcW w:w="2154" w:type="dxa"/>
+            <w:tcW w:w="2154" w:type="dxa"/>
+          </w:tcPr>
+          <w:p>
+            <w:pPr>
               <w:jc w:val="both"/>
             </w:pPr>
             <w:r>
               <w:rPr>
                 <w:rFonts w:ascii="Times New Roman" w:hAnsi="Times New Roman"/>
                 <w:sz w:val="26"/>
-                <w:rFonts w:ascii="Times New Roman" w:hAnsi="Times New Roman" w:cs="Times New Roman"/>
-              </w:rPr>
-              <w:t>Bài 22: Luyện tập Soạn thảo và Chỉnh sửa văn bản</w:t>
-            </w:r>
-          </w:p>
-        </w:tc>
-        <w:tc>
-          <w:tcPr>
-            <w:tcW w:type="dxa" w:w="850"/>
-            <w:vAlign w:val="center"/>
-          </w:tcPr>
-          <w:p>
-            <w:pPr>
-              <w:spacing w:before="40" w:after="40" w:line="276" w:lineRule="auto"/>
-              <w:jc w:val="center"/>
-            </w:pPr>
-            <w:r>
-              <w:rPr>
-                <w:rFonts w:ascii="Times New Roman" w:hAnsi="Times New Roman"/>
-                <w:sz w:val="26"/>
-                <w:rFonts w:ascii="Times New Roman" w:hAnsi="Times New Roman" w:cs="Times New Roman"/>
+              </w:rPr>
+              <w:t>Thiết kế câu chuyện số</w:t>
+            </w:r>
+          </w:p>
+        </w:tc>
+        <w:tc>
+          <w:tcPr>
+            <w:tcW w:type="dxa" w:w="624"/>
+            <w:tcW w:w="623" w:type="dxa"/>
+            <w:tcW w:w="623" w:type="dxa"/>
+          </w:tcPr>
+          <w:p>
+            <w:pPr>
+              <w:jc w:val="center"/>
+            </w:pPr>
+            <w:r>
+              <w:rPr>
+                <w:rFonts w:ascii="Times New Roman" w:hAnsi="Times New Roman"/>
+                <w:sz w:val="26"/>
               </w:rPr>
               <w:t>1</w:t>
             </w:r>
@@ -3596,19 +3488,18 @@
         </w:tc>
         <w:tc>
           <w:tcPr>
-            <w:tcW w:type="dxa" w:w="1247"/>
-            <w:vAlign w:val="center"/>
-          </w:tcPr>
-          <w:p>
-            <w:pPr>
-              <w:spacing w:before="40" w:after="40" w:line="276" w:lineRule="auto"/>
-              <w:jc w:val="center"/>
-            </w:pPr>
-            <w:r>
-              <w:rPr>
-                <w:rFonts w:ascii="Times New Roman" w:hAnsi="Times New Roman"/>
-                <w:sz w:val="26"/>
-                <w:rFonts w:ascii="Times New Roman" w:hAnsi="Times New Roman" w:cs="Times New Roman"/>
+            <w:tcW w:type="dxa" w:w="794"/>
+            <w:tcW w:w="793" w:type="dxa"/>
+            <w:tcW w:w="793" w:type="dxa"/>
+          </w:tcPr>
+          <w:p>
+            <w:pPr>
+              <w:jc w:val="center"/>
+            </w:pPr>
+            <w:r>
+              <w:rPr>
+                <w:rFonts w:ascii="Times New Roman" w:hAnsi="Times New Roman"/>
+                <w:sz w:val="26"/>
               </w:rPr>
               <w:t>21</w:t>
             </w:r>
@@ -3616,21 +3507,20 @@
         </w:tc>
         <w:tc>
           <w:tcPr>
-            <w:tcW w:type="dxa" w:w="3402"/>
-            <w:vAlign w:val="center"/>
-          </w:tcPr>
-          <w:p>
-            <w:pPr>
-              <w:spacing w:before="40" w:after="40" w:line="276" w:lineRule="auto"/>
+            <w:tcW w:type="dxa" w:w="5272"/>
+            <w:tcW w:w="5273" w:type="dxa"/>
+            <w:tcW w:w="5273" w:type="dxa"/>
+          </w:tcPr>
+          <w:p>
+            <w:pPr>
               <w:jc w:val="both"/>
             </w:pPr>
             <w:r>
               <w:rPr>
                 <w:rFonts w:ascii="Times New Roman" w:hAnsi="Times New Roman"/>
                 <w:sz w:val="26"/>
-                <w:rFonts w:ascii="Times New Roman" w:hAnsi="Times New Roman" w:cs="Times New Roman"/>
-              </w:rPr>
-              <w:t>- Rèn luyện kỹ năng gõ và chỉnh sửa lỗi chính tả/văn bản trong Word.</w:t>
+              </w:rPr>
+              <w:t>Xây dựng ý tưởng, kịch bản</w:t>
             </w:r>
           </w:p>
         </w:tc>
@@ -3638,19 +3528,18 @@
       <w:tr>
         <w:tc>
           <w:tcPr>
-            <w:tcW w:type="dxa" w:w="680"/>
-            <w:vAlign w:val="center"/>
-          </w:tcPr>
-          <w:p>
-            <w:pPr>
-              <w:spacing w:before="40" w:after="40" w:line="276" w:lineRule="auto"/>
-              <w:jc w:val="center"/>
-            </w:pPr>
-            <w:r>
-              <w:rPr>
-                <w:rFonts w:ascii="Times New Roman" w:hAnsi="Times New Roman"/>
-                <w:sz w:val="26"/>
-                <w:rFonts w:ascii="Times New Roman" w:hAnsi="Times New Roman" w:cs="Times New Roman"/>
+            <w:tcW w:type="dxa" w:w="510"/>
+            <w:tcW w:w="510" w:type="dxa"/>
+            <w:tcW w:w="510" w:type="dxa"/>
+          </w:tcPr>
+          <w:p>
+            <w:pPr>
+              <w:jc w:val="center"/>
+            </w:pPr>
+            <w:r>
+              <w:rPr>
+                <w:rFonts w:ascii="Times New Roman" w:hAnsi="Times New Roman"/>
+                <w:sz w:val="26"/>
               </w:rPr>
               <w:t>22</w:t>
             </w:r>
@@ -3658,39 +3547,37 @@
         </w:tc>
         <w:tc>
           <w:tcPr>
-            <w:tcW w:type="dxa" w:w="3118"/>
-            <w:vAlign w:val="center"/>
-          </w:tcPr>
-          <w:p>
-            <w:pPr>
-              <w:spacing w:before="40" w:after="40" w:line="276" w:lineRule="auto"/>
+            <w:tcW w:type="dxa" w:w="2154"/>
+            <w:tcW w:w="2154" w:type="dxa"/>
+            <w:tcW w:w="2154" w:type="dxa"/>
+          </w:tcPr>
+          <w:p>
+            <w:pPr>
               <w:jc w:val="both"/>
             </w:pPr>
             <w:r>
               <w:rPr>
                 <w:rFonts w:ascii="Times New Roman" w:hAnsi="Times New Roman"/>
                 <w:sz w:val="26"/>
-                <w:rFonts w:ascii="Times New Roman" w:hAnsi="Times New Roman" w:cs="Times New Roman"/>
-              </w:rPr>
-              <w:t>Bài 23: Khám phá Lập trình Scratch - Tạo nhân vật</w:t>
-            </w:r>
-          </w:p>
-        </w:tc>
-        <w:tc>
-          <w:tcPr>
-            <w:tcW w:type="dxa" w:w="850"/>
-            <w:vAlign w:val="center"/>
-          </w:tcPr>
-          <w:p>
-            <w:pPr>
-              <w:spacing w:before="40" w:after="40" w:line="276" w:lineRule="auto"/>
-              <w:jc w:val="center"/>
-            </w:pPr>
-            <w:r>
-              <w:rPr>
-                <w:rFonts w:ascii="Times New Roman" w:hAnsi="Times New Roman"/>
-                <w:sz w:val="26"/>
-                <w:rFonts w:ascii="Times New Roman" w:hAnsi="Times New Roman" w:cs="Times New Roman"/>
+              </w:rPr>
+              <w:t>Thiết kế nhân vật</w:t>
+            </w:r>
+          </w:p>
+        </w:tc>
+        <w:tc>
+          <w:tcPr>
+            <w:tcW w:type="dxa" w:w="624"/>
+            <w:tcW w:w="623" w:type="dxa"/>
+            <w:tcW w:w="623" w:type="dxa"/>
+          </w:tcPr>
+          <w:p>
+            <w:pPr>
+              <w:jc w:val="center"/>
+            </w:pPr>
+            <w:r>
+              <w:rPr>
+                <w:rFonts w:ascii="Times New Roman" w:hAnsi="Times New Roman"/>
+                <w:sz w:val="26"/>
               </w:rPr>
               <w:t>1</w:t>
             </w:r>
@@ -3698,19 +3585,18 @@
         </w:tc>
         <w:tc>
           <w:tcPr>
-            <w:tcW w:type="dxa" w:w="1247"/>
-            <w:vAlign w:val="center"/>
-          </w:tcPr>
-          <w:p>
-            <w:pPr>
-              <w:spacing w:before="40" w:after="40" w:line="276" w:lineRule="auto"/>
-              <w:jc w:val="center"/>
-            </w:pPr>
-            <w:r>
-              <w:rPr>
-                <w:rFonts w:ascii="Times New Roman" w:hAnsi="Times New Roman"/>
-                <w:sz w:val="26"/>
-                <w:rFonts w:ascii="Times New Roman" w:hAnsi="Times New Roman" w:cs="Times New Roman"/>
+            <w:tcW w:type="dxa" w:w="794"/>
+            <w:tcW w:w="793" w:type="dxa"/>
+            <w:tcW w:w="793" w:type="dxa"/>
+          </w:tcPr>
+          <w:p>
+            <w:pPr>
+              <w:jc w:val="center"/>
+            </w:pPr>
+            <w:r>
+              <w:rPr>
+                <w:rFonts w:ascii="Times New Roman" w:hAnsi="Times New Roman"/>
+                <w:sz w:val="26"/>
               </w:rPr>
               <w:t>22</w:t>
             </w:r>
@@ -3718,21 +3604,20 @@
         </w:tc>
         <w:tc>
           <w:tcPr>
-            <w:tcW w:type="dxa" w:w="3402"/>
-            <w:vAlign w:val="center"/>
-          </w:tcPr>
-          <w:p>
-            <w:pPr>
-              <w:spacing w:before="40" w:after="40" w:line="276" w:lineRule="auto"/>
+            <w:tcW w:type="dxa" w:w="5272"/>
+            <w:tcW w:w="5273" w:type="dxa"/>
+            <w:tcW w:w="5273" w:type="dxa"/>
+          </w:tcPr>
+          <w:p>
+            <w:pPr>
               <w:jc w:val="both"/>
             </w:pPr>
             <w:r>
               <w:rPr>
                 <w:rFonts w:ascii="Times New Roman" w:hAnsi="Times New Roman"/>
                 <w:sz w:val="26"/>
-                <w:rFonts w:ascii="Times New Roman" w:hAnsi="Times New Roman" w:cs="Times New Roman"/>
-              </w:rPr>
-              <w:t>- Khởi động phần mềm Scratch, làm quen với giao diện.    - Thực hành chọn, thiết kế nhân vật và phông nền sân khấu.</w:t>
+              </w:rPr>
+              <w:t>Tạo nhân vật có vai trò</w:t>
             </w:r>
           </w:p>
         </w:tc>
@@ -3740,19 +3625,18 @@
       <w:tr>
         <w:tc>
           <w:tcPr>
-            <w:tcW w:type="dxa" w:w="680"/>
-            <w:vAlign w:val="center"/>
-          </w:tcPr>
-          <w:p>
-            <w:pPr>
-              <w:spacing w:before="40" w:after="40" w:line="276" w:lineRule="auto"/>
-              <w:jc w:val="center"/>
-            </w:pPr>
-            <w:r>
-              <w:rPr>
-                <w:rFonts w:ascii="Times New Roman" w:hAnsi="Times New Roman"/>
-                <w:sz w:val="26"/>
-                <w:rFonts w:ascii="Times New Roman" w:hAnsi="Times New Roman" w:cs="Times New Roman"/>
+            <w:tcW w:type="dxa" w:w="510"/>
+            <w:tcW w:w="510" w:type="dxa"/>
+            <w:tcW w:w="510" w:type="dxa"/>
+          </w:tcPr>
+          <w:p>
+            <w:pPr>
+              <w:jc w:val="center"/>
+            </w:pPr>
+            <w:r>
+              <w:rPr>
+                <w:rFonts w:ascii="Times New Roman" w:hAnsi="Times New Roman"/>
+                <w:sz w:val="26"/>
               </w:rPr>
               <w:t>23</w:t>
             </w:r>
@@ -3760,39 +3644,37 @@
         </w:tc>
         <w:tc>
           <w:tcPr>
-            <w:tcW w:type="dxa" w:w="3118"/>
-            <w:vAlign w:val="center"/>
-          </w:tcPr>
-          <w:p>
-            <w:pPr>
-              <w:spacing w:before="40" w:after="40" w:line="276" w:lineRule="auto"/>
+            <w:tcW w:type="dxa" w:w="2154"/>
+            <w:tcW w:w="2154" w:type="dxa"/>
+            <w:tcW w:w="2154" w:type="dxa"/>
+          </w:tcPr>
+          <w:p>
+            <w:pPr>
               <w:jc w:val="both"/>
             </w:pPr>
             <w:r>
               <w:rPr>
                 <w:rFonts w:ascii="Times New Roman" w:hAnsi="Times New Roman"/>
                 <w:sz w:val="26"/>
-                <w:rFonts w:ascii="Times New Roman" w:hAnsi="Times New Roman" w:cs="Times New Roman"/>
-              </w:rPr>
-              <w:t>Bài 24: Lập trình kịch bản hoạt hình đơn giản</w:t>
-            </w:r>
-          </w:p>
-        </w:tc>
-        <w:tc>
-          <w:tcPr>
-            <w:tcW w:type="dxa" w:w="850"/>
-            <w:vAlign w:val="center"/>
-          </w:tcPr>
-          <w:p>
-            <w:pPr>
-              <w:spacing w:before="40" w:after="40" w:line="276" w:lineRule="auto"/>
-              <w:jc w:val="center"/>
-            </w:pPr>
-            <w:r>
-              <w:rPr>
-                <w:rFonts w:ascii="Times New Roman" w:hAnsi="Times New Roman"/>
-                <w:sz w:val="26"/>
-                <w:rFonts w:ascii="Times New Roman" w:hAnsi="Times New Roman" w:cs="Times New Roman"/>
+              </w:rPr>
+              <w:t>Thiết kế bối cảnh</w:t>
+            </w:r>
+          </w:p>
+        </w:tc>
+        <w:tc>
+          <w:tcPr>
+            <w:tcW w:type="dxa" w:w="624"/>
+            <w:tcW w:w="623" w:type="dxa"/>
+            <w:tcW w:w="623" w:type="dxa"/>
+          </w:tcPr>
+          <w:p>
+            <w:pPr>
+              <w:jc w:val="center"/>
+            </w:pPr>
+            <w:r>
+              <w:rPr>
+                <w:rFonts w:ascii="Times New Roman" w:hAnsi="Times New Roman"/>
+                <w:sz w:val="26"/>
               </w:rPr>
               <w:t>1</w:t>
             </w:r>
@@ -3800,19 +3682,18 @@
         </w:tc>
         <w:tc>
           <w:tcPr>
-            <w:tcW w:type="dxa" w:w="1247"/>
-            <w:vAlign w:val="center"/>
-          </w:tcPr>
-          <w:p>
-            <w:pPr>
-              <w:spacing w:before="40" w:after="40" w:line="276" w:lineRule="auto"/>
-              <w:jc w:val="center"/>
-            </w:pPr>
-            <w:r>
-              <w:rPr>
-                <w:rFonts w:ascii="Times New Roman" w:hAnsi="Times New Roman"/>
-                <w:sz w:val="26"/>
-                <w:rFonts w:ascii="Times New Roman" w:hAnsi="Times New Roman" w:cs="Times New Roman"/>
+            <w:tcW w:type="dxa" w:w="794"/>
+            <w:tcW w:w="793" w:type="dxa"/>
+            <w:tcW w:w="793" w:type="dxa"/>
+          </w:tcPr>
+          <w:p>
+            <w:pPr>
+              <w:jc w:val="center"/>
+            </w:pPr>
+            <w:r>
+              <w:rPr>
+                <w:rFonts w:ascii="Times New Roman" w:hAnsi="Times New Roman"/>
+                <w:sz w:val="26"/>
               </w:rPr>
               <w:t>23</w:t>
             </w:r>
@@ -3820,21 +3701,20 @@
         </w:tc>
         <w:tc>
           <w:tcPr>
-            <w:tcW w:type="dxa" w:w="3402"/>
-            <w:vAlign w:val="center"/>
-          </w:tcPr>
-          <w:p>
-            <w:pPr>
-              <w:spacing w:before="40" w:after="40" w:line="276" w:lineRule="auto"/>
+            <w:tcW w:type="dxa" w:w="5272"/>
+            <w:tcW w:w="5273" w:type="dxa"/>
+            <w:tcW w:w="5273" w:type="dxa"/>
+          </w:tcPr>
+          <w:p>
+            <w:pPr>
               <w:jc w:val="both"/>
             </w:pPr>
             <w:r>
               <w:rPr>
                 <w:rFonts w:ascii="Times New Roman" w:hAnsi="Times New Roman"/>
                 <w:sz w:val="26"/>
-                <w:rFonts w:ascii="Times New Roman" w:hAnsi="Times New Roman" w:cs="Times New Roman"/>
-              </w:rPr>
-              <w:t>- Kéo thả và kết hợp các nhóm lệnh Chuyển động (Motion), Hiển thị (Looks), Âm thanh (Sound).</w:t>
+              </w:rPr>
+              <w:t>Bố cục và bối cảnh</w:t>
             </w:r>
           </w:p>
         </w:tc>
@@ -3842,19 +3722,18 @@
       <w:tr>
         <w:tc>
           <w:tcPr>
-            <w:tcW w:type="dxa" w:w="680"/>
-            <w:vAlign w:val="center"/>
-          </w:tcPr>
-          <w:p>
-            <w:pPr>
-              <w:spacing w:before="40" w:after="40" w:line="276" w:lineRule="auto"/>
-              <w:jc w:val="center"/>
-            </w:pPr>
-            <w:r>
-              <w:rPr>
-                <w:rFonts w:ascii="Times New Roman" w:hAnsi="Times New Roman"/>
-                <w:sz w:val="26"/>
-                <w:rFonts w:ascii="Times New Roman" w:hAnsi="Times New Roman" w:cs="Times New Roman"/>
+            <w:tcW w:type="dxa" w:w="510"/>
+            <w:tcW w:w="510" w:type="dxa"/>
+            <w:tcW w:w="510" w:type="dxa"/>
+          </w:tcPr>
+          <w:p>
+            <w:pPr>
+              <w:jc w:val="center"/>
+            </w:pPr>
+            <w:r>
+              <w:rPr>
+                <w:rFonts w:ascii="Times New Roman" w:hAnsi="Times New Roman"/>
+                <w:sz w:val="26"/>
               </w:rPr>
               <w:t>24</w:t>
             </w:r>
@@ -3862,39 +3741,37 @@
         </w:tc>
         <w:tc>
           <w:tcPr>
-            <w:tcW w:type="dxa" w:w="3118"/>
-            <w:vAlign w:val="center"/>
-          </w:tcPr>
-          <w:p>
-            <w:pPr>
-              <w:spacing w:before="40" w:after="40" w:line="276" w:lineRule="auto"/>
+            <w:tcW w:type="dxa" w:w="2154"/>
+            <w:tcW w:w="2154" w:type="dxa"/>
+            <w:tcW w:w="2154" w:type="dxa"/>
+          </w:tcPr>
+          <w:p>
+            <w:pPr>
               <w:jc w:val="both"/>
             </w:pPr>
             <w:r>
               <w:rPr>
                 <w:rFonts w:ascii="Times New Roman" w:hAnsi="Times New Roman"/>
                 <w:sz w:val="26"/>
-                <w:rFonts w:ascii="Times New Roman" w:hAnsi="Times New Roman" w:cs="Times New Roman"/>
-              </w:rPr>
-              <w:t>Ôn tập Đánh giá định kỳ 3</w:t>
-            </w:r>
-          </w:p>
-        </w:tc>
-        <w:tc>
-          <w:tcPr>
-            <w:tcW w:type="dxa" w:w="850"/>
-            <w:vAlign w:val="center"/>
-          </w:tcPr>
-          <w:p>
-            <w:pPr>
-              <w:spacing w:before="40" w:after="40" w:line="276" w:lineRule="auto"/>
-              <w:jc w:val="center"/>
-            </w:pPr>
-            <w:r>
-              <w:rPr>
-                <w:rFonts w:ascii="Times New Roman" w:hAnsi="Times New Roman"/>
-                <w:sz w:val="26"/>
-                <w:rFonts w:ascii="Times New Roman" w:hAnsi="Times New Roman" w:cs="Times New Roman"/>
+              </w:rPr>
+              <w:t>Animation: chuyển động</w:t>
+            </w:r>
+          </w:p>
+        </w:tc>
+        <w:tc>
+          <w:tcPr>
+            <w:tcW w:type="dxa" w:w="624"/>
+            <w:tcW w:w="623" w:type="dxa"/>
+            <w:tcW w:w="623" w:type="dxa"/>
+          </w:tcPr>
+          <w:p>
+            <w:pPr>
+              <w:jc w:val="center"/>
+            </w:pPr>
+            <w:r>
+              <w:rPr>
+                <w:rFonts w:ascii="Times New Roman" w:hAnsi="Times New Roman"/>
+                <w:sz w:val="26"/>
               </w:rPr>
               <w:t>1</w:t>
             </w:r>
@@ -3902,19 +3779,18 @@
         </w:tc>
         <w:tc>
           <w:tcPr>
-            <w:tcW w:type="dxa" w:w="1247"/>
-            <w:vAlign w:val="center"/>
-          </w:tcPr>
-          <w:p>
-            <w:pPr>
-              <w:spacing w:before="40" w:after="40" w:line="276" w:lineRule="auto"/>
-              <w:jc w:val="center"/>
-            </w:pPr>
-            <w:r>
-              <w:rPr>
-                <w:rFonts w:ascii="Times New Roman" w:hAnsi="Times New Roman"/>
-                <w:sz w:val="26"/>
-                <w:rFonts w:ascii="Times New Roman" w:hAnsi="Times New Roman" w:cs="Times New Roman"/>
+            <w:tcW w:type="dxa" w:w="794"/>
+            <w:tcW w:w="793" w:type="dxa"/>
+            <w:tcW w:w="793" w:type="dxa"/>
+          </w:tcPr>
+          <w:p>
+            <w:pPr>
+              <w:jc w:val="center"/>
+            </w:pPr>
+            <w:r>
+              <w:rPr>
+                <w:rFonts w:ascii="Times New Roman" w:hAnsi="Times New Roman"/>
+                <w:sz w:val="26"/>
               </w:rPr>
               <w:t>24</w:t>
             </w:r>
@@ -3922,21 +3798,20 @@
         </w:tc>
         <w:tc>
           <w:tcPr>
-            <w:tcW w:type="dxa" w:w="3402"/>
-            <w:vAlign w:val="center"/>
-          </w:tcPr>
-          <w:p>
-            <w:pPr>
-              <w:spacing w:before="40" w:after="40" w:line="276" w:lineRule="auto"/>
+            <w:tcW w:type="dxa" w:w="5272"/>
+            <w:tcW w:w="5273" w:type="dxa"/>
+            <w:tcW w:w="5273" w:type="dxa"/>
+          </w:tcPr>
+          <w:p>
+            <w:pPr>
               <w:jc w:val="both"/>
             </w:pPr>
             <w:r>
               <w:rPr>
                 <w:rFonts w:ascii="Times New Roman" w:hAnsi="Times New Roman"/>
                 <w:sz w:val="26"/>
-                <w:rFonts w:ascii="Times New Roman" w:hAnsi="Times New Roman" w:cs="Times New Roman"/>
-              </w:rPr>
-              <w:t>Hệ thống hóa kiến thức chuẩn bị Đánh giá định kỳ 3.</w:t>
+              </w:rPr>
+              <w:t>Điều khiển chuyển động theo kịch bản</w:t>
             </w:r>
           </w:p>
         </w:tc>
@@ -3944,19 +3819,18 @@
       <w:tr>
         <w:tc>
           <w:tcPr>
-            <w:tcW w:type="dxa" w:w="680"/>
-            <w:vAlign w:val="center"/>
-          </w:tcPr>
-          <w:p>
-            <w:pPr>
-              <w:spacing w:before="40" w:after="40" w:line="276" w:lineRule="auto"/>
-              <w:jc w:val="center"/>
-            </w:pPr>
-            <w:r>
-              <w:rPr>
-                <w:rFonts w:ascii="Times New Roman" w:hAnsi="Times New Roman"/>
-                <w:sz w:val="26"/>
-                <w:rFonts w:ascii="Times New Roman" w:hAnsi="Times New Roman" w:cs="Times New Roman"/>
+            <w:tcW w:type="dxa" w:w="510"/>
+            <w:tcW w:w="510" w:type="dxa"/>
+            <w:tcW w:w="510" w:type="dxa"/>
+          </w:tcPr>
+          <w:p>
+            <w:pPr>
+              <w:jc w:val="center"/>
+            </w:pPr>
+            <w:r>
+              <w:rPr>
+                <w:rFonts w:ascii="Times New Roman" w:hAnsi="Times New Roman"/>
+                <w:sz w:val="26"/>
               </w:rPr>
               <w:t>25</w:t>
             </w:r>
@@ -3964,39 +3838,37 @@
         </w:tc>
         <w:tc>
           <w:tcPr>
-            <w:tcW w:type="dxa" w:w="3118"/>
-            <w:vAlign w:val="center"/>
-          </w:tcPr>
-          <w:p>
-            <w:pPr>
-              <w:spacing w:before="40" w:after="40" w:line="276" w:lineRule="auto"/>
+            <w:tcW w:type="dxa" w:w="2154"/>
+            <w:tcW w:w="2154" w:type="dxa"/>
+            <w:tcW w:w="2154" w:type="dxa"/>
+          </w:tcPr>
+          <w:p>
+            <w:pPr>
               <w:jc w:val="both"/>
             </w:pPr>
             <w:r>
               <w:rPr>
                 <w:rFonts w:ascii="Times New Roman" w:hAnsi="Times New Roman"/>
                 <w:sz w:val="26"/>
-                <w:rFonts w:ascii="Times New Roman" w:hAnsi="Times New Roman" w:cs="Times New Roman"/>
-              </w:rPr>
-              <w:t>Đánh giá định kỳ 3</w:t>
-            </w:r>
-          </w:p>
-        </w:tc>
-        <w:tc>
-          <w:tcPr>
-            <w:tcW w:type="dxa" w:w="850"/>
-            <w:vAlign w:val="center"/>
-          </w:tcPr>
-          <w:p>
-            <w:pPr>
-              <w:spacing w:before="40" w:after="40" w:line="276" w:lineRule="auto"/>
-              <w:jc w:val="center"/>
-            </w:pPr>
-            <w:r>
-              <w:rPr>
-                <w:rFonts w:ascii="Times New Roman" w:hAnsi="Times New Roman"/>
-                <w:sz w:val="26"/>
-                <w:rFonts w:ascii="Times New Roman" w:hAnsi="Times New Roman" w:cs="Times New Roman"/>
+              </w:rPr>
+              <w:t>Tương tác và âm thanh</w:t>
+            </w:r>
+          </w:p>
+        </w:tc>
+        <w:tc>
+          <w:tcPr>
+            <w:tcW w:type="dxa" w:w="624"/>
+            <w:tcW w:w="623" w:type="dxa"/>
+            <w:tcW w:w="623" w:type="dxa"/>
+          </w:tcPr>
+          <w:p>
+            <w:pPr>
+              <w:jc w:val="center"/>
+            </w:pPr>
+            <w:r>
+              <w:rPr>
+                <w:rFonts w:ascii="Times New Roman" w:hAnsi="Times New Roman"/>
+                <w:sz w:val="26"/>
               </w:rPr>
               <w:t>1</w:t>
             </w:r>
@@ -4004,19 +3876,18 @@
         </w:tc>
         <w:tc>
           <w:tcPr>
-            <w:tcW w:type="dxa" w:w="1247"/>
-            <w:vAlign w:val="center"/>
-          </w:tcPr>
-          <w:p>
-            <w:pPr>
-              <w:spacing w:before="40" w:after="40" w:line="276" w:lineRule="auto"/>
-              <w:jc w:val="center"/>
-            </w:pPr>
-            <w:r>
-              <w:rPr>
-                <w:rFonts w:ascii="Times New Roman" w:hAnsi="Times New Roman"/>
-                <w:sz w:val="26"/>
-                <w:rFonts w:ascii="Times New Roman" w:hAnsi="Times New Roman" w:cs="Times New Roman"/>
+            <w:tcW w:type="dxa" w:w="794"/>
+            <w:tcW w:w="793" w:type="dxa"/>
+            <w:tcW w:w="793" w:type="dxa"/>
+          </w:tcPr>
+          <w:p>
+            <w:pPr>
+              <w:jc w:val="center"/>
+            </w:pPr>
+            <w:r>
+              <w:rPr>
+                <w:rFonts w:ascii="Times New Roman" w:hAnsi="Times New Roman"/>
+                <w:sz w:val="26"/>
               </w:rPr>
               <w:t>25</w:t>
             </w:r>
@@ -4024,21 +3895,20 @@
         </w:tc>
         <w:tc>
           <w:tcPr>
-            <w:tcW w:type="dxa" w:w="3402"/>
-            <w:vAlign w:val="center"/>
-          </w:tcPr>
-          <w:p>
-            <w:pPr>
-              <w:spacing w:before="40" w:after="40" w:line="276" w:lineRule="auto"/>
+            <w:tcW w:type="dxa" w:w="5272"/>
+            <w:tcW w:w="5273" w:type="dxa"/>
+            <w:tcW w:w="5273" w:type="dxa"/>
+          </w:tcPr>
+          <w:p>
+            <w:pPr>
               <w:jc w:val="both"/>
             </w:pPr>
             <w:r>
               <w:rPr>
                 <w:rFonts w:ascii="Times New Roman" w:hAnsi="Times New Roman"/>
                 <w:sz w:val="26"/>
-                <w:rFonts w:ascii="Times New Roman" w:hAnsi="Times New Roman" w:cs="Times New Roman"/>
-              </w:rPr>
-              <w:t>Kiểm tra đánh giá kết quả học tập.</w:t>
+              </w:rPr>
+              <w:t>Kết hợp âm thanh/tương tác</w:t>
             </w:r>
           </w:p>
         </w:tc>
@@ -4046,19 +3916,18 @@
       <w:tr>
         <w:tc>
           <w:tcPr>
-            <w:tcW w:type="dxa" w:w="680"/>
-            <w:vAlign w:val="center"/>
-          </w:tcPr>
-          <w:p>
-            <w:pPr>
-              <w:spacing w:before="40" w:after="40" w:line="276" w:lineRule="auto"/>
-              <w:jc w:val="center"/>
-            </w:pPr>
-            <w:r>
-              <w:rPr>
-                <w:rFonts w:ascii="Times New Roman" w:hAnsi="Times New Roman"/>
-                <w:sz w:val="26"/>
-                <w:rFonts w:ascii="Times New Roman" w:hAnsi="Times New Roman" w:cs="Times New Roman"/>
+            <w:tcW w:type="dxa" w:w="510"/>
+            <w:tcW w:w="510" w:type="dxa"/>
+            <w:tcW w:w="510" w:type="dxa"/>
+          </w:tcPr>
+          <w:p>
+            <w:pPr>
+              <w:jc w:val="center"/>
+            </w:pPr>
+            <w:r>
+              <w:rPr>
+                <w:rFonts w:ascii="Times New Roman" w:hAnsi="Times New Roman"/>
+                <w:sz w:val="26"/>
               </w:rPr>
               <w:t>26</w:t>
             </w:r>
@@ -4066,39 +3935,37 @@
         </w:tc>
         <w:tc>
           <w:tcPr>
-            <w:tcW w:type="dxa" w:w="3118"/>
-            <w:vAlign w:val="center"/>
-          </w:tcPr>
-          <w:p>
-            <w:pPr>
-              <w:spacing w:before="40" w:after="40" w:line="276" w:lineRule="auto"/>
+            <w:tcW w:type="dxa" w:w="2154"/>
+            <w:tcW w:w="2154" w:type="dxa"/>
+            <w:tcW w:w="2154" w:type="dxa"/>
+          </w:tcPr>
+          <w:p>
+            <w:pPr>
               <w:jc w:val="both"/>
             </w:pPr>
             <w:r>
               <w:rPr>
                 <w:rFonts w:ascii="Times New Roman" w:hAnsi="Times New Roman"/>
                 <w:sz w:val="26"/>
-                <w:rFonts w:ascii="Times New Roman" w:hAnsi="Times New Roman" w:cs="Times New Roman"/>
-              </w:rPr>
-              <w:t>Ôn tập và luyện tập</w:t>
-            </w:r>
-          </w:p>
-        </w:tc>
-        <w:tc>
-          <w:tcPr>
-            <w:tcW w:type="dxa" w:w="850"/>
-            <w:vAlign w:val="center"/>
-          </w:tcPr>
-          <w:p>
-            <w:pPr>
-              <w:spacing w:before="40" w:after="40" w:line="276" w:lineRule="auto"/>
-              <w:jc w:val="center"/>
-            </w:pPr>
-            <w:r>
-              <w:rPr>
-                <w:rFonts w:ascii="Times New Roman" w:hAnsi="Times New Roman"/>
-                <w:sz w:val="26"/>
-                <w:rFonts w:ascii="Times New Roman" w:hAnsi="Times New Roman" w:cs="Times New Roman"/>
+              </w:rPr>
+              <w:t>Dự án: Hoạt hình ngắn</w:t>
+            </w:r>
+          </w:p>
+        </w:tc>
+        <w:tc>
+          <w:tcPr>
+            <w:tcW w:type="dxa" w:w="624"/>
+            <w:tcW w:w="623" w:type="dxa"/>
+            <w:tcW w:w="623" w:type="dxa"/>
+          </w:tcPr>
+          <w:p>
+            <w:pPr>
+              <w:jc w:val="center"/>
+            </w:pPr>
+            <w:r>
+              <w:rPr>
+                <w:rFonts w:ascii="Times New Roman" w:hAnsi="Times New Roman"/>
+                <w:sz w:val="26"/>
               </w:rPr>
               <w:t>1</w:t>
             </w:r>
@@ -4106,19 +3973,18 @@
         </w:tc>
         <w:tc>
           <w:tcPr>
-            <w:tcW w:type="dxa" w:w="1247"/>
-            <w:vAlign w:val="center"/>
-          </w:tcPr>
-          <w:p>
-            <w:pPr>
-              <w:spacing w:before="40" w:after="40" w:line="276" w:lineRule="auto"/>
-              <w:jc w:val="center"/>
-            </w:pPr>
-            <w:r>
-              <w:rPr>
-                <w:rFonts w:ascii="Times New Roman" w:hAnsi="Times New Roman"/>
-                <w:sz w:val="26"/>
-                <w:rFonts w:ascii="Times New Roman" w:hAnsi="Times New Roman" w:cs="Times New Roman"/>
+            <w:tcW w:type="dxa" w:w="794"/>
+            <w:tcW w:w="793" w:type="dxa"/>
+            <w:tcW w:w="793" w:type="dxa"/>
+          </w:tcPr>
+          <w:p>
+            <w:pPr>
+              <w:jc w:val="center"/>
+            </w:pPr>
+            <w:r>
+              <w:rPr>
+                <w:rFonts w:ascii="Times New Roman" w:hAnsi="Times New Roman"/>
+                <w:sz w:val="26"/>
               </w:rPr>
               <w:t>26</w:t>
             </w:r>
@@ -4126,21 +3992,20 @@
         </w:tc>
         <w:tc>
           <w:tcPr>
-            <w:tcW w:type="dxa" w:w="3402"/>
-            <w:vAlign w:val="center"/>
-          </w:tcPr>
-          <w:p>
-            <w:pPr>
-              <w:spacing w:before="40" w:after="40" w:line="276" w:lineRule="auto"/>
+            <w:tcW w:type="dxa" w:w="5272"/>
+            <w:tcW w:w="5273" w:type="dxa"/>
+            <w:tcW w:w="5273" w:type="dxa"/>
+          </w:tcPr>
+          <w:p>
+            <w:pPr>
               <w:jc w:val="both"/>
             </w:pPr>
             <w:r>
               <w:rPr>
                 <w:rFonts w:ascii="Times New Roman" w:hAnsi="Times New Roman"/>
                 <w:sz w:val="26"/>
-                <w:rFonts w:ascii="Times New Roman" w:hAnsi="Times New Roman" w:cs="Times New Roman"/>
-              </w:rPr>
-              <w:t>Ôn tập, luyện tập bổ sung kiến thức và kỹ năng.</w:t>
+              </w:rPr>
+              <w:t>Tích hợp thiết kế + Coding + Storytelling</w:t>
             </w:r>
           </w:p>
         </w:tc>
@@ -4148,19 +4013,18 @@
       <w:tr>
         <w:tc>
           <w:tcPr>
-            <w:tcW w:type="dxa" w:w="680"/>
-            <w:vAlign w:val="center"/>
-          </w:tcPr>
-          <w:p>
-            <w:pPr>
-              <w:spacing w:before="40" w:after="40" w:line="276" w:lineRule="auto"/>
-              <w:jc w:val="center"/>
-            </w:pPr>
-            <w:r>
-              <w:rPr>
-                <w:rFonts w:ascii="Times New Roman" w:hAnsi="Times New Roman"/>
-                <w:sz w:val="26"/>
-                <w:rFonts w:ascii="Times New Roman" w:hAnsi="Times New Roman" w:cs="Times New Roman"/>
+            <w:tcW w:type="dxa" w:w="510"/>
+            <w:tcW w:w="510" w:type="dxa"/>
+            <w:tcW w:w="510" w:type="dxa"/>
+          </w:tcPr>
+          <w:p>
+            <w:pPr>
+              <w:jc w:val="center"/>
+            </w:pPr>
+            <w:r>
+              <w:rPr>
+                <w:rFonts w:ascii="Times New Roman" w:hAnsi="Times New Roman"/>
+                <w:sz w:val="26"/>
               </w:rPr>
               <w:t>27</w:t>
             </w:r>
@@ -4168,39 +4032,37 @@
         </w:tc>
         <w:tc>
           <w:tcPr>
-            <w:tcW w:type="dxa" w:w="3118"/>
-            <w:vAlign w:val="center"/>
-          </w:tcPr>
-          <w:p>
-            <w:pPr>
-              <w:spacing w:before="40" w:after="40" w:line="276" w:lineRule="auto"/>
+            <w:tcW w:type="dxa" w:w="2154"/>
+            <w:tcW w:w="2154" w:type="dxa"/>
+            <w:tcW w:w="2154" w:type="dxa"/>
+          </w:tcPr>
+          <w:p>
+            <w:pPr>
               <w:jc w:val="both"/>
             </w:pPr>
             <w:r>
               <w:rPr>
                 <w:rFonts w:ascii="Times New Roman" w:hAnsi="Times New Roman"/>
                 <w:sz w:val="26"/>
-                <w:rFonts w:ascii="Times New Roman" w:hAnsi="Times New Roman" w:cs="Times New Roman"/>
-              </w:rPr>
-              <w:t>Ôn tập Đánh giá định kỳ 4</w:t>
-            </w:r>
-          </w:p>
-        </w:tc>
-        <w:tc>
-          <w:tcPr>
-            <w:tcW w:type="dxa" w:w="850"/>
-            <w:vAlign w:val="center"/>
-          </w:tcPr>
-          <w:p>
-            <w:pPr>
-              <w:spacing w:before="40" w:after="40" w:line="276" w:lineRule="auto"/>
-              <w:jc w:val="center"/>
-            </w:pPr>
-            <w:r>
-              <w:rPr>
-                <w:rFonts w:ascii="Times New Roman" w:hAnsi="Times New Roman"/>
-                <w:sz w:val="26"/>
-                <w:rFonts w:ascii="Times New Roman" w:hAnsi="Times New Roman" w:cs="Times New Roman"/>
+              </w:rPr>
+              <w:t>Thiết kế sản phẩm nhóm</w:t>
+            </w:r>
+          </w:p>
+        </w:tc>
+        <w:tc>
+          <w:tcPr>
+            <w:tcW w:type="dxa" w:w="624"/>
+            <w:tcW w:w="623" w:type="dxa"/>
+            <w:tcW w:w="623" w:type="dxa"/>
+          </w:tcPr>
+          <w:p>
+            <w:pPr>
+              <w:jc w:val="center"/>
+            </w:pPr>
+            <w:r>
+              <w:rPr>
+                <w:rFonts w:ascii="Times New Roman" w:hAnsi="Times New Roman"/>
+                <w:sz w:val="26"/>
               </w:rPr>
               <w:t>1</w:t>
             </w:r>
@@ -4208,19 +4070,18 @@
         </w:tc>
         <w:tc>
           <w:tcPr>
-            <w:tcW w:type="dxa" w:w="1247"/>
-            <w:vAlign w:val="center"/>
-          </w:tcPr>
-          <w:p>
-            <w:pPr>
-              <w:spacing w:before="40" w:after="40" w:line="276" w:lineRule="auto"/>
-              <w:jc w:val="center"/>
-            </w:pPr>
-            <w:r>
-              <w:rPr>
-                <w:rFonts w:ascii="Times New Roman" w:hAnsi="Times New Roman"/>
-                <w:sz w:val="26"/>
-                <w:rFonts w:ascii="Times New Roman" w:hAnsi="Times New Roman" w:cs="Times New Roman"/>
+            <w:tcW w:type="dxa" w:w="794"/>
+            <w:tcW w:w="793" w:type="dxa"/>
+            <w:tcW w:w="793" w:type="dxa"/>
+          </w:tcPr>
+          <w:p>
+            <w:pPr>
+              <w:jc w:val="center"/>
+            </w:pPr>
+            <w:r>
+              <w:rPr>
+                <w:rFonts w:ascii="Times New Roman" w:hAnsi="Times New Roman"/>
+                <w:sz w:val="26"/>
               </w:rPr>
               <w:t>27</w:t>
             </w:r>
@@ -4228,21 +4089,20 @@
         </w:tc>
         <w:tc>
           <w:tcPr>
-            <w:tcW w:type="dxa" w:w="3402"/>
-            <w:vAlign w:val="center"/>
-          </w:tcPr>
-          <w:p>
-            <w:pPr>
-              <w:spacing w:before="40" w:after="40" w:line="276" w:lineRule="auto"/>
+            <w:tcW w:type="dxa" w:w="5272"/>
+            <w:tcW w:w="5273" w:type="dxa"/>
+            <w:tcW w:w="5273" w:type="dxa"/>
+          </w:tcPr>
+          <w:p>
+            <w:pPr>
               <w:jc w:val="both"/>
             </w:pPr>
             <w:r>
               <w:rPr>
                 <w:rFonts w:ascii="Times New Roman" w:hAnsi="Times New Roman"/>
                 <w:sz w:val="26"/>
-                <w:rFonts w:ascii="Times New Roman" w:hAnsi="Times New Roman" w:cs="Times New Roman"/>
-              </w:rPr>
-              <w:t>Hệ thống hóa kiến thức chuẩn bị Đánh giá định kỳ 4.</w:t>
+              </w:rPr>
+              <w:t>Phân vai, quản lý tệp dự án</w:t>
             </w:r>
           </w:p>
         </w:tc>
@@ -4250,19 +4110,18 @@
       <w:tr>
         <w:tc>
           <w:tcPr>
-            <w:tcW w:type="dxa" w:w="680"/>
-            <w:vAlign w:val="center"/>
-          </w:tcPr>
-          <w:p>
-            <w:pPr>
-              <w:spacing w:before="40" w:after="40" w:line="276" w:lineRule="auto"/>
-              <w:jc w:val="center"/>
-            </w:pPr>
-            <w:r>
-              <w:rPr>
-                <w:rFonts w:ascii="Times New Roman" w:hAnsi="Times New Roman"/>
-                <w:sz w:val="26"/>
-                <w:rFonts w:ascii="Times New Roman" w:hAnsi="Times New Roman" w:cs="Times New Roman"/>
+            <w:tcW w:type="dxa" w:w="510"/>
+            <w:tcW w:w="510" w:type="dxa"/>
+            <w:tcW w:w="510" w:type="dxa"/>
+          </w:tcPr>
+          <w:p>
+            <w:pPr>
+              <w:jc w:val="center"/>
+            </w:pPr>
+            <w:r>
+              <w:rPr>
+                <w:rFonts w:ascii="Times New Roman" w:hAnsi="Times New Roman"/>
+                <w:sz w:val="26"/>
               </w:rPr>
               <w:t>28</w:t>
             </w:r>
@@ -4270,39 +4129,37 @@
         </w:tc>
         <w:tc>
           <w:tcPr>
-            <w:tcW w:type="dxa" w:w="3118"/>
-            <w:vAlign w:val="center"/>
-          </w:tcPr>
-          <w:p>
-            <w:pPr>
-              <w:spacing w:before="40" w:after="40" w:line="276" w:lineRule="auto"/>
+            <w:tcW w:type="dxa" w:w="2154"/>
+            <w:tcW w:w="2154" w:type="dxa"/>
+            <w:tcW w:w="2154" w:type="dxa"/>
+          </w:tcPr>
+          <w:p>
+            <w:pPr>
               <w:jc w:val="both"/>
             </w:pPr>
             <w:r>
               <w:rPr>
                 <w:rFonts w:ascii="Times New Roman" w:hAnsi="Times New Roman"/>
                 <w:sz w:val="26"/>
-                <w:rFonts w:ascii="Times New Roman" w:hAnsi="Times New Roman" w:cs="Times New Roman"/>
-              </w:rPr>
-              <w:t>Đánh giá định kỳ 4</w:t>
-            </w:r>
-          </w:p>
-        </w:tc>
-        <w:tc>
-          <w:tcPr>
-            <w:tcW w:type="dxa" w:w="850"/>
-            <w:vAlign w:val="center"/>
-          </w:tcPr>
-          <w:p>
-            <w:pPr>
-              <w:spacing w:before="40" w:after="40" w:line="276" w:lineRule="auto"/>
-              <w:jc w:val="center"/>
-            </w:pPr>
-            <w:r>
-              <w:rPr>
-                <w:rFonts w:ascii="Times New Roman" w:hAnsi="Times New Roman"/>
-                <w:sz w:val="26"/>
-                <w:rFonts w:ascii="Times New Roman" w:hAnsi="Times New Roman" w:cs="Times New Roman"/>
+              </w:rPr>
+              <w:t>Kiểm thử và hoàn thiện</w:t>
+            </w:r>
+          </w:p>
+        </w:tc>
+        <w:tc>
+          <w:tcPr>
+            <w:tcW w:type="dxa" w:w="624"/>
+            <w:tcW w:w="623" w:type="dxa"/>
+            <w:tcW w:w="623" w:type="dxa"/>
+          </w:tcPr>
+          <w:p>
+            <w:pPr>
+              <w:jc w:val="center"/>
+            </w:pPr>
+            <w:r>
+              <w:rPr>
+                <w:rFonts w:ascii="Times New Roman" w:hAnsi="Times New Roman"/>
+                <w:sz w:val="26"/>
               </w:rPr>
               <w:t>1</w:t>
             </w:r>
@@ -4310,19 +4167,18 @@
         </w:tc>
         <w:tc>
           <w:tcPr>
-            <w:tcW w:type="dxa" w:w="1247"/>
-            <w:vAlign w:val="center"/>
-          </w:tcPr>
-          <w:p>
-            <w:pPr>
-              <w:spacing w:before="40" w:after="40" w:line="276" w:lineRule="auto"/>
-              <w:jc w:val="center"/>
-            </w:pPr>
-            <w:r>
-              <w:rPr>
-                <w:rFonts w:ascii="Times New Roman" w:hAnsi="Times New Roman"/>
-                <w:sz w:val="26"/>
-                <w:rFonts w:ascii="Times New Roman" w:hAnsi="Times New Roman" w:cs="Times New Roman"/>
+            <w:tcW w:type="dxa" w:w="794"/>
+            <w:tcW w:w="793" w:type="dxa"/>
+            <w:tcW w:w="793" w:type="dxa"/>
+          </w:tcPr>
+          <w:p>
+            <w:pPr>
+              <w:jc w:val="center"/>
+            </w:pPr>
+            <w:r>
+              <w:rPr>
+                <w:rFonts w:ascii="Times New Roman" w:hAnsi="Times New Roman"/>
+                <w:sz w:val="26"/>
               </w:rPr>
               <w:t>28</w:t>
             </w:r>
@@ -4330,21 +4186,20 @@
         </w:tc>
         <w:tc>
           <w:tcPr>
-            <w:tcW w:type="dxa" w:w="3402"/>
-            <w:vAlign w:val="center"/>
-          </w:tcPr>
-          <w:p>
-            <w:pPr>
-              <w:spacing w:before="40" w:after="40" w:line="276" w:lineRule="auto"/>
+            <w:tcW w:type="dxa" w:w="5272"/>
+            <w:tcW w:w="5273" w:type="dxa"/>
+            <w:tcW w:w="5273" w:type="dxa"/>
+          </w:tcPr>
+          <w:p>
+            <w:pPr>
               <w:jc w:val="both"/>
             </w:pPr>
             <w:r>
               <w:rPr>
                 <w:rFonts w:ascii="Times New Roman" w:hAnsi="Times New Roman"/>
                 <w:sz w:val="26"/>
-                <w:rFonts w:ascii="Times New Roman" w:hAnsi="Times New Roman" w:cs="Times New Roman"/>
-              </w:rPr>
-              <w:t>Kiểm tra đánh giá kết quả học tập.</w:t>
+              </w:rPr>
+              <w:t>Kiểm tra lỗi, chỉnh sửa sản phẩm</w:t>
             </w:r>
           </w:p>
         </w:tc>
@@ -4352,19 +4207,18 @@
       <w:tr>
         <w:tc>
           <w:tcPr>
-            <w:tcW w:type="dxa" w:w="680"/>
-            <w:vAlign w:val="center"/>
-          </w:tcPr>
-          <w:p>
-            <w:pPr>
-              <w:spacing w:before="40" w:after="40" w:line="276" w:lineRule="auto"/>
-              <w:jc w:val="center"/>
-            </w:pPr>
-            <w:r>
-              <w:rPr>
-                <w:rFonts w:ascii="Times New Roman" w:hAnsi="Times New Roman"/>
-                <w:sz w:val="26"/>
-                <w:rFonts w:ascii="Times New Roman" w:hAnsi="Times New Roman" w:cs="Times New Roman"/>
+            <w:tcW w:type="dxa" w:w="510"/>
+            <w:tcW w:w="510" w:type="dxa"/>
+            <w:tcW w:w="510" w:type="dxa"/>
+          </w:tcPr>
+          <w:p>
+            <w:pPr>
+              <w:jc w:val="center"/>
+            </w:pPr>
+            <w:r>
+              <w:rPr>
+                <w:rFonts w:ascii="Times New Roman" w:hAnsi="Times New Roman"/>
+                <w:sz w:val="26"/>
               </w:rPr>
               <w:t>29</w:t>
             </w:r>
@@ -4372,39 +4226,37 @@
         </w:tc>
         <w:tc>
           <w:tcPr>
-            <w:tcW w:type="dxa" w:w="3118"/>
-            <w:vAlign w:val="center"/>
-          </w:tcPr>
-          <w:p>
-            <w:pPr>
-              <w:spacing w:before="40" w:after="40" w:line="276" w:lineRule="auto"/>
+            <w:tcW w:type="dxa" w:w="2154"/>
+            <w:tcW w:w="2154" w:type="dxa"/>
+            <w:tcW w:w="2154" w:type="dxa"/>
+          </w:tcPr>
+          <w:p>
+            <w:pPr>
               <w:jc w:val="both"/>
             </w:pPr>
             <w:r>
               <w:rPr>
                 <w:rFonts w:ascii="Times New Roman" w:hAnsi="Times New Roman"/>
                 <w:sz w:val="26"/>
-                <w:rFonts w:ascii="Times New Roman" w:hAnsi="Times New Roman" w:cs="Times New Roman"/>
-              </w:rPr>
-              <w:t>Bài 25: Dự án học tập: Trò chơi / Hoạt hình Scratch</w:t>
-            </w:r>
-          </w:p>
-        </w:tc>
-        <w:tc>
-          <w:tcPr>
-            <w:tcW w:type="dxa" w:w="850"/>
-            <w:vAlign w:val="center"/>
-          </w:tcPr>
-          <w:p>
-            <w:pPr>
-              <w:spacing w:before="40" w:after="40" w:line="276" w:lineRule="auto"/>
-              <w:jc w:val="center"/>
-            </w:pPr>
-            <w:r>
-              <w:rPr>
-                <w:rFonts w:ascii="Times New Roman" w:hAnsi="Times New Roman"/>
-                <w:sz w:val="26"/>
-                <w:rFonts w:ascii="Times New Roman" w:hAnsi="Times New Roman" w:cs="Times New Roman"/>
+              </w:rPr>
+              <w:t>ĐÁNH GIÁ ĐỊNH KỲ 3</w:t>
+            </w:r>
+          </w:p>
+        </w:tc>
+        <w:tc>
+          <w:tcPr>
+            <w:tcW w:type="dxa" w:w="624"/>
+            <w:tcW w:w="623" w:type="dxa"/>
+            <w:tcW w:w="623" w:type="dxa"/>
+          </w:tcPr>
+          <w:p>
+            <w:pPr>
+              <w:jc w:val="center"/>
+            </w:pPr>
+            <w:r>
+              <w:rPr>
+                <w:rFonts w:ascii="Times New Roman" w:hAnsi="Times New Roman"/>
+                <w:sz w:val="26"/>
               </w:rPr>
               <w:t>1</w:t>
             </w:r>
@@ -4412,19 +4264,18 @@
         </w:tc>
         <w:tc>
           <w:tcPr>
-            <w:tcW w:type="dxa" w:w="1247"/>
-            <w:vAlign w:val="center"/>
-          </w:tcPr>
-          <w:p>
-            <w:pPr>
-              <w:spacing w:before="40" w:after="40" w:line="276" w:lineRule="auto"/>
-              <w:jc w:val="center"/>
-            </w:pPr>
-            <w:r>
-              <w:rPr>
-                <w:rFonts w:ascii="Times New Roman" w:hAnsi="Times New Roman"/>
-                <w:sz w:val="26"/>
-                <w:rFonts w:ascii="Times New Roman" w:hAnsi="Times New Roman" w:cs="Times New Roman"/>
+            <w:tcW w:type="dxa" w:w="794"/>
+            <w:tcW w:w="793" w:type="dxa"/>
+            <w:tcW w:w="793" w:type="dxa"/>
+          </w:tcPr>
+          <w:p>
+            <w:pPr>
+              <w:jc w:val="center"/>
+            </w:pPr>
+            <w:r>
+              <w:rPr>
+                <w:rFonts w:ascii="Times New Roman" w:hAnsi="Times New Roman"/>
+                <w:sz w:val="26"/>
               </w:rPr>
               <w:t>29</w:t>
             </w:r>
@@ -4432,21 +4283,699 @@
         </w:tc>
         <w:tc>
           <w:tcPr>
-            <w:tcW w:type="dxa" w:w="3402"/>
-            <w:vAlign w:val="center"/>
-          </w:tcPr>
-          <w:p>
-            <w:pPr>
-              <w:spacing w:before="40" w:after="40" w:line="276" w:lineRule="auto"/>
+            <w:tcW w:type="dxa" w:w="5272"/>
+            <w:tcW w:w="5273" w:type="dxa"/>
+            <w:tcW w:w="5273" w:type="dxa"/>
+          </w:tcPr>
+          <w:p>
+            <w:pPr>
               <w:jc w:val="both"/>
             </w:pPr>
             <w:r>
               <w:rPr>
                 <w:rFonts w:ascii="Times New Roman" w:hAnsi="Times New Roman"/>
                 <w:sz w:val="26"/>
-                <w:rFonts w:ascii="Times New Roman" w:hAnsi="Times New Roman" w:cs="Times New Roman"/>
-              </w:rPr>
-              <w:t>- Thực hành làm việc nhóm xây dựng một kịch bản hoạt hình hoặc trò chơi nhỏ.</w:t>
+              </w:rPr>
+              <w:t>Hoàn thành và trình bày sản phẩm số</w:t>
+            </w:r>
+          </w:p>
+        </w:tc>
+      </w:tr>
+      <w:tr>
+        <w:tc>
+          <w:tcPr>
+            <w:tcW w:type="dxa" w:w="510"/>
+            <w:tcW w:w="510" w:type="dxa"/>
+            <w:tcW w:w="510" w:type="dxa"/>
+          </w:tcPr>
+          <w:p>
+            <w:pPr>
+              <w:jc w:val="center"/>
+            </w:pPr>
+            <w:r>
+              <w:rPr>
+                <w:rFonts w:ascii="Times New Roman" w:hAnsi="Times New Roman"/>
+                <w:sz w:val="26"/>
+              </w:rPr>
+              <w:t>30</w:t>
+            </w:r>
+          </w:p>
+        </w:tc>
+        <w:tc>
+          <w:tcPr>
+            <w:tcW w:type="dxa" w:w="2154"/>
+            <w:tcW w:w="2154" w:type="dxa"/>
+            <w:tcW w:w="2154" w:type="dxa"/>
+          </w:tcPr>
+          <w:p>
+            <w:pPr>
+              <w:jc w:val="both"/>
+            </w:pPr>
+            <w:r>
+              <w:rPr>
+                <w:rFonts w:ascii="Times New Roman" w:hAnsi="Times New Roman"/>
+                <w:sz w:val="26"/>
+              </w:rPr>
+              <w:t>Robot và cảm biến</w:t>
+            </w:r>
+          </w:p>
+        </w:tc>
+        <w:tc>
+          <w:tcPr>
+            <w:tcW w:type="dxa" w:w="624"/>
+            <w:tcW w:w="623" w:type="dxa"/>
+            <w:tcW w:w="623" w:type="dxa"/>
+          </w:tcPr>
+          <w:p>
+            <w:pPr>
+              <w:jc w:val="center"/>
+            </w:pPr>
+            <w:r>
+              <w:rPr>
+                <w:rFonts w:ascii="Times New Roman" w:hAnsi="Times New Roman"/>
+                <w:sz w:val="26"/>
+              </w:rPr>
+              <w:t>1</w:t>
+            </w:r>
+          </w:p>
+        </w:tc>
+        <w:tc>
+          <w:tcPr>
+            <w:tcW w:type="dxa" w:w="794"/>
+            <w:tcW w:w="793" w:type="dxa"/>
+            <w:tcW w:w="793" w:type="dxa"/>
+          </w:tcPr>
+          <w:p>
+            <w:pPr>
+              <w:jc w:val="center"/>
+            </w:pPr>
+            <w:r>
+              <w:rPr>
+                <w:rFonts w:ascii="Times New Roman" w:hAnsi="Times New Roman"/>
+                <w:sz w:val="26"/>
+              </w:rPr>
+              <w:t>30</w:t>
+            </w:r>
+          </w:p>
+        </w:tc>
+        <w:tc>
+          <w:tcPr>
+            <w:tcW w:type="dxa" w:w="5272"/>
+            <w:tcW w:w="5273" w:type="dxa"/>
+            <w:tcW w:w="5273" w:type="dxa"/>
+          </w:tcPr>
+          <w:p>
+            <w:pPr>
+              <w:jc w:val="both"/>
+            </w:pPr>
+            <w:r>
+              <w:rPr>
+                <w:rFonts w:ascii="Times New Roman" w:hAnsi="Times New Roman"/>
+                <w:sz w:val="26"/>
+              </w:rPr>
+              <w:t>Nhận biết robot, đầu vào/đầu ra, cảm biến ở mức trực quan</w:t>
+            </w:r>
+          </w:p>
+        </w:tc>
+      </w:tr>
+      <w:tr>
+        <w:tc>
+          <w:tcPr>
+            <w:tcW w:type="dxa" w:w="510"/>
+            <w:tcW w:w="510" w:type="dxa"/>
+            <w:tcW w:w="510" w:type="dxa"/>
+          </w:tcPr>
+          <w:p>
+            <w:pPr>
+              <w:jc w:val="center"/>
+            </w:pPr>
+            <w:r>
+              <w:rPr>
+                <w:rFonts w:ascii="Times New Roman" w:hAnsi="Times New Roman"/>
+                <w:sz w:val="26"/>
+              </w:rPr>
+              <w:t>31</w:t>
+            </w:r>
+          </w:p>
+        </w:tc>
+        <w:tc>
+          <w:tcPr>
+            <w:tcW w:type="dxa" w:w="2154"/>
+            <w:tcW w:w="2154" w:type="dxa"/>
+            <w:tcW w:w="2154" w:type="dxa"/>
+          </w:tcPr>
+          <w:p>
+            <w:pPr>
+              <w:jc w:val="both"/>
+            </w:pPr>
+            <w:r>
+              <w:rPr>
+                <w:rFonts w:ascii="Times New Roman" w:hAnsi="Times New Roman"/>
+                <w:sz w:val="26"/>
+              </w:rPr>
+              <w:t>Lập trình robot theo nhiệm vụ</w:t>
+            </w:r>
+          </w:p>
+        </w:tc>
+        <w:tc>
+          <w:tcPr>
+            <w:tcW w:type="dxa" w:w="624"/>
+            <w:tcW w:w="623" w:type="dxa"/>
+            <w:tcW w:w="623" w:type="dxa"/>
+          </w:tcPr>
+          <w:p>
+            <w:pPr>
+              <w:jc w:val="center"/>
+            </w:pPr>
+            <w:r>
+              <w:rPr>
+                <w:rFonts w:ascii="Times New Roman" w:hAnsi="Times New Roman"/>
+                <w:sz w:val="26"/>
+              </w:rPr>
+              <w:t>1</w:t>
+            </w:r>
+          </w:p>
+        </w:tc>
+        <w:tc>
+          <w:tcPr>
+            <w:tcW w:type="dxa" w:w="794"/>
+            <w:tcW w:w="793" w:type="dxa"/>
+            <w:tcW w:w="793" w:type="dxa"/>
+          </w:tcPr>
+          <w:p>
+            <w:pPr>
+              <w:jc w:val="center"/>
+            </w:pPr>
+            <w:r>
+              <w:rPr>
+                <w:rFonts w:ascii="Times New Roman" w:hAnsi="Times New Roman"/>
+                <w:sz w:val="26"/>
+              </w:rPr>
+              <w:t>31</w:t>
+            </w:r>
+          </w:p>
+        </w:tc>
+        <w:tc>
+          <w:tcPr>
+            <w:tcW w:type="dxa" w:w="5272"/>
+            <w:tcW w:w="5273" w:type="dxa"/>
+            <w:tcW w:w="5273" w:type="dxa"/>
+          </w:tcPr>
+          <w:p>
+            <w:pPr>
+              <w:jc w:val="both"/>
+            </w:pPr>
+            <w:r>
+              <w:rPr>
+                <w:rFonts w:ascii="Times New Roman" w:hAnsi="Times New Roman"/>
+                <w:sz w:val="26"/>
+              </w:rPr>
+              <w:t>Chuỗi lệnh điều khiển robot</w:t>
+            </w:r>
+          </w:p>
+        </w:tc>
+      </w:tr>
+      <w:tr>
+        <w:tc>
+          <w:tcPr>
+            <w:tcW w:type="dxa" w:w="510"/>
+            <w:tcW w:w="510" w:type="dxa"/>
+            <w:tcW w:w="510" w:type="dxa"/>
+          </w:tcPr>
+          <w:p>
+            <w:pPr>
+              <w:jc w:val="center"/>
+            </w:pPr>
+            <w:r>
+              <w:rPr>
+                <w:rFonts w:ascii="Times New Roman" w:hAnsi="Times New Roman"/>
+                <w:sz w:val="26"/>
+              </w:rPr>
+              <w:t>32</w:t>
+            </w:r>
+          </w:p>
+        </w:tc>
+        <w:tc>
+          <w:tcPr>
+            <w:tcW w:type="dxa" w:w="2154"/>
+            <w:tcW w:w="2154" w:type="dxa"/>
+            <w:tcW w:w="2154" w:type="dxa"/>
+          </w:tcPr>
+          <w:p>
+            <w:pPr>
+              <w:jc w:val="both"/>
+            </w:pPr>
+            <w:r>
+              <w:rPr>
+                <w:rFonts w:ascii="Times New Roman" w:hAnsi="Times New Roman"/>
+                <w:sz w:val="26"/>
+              </w:rPr>
+              <w:t>Robot giải quyết vấn đề</w:t>
+            </w:r>
+          </w:p>
+        </w:tc>
+        <w:tc>
+          <w:tcPr>
+            <w:tcW w:type="dxa" w:w="624"/>
+            <w:tcW w:w="623" w:type="dxa"/>
+            <w:tcW w:w="623" w:type="dxa"/>
+          </w:tcPr>
+          <w:p>
+            <w:pPr>
+              <w:jc w:val="center"/>
+            </w:pPr>
+            <w:r>
+              <w:rPr>
+                <w:rFonts w:ascii="Times New Roman" w:hAnsi="Times New Roman"/>
+                <w:sz w:val="26"/>
+              </w:rPr>
+              <w:t>1</w:t>
+            </w:r>
+          </w:p>
+        </w:tc>
+        <w:tc>
+          <w:tcPr>
+            <w:tcW w:type="dxa" w:w="794"/>
+            <w:tcW w:w="793" w:type="dxa"/>
+            <w:tcW w:w="793" w:type="dxa"/>
+          </w:tcPr>
+          <w:p>
+            <w:pPr>
+              <w:jc w:val="center"/>
+            </w:pPr>
+            <w:r>
+              <w:rPr>
+                <w:rFonts w:ascii="Times New Roman" w:hAnsi="Times New Roman"/>
+                <w:sz w:val="26"/>
+              </w:rPr>
+              <w:t>32</w:t>
+            </w:r>
+          </w:p>
+        </w:tc>
+        <w:tc>
+          <w:tcPr>
+            <w:tcW w:type="dxa" w:w="5272"/>
+            <w:tcW w:w="5273" w:type="dxa"/>
+            <w:tcW w:w="5273" w:type="dxa"/>
+          </w:tcPr>
+          <w:p>
+            <w:pPr>
+              <w:jc w:val="both"/>
+            </w:pPr>
+            <w:r>
+              <w:rPr>
+                <w:rFonts w:ascii="Times New Roman" w:hAnsi="Times New Roman"/>
+                <w:sz w:val="26"/>
+              </w:rPr>
+              <w:t>Thử nghiệm, sửa đường đi/lệnh</w:t>
+            </w:r>
+          </w:p>
+        </w:tc>
+      </w:tr>
+      <w:tr>
+        <w:tc>
+          <w:tcPr>
+            <w:tcW w:type="dxa" w:w="510"/>
+            <w:tcW w:w="510" w:type="dxa"/>
+            <w:tcW w:w="510" w:type="dxa"/>
+          </w:tcPr>
+          <w:p>
+            <w:pPr>
+              <w:jc w:val="center"/>
+            </w:pPr>
+            <w:r>
+              <w:rPr>
+                <w:rFonts w:ascii="Times New Roman" w:hAnsi="Times New Roman"/>
+                <w:sz w:val="26"/>
+              </w:rPr>
+              <w:t>33</w:t>
+            </w:r>
+          </w:p>
+        </w:tc>
+        <w:tc>
+          <w:tcPr>
+            <w:tcW w:type="dxa" w:w="2154"/>
+            <w:tcW w:w="2154" w:type="dxa"/>
+            <w:tcW w:w="2154" w:type="dxa"/>
+          </w:tcPr>
+          <w:p>
+            <w:pPr>
+              <w:jc w:val="both"/>
+            </w:pPr>
+            <w:r>
+              <w:rPr>
+                <w:rFonts w:ascii="Times New Roman" w:hAnsi="Times New Roman"/>
+                <w:sz w:val="26"/>
+              </w:rPr>
+              <w:t>AI có thể làm gì?</w:t>
+            </w:r>
+          </w:p>
+        </w:tc>
+        <w:tc>
+          <w:tcPr>
+            <w:tcW w:type="dxa" w:w="624"/>
+            <w:tcW w:w="623" w:type="dxa"/>
+            <w:tcW w:w="623" w:type="dxa"/>
+          </w:tcPr>
+          <w:p>
+            <w:pPr>
+              <w:jc w:val="center"/>
+            </w:pPr>
+            <w:r>
+              <w:rPr>
+                <w:rFonts w:ascii="Times New Roman" w:hAnsi="Times New Roman"/>
+                <w:sz w:val="26"/>
+              </w:rPr>
+              <w:t>1</w:t>
+            </w:r>
+          </w:p>
+        </w:tc>
+        <w:tc>
+          <w:tcPr>
+            <w:tcW w:type="dxa" w:w="794"/>
+            <w:tcW w:w="793" w:type="dxa"/>
+            <w:tcW w:w="793" w:type="dxa"/>
+          </w:tcPr>
+          <w:p>
+            <w:pPr>
+              <w:jc w:val="center"/>
+            </w:pPr>
+            <w:r>
+              <w:rPr>
+                <w:rFonts w:ascii="Times New Roman" w:hAnsi="Times New Roman"/>
+                <w:sz w:val="26"/>
+              </w:rPr>
+              <w:t>33</w:t>
+            </w:r>
+          </w:p>
+        </w:tc>
+        <w:tc>
+          <w:tcPr>
+            <w:tcW w:type="dxa" w:w="5272"/>
+            <w:tcW w:w="5273" w:type="dxa"/>
+            <w:tcW w:w="5273" w:type="dxa"/>
+          </w:tcPr>
+          <w:p>
+            <w:pPr>
+              <w:jc w:val="both"/>
+            </w:pPr>
+            <w:r>
+              <w:rPr>
+                <w:rFonts w:ascii="Times New Roman" w:hAnsi="Times New Roman"/>
+                <w:sz w:val="26"/>
+              </w:rPr>
+              <w:t>Nhận biết ứng dụng AI gần gũi</w:t>
+            </w:r>
+          </w:p>
+        </w:tc>
+      </w:tr>
+      <w:tr>
+        <w:tc>
+          <w:tcPr>
+            <w:tcW w:type="dxa" w:w="510"/>
+            <w:tcW w:w="510" w:type="dxa"/>
+            <w:tcW w:w="510" w:type="dxa"/>
+          </w:tcPr>
+          <w:p>
+            <w:pPr>
+              <w:jc w:val="center"/>
+            </w:pPr>
+            <w:r>
+              <w:rPr>
+                <w:rFonts w:ascii="Times New Roman" w:hAnsi="Times New Roman"/>
+                <w:sz w:val="26"/>
+              </w:rPr>
+              <w:t>34</w:t>
+            </w:r>
+          </w:p>
+        </w:tc>
+        <w:tc>
+          <w:tcPr>
+            <w:tcW w:type="dxa" w:w="2154"/>
+            <w:tcW w:w="2154" w:type="dxa"/>
+            <w:tcW w:w="2154" w:type="dxa"/>
+          </w:tcPr>
+          <w:p>
+            <w:pPr>
+              <w:jc w:val="both"/>
+            </w:pPr>
+            <w:r>
+              <w:rPr>
+                <w:rFonts w:ascii="Times New Roman" w:hAnsi="Times New Roman"/>
+                <w:sz w:val="26"/>
+              </w:rPr>
+              <w:t>AI có thể sai – dữ liệu cần kiểm tra</w:t>
+            </w:r>
+          </w:p>
+        </w:tc>
+        <w:tc>
+          <w:tcPr>
+            <w:tcW w:type="dxa" w:w="624"/>
+            <w:tcW w:w="623" w:type="dxa"/>
+            <w:tcW w:w="623" w:type="dxa"/>
+          </w:tcPr>
+          <w:p>
+            <w:pPr>
+              <w:jc w:val="center"/>
+            </w:pPr>
+            <w:r>
+              <w:rPr>
+                <w:rFonts w:ascii="Times New Roman" w:hAnsi="Times New Roman"/>
+                <w:sz w:val="26"/>
+              </w:rPr>
+              <w:t>1</w:t>
+            </w:r>
+          </w:p>
+        </w:tc>
+        <w:tc>
+          <w:tcPr>
+            <w:tcW w:type="dxa" w:w="794"/>
+            <w:tcW w:w="793" w:type="dxa"/>
+            <w:tcW w:w="793" w:type="dxa"/>
+          </w:tcPr>
+          <w:p>
+            <w:pPr>
+              <w:jc w:val="center"/>
+            </w:pPr>
+            <w:r>
+              <w:rPr>
+                <w:rFonts w:ascii="Times New Roman" w:hAnsi="Times New Roman"/>
+                <w:sz w:val="26"/>
+              </w:rPr>
+              <w:t>34</w:t>
+            </w:r>
+          </w:p>
+        </w:tc>
+        <w:tc>
+          <w:tcPr>
+            <w:tcW w:type="dxa" w:w="5272"/>
+            <w:tcW w:w="5273" w:type="dxa"/>
+            <w:tcW w:w="5273" w:type="dxa"/>
+          </w:tcPr>
+          <w:p>
+            <w:pPr>
+              <w:jc w:val="both"/>
+            </w:pPr>
+            <w:r>
+              <w:rPr>
+                <w:rFonts w:ascii="Times New Roman" w:hAnsi="Times New Roman"/>
+                <w:sz w:val="26"/>
+              </w:rPr>
+              <w:t>Nhận biết giới hạn, không tin mù quáng; bảo vệ dữ liệu cá nhân</w:t>
+            </w:r>
+          </w:p>
+        </w:tc>
+      </w:tr>
+      <w:tr>
+        <w:tc>
+          <w:tcPr>
+            <w:tcW w:type="dxa" w:w="510"/>
+            <w:tcW w:w="510" w:type="dxa"/>
+            <w:tcW w:w="510" w:type="dxa"/>
+          </w:tcPr>
+          <w:p>
+            <w:pPr>
+              <w:jc w:val="center"/>
+            </w:pPr>
+            <w:r>
+              <w:rPr>
+                <w:rFonts w:ascii="Times New Roman" w:hAnsi="Times New Roman"/>
+                <w:sz w:val="26"/>
+              </w:rPr>
+              <w:t>35</w:t>
+            </w:r>
+          </w:p>
+        </w:tc>
+        <w:tc>
+          <w:tcPr>
+            <w:tcW w:type="dxa" w:w="2154"/>
+            <w:tcW w:w="2154" w:type="dxa"/>
+            <w:tcW w:w="2154" w:type="dxa"/>
+          </w:tcPr>
+          <w:p>
+            <w:pPr>
+              <w:jc w:val="both"/>
+            </w:pPr>
+            <w:r>
+              <w:rPr>
+                <w:rFonts w:ascii="Times New Roman" w:hAnsi="Times New Roman"/>
+                <w:sz w:val="26"/>
+              </w:rPr>
+              <w:t>ĐÁNH GIÁ ĐỊNH KỲ 4</w:t>
+            </w:r>
+          </w:p>
+        </w:tc>
+        <w:tc>
+          <w:tcPr>
+            <w:tcW w:type="dxa" w:w="624"/>
+            <w:tcW w:w="623" w:type="dxa"/>
+            <w:tcW w:w="623" w:type="dxa"/>
+          </w:tcPr>
+          <w:p>
+            <w:pPr>
+              <w:jc w:val="center"/>
+            </w:pPr>
+            <w:r>
+              <w:rPr>
+                <w:rFonts w:ascii="Times New Roman" w:hAnsi="Times New Roman"/>
+                <w:sz w:val="26"/>
+              </w:rPr>
+              <w:t>1</w:t>
+            </w:r>
+          </w:p>
+        </w:tc>
+        <w:tc>
+          <w:tcPr>
+            <w:tcW w:type="dxa" w:w="794"/>
+            <w:tcW w:w="793" w:type="dxa"/>
+            <w:tcW w:w="793" w:type="dxa"/>
+          </w:tcPr>
+          <w:p>
+            <w:pPr>
+              <w:jc w:val="center"/>
+            </w:pPr>
+            <w:r>
+              <w:rPr>
+                <w:rFonts w:ascii="Times New Roman" w:hAnsi="Times New Roman"/>
+                <w:sz w:val="26"/>
+              </w:rPr>
+              <w:t>35</w:t>
+            </w:r>
+          </w:p>
+        </w:tc>
+        <w:tc>
+          <w:tcPr>
+            <w:tcW w:type="dxa" w:w="5272"/>
+            <w:tcW w:w="5273" w:type="dxa"/>
+            <w:tcW w:w="5273" w:type="dxa"/>
+          </w:tcPr>
+          <w:p>
+            <w:pPr>
+              <w:jc w:val="both"/>
+            </w:pPr>
+            <w:r>
+              <w:rPr>
+                <w:rFonts w:ascii="Times New Roman" w:hAnsi="Times New Roman"/>
+                <w:sz w:val="26"/>
+              </w:rPr>
+              <w:t>Mini Digital Project: Coding/Robotics/Storytelling</w:t>
+            </w:r>
+          </w:p>
+        </w:tc>
+      </w:tr>
+      <w:tr>
+        <w:tc>
+          <w:tcPr>
+            <w:tcW w:type="dxa" w:w="510"/>
+            <w:tcW w:w="510" w:type="dxa"/>
+            <w:tcW w:w="510" w:type="dxa"/>
+          </w:tcPr>
+          <w:p>
+            <w:pPr>
+              <w:jc w:val="center"/>
+            </w:pPr>
+            <w:r>
+              <w:rPr>
+                <w:rFonts w:ascii="Times New Roman" w:hAnsi="Times New Roman"/>
+                <w:sz w:val="26"/>
+              </w:rPr>
+              <w:t>36</w:t>
+            </w:r>
+          </w:p>
+        </w:tc>
+        <w:tc>
+          <w:tcPr>
+            <w:tcW w:type="dxa" w:w="2154"/>
+            <w:tcW w:w="2154" w:type="dxa"/>
+            <w:tcW w:w="2154" w:type="dxa"/>
+          </w:tcPr>
+          <w:p>
+            <w:pPr>
+              <w:jc w:val="both"/>
+            </w:pPr>
+            <w:r>
+              <w:rPr>
+                <w:rFonts w:ascii="Times New Roman" w:hAnsi="Times New Roman"/>
+                <w:sz w:val="26"/>
+              </w:rPr>
+              <w:t>Ngày hội Young Innovator</w:t>
+            </w:r>
+          </w:p>
+        </w:tc>
+        <w:tc>
+          <w:tcPr>
+            <w:tcW w:type="dxa" w:w="624"/>
+            <w:tcW w:w="623" w:type="dxa"/>
+            <w:tcW w:w="623" w:type="dxa"/>
+          </w:tcPr>
+          <w:p>
+            <w:pPr>
+              <w:jc w:val="center"/>
+            </w:pPr>
+            <w:r>
+              <w:rPr>
+                <w:rFonts w:ascii="Times New Roman" w:hAnsi="Times New Roman"/>
+                <w:sz w:val="26"/>
+              </w:rPr>
+              <w:t>1</w:t>
+            </w:r>
+          </w:p>
+        </w:tc>
+        <w:tc>
+          <w:tcPr>
+            <w:tcW w:type="dxa" w:w="794"/>
+            <w:tcW w:w="793" w:type="dxa"/>
+            <w:tcW w:w="793" w:type="dxa"/>
+          </w:tcPr>
+          <w:p>
+            <w:pPr>
+              <w:jc w:val="center"/>
+            </w:pPr>
+            <w:r>
+              <w:rPr>
+                <w:rFonts w:ascii="Times New Roman" w:hAnsi="Times New Roman"/>
+                <w:sz w:val="26"/>
+              </w:rPr>
+              <w:t>36</w:t>
+            </w:r>
+          </w:p>
+        </w:tc>
+        <w:tc>
+          <w:tcPr>
+            <w:tcW w:type="dxa" w:w="5272"/>
+            <w:tcW w:w="5273" w:type="dxa"/>
+            <w:tcW w:w="5273" w:type="dxa"/>
+          </w:tcPr>
+          <w:p>
+            <w:pPr>
+              <w:jc w:val="both"/>
+            </w:pPr>
+            <w:r>
+              <w:rPr>
+                <w:rFonts w:ascii="Times New Roman" w:hAnsi="Times New Roman"/>
+                <w:sz w:val="26"/>
+              </w:rPr>
+              <w:t>Trưng bày, thuyết trình, phản hồi, nhìn lại tiến bộ</w:t>
             </w:r>
           </w:p>
         </w:tc>
@@ -4602,6 +5131,8 @@
     <w:tbl>
       <w:tblPr>
         <w:tblW w:w="9580" w:type="dxa"/>
+        <w:tblLayout w:type="fixed"/>
+        <w:tblLook w:val="0400" w:firstRow="0" w:lastRow="0" w:firstColumn="0" w:lastColumn="0" w:noHBand="0" w:noVBand="1"/>
         <w:tblBorders>
           <w:top w:val="single" w:sz="4" w:space="0" w:color="000000"/>
           <w:left w:val="single" w:sz="4" w:space="0" w:color="000000"/>
@@ -4610,8 +5141,6 @@
           <w:insideH w:val="single" w:sz="4" w:space="0" w:color="000000"/>
           <w:insideV w:val="single" w:sz="4" w:space="0" w:color="000000"/>
         </w:tblBorders>
-        <w:tblLayout w:type="fixed"/>
-        <w:tblLook w:val="0400" w:firstRow="0" w:lastRow="0" w:firstColumn="0" w:lastColumn="0" w:noHBand="0" w:noVBand="1"/>
       </w:tblPr>
       <w:tblGrid>
         <w:gridCol w:w="1696"/>
@@ -5474,16 +6003,16 @@
         <w:tblStyle w:val="a4"/>
         <w:tblW w:w="9300" w:type="dxa"/>
         <w:tblInd w:w="0" w:type="dxa"/>
-        <w:tblBorders>
-          <w:top w:val="nil"/>
-          <w:left w:val="nil"/>
-          <w:bottom w:val="nil"/>
-          <w:right w:val="nil"/>
-          <w:insideH w:val="nil"/>
-          <w:insideV w:val="nil"/>
-        </w:tblBorders>
         <w:tblLayout w:type="fixed"/>
         <w:tblLook w:val="0400" w:firstRow="0" w:lastRow="0" w:firstColumn="0" w:lastColumn="0" w:noHBand="0" w:noVBand="1"/>
+        <w:tblBorders>
+          <w:top w:val="single" w:sz="4" w:space="0" w:color="000000"/>
+          <w:left w:val="single" w:sz="4" w:space="0" w:color="000000"/>
+          <w:bottom w:val="single" w:sz="4" w:space="0" w:color="000000"/>
+          <w:right w:val="single" w:sz="4" w:space="0" w:color="000000"/>
+          <w:insideH w:val="single" w:sz="4" w:space="0" w:color="000000"/>
+          <w:insideV w:val="single" w:sz="4" w:space="0" w:color="000000"/>
+        </w:tblBorders>
       </w:tblPr>
       <w:tblGrid>
         <w:gridCol w:w="4650"/>
@@ -6940,6 +7469,10 @@
     <w:name w:val="Normal"/>
     <w:qFormat/>
     <w:rsid w:val="00545BE2"/>
+    <w:rPr>
+      <w:rFonts w:ascii="Times New Roman" w:hAnsi="Times New Roman"/>
+      <w:sz w:val="26"/>
+    </w:rPr>
   </w:style>
   <w:style w:type="paragraph" w:styleId="Heading1">
     <w:name w:val="heading 1"/>
